--- a/General Safety Induction/2023_StructuresLab_Safety_Template_final.docx
+++ b/General Safety Induction/2023_StructuresLab_Safety_Template_final.docx
@@ -1,6 +1,6 @@
 
 <file path=word/document.xml><?xml version="1.0" encoding="utf-8"?>
-<w:document xmlns:wpc="http://schemas.microsoft.com/office/word/2010/wordprocessingCanvas" xmlns:cx="http://schemas.microsoft.com/office/drawing/2014/chartex" xmlns:cx1="http://schemas.microsoft.com/office/drawing/2015/9/8/chartex" xmlns:cx2="http://schemas.microsoft.com/office/drawing/2015/10/21/chartex" xmlns:cx3="http://schemas.microsoft.com/office/drawing/2016/5/9/chartex" xmlns:cx4="http://schemas.microsoft.com/office/drawing/2016/5/10/chartex" xmlns:cx5="http://schemas.microsoft.com/office/drawing/2016/5/11/chartex" xmlns:cx6="http://schemas.microsoft.com/office/drawing/2016/5/12/chartex" xmlns:cx7="http://schemas.microsoft.com/office/drawing/2016/5/13/chartex" xmlns:cx8="http://schemas.microsoft.com/office/drawing/2016/5/14/chartex" xmlns:mc="http://schemas.openxmlformats.org/markup-compatibility/2006" xmlns:aink="http://schemas.microsoft.com/office/drawing/2016/ink" xmlns:am3d="http://schemas.microsoft.com/office/drawing/2017/model3d" xmlns:o="urn:schemas-microsoft-com:office:office" xmlns:oel="http://schemas.microsoft.com/office/2019/extlst" xmlns:r="http://schemas.openxmlformats.org/officeDocument/2006/relationships" xmlns:m="http://schemas.openxmlformats.org/officeDocument/2006/math" xmlns:v="urn:schemas-microsoft-com:vml" xmlns:wp14="http://schemas.microsoft.com/office/word/2010/wordprocessingDrawing" xmlns:wp="http://schemas.openxmlformats.org/drawingml/2006/wordprocessingDrawing" xmlns:w10="urn:schemas-microsoft-com:office:word" xmlns:w="http://schemas.openxmlformats.org/wordprocessingml/2006/main" xmlns:w14="http://schemas.microsoft.com/office/word/2010/wordml" xmlns:w15="http://schemas.microsoft.com/office/word/2012/wordml" xmlns:w16cex="http://schemas.microsoft.com/office/word/2018/wordml/cex" xmlns:w16cid="http://schemas.microsoft.com/office/word/2016/wordml/cid" xmlns:w16="http://schemas.microsoft.com/office/word/2018/wordml" xmlns:w16du="http://schemas.microsoft.com/office/word/2023/wordml/word16du" xmlns:w16sdtdh="http://schemas.microsoft.com/office/word/2020/wordml/sdtdatahash" xmlns:w16se="http://schemas.microsoft.com/office/word/2015/wordml/symex" xmlns:wpg="http://schemas.microsoft.com/office/word/2010/wordprocessingGroup" xmlns:wpi="http://schemas.microsoft.com/office/word/2010/wordprocessingInk" xmlns:wne="http://schemas.microsoft.com/office/word/2006/wordml" xmlns:wps="http://schemas.microsoft.com/office/word/2010/wordprocessingShape" mc:Ignorable="w14 w15 w16se w16cid w16 w16cex w16sdtdh wp14">
+<w:document xmlns:wpc="http://schemas.microsoft.com/office/word/2010/wordprocessingCanvas" xmlns:cx="http://schemas.microsoft.com/office/drawing/2014/chartex" xmlns:cx1="http://schemas.microsoft.com/office/drawing/2015/9/8/chartex" xmlns:cx2="http://schemas.microsoft.com/office/drawing/2015/10/21/chartex" xmlns:cx3="http://schemas.microsoft.com/office/drawing/2016/5/9/chartex" xmlns:cx4="http://schemas.microsoft.com/office/drawing/2016/5/10/chartex" xmlns:cx5="http://schemas.microsoft.com/office/drawing/2016/5/11/chartex" xmlns:cx6="http://schemas.microsoft.com/office/drawing/2016/5/12/chartex" xmlns:cx7="http://schemas.microsoft.com/office/drawing/2016/5/13/chartex" xmlns:cx8="http://schemas.microsoft.com/office/drawing/2016/5/14/chartex" xmlns:mc="http://schemas.openxmlformats.org/markup-compatibility/2006" xmlns:aink="http://schemas.microsoft.com/office/drawing/2016/ink" xmlns:am3d="http://schemas.microsoft.com/office/drawing/2017/model3d" xmlns:o="urn:schemas-microsoft-com:office:office" xmlns:oel="http://schemas.microsoft.com/office/2019/extlst" xmlns:r="http://schemas.openxmlformats.org/officeDocument/2006/relationships" xmlns:m="http://schemas.openxmlformats.org/officeDocument/2006/math" xmlns:v="urn:schemas-microsoft-com:vml" xmlns:wp14="http://schemas.microsoft.com/office/word/2010/wordprocessingDrawing" xmlns:wp="http://schemas.openxmlformats.org/drawingml/2006/wordprocessingDrawing" xmlns:w10="urn:schemas-microsoft-com:office:word" xmlns:w="http://schemas.openxmlformats.org/wordprocessingml/2006/main" xmlns:w14="http://schemas.microsoft.com/office/word/2010/wordml" xmlns:w15="http://schemas.microsoft.com/office/word/2012/wordml" xmlns:w16cex="http://schemas.microsoft.com/office/word/2018/wordml/cex" xmlns:w16cid="http://schemas.microsoft.com/office/word/2016/wordml/cid" xmlns:w16="http://schemas.microsoft.com/office/word/2018/wordml" xmlns:w16sdtdh="http://schemas.microsoft.com/office/word/2020/wordml/sdtdatahash" xmlns:w16se="http://schemas.microsoft.com/office/word/2015/wordml/symex" xmlns:wpg="http://schemas.microsoft.com/office/word/2010/wordprocessingGroup" xmlns:wpi="http://schemas.microsoft.com/office/word/2010/wordprocessingInk" xmlns:wne="http://schemas.microsoft.com/office/word/2006/wordml" xmlns:wps="http://schemas.microsoft.com/office/word/2010/wordprocessingShape" mc:Ignorable="w14 w15 w16se w16cid w16 w16cex w16sdtdh wp14">
   <w:body>
     <w:p>
       <w:pPr>
@@ -79,16 +79,7 @@
                                 <w:sz w:val="48"/>
                                 <w:szCs w:val="18"/>
                               </w:rPr>
-                              <w:t xml:space="preserve"> </w:t>
-                            </w:r>
-                            <w:r>
-                              <w:rPr>
-                                <w:rFonts w:ascii="Arial" w:eastAsia="Arial" w:hAnsi="Arial"/>
-                                <w:sz w:val="44"/>
-                                <w:szCs w:val="44"/>
-                                <w:highlight w:val="yellow"/>
-                              </w:rPr>
-                              <w:t>[Insert lab title]</w:t>
+                              <w:t>Electromagnet</w:t>
                             </w:r>
                             <w:r>
                               <w:rPr>
@@ -125,128 +116,8 @@
                                 <w:rFonts w:ascii="Arial" w:eastAsia="Arial" w:hAnsi="Arial"/>
                                 <w:sz w:val="28"/>
                                 <w:szCs w:val="28"/>
-                                <w:highlight w:val="yellow"/>
-                              </w:rPr>
-                              <w:t>[</w:t>
-                            </w:r>
-                            <w:r>
-                              <w:rPr>
-                                <w:rFonts w:ascii="Arial" w:eastAsia="Arial" w:hAnsi="Arial"/>
-                                <w:sz w:val="28"/>
-                                <w:szCs w:val="28"/>
-                                <w:highlight w:val="yellow"/>
-                              </w:rPr>
-                              <w:t xml:space="preserve">Insert </w:t>
-                            </w:r>
-                            <w:r>
-                              <w:rPr>
-                                <w:rFonts w:ascii="Arial" w:eastAsia="Arial" w:hAnsi="Arial"/>
-                                <w:sz w:val="28"/>
-                                <w:szCs w:val="28"/>
-                                <w:highlight w:val="yellow"/>
-                              </w:rPr>
-                              <w:t>t</w:t>
-                            </w:r>
-                            <w:r>
-                              <w:rPr>
-                                <w:rFonts w:ascii="Arial" w:eastAsia="Arial" w:hAnsi="Arial"/>
-                                <w:sz w:val="28"/>
-                                <w:szCs w:val="28"/>
-                                <w:highlight w:val="yellow"/>
-                              </w:rPr>
-                              <w:t xml:space="preserve">itle of </w:t>
-                            </w:r>
-                            <w:r>
-                              <w:rPr>
-                                <w:rFonts w:ascii="Arial" w:eastAsia="Arial" w:hAnsi="Arial"/>
-                                <w:sz w:val="28"/>
-                                <w:szCs w:val="28"/>
-                                <w:highlight w:val="yellow"/>
-                              </w:rPr>
-                              <w:t>t</w:t>
-                            </w:r>
-                            <w:r>
-                              <w:rPr>
-                                <w:rFonts w:ascii="Arial" w:eastAsia="Arial" w:hAnsi="Arial"/>
-                                <w:sz w:val="28"/>
-                                <w:szCs w:val="28"/>
-                                <w:highlight w:val="yellow"/>
-                              </w:rPr>
-                              <w:t>esting</w:t>
-                            </w:r>
-                            <w:r>
-                              <w:rPr>
-                                <w:rFonts w:ascii="Arial" w:eastAsia="Arial" w:hAnsi="Arial"/>
-                                <w:sz w:val="28"/>
-                                <w:szCs w:val="28"/>
-                                <w:highlight w:val="yellow"/>
-                              </w:rPr>
-                              <w:t xml:space="preserve">. </w:t>
-                            </w:r>
-                            <w:r>
-                              <w:rPr>
-                                <w:rFonts w:ascii="Arial" w:eastAsia="Arial" w:hAnsi="Arial"/>
-                                <w:sz w:val="28"/>
-                                <w:szCs w:val="28"/>
-                                <w:highlight w:val="yellow"/>
-                              </w:rPr>
-                              <w:t>e.g.,</w:t>
-                            </w:r>
-                            <w:r>
-                              <w:rPr>
-                                <w:rFonts w:ascii="Arial" w:eastAsia="Arial" w:hAnsi="Arial"/>
-                                <w:sz w:val="28"/>
-                                <w:szCs w:val="28"/>
-                                <w:highlight w:val="yellow"/>
-                              </w:rPr>
-                              <w:t xml:space="preserve"> Tensile </w:t>
-                            </w:r>
-                            <w:r>
-                              <w:rPr>
-                                <w:rFonts w:ascii="Arial" w:eastAsia="Arial" w:hAnsi="Arial"/>
-                                <w:sz w:val="28"/>
-                                <w:szCs w:val="28"/>
-                                <w:highlight w:val="yellow"/>
-                              </w:rPr>
-                              <w:t>T</w:t>
-                            </w:r>
-                            <w:r>
-                              <w:rPr>
-                                <w:rFonts w:ascii="Arial" w:eastAsia="Arial" w:hAnsi="Arial"/>
-                                <w:sz w:val="28"/>
-                                <w:szCs w:val="28"/>
-                                <w:highlight w:val="yellow"/>
-                              </w:rPr>
-                              <w:t xml:space="preserve">esting of Titanium </w:t>
-                            </w:r>
-                            <w:proofErr w:type="spellStart"/>
-                            <w:r>
-                              <w:rPr>
-                                <w:rFonts w:ascii="Arial" w:eastAsia="Arial" w:hAnsi="Arial"/>
-                                <w:sz w:val="28"/>
-                                <w:szCs w:val="28"/>
-                                <w:highlight w:val="yellow"/>
-                              </w:rPr>
-                              <w:t>Dogbone</w:t>
-                            </w:r>
-                            <w:proofErr w:type="spellEnd"/>
-                            <w:r>
-                              <w:rPr>
-                                <w:rFonts w:ascii="Arial" w:eastAsia="Arial" w:hAnsi="Arial"/>
-                                <w:sz w:val="28"/>
-                                <w:szCs w:val="28"/>
-                                <w:highlight w:val="yellow"/>
-                              </w:rPr>
-                              <w:t xml:space="preserve"> Samples</w:t>
-                            </w:r>
-                            <w:r>
-                              <w:rPr>
-                                <w:rFonts w:ascii="Arial" w:eastAsia="Arial" w:hAnsi="Arial"/>
-                                <w:sz w:val="28"/>
-                                <w:szCs w:val="28"/>
-                                <w:highlight w:val="yellow"/>
-                              </w:rPr>
-                              <w:t>]</w:t>
+                              </w:rPr>
+                              <w:t>Electromagnetic Holding Torque and Deflection Testing</w:t>
                             </w:r>
                           </w:p>
                           <w:p>
@@ -323,27 +194,8 @@
                                       <w:rFonts w:ascii="Arial" w:eastAsia="Arial" w:hAnsi="Arial"/>
                                       <w:sz w:val="24"/>
                                       <w:szCs w:val="24"/>
-                                      <w:highlight w:val="yellow"/>
                                     </w:rPr>
-                                    <w:t>[</w:t>
-                                  </w:r>
-                                  <w:r>
-                                    <w:rPr>
-                                      <w:rFonts w:ascii="Arial" w:eastAsia="Arial" w:hAnsi="Arial"/>
-                                      <w:sz w:val="24"/>
-                                      <w:szCs w:val="24"/>
-                                      <w:highlight w:val="yellow"/>
-                                    </w:rPr>
-                                    <w:t>DD/MM/YYYY</w:t>
-                                  </w:r>
-                                  <w:r>
-                                    <w:rPr>
-                                      <w:rFonts w:ascii="Arial" w:eastAsia="Arial" w:hAnsi="Arial"/>
-                                      <w:sz w:val="24"/>
-                                      <w:szCs w:val="24"/>
-                                      <w:highlight w:val="yellow"/>
-                                    </w:rPr>
-                                    <w:t>]</w:t>
+                                    <w:t>07/09/2026</w:t>
                                   </w:r>
                                 </w:p>
                               </w:tc>
@@ -402,27 +254,8 @@
                                       <w:rFonts w:ascii="Arial" w:eastAsia="Arial" w:hAnsi="Arial"/>
                                       <w:sz w:val="24"/>
                                       <w:szCs w:val="24"/>
-                                      <w:highlight w:val="yellow"/>
                                     </w:rPr>
-                                    <w:t xml:space="preserve">[insert </w:t>
-                                  </w:r>
-                                  <w:r>
-                                    <w:rPr>
-                                      <w:rFonts w:ascii="Arial" w:eastAsia="Arial" w:hAnsi="Arial"/>
-                                      <w:sz w:val="24"/>
-                                      <w:szCs w:val="24"/>
-                                      <w:highlight w:val="yellow"/>
-                                    </w:rPr>
-                                    <w:t>student name + surname, student nr.</w:t>
-                                  </w:r>
-                                  <w:r>
-                                    <w:rPr>
-                                      <w:rFonts w:ascii="Arial" w:eastAsia="Arial" w:hAnsi="Arial"/>
-                                      <w:sz w:val="24"/>
-                                      <w:szCs w:val="24"/>
-                                      <w:highlight w:val="yellow"/>
-                                    </w:rPr>
-                                    <w:t>]</w:t>
+                                    <w:t>Lena Matota, 24989142</w:t>
                                   </w:r>
                                 </w:p>
                               </w:tc>
@@ -481,27 +314,8 @@
                                       <w:rFonts w:ascii="Arial" w:eastAsia="Arial" w:hAnsi="Arial"/>
                                       <w:sz w:val="24"/>
                                       <w:szCs w:val="24"/>
-                                      <w:highlight w:val="yellow"/>
                                     </w:rPr>
-                                    <w:t xml:space="preserve">[insert </w:t>
-                                  </w:r>
-                                  <w:r>
-                                    <w:rPr>
-                                      <w:rFonts w:ascii="Arial" w:eastAsia="Arial" w:hAnsi="Arial"/>
-                                      <w:sz w:val="24"/>
-                                      <w:szCs w:val="24"/>
-                                      <w:highlight w:val="yellow"/>
-                                    </w:rPr>
-                                    <w:t>student cell number</w:t>
-                                  </w:r>
-                                  <w:r>
-                                    <w:rPr>
-                                      <w:rFonts w:ascii="Arial" w:eastAsia="Arial" w:hAnsi="Arial"/>
-                                      <w:sz w:val="24"/>
-                                      <w:szCs w:val="24"/>
-                                      <w:highlight w:val="yellow"/>
-                                    </w:rPr>
-                                    <w:t>]</w:t>
+                                    <w:t>+27 71 569 2349</w:t>
                                   </w:r>
                                 </w:p>
                               </w:tc>
@@ -560,27 +374,8 @@
                                       <w:rFonts w:ascii="Arial" w:eastAsia="Arial" w:hAnsi="Arial"/>
                                       <w:sz w:val="24"/>
                                       <w:szCs w:val="24"/>
-                                      <w:highlight w:val="yellow"/>
                                     </w:rPr>
-                                    <w:t xml:space="preserve">[insert </w:t>
-                                  </w:r>
-                                  <w:r>
-                                    <w:rPr>
-                                      <w:rFonts w:ascii="Arial" w:eastAsia="Arial" w:hAnsi="Arial"/>
-                                      <w:sz w:val="24"/>
-                                      <w:szCs w:val="24"/>
-                                      <w:highlight w:val="yellow"/>
-                                    </w:rPr>
-                                    <w:t>supervisor name + surname</w:t>
-                                  </w:r>
-                                  <w:r>
-                                    <w:rPr>
-                                      <w:rFonts w:ascii="Arial" w:eastAsia="Arial" w:hAnsi="Arial"/>
-                                      <w:sz w:val="24"/>
-                                      <w:szCs w:val="24"/>
-                                      <w:highlight w:val="yellow"/>
-                                    </w:rPr>
-                                    <w:t>]</w:t>
+                                    <w:t>Kristiaan Schreve</w:t>
                                   </w:r>
                                 </w:p>
                               </w:tc>
@@ -639,27 +434,8 @@
                                       <w:rFonts w:ascii="Arial" w:eastAsia="Arial" w:hAnsi="Arial"/>
                                       <w:sz w:val="24"/>
                                       <w:szCs w:val="24"/>
-                                      <w:highlight w:val="yellow"/>
                                     </w:rPr>
-                                    <w:t>[insert lab engineer</w:t>
-                                  </w:r>
-                                  <w:r>
-                                    <w:rPr>
-                                      <w:rFonts w:ascii="Arial" w:eastAsia="Arial" w:hAnsi="Arial"/>
-                                      <w:sz w:val="24"/>
-                                      <w:szCs w:val="24"/>
-                                      <w:highlight w:val="yellow"/>
-                                    </w:rPr>
-                                    <w:t xml:space="preserve"> responsible for lab</w:t>
-                                  </w:r>
-                                  <w:r>
-                                    <w:rPr>
-                                      <w:rFonts w:ascii="Arial" w:eastAsia="Arial" w:hAnsi="Arial"/>
-                                      <w:sz w:val="24"/>
-                                      <w:szCs w:val="24"/>
-                                      <w:highlight w:val="yellow"/>
-                                    </w:rPr>
-                                    <w:t>]</w:t>
+                                    <w:t>Karl Zapke</w:t>
                                   </w:r>
                                 </w:p>
                               </w:tc>
@@ -717,50 +493,7 @@
                                       <w:sz w:val="24"/>
                                       <w:szCs w:val="24"/>
                                     </w:rPr>
-                                    <w:t xml:space="preserve">Mr </w:t>
-                                  </w:r>
-                                  <w:r>
-                                    <w:rPr>
-                                      <w:rFonts w:ascii="Arial" w:eastAsia="Arial" w:hAnsi="Arial"/>
-                                      <w:sz w:val="24"/>
-                                      <w:szCs w:val="24"/>
-                                    </w:rPr>
-                                    <w:t>Cobus</w:t>
-                                  </w:r>
-                                  <w:r>
-                                    <w:rPr>
-                                      <w:rFonts w:ascii="Arial" w:eastAsia="Arial" w:hAnsi="Arial"/>
-                                      <w:sz w:val="24"/>
-                                      <w:szCs w:val="24"/>
-                                    </w:rPr>
-                                    <w:t xml:space="preserve"> </w:t>
-                                  </w:r>
-                                  <w:proofErr w:type="spellStart"/>
-                                  <w:r>
-                                    <w:rPr>
-                                      <w:rFonts w:ascii="Arial" w:eastAsia="Arial" w:hAnsi="Arial"/>
-                                      <w:sz w:val="24"/>
-                                      <w:szCs w:val="24"/>
-                                    </w:rPr>
-                                    <w:t>Zietsman</w:t>
-                                  </w:r>
-                                  <w:proofErr w:type="spellEnd"/>
-                                  <w:r>
-                                    <w:rPr>
-                                      <w:rFonts w:ascii="Arial" w:eastAsia="Arial" w:hAnsi="Arial"/>
-                                      <w:sz w:val="24"/>
-                                      <w:szCs w:val="24"/>
-                                    </w:rPr>
-                                    <w:t xml:space="preserve"> </w:t>
-                                  </w:r>
-                                  <w:r>
-                                    <w:rPr>
-                                      <w:rFonts w:ascii="Arial" w:eastAsia="Arial" w:hAnsi="Arial"/>
-                                      <w:sz w:val="24"/>
-                                      <w:szCs w:val="24"/>
-                                      <w:highlight w:val="yellow"/>
-                                    </w:rPr>
-                                    <w:t>[unless otherwise]</w:t>
+                                    <w:t>Mr Cobus Zietsman</w:t>
                                   </w:r>
                                 </w:p>
                               </w:tc>
@@ -960,7 +693,6 @@
                                       <w:rFonts w:ascii="Arial" w:eastAsia="Arial" w:hAnsi="Arial"/>
                                       <w:sz w:val="24"/>
                                       <w:szCs w:val="24"/>
-                                      <w:highlight w:val="yellow"/>
                                     </w:rPr>
                                     <w:t>[insert lab engineer]</w:t>
                                   </w:r>
@@ -984,18 +716,8 @@
                                       <w:rFonts w:ascii="Arial" w:eastAsia="Arial" w:hAnsi="Arial"/>
                                       <w:sz w:val="24"/>
                                       <w:szCs w:val="24"/>
-                                      <w:highlight w:val="yellow"/>
                                     </w:rPr>
-                                    <w:t>[insert</w:t>
-                                  </w:r>
-                                  <w:r>
-                                    <w:rPr>
-                                      <w:rFonts w:ascii="Arial" w:eastAsia="Arial" w:hAnsi="Arial"/>
-                                      <w:sz w:val="24"/>
-                                      <w:szCs w:val="24"/>
-                                      <w:highlight w:val="yellow"/>
-                                    </w:rPr>
-                                    <w:t xml:space="preserve"> room nr.]</w:t>
+                                    <w:t>M6029</w:t>
                                   </w:r>
                                   <w:r>
                                     <w:rPr>
@@ -1048,9 +770,8 @@
                                       <w:rFonts w:ascii="Arial" w:eastAsia="Arial" w:hAnsi="Arial"/>
                                       <w:sz w:val="24"/>
                                       <w:szCs w:val="24"/>
-                                      <w:highlight w:val="yellow"/>
                                     </w:rPr>
-                                    <w:t>[insert cell number]</w:t>
+                                    <w:t>082 714 9512</w:t>
                                   </w:r>
                                 </w:p>
                               </w:tc>
@@ -1117,16 +838,7 @@
                                       <w:sz w:val="24"/>
                                       <w:szCs w:val="24"/>
                                     </w:rPr>
-                                    <w:t xml:space="preserve"> </w:t>
-                                  </w:r>
-                                  <w:r>
-                                    <w:rPr>
-                                      <w:rFonts w:ascii="Arial" w:eastAsia="Arial" w:hAnsi="Arial"/>
-                                      <w:sz w:val="24"/>
-                                      <w:szCs w:val="24"/>
-                                      <w:highlight w:val="yellow"/>
-                                    </w:rPr>
-                                    <w:t>[unless other]</w:t>
+                                    <w:t xml:space="preserve"> [unless other]</w:t>
                                   </w:r>
                                 </w:p>
                               </w:tc>
@@ -1624,9 +1336,8 @@
                                       <w:rFonts w:ascii="Arial" w:eastAsia="Arial" w:hAnsi="Arial"/>
                                       <w:sz w:val="22"/>
                                       <w:szCs w:val="22"/>
-                                      <w:highlight w:val="yellow"/>
                                     </w:rPr>
-                                    <w:t>[insert name]</w:t>
+                                    <w:t>Lena Matota</w:t>
                                   </w:r>
                                   <w:r>
                                     <w:rPr>
@@ -1713,9 +1424,8 @@
                                       <w:rFonts w:ascii="Arial" w:eastAsia="Arial" w:hAnsi="Arial"/>
                                       <w:sz w:val="22"/>
                                       <w:szCs w:val="22"/>
-                                      <w:highlight w:val="yellow"/>
                                     </w:rPr>
-                                    <w:t>[insert name]</w:t>
+                                    <w:t>Kristiaan Schreve</w:t>
                                   </w:r>
                                   <w:r>
                                     <w:rPr>
@@ -1801,9 +1511,8 @@
                                       <w:rFonts w:ascii="Arial" w:eastAsia="Arial" w:hAnsi="Arial"/>
                                       <w:sz w:val="22"/>
                                       <w:szCs w:val="22"/>
-                                      <w:highlight w:val="yellow"/>
                                     </w:rPr>
-                                    <w:t>[insert name]</w:t>
+                                    <w:t>Karl Zapke</w:t>
                                   </w:r>
                                   <w:r>
                                     <w:rPr>
@@ -1881,42 +1590,7 @@
                                       <w:sz w:val="22"/>
                                       <w:szCs w:val="22"/>
                                     </w:rPr>
-                                    <w:t xml:space="preserve">(C </w:t>
-                                  </w:r>
-                                  <w:proofErr w:type="spellStart"/>
-                                  <w:r>
-                                    <w:rPr>
-                                      <w:rFonts w:ascii="Arial" w:eastAsia="Arial" w:hAnsi="Arial"/>
-                                      <w:sz w:val="22"/>
-                                      <w:szCs w:val="22"/>
-                                    </w:rPr>
-                                    <w:t>Zietsman</w:t>
-                                  </w:r>
-                                  <w:proofErr w:type="spellEnd"/>
-                                  <w:r>
-                                    <w:rPr>
-                                      <w:rFonts w:ascii="Arial" w:eastAsia="Arial" w:hAnsi="Arial"/>
-                                      <w:sz w:val="22"/>
-                                      <w:szCs w:val="22"/>
-                                    </w:rPr>
-                                    <w:t>)</w:t>
-                                  </w:r>
-                                  <w:r>
-                                    <w:rPr>
-                                      <w:rFonts w:ascii="Arial" w:eastAsia="Arial" w:hAnsi="Arial"/>
-                                      <w:sz w:val="22"/>
-                                      <w:szCs w:val="22"/>
-                                    </w:rPr>
-                                    <w:t xml:space="preserve"> </w:t>
-                                  </w:r>
-                                  <w:r>
-                                    <w:rPr>
-                                      <w:rFonts w:ascii="Arial" w:eastAsia="Arial" w:hAnsi="Arial"/>
-                                      <w:sz w:val="22"/>
-                                      <w:szCs w:val="22"/>
-                                      <w:highlight w:val="yellow"/>
-                                    </w:rPr>
-                                    <w:t>[unless other]</w:t>
+                                    <w:t>(C Zietsman)</w:t>
                                   </w:r>
                                 </w:p>
                               </w:tc>
@@ -2034,11 +1708,12 @@
                                 </w:rPr>
                                 <w:id w:val="-1999558903"/>
                                 <w14:checkbox>
-                                  <w14:checked w14:val="0"/>
+                                  <w14:checked w14:val="1"/>
                                   <w14:checkedState w14:val="2612" w14:font="MS Gothic"/>
                                   <w14:uncheckedState w14:val="2610" w14:font="MS Gothic"/>
                                 </w14:checkbox>
                               </w:sdtPr>
+                              <w:sdtEndPr/>
                               <w:sdtContent>
                                 <w:r>
                                   <w:rPr>
@@ -2046,7 +1721,7 @@
                                     <w:sz w:val="18"/>
                                     <w:szCs w:val="18"/>
                                   </w:rPr>
-                                  <w:t>☐</w:t>
+                                  <w:t>☒</w:t>
                                 </w:r>
                               </w:sdtContent>
                             </w:sdt>
@@ -2064,25 +1739,7 @@
                                 <w:sz w:val="18"/>
                                 <w:szCs w:val="18"/>
                               </w:rPr>
-                              <w:t xml:space="preserve">No pressure vessels or pipes with pressure </w:t>
-                            </w:r>
-                            <w:proofErr w:type="gramStart"/>
-                            <w:r>
-                              <w:rPr>
-                                <w:rFonts w:ascii="Arial" w:hAnsi="Arial"/>
-                                <w:sz w:val="18"/>
-                                <w:szCs w:val="18"/>
-                              </w:rPr>
-                              <w:t>in excess of</w:t>
-                            </w:r>
-                            <w:proofErr w:type="gramEnd"/>
-                            <w:r>
-                              <w:rPr>
-                                <w:rFonts w:ascii="Arial" w:hAnsi="Arial"/>
-                                <w:sz w:val="18"/>
-                                <w:szCs w:val="18"/>
-                              </w:rPr>
-                              <w:t xml:space="preserve"> 50kPa are involved in this project</w:t>
+                              <w:t>No pressure vessels or pipes with pressure in excess of 50kPa are involved in this project</w:t>
                             </w:r>
                             <w:r>
                               <w:rPr>
@@ -2115,6 +1772,7 @@
                                   <w14:uncheckedState w14:val="2610" w14:font="MS Gothic"/>
                                 </w14:checkbox>
                               </w:sdtPr>
+                              <w:sdtEndPr/>
                               <w:sdtContent>
                                 <w:r>
                                   <w:rPr>
@@ -2148,25 +1806,23 @@
                                 <w:sz w:val="18"/>
                                 <w:szCs w:val="18"/>
                               </w:rPr>
-                              <w:t xml:space="preserve">vessels or pipes </w:t>
+                              <w:t>vessels or pipes in excess of</w:t>
                             </w:r>
-                            <w:proofErr w:type="gramStart"/>
                             <w:r>
                               <w:rPr>
                                 <w:rFonts w:ascii="Arial" w:hAnsi="Arial"/>
                                 <w:sz w:val="18"/>
                                 <w:szCs w:val="18"/>
                               </w:rPr>
-                              <w:t>in excess of</w:t>
+                              <w:t xml:space="preserve"> 50k</w:t>
                             </w:r>
-                            <w:proofErr w:type="gramEnd"/>
                             <w:r>
                               <w:rPr>
                                 <w:rFonts w:ascii="Arial" w:hAnsi="Arial"/>
                                 <w:sz w:val="18"/>
                                 <w:szCs w:val="18"/>
                               </w:rPr>
-                              <w:t xml:space="preserve"> 50k</w:t>
+                              <w:t>P</w:t>
                             </w:r>
                             <w:r>
                               <w:rPr>
@@ -2174,7 +1830,7 @@
                                 <w:sz w:val="18"/>
                                 <w:szCs w:val="18"/>
                               </w:rPr>
-                              <w:t>P</w:t>
+                              <w:t>a</w:t>
                             </w:r>
                             <w:r>
                               <w:rPr>
@@ -2182,7 +1838,7 @@
                                 <w:sz w:val="18"/>
                                 <w:szCs w:val="18"/>
                               </w:rPr>
-                              <w:t>a</w:t>
+                              <w:t xml:space="preserve"> are involved</w:t>
                             </w:r>
                             <w:r>
                               <w:rPr>
@@ -2190,7 +1846,7 @@
                                 <w:sz w:val="18"/>
                                 <w:szCs w:val="18"/>
                               </w:rPr>
-                              <w:t xml:space="preserve"> are involved</w:t>
+                              <w:t xml:space="preserve"> – </w:t>
                             </w:r>
                             <w:r>
                               <w:rPr>
@@ -2198,7 +1854,7 @@
                                 <w:sz w:val="18"/>
                                 <w:szCs w:val="18"/>
                               </w:rPr>
-                              <w:t xml:space="preserve"> – </w:t>
+                              <w:t>additional</w:t>
                             </w:r>
                             <w:r>
                               <w:rPr>
@@ -2206,7 +1862,7 @@
                                 <w:sz w:val="18"/>
                                 <w:szCs w:val="18"/>
                               </w:rPr>
-                              <w:t>additional</w:t>
+                              <w:t xml:space="preserve"> </w:t>
                             </w:r>
                             <w:r>
                               <w:rPr>
@@ -2214,7 +1870,7 @@
                                 <w:sz w:val="18"/>
                                 <w:szCs w:val="18"/>
                               </w:rPr>
-                              <w:t xml:space="preserve"> </w:t>
+                              <w:t>signature</w:t>
                             </w:r>
                             <w:r>
                               <w:rPr>
@@ -2222,7 +1878,7 @@
                                 <w:sz w:val="18"/>
                                 <w:szCs w:val="18"/>
                               </w:rPr>
-                              <w:t>signature</w:t>
+                              <w:t xml:space="preserve"> and report</w:t>
                             </w:r>
                             <w:r>
                               <w:rPr>
@@ -2230,7 +1886,7 @@
                                 <w:sz w:val="18"/>
                                 <w:szCs w:val="18"/>
                               </w:rPr>
-                              <w:t xml:space="preserve"> and report</w:t>
+                              <w:t xml:space="preserve"> required</w:t>
                             </w:r>
                             <w:r>
                               <w:rPr>
@@ -2238,33 +1894,7 @@
                                 <w:sz w:val="18"/>
                                 <w:szCs w:val="18"/>
                               </w:rPr>
-                              <w:t xml:space="preserve"> required</w:t>
-                            </w:r>
-                            <w:r>
-                              <w:rPr>
-                                <w:rFonts w:ascii="Arial" w:hAnsi="Arial"/>
-                                <w:sz w:val="18"/>
-                                <w:szCs w:val="18"/>
-                              </w:rPr>
-                              <w:t xml:space="preserve"> (refer to Safety Report Guidelines on </w:t>
-                            </w:r>
-                            <w:proofErr w:type="spellStart"/>
-                            <w:r>
-                              <w:rPr>
-                                <w:rFonts w:ascii="Arial" w:hAnsi="Arial"/>
-                                <w:sz w:val="18"/>
-                                <w:szCs w:val="18"/>
-                              </w:rPr>
-                              <w:t>SUNLearn</w:t>
-                            </w:r>
-                            <w:proofErr w:type="spellEnd"/>
-                            <w:r>
-                              <w:rPr>
-                                <w:rFonts w:ascii="Arial" w:hAnsi="Arial"/>
-                                <w:sz w:val="18"/>
-                                <w:szCs w:val="18"/>
-                              </w:rPr>
-                              <w:t>)</w:t>
+                              <w:t xml:space="preserve"> (refer to Safety Report Guidelines on SUNLearn)</w:t>
                             </w:r>
                             <w:r>
                               <w:rPr>
@@ -2333,11 +1963,12 @@
                                 </w:rPr>
                                 <w:id w:val="798117273"/>
                                 <w14:checkbox>
-                                  <w14:checked w14:val="0"/>
+                                  <w14:checked w14:val="1"/>
                                   <w14:checkedState w14:val="2612" w14:font="MS Gothic"/>
                                   <w14:uncheckedState w14:val="2610" w14:font="MS Gothic"/>
                                 </w14:checkbox>
                               </w:sdtPr>
+                              <w:sdtEndPr/>
                               <w:sdtContent>
                                 <w:r>
                                   <w:rPr>
@@ -2345,7 +1976,7 @@
                                     <w:sz w:val="18"/>
                                     <w:szCs w:val="18"/>
                                   </w:rPr>
-                                  <w:t>☐</w:t>
+                                  <w:t>☒</w:t>
                                 </w:r>
                               </w:sdtContent>
                             </w:sdt>
@@ -2389,6 +2020,7 @@
                                   <w14:uncheckedState w14:val="2610" w14:font="MS Gothic"/>
                                 </w14:checkbox>
                               </w:sdtPr>
+                              <w:sdtEndPr/>
                               <w:sdtContent>
                                 <w:r>
                                   <w:rPr>
@@ -2422,7 +2054,7 @@
                                 <w:sz w:val="18"/>
                                 <w:szCs w:val="18"/>
                               </w:rPr>
-                              <w:t xml:space="preserve"> (</w:t>
+                              <w:t xml:space="preserve"> (underline relevant work type(s))</w:t>
                             </w:r>
                             <w:r>
                               <w:rPr>
@@ -2430,7 +2062,7 @@
                                 <w:sz w:val="18"/>
                                 <w:szCs w:val="18"/>
                               </w:rPr>
-                              <w:t xml:space="preserve">underline relevant </w:t>
+                              <w:t xml:space="preserve"> involved in this project</w:t>
                             </w:r>
                             <w:r>
                               <w:rPr>
@@ -2438,41 +2070,7 @@
                                 <w:sz w:val="18"/>
                                 <w:szCs w:val="18"/>
                               </w:rPr>
-                              <w:t>work type(s))</w:t>
-                            </w:r>
-                            <w:r>
-                              <w:rPr>
-                                <w:rFonts w:ascii="Arial" w:hAnsi="Arial"/>
-                                <w:sz w:val="18"/>
-                                <w:szCs w:val="18"/>
-                              </w:rPr>
-                              <w:t xml:space="preserve"> involved in this project</w:t>
-                            </w:r>
-                            <w:r>
-                              <w:rPr>
-                                <w:rFonts w:ascii="Arial" w:hAnsi="Arial"/>
-                                <w:sz w:val="18"/>
-                                <w:szCs w:val="18"/>
-                              </w:rPr>
-                              <w:t xml:space="preserve"> – additional signature and report required (refer to Safety Report Guidelines on </w:t>
-                            </w:r>
-                            <w:proofErr w:type="spellStart"/>
-                            <w:r>
-                              <w:rPr>
-                                <w:rFonts w:ascii="Arial" w:hAnsi="Arial"/>
-                                <w:sz w:val="18"/>
-                                <w:szCs w:val="18"/>
-                              </w:rPr>
-                              <w:t>SUNLearn</w:t>
-                            </w:r>
-                            <w:proofErr w:type="spellEnd"/>
-                            <w:r>
-                              <w:rPr>
-                                <w:rFonts w:ascii="Arial" w:hAnsi="Arial"/>
-                                <w:sz w:val="18"/>
-                                <w:szCs w:val="18"/>
-                              </w:rPr>
-                              <w:t>).</w:t>
+                              <w:t xml:space="preserve"> – additional signature and report required (refer to Safety Report Guidelines on SUNLearn).</w:t>
                             </w:r>
                           </w:p>
                         </w:txbxContent>
@@ -2517,16 +2115,7 @@
                           <w:sz w:val="48"/>
                           <w:szCs w:val="18"/>
                         </w:rPr>
-                        <w:t xml:space="preserve"> </w:t>
-                      </w:r>
-                      <w:r>
-                        <w:rPr>
-                          <w:rFonts w:ascii="Arial" w:eastAsia="Arial" w:hAnsi="Arial"/>
-                          <w:sz w:val="44"/>
-                          <w:szCs w:val="44"/>
-                          <w:highlight w:val="yellow"/>
-                        </w:rPr>
-                        <w:t>[Insert lab title]</w:t>
+                        <w:t>Electromagnet</w:t>
                       </w:r>
                       <w:r>
                         <w:rPr>
@@ -2563,128 +2152,8 @@
                           <w:rFonts w:ascii="Arial" w:eastAsia="Arial" w:hAnsi="Arial"/>
                           <w:sz w:val="28"/>
                           <w:szCs w:val="28"/>
-                          <w:highlight w:val="yellow"/>
                         </w:rPr>
-                        <w:t>[</w:t>
-                      </w:r>
-                      <w:r>
-                        <w:rPr>
-                          <w:rFonts w:ascii="Arial" w:eastAsia="Arial" w:hAnsi="Arial"/>
-                          <w:sz w:val="28"/>
-                          <w:szCs w:val="28"/>
-                          <w:highlight w:val="yellow"/>
-                        </w:rPr>
-                        <w:t xml:space="preserve">Insert </w:t>
-                      </w:r>
-                      <w:r>
-                        <w:rPr>
-                          <w:rFonts w:ascii="Arial" w:eastAsia="Arial" w:hAnsi="Arial"/>
-                          <w:sz w:val="28"/>
-                          <w:szCs w:val="28"/>
-                          <w:highlight w:val="yellow"/>
-                        </w:rPr>
-                        <w:t>t</w:t>
-                      </w:r>
-                      <w:r>
-                        <w:rPr>
-                          <w:rFonts w:ascii="Arial" w:eastAsia="Arial" w:hAnsi="Arial"/>
-                          <w:sz w:val="28"/>
-                          <w:szCs w:val="28"/>
-                          <w:highlight w:val="yellow"/>
-                        </w:rPr>
-                        <w:t xml:space="preserve">itle of </w:t>
-                      </w:r>
-                      <w:r>
-                        <w:rPr>
-                          <w:rFonts w:ascii="Arial" w:eastAsia="Arial" w:hAnsi="Arial"/>
-                          <w:sz w:val="28"/>
-                          <w:szCs w:val="28"/>
-                          <w:highlight w:val="yellow"/>
-                        </w:rPr>
-                        <w:t>t</w:t>
-                      </w:r>
-                      <w:r>
-                        <w:rPr>
-                          <w:rFonts w:ascii="Arial" w:eastAsia="Arial" w:hAnsi="Arial"/>
-                          <w:sz w:val="28"/>
-                          <w:szCs w:val="28"/>
-                          <w:highlight w:val="yellow"/>
-                        </w:rPr>
-                        <w:t>esting</w:t>
-                      </w:r>
-                      <w:r>
-                        <w:rPr>
-                          <w:rFonts w:ascii="Arial" w:eastAsia="Arial" w:hAnsi="Arial"/>
-                          <w:sz w:val="28"/>
-                          <w:szCs w:val="28"/>
-                          <w:highlight w:val="yellow"/>
-                        </w:rPr>
-                        <w:t xml:space="preserve">. </w:t>
-                      </w:r>
-                      <w:r>
-                        <w:rPr>
-                          <w:rFonts w:ascii="Arial" w:eastAsia="Arial" w:hAnsi="Arial"/>
-                          <w:sz w:val="28"/>
-                          <w:szCs w:val="28"/>
-                          <w:highlight w:val="yellow"/>
-                        </w:rPr>
-                        <w:t>e.g.,</w:t>
-                      </w:r>
-                      <w:r>
-                        <w:rPr>
-                          <w:rFonts w:ascii="Arial" w:eastAsia="Arial" w:hAnsi="Arial"/>
-                          <w:sz w:val="28"/>
-                          <w:szCs w:val="28"/>
-                          <w:highlight w:val="yellow"/>
-                        </w:rPr>
-                        <w:t xml:space="preserve"> Tensile </w:t>
-                      </w:r>
-                      <w:r>
-                        <w:rPr>
-                          <w:rFonts w:ascii="Arial" w:eastAsia="Arial" w:hAnsi="Arial"/>
-                          <w:sz w:val="28"/>
-                          <w:szCs w:val="28"/>
-                          <w:highlight w:val="yellow"/>
-                        </w:rPr>
-                        <w:t>T</w:t>
-                      </w:r>
-                      <w:r>
-                        <w:rPr>
-                          <w:rFonts w:ascii="Arial" w:eastAsia="Arial" w:hAnsi="Arial"/>
-                          <w:sz w:val="28"/>
-                          <w:szCs w:val="28"/>
-                          <w:highlight w:val="yellow"/>
-                        </w:rPr>
-                        <w:t xml:space="preserve">esting of Titanium </w:t>
-                      </w:r>
-                      <w:proofErr w:type="spellStart"/>
-                      <w:r>
-                        <w:rPr>
-                          <w:rFonts w:ascii="Arial" w:eastAsia="Arial" w:hAnsi="Arial"/>
-                          <w:sz w:val="28"/>
-                          <w:szCs w:val="28"/>
-                          <w:highlight w:val="yellow"/>
-                        </w:rPr>
-                        <w:t>Dogbone</w:t>
-                      </w:r>
-                      <w:proofErr w:type="spellEnd"/>
-                      <w:r>
-                        <w:rPr>
-                          <w:rFonts w:ascii="Arial" w:eastAsia="Arial" w:hAnsi="Arial"/>
-                          <w:sz w:val="28"/>
-                          <w:szCs w:val="28"/>
-                          <w:highlight w:val="yellow"/>
-                        </w:rPr>
-                        <w:t xml:space="preserve"> Samples</w:t>
-                      </w:r>
-                      <w:r>
-                        <w:rPr>
-                          <w:rFonts w:ascii="Arial" w:eastAsia="Arial" w:hAnsi="Arial"/>
-                          <w:sz w:val="28"/>
-                          <w:szCs w:val="28"/>
-                          <w:highlight w:val="yellow"/>
-                        </w:rPr>
-                        <w:t>]</w:t>
+                        <w:t>Electromagnetic Holding Torque and Deflection Testing</w:t>
                       </w:r>
                     </w:p>
                     <w:p>
@@ -2761,27 +2230,8 @@
                                 <w:rFonts w:ascii="Arial" w:eastAsia="Arial" w:hAnsi="Arial"/>
                                 <w:sz w:val="24"/>
                                 <w:szCs w:val="24"/>
-                                <w:highlight w:val="yellow"/>
-                              </w:rPr>
-                              <w:t>[</w:t>
-                            </w:r>
-                            <w:r>
-                              <w:rPr>
-                                <w:rFonts w:ascii="Arial" w:eastAsia="Arial" w:hAnsi="Arial"/>
-                                <w:sz w:val="24"/>
-                                <w:szCs w:val="24"/>
-                                <w:highlight w:val="yellow"/>
-                              </w:rPr>
-                              <w:t>DD/MM/YYYY</w:t>
-                            </w:r>
-                            <w:r>
-                              <w:rPr>
-                                <w:rFonts w:ascii="Arial" w:eastAsia="Arial" w:hAnsi="Arial"/>
-                                <w:sz w:val="24"/>
-                                <w:szCs w:val="24"/>
-                                <w:highlight w:val="yellow"/>
-                              </w:rPr>
-                              <w:t>]</w:t>
+                              </w:rPr>
+                              <w:t>07/09/2026</w:t>
                             </w:r>
                           </w:p>
                         </w:tc>
@@ -2840,27 +2290,8 @@
                                 <w:rFonts w:ascii="Arial" w:eastAsia="Arial" w:hAnsi="Arial"/>
                                 <w:sz w:val="24"/>
                                 <w:szCs w:val="24"/>
-                                <w:highlight w:val="yellow"/>
-                              </w:rPr>
-                              <w:t xml:space="preserve">[insert </w:t>
-                            </w:r>
-                            <w:r>
-                              <w:rPr>
-                                <w:rFonts w:ascii="Arial" w:eastAsia="Arial" w:hAnsi="Arial"/>
-                                <w:sz w:val="24"/>
-                                <w:szCs w:val="24"/>
-                                <w:highlight w:val="yellow"/>
-                              </w:rPr>
-                              <w:t>student name + surname, student nr.</w:t>
-                            </w:r>
-                            <w:r>
-                              <w:rPr>
-                                <w:rFonts w:ascii="Arial" w:eastAsia="Arial" w:hAnsi="Arial"/>
-                                <w:sz w:val="24"/>
-                                <w:szCs w:val="24"/>
-                                <w:highlight w:val="yellow"/>
-                              </w:rPr>
-                              <w:t>]</w:t>
+                              </w:rPr>
+                              <w:t>Lena Matota, 24989142</w:t>
                             </w:r>
                           </w:p>
                         </w:tc>
@@ -2919,27 +2350,8 @@
                                 <w:rFonts w:ascii="Arial" w:eastAsia="Arial" w:hAnsi="Arial"/>
                                 <w:sz w:val="24"/>
                                 <w:szCs w:val="24"/>
-                                <w:highlight w:val="yellow"/>
-                              </w:rPr>
-                              <w:t xml:space="preserve">[insert </w:t>
-                            </w:r>
-                            <w:r>
-                              <w:rPr>
-                                <w:rFonts w:ascii="Arial" w:eastAsia="Arial" w:hAnsi="Arial"/>
-                                <w:sz w:val="24"/>
-                                <w:szCs w:val="24"/>
-                                <w:highlight w:val="yellow"/>
-                              </w:rPr>
-                              <w:t>student cell number</w:t>
-                            </w:r>
-                            <w:r>
-                              <w:rPr>
-                                <w:rFonts w:ascii="Arial" w:eastAsia="Arial" w:hAnsi="Arial"/>
-                                <w:sz w:val="24"/>
-                                <w:szCs w:val="24"/>
-                                <w:highlight w:val="yellow"/>
-                              </w:rPr>
-                              <w:t>]</w:t>
+                              </w:rPr>
+                              <w:t>+27 71 569 2349</w:t>
                             </w:r>
                           </w:p>
                         </w:tc>
@@ -2998,27 +2410,8 @@
                                 <w:rFonts w:ascii="Arial" w:eastAsia="Arial" w:hAnsi="Arial"/>
                                 <w:sz w:val="24"/>
                                 <w:szCs w:val="24"/>
-                                <w:highlight w:val="yellow"/>
-                              </w:rPr>
-                              <w:t xml:space="preserve">[insert </w:t>
-                            </w:r>
-                            <w:r>
-                              <w:rPr>
-                                <w:rFonts w:ascii="Arial" w:eastAsia="Arial" w:hAnsi="Arial"/>
-                                <w:sz w:val="24"/>
-                                <w:szCs w:val="24"/>
-                                <w:highlight w:val="yellow"/>
-                              </w:rPr>
-                              <w:t>supervisor name + surname</w:t>
-                            </w:r>
-                            <w:r>
-                              <w:rPr>
-                                <w:rFonts w:ascii="Arial" w:eastAsia="Arial" w:hAnsi="Arial"/>
-                                <w:sz w:val="24"/>
-                                <w:szCs w:val="24"/>
-                                <w:highlight w:val="yellow"/>
-                              </w:rPr>
-                              <w:t>]</w:t>
+                              </w:rPr>
+                              <w:t>Kristiaan Schreve</w:t>
                             </w:r>
                           </w:p>
                         </w:tc>
@@ -3077,27 +2470,8 @@
                                 <w:rFonts w:ascii="Arial" w:eastAsia="Arial" w:hAnsi="Arial"/>
                                 <w:sz w:val="24"/>
                                 <w:szCs w:val="24"/>
-                                <w:highlight w:val="yellow"/>
-                              </w:rPr>
-                              <w:t>[insert lab engineer</w:t>
-                            </w:r>
-                            <w:r>
-                              <w:rPr>
-                                <w:rFonts w:ascii="Arial" w:eastAsia="Arial" w:hAnsi="Arial"/>
-                                <w:sz w:val="24"/>
-                                <w:szCs w:val="24"/>
-                                <w:highlight w:val="yellow"/>
-                              </w:rPr>
-                              <w:t xml:space="preserve"> responsible for lab</w:t>
-                            </w:r>
-                            <w:r>
-                              <w:rPr>
-                                <w:rFonts w:ascii="Arial" w:eastAsia="Arial" w:hAnsi="Arial"/>
-                                <w:sz w:val="24"/>
-                                <w:szCs w:val="24"/>
-                                <w:highlight w:val="yellow"/>
-                              </w:rPr>
-                              <w:t>]</w:t>
+                              </w:rPr>
+                              <w:t>Karl Zapke</w:t>
                             </w:r>
                           </w:p>
                         </w:tc>
@@ -3155,50 +2529,7 @@
                                 <w:sz w:val="24"/>
                                 <w:szCs w:val="24"/>
                               </w:rPr>
-                              <w:t xml:space="preserve">Mr </w:t>
-                            </w:r>
-                            <w:r>
-                              <w:rPr>
-                                <w:rFonts w:ascii="Arial" w:eastAsia="Arial" w:hAnsi="Arial"/>
-                                <w:sz w:val="24"/>
-                                <w:szCs w:val="24"/>
-                              </w:rPr>
-                              <w:t>Cobus</w:t>
-                            </w:r>
-                            <w:r>
-                              <w:rPr>
-                                <w:rFonts w:ascii="Arial" w:eastAsia="Arial" w:hAnsi="Arial"/>
-                                <w:sz w:val="24"/>
-                                <w:szCs w:val="24"/>
-                              </w:rPr>
-                              <w:t xml:space="preserve"> </w:t>
-                            </w:r>
-                            <w:proofErr w:type="spellStart"/>
-                            <w:r>
-                              <w:rPr>
-                                <w:rFonts w:ascii="Arial" w:eastAsia="Arial" w:hAnsi="Arial"/>
-                                <w:sz w:val="24"/>
-                                <w:szCs w:val="24"/>
-                              </w:rPr>
-                              <w:t>Zietsman</w:t>
-                            </w:r>
-                            <w:proofErr w:type="spellEnd"/>
-                            <w:r>
-                              <w:rPr>
-                                <w:rFonts w:ascii="Arial" w:eastAsia="Arial" w:hAnsi="Arial"/>
-                                <w:sz w:val="24"/>
-                                <w:szCs w:val="24"/>
-                              </w:rPr>
-                              <w:t xml:space="preserve"> </w:t>
-                            </w:r>
-                            <w:r>
-                              <w:rPr>
-                                <w:rFonts w:ascii="Arial" w:eastAsia="Arial" w:hAnsi="Arial"/>
-                                <w:sz w:val="24"/>
-                                <w:szCs w:val="24"/>
-                                <w:highlight w:val="yellow"/>
-                              </w:rPr>
-                              <w:t>[unless otherwise]</w:t>
+                              <w:t>Mr Cobus Zietsman</w:t>
                             </w:r>
                           </w:p>
                         </w:tc>
@@ -3398,7 +2729,6 @@
                                 <w:rFonts w:ascii="Arial" w:eastAsia="Arial" w:hAnsi="Arial"/>
                                 <w:sz w:val="24"/>
                                 <w:szCs w:val="24"/>
-                                <w:highlight w:val="yellow"/>
                               </w:rPr>
                               <w:t>[insert lab engineer]</w:t>
                             </w:r>
@@ -3422,18 +2752,8 @@
                                 <w:rFonts w:ascii="Arial" w:eastAsia="Arial" w:hAnsi="Arial"/>
                                 <w:sz w:val="24"/>
                                 <w:szCs w:val="24"/>
-                                <w:highlight w:val="yellow"/>
-                              </w:rPr>
-                              <w:t>[insert</w:t>
-                            </w:r>
-                            <w:r>
-                              <w:rPr>
-                                <w:rFonts w:ascii="Arial" w:eastAsia="Arial" w:hAnsi="Arial"/>
-                                <w:sz w:val="24"/>
-                                <w:szCs w:val="24"/>
-                                <w:highlight w:val="yellow"/>
-                              </w:rPr>
-                              <w:t xml:space="preserve"> room nr.]</w:t>
+                              </w:rPr>
+                              <w:t>M6029</w:t>
                             </w:r>
                             <w:r>
                               <w:rPr>
@@ -3486,9 +2806,8 @@
                                 <w:rFonts w:ascii="Arial" w:eastAsia="Arial" w:hAnsi="Arial"/>
                                 <w:sz w:val="24"/>
                                 <w:szCs w:val="24"/>
-                                <w:highlight w:val="yellow"/>
-                              </w:rPr>
-                              <w:t>[insert cell number]</w:t>
+                              </w:rPr>
+                              <w:t>082 714 9512</w:t>
                             </w:r>
                           </w:p>
                         </w:tc>
@@ -3555,16 +2874,7 @@
                                 <w:sz w:val="24"/>
                                 <w:szCs w:val="24"/>
                               </w:rPr>
-                              <w:t xml:space="preserve"> </w:t>
-                            </w:r>
-                            <w:r>
-                              <w:rPr>
-                                <w:rFonts w:ascii="Arial" w:eastAsia="Arial" w:hAnsi="Arial"/>
-                                <w:sz w:val="24"/>
-                                <w:szCs w:val="24"/>
-                                <w:highlight w:val="yellow"/>
-                              </w:rPr>
-                              <w:t>[unless other]</w:t>
+                              <w:t xml:space="preserve"> [unless other]</w:t>
                             </w:r>
                           </w:p>
                         </w:tc>
@@ -4062,9 +3372,8 @@
                                 <w:rFonts w:ascii="Arial" w:eastAsia="Arial" w:hAnsi="Arial"/>
                                 <w:sz w:val="22"/>
                                 <w:szCs w:val="22"/>
-                                <w:highlight w:val="yellow"/>
-                              </w:rPr>
-                              <w:t>[insert name]</w:t>
+                              </w:rPr>
+                              <w:t>Lena Matota</w:t>
                             </w:r>
                             <w:r>
                               <w:rPr>
@@ -4151,9 +3460,8 @@
                                 <w:rFonts w:ascii="Arial" w:eastAsia="Arial" w:hAnsi="Arial"/>
                                 <w:sz w:val="22"/>
                                 <w:szCs w:val="22"/>
-                                <w:highlight w:val="yellow"/>
-                              </w:rPr>
-                              <w:t>[insert name]</w:t>
+                              </w:rPr>
+                              <w:t>Kristiaan Schreve</w:t>
                             </w:r>
                             <w:r>
                               <w:rPr>
@@ -4239,9 +3547,8 @@
                                 <w:rFonts w:ascii="Arial" w:eastAsia="Arial" w:hAnsi="Arial"/>
                                 <w:sz w:val="22"/>
                                 <w:szCs w:val="22"/>
-                                <w:highlight w:val="yellow"/>
-                              </w:rPr>
-                              <w:t>[insert name]</w:t>
+                              </w:rPr>
+                              <w:t>Karl Zapke</w:t>
                             </w:r>
                             <w:r>
                               <w:rPr>
@@ -4319,42 +3626,7 @@
                                 <w:sz w:val="22"/>
                                 <w:szCs w:val="22"/>
                               </w:rPr>
-                              <w:t xml:space="preserve">(C </w:t>
-                            </w:r>
-                            <w:proofErr w:type="spellStart"/>
-                            <w:r>
-                              <w:rPr>
-                                <w:rFonts w:ascii="Arial" w:eastAsia="Arial" w:hAnsi="Arial"/>
-                                <w:sz w:val="22"/>
-                                <w:szCs w:val="22"/>
-                              </w:rPr>
-                              <w:t>Zietsman</w:t>
-                            </w:r>
-                            <w:proofErr w:type="spellEnd"/>
-                            <w:r>
-                              <w:rPr>
-                                <w:rFonts w:ascii="Arial" w:eastAsia="Arial" w:hAnsi="Arial"/>
-                                <w:sz w:val="22"/>
-                                <w:szCs w:val="22"/>
-                              </w:rPr>
-                              <w:t>)</w:t>
-                            </w:r>
-                            <w:r>
-                              <w:rPr>
-                                <w:rFonts w:ascii="Arial" w:eastAsia="Arial" w:hAnsi="Arial"/>
-                                <w:sz w:val="22"/>
-                                <w:szCs w:val="22"/>
-                              </w:rPr>
-                              <w:t xml:space="preserve"> </w:t>
-                            </w:r>
-                            <w:r>
-                              <w:rPr>
-                                <w:rFonts w:ascii="Arial" w:eastAsia="Arial" w:hAnsi="Arial"/>
-                                <w:sz w:val="22"/>
-                                <w:szCs w:val="22"/>
-                                <w:highlight w:val="yellow"/>
-                              </w:rPr>
-                              <w:t>[unless other]</w:t>
+                              <w:t>(C Zietsman)</w:t>
                             </w:r>
                           </w:p>
                         </w:tc>
@@ -4472,11 +3744,12 @@
                           </w:rPr>
                           <w:id w:val="-1999558903"/>
                           <w14:checkbox>
-                            <w14:checked w14:val="0"/>
+                            <w14:checked w14:val="1"/>
                             <w14:checkedState w14:val="2612" w14:font="MS Gothic"/>
                             <w14:uncheckedState w14:val="2610" w14:font="MS Gothic"/>
                           </w14:checkbox>
                         </w:sdtPr>
+                        <w:sdtEndPr/>
                         <w:sdtContent>
                           <w:r>
                             <w:rPr>
@@ -4484,7 +3757,7 @@
                               <w:sz w:val="18"/>
                               <w:szCs w:val="18"/>
                             </w:rPr>
-                            <w:t>☐</w:t>
+                            <w:t>☒</w:t>
                           </w:r>
                         </w:sdtContent>
                       </w:sdt>
@@ -4502,25 +3775,7 @@
                           <w:sz w:val="18"/>
                           <w:szCs w:val="18"/>
                         </w:rPr>
-                        <w:t xml:space="preserve">No pressure vessels or pipes with pressure </w:t>
-                      </w:r>
-                      <w:proofErr w:type="gramStart"/>
-                      <w:r>
-                        <w:rPr>
-                          <w:rFonts w:ascii="Arial" w:hAnsi="Arial"/>
-                          <w:sz w:val="18"/>
-                          <w:szCs w:val="18"/>
-                        </w:rPr>
-                        <w:t>in excess of</w:t>
-                      </w:r>
-                      <w:proofErr w:type="gramEnd"/>
-                      <w:r>
-                        <w:rPr>
-                          <w:rFonts w:ascii="Arial" w:hAnsi="Arial"/>
-                          <w:sz w:val="18"/>
-                          <w:szCs w:val="18"/>
-                        </w:rPr>
-                        <w:t xml:space="preserve"> 50kPa are involved in this project</w:t>
+                        <w:t>No pressure vessels or pipes with pressure in excess of 50kPa are involved in this project</w:t>
                       </w:r>
                       <w:r>
                         <w:rPr>
@@ -4553,6 +3808,7 @@
                             <w14:uncheckedState w14:val="2610" w14:font="MS Gothic"/>
                           </w14:checkbox>
                         </w:sdtPr>
+                        <w:sdtEndPr/>
                         <w:sdtContent>
                           <w:r>
                             <w:rPr>
@@ -4586,18 +3842,8 @@
                           <w:sz w:val="18"/>
                           <w:szCs w:val="18"/>
                         </w:rPr>
-                        <w:t xml:space="preserve">vessels or pipes </w:t>
+                        <w:t>vessels or pipes in excess of</w:t>
                       </w:r>
-                      <w:proofErr w:type="gramStart"/>
-                      <w:r>
-                        <w:rPr>
-                          <w:rFonts w:ascii="Arial" w:hAnsi="Arial"/>
-                          <w:sz w:val="18"/>
-                          <w:szCs w:val="18"/>
-                        </w:rPr>
-                        <w:t>in excess of</w:t>
-                      </w:r>
-                      <w:proofErr w:type="gramEnd"/>
                       <w:r>
                         <w:rPr>
                           <w:rFonts w:ascii="Arial" w:hAnsi="Arial"/>
@@ -4684,25 +3930,7 @@
                           <w:sz w:val="18"/>
                           <w:szCs w:val="18"/>
                         </w:rPr>
-                        <w:t xml:space="preserve"> (refer to Safety Report Guidelines on </w:t>
-                      </w:r>
-                      <w:proofErr w:type="spellStart"/>
-                      <w:r>
-                        <w:rPr>
-                          <w:rFonts w:ascii="Arial" w:hAnsi="Arial"/>
-                          <w:sz w:val="18"/>
-                          <w:szCs w:val="18"/>
-                        </w:rPr>
-                        <w:t>SUNLearn</w:t>
-                      </w:r>
-                      <w:proofErr w:type="spellEnd"/>
-                      <w:r>
-                        <w:rPr>
-                          <w:rFonts w:ascii="Arial" w:hAnsi="Arial"/>
-                          <w:sz w:val="18"/>
-                          <w:szCs w:val="18"/>
-                        </w:rPr>
-                        <w:t>)</w:t>
+                        <w:t xml:space="preserve"> (refer to Safety Report Guidelines on SUNLearn)</w:t>
                       </w:r>
                       <w:r>
                         <w:rPr>
@@ -4771,11 +3999,12 @@
                           </w:rPr>
                           <w:id w:val="798117273"/>
                           <w14:checkbox>
-                            <w14:checked w14:val="0"/>
+                            <w14:checked w14:val="1"/>
                             <w14:checkedState w14:val="2612" w14:font="MS Gothic"/>
                             <w14:uncheckedState w14:val="2610" w14:font="MS Gothic"/>
                           </w14:checkbox>
                         </w:sdtPr>
+                        <w:sdtEndPr/>
                         <w:sdtContent>
                           <w:r>
                             <w:rPr>
@@ -4783,7 +4012,7 @@
                               <w:sz w:val="18"/>
                               <w:szCs w:val="18"/>
                             </w:rPr>
-                            <w:t>☐</w:t>
+                            <w:t>☒</w:t>
                           </w:r>
                         </w:sdtContent>
                       </w:sdt>
@@ -4827,6 +4056,7 @@
                             <w14:uncheckedState w14:val="2610" w14:font="MS Gothic"/>
                           </w14:checkbox>
                         </w:sdtPr>
+                        <w:sdtEndPr/>
                         <w:sdtContent>
                           <w:r>
                             <w:rPr>
@@ -4860,23 +4090,7 @@
                           <w:sz w:val="18"/>
                           <w:szCs w:val="18"/>
                         </w:rPr>
-                        <w:t xml:space="preserve"> (</w:t>
-                      </w:r>
-                      <w:r>
-                        <w:rPr>
-                          <w:rFonts w:ascii="Arial" w:hAnsi="Arial"/>
-                          <w:sz w:val="18"/>
-                          <w:szCs w:val="18"/>
-                        </w:rPr>
-                        <w:t xml:space="preserve">underline relevant </w:t>
-                      </w:r>
-                      <w:r>
-                        <w:rPr>
-                          <w:rFonts w:ascii="Arial" w:hAnsi="Arial"/>
-                          <w:sz w:val="18"/>
-                          <w:szCs w:val="18"/>
-                        </w:rPr>
-                        <w:t>work type(s))</w:t>
+                        <w:t xml:space="preserve"> (underline relevant work type(s))</w:t>
                       </w:r>
                       <w:r>
                         <w:rPr>
@@ -4892,25 +4106,7 @@
                           <w:sz w:val="18"/>
                           <w:szCs w:val="18"/>
                         </w:rPr>
-                        <w:t xml:space="preserve"> – additional signature and report required (refer to Safety Report Guidelines on </w:t>
-                      </w:r>
-                      <w:proofErr w:type="spellStart"/>
-                      <w:r>
-                        <w:rPr>
-                          <w:rFonts w:ascii="Arial" w:hAnsi="Arial"/>
-                          <w:sz w:val="18"/>
-                          <w:szCs w:val="18"/>
-                        </w:rPr>
-                        <w:t>SUNLearn</w:t>
-                      </w:r>
-                      <w:proofErr w:type="spellEnd"/>
-                      <w:r>
-                        <w:rPr>
-                          <w:rFonts w:ascii="Arial" w:hAnsi="Arial"/>
-                          <w:sz w:val="18"/>
-                          <w:szCs w:val="18"/>
-                        </w:rPr>
-                        <w:t>).</w:t>
+                        <w:t xml:space="preserve"> – additional signature and report required (refer to Safety Report Guidelines on SUNLearn).</w:t>
                       </w:r>
                     </w:p>
                   </w:txbxContent>
@@ -4927,275 +4123,6 @@
     <w:p>
       <w:pPr>
         <w:spacing w:line="0" w:lineRule="atLeast"/>
-        <w:jc w:val="both"/>
-        <w:rPr>
-          <w:rFonts w:ascii="Arial" w:eastAsia="Arial" w:hAnsi="Arial"/>
-          <w:sz w:val="22"/>
-          <w:szCs w:val="22"/>
-        </w:rPr>
-      </w:pPr>
-      <w:r>
-        <w:rPr>
-          <w:rFonts w:ascii="Arial" w:eastAsia="Arial" w:hAnsi="Arial"/>
-          <w:sz w:val="22"/>
-          <w:szCs w:val="22"/>
-          <w:highlight w:val="yellow"/>
-        </w:rPr>
-        <w:lastRenderedPageBreak/>
-        <w:t xml:space="preserve">[Take note: </w:t>
-      </w:r>
-      <w:r>
-        <w:rPr>
-          <w:rFonts w:ascii="Arial" w:eastAsia="Arial" w:hAnsi="Arial"/>
-          <w:sz w:val="22"/>
-          <w:szCs w:val="22"/>
-          <w:highlight w:val="yellow"/>
-        </w:rPr>
-        <w:t xml:space="preserve">This document </w:t>
-      </w:r>
-      <w:r>
-        <w:rPr>
-          <w:rFonts w:ascii="Arial" w:eastAsia="Arial" w:hAnsi="Arial"/>
-          <w:sz w:val="22"/>
-          <w:szCs w:val="22"/>
-          <w:highlight w:val="yellow"/>
-        </w:rPr>
-        <w:t>must</w:t>
-      </w:r>
-      <w:r>
-        <w:rPr>
-          <w:rFonts w:ascii="Arial" w:eastAsia="Arial" w:hAnsi="Arial"/>
-          <w:sz w:val="22"/>
-          <w:szCs w:val="22"/>
-          <w:highlight w:val="yellow"/>
-        </w:rPr>
-        <w:t xml:space="preserve"> be prepared in accordance with the </w:t>
-      </w:r>
-      <w:r>
-        <w:rPr>
-          <w:rFonts w:ascii="Arial" w:eastAsia="Arial" w:hAnsi="Arial"/>
-          <w:b/>
-          <w:bCs/>
-          <w:sz w:val="22"/>
-          <w:szCs w:val="22"/>
-          <w:highlight w:val="yellow"/>
-        </w:rPr>
-        <w:t>Safety Report Guidelines</w:t>
-      </w:r>
-      <w:r>
-        <w:rPr>
-          <w:rFonts w:ascii="Arial" w:eastAsia="Arial" w:hAnsi="Arial"/>
-          <w:sz w:val="22"/>
-          <w:szCs w:val="22"/>
-          <w:highlight w:val="yellow"/>
-        </w:rPr>
-        <w:t xml:space="preserve"> available on </w:t>
-      </w:r>
-      <w:proofErr w:type="spellStart"/>
-      <w:r>
-        <w:rPr>
-          <w:rFonts w:ascii="Arial" w:eastAsia="Arial" w:hAnsi="Arial"/>
-          <w:b/>
-          <w:bCs/>
-          <w:sz w:val="22"/>
-          <w:szCs w:val="22"/>
-          <w:highlight w:val="yellow"/>
-        </w:rPr>
-        <w:t>SUNLearn</w:t>
-      </w:r>
-      <w:proofErr w:type="spellEnd"/>
-      <w:r>
-        <w:rPr>
-          <w:rFonts w:ascii="Arial" w:eastAsia="Arial" w:hAnsi="Arial"/>
-          <w:sz w:val="22"/>
-          <w:szCs w:val="22"/>
-          <w:highlight w:val="yellow"/>
-        </w:rPr>
-        <w:t xml:space="preserve">. </w:t>
-      </w:r>
-      <w:r>
-        <w:rPr>
-          <w:rFonts w:ascii="Arial" w:eastAsia="Arial" w:hAnsi="Arial"/>
-          <w:sz w:val="22"/>
-          <w:szCs w:val="22"/>
-          <w:highlight w:val="yellow"/>
-        </w:rPr>
-        <w:t>Specifically</w:t>
-      </w:r>
-      <w:r>
-        <w:rPr>
-          <w:rFonts w:ascii="Arial" w:eastAsia="Arial" w:hAnsi="Arial"/>
-          <w:sz w:val="22"/>
-          <w:szCs w:val="22"/>
-          <w:highlight w:val="yellow"/>
-        </w:rPr>
-        <w:t>,</w:t>
-      </w:r>
-      <w:r>
-        <w:rPr>
-          <w:rFonts w:ascii="Arial" w:eastAsia="Arial" w:hAnsi="Arial"/>
-          <w:sz w:val="22"/>
-          <w:szCs w:val="22"/>
-          <w:highlight w:val="yellow"/>
-        </w:rPr>
-        <w:t xml:space="preserve"> </w:t>
-      </w:r>
-      <w:r>
-        <w:rPr>
-          <w:rFonts w:ascii="Arial" w:eastAsia="Arial" w:hAnsi="Arial"/>
-          <w:b/>
-          <w:bCs/>
-          <w:sz w:val="22"/>
-          <w:szCs w:val="22"/>
-          <w:highlight w:val="yellow"/>
-        </w:rPr>
-        <w:t xml:space="preserve">Appendix </w:t>
-      </w:r>
-      <w:r>
-        <w:rPr>
-          <w:rFonts w:ascii="Arial" w:eastAsia="Arial" w:hAnsi="Arial"/>
-          <w:b/>
-          <w:bCs/>
-          <w:sz w:val="22"/>
-          <w:szCs w:val="22"/>
-          <w:highlight w:val="yellow"/>
-        </w:rPr>
-        <w:t>A</w:t>
-      </w:r>
-      <w:r>
-        <w:rPr>
-          <w:rFonts w:ascii="Arial" w:eastAsia="Arial" w:hAnsi="Arial"/>
-          <w:sz w:val="22"/>
-          <w:szCs w:val="22"/>
-          <w:highlight w:val="yellow"/>
-        </w:rPr>
-        <w:t xml:space="preserve"> of the </w:t>
-      </w:r>
-      <w:r>
-        <w:rPr>
-          <w:rFonts w:ascii="Arial" w:eastAsia="Arial" w:hAnsi="Arial"/>
-          <w:b/>
-          <w:bCs/>
-          <w:sz w:val="22"/>
-          <w:szCs w:val="22"/>
-          <w:highlight w:val="yellow"/>
-        </w:rPr>
-        <w:t>Safety Report Guidelines</w:t>
-      </w:r>
-      <w:r>
-        <w:rPr>
-          <w:rFonts w:ascii="Arial" w:eastAsia="Arial" w:hAnsi="Arial"/>
-          <w:sz w:val="22"/>
-          <w:szCs w:val="22"/>
-          <w:highlight w:val="yellow"/>
-        </w:rPr>
-        <w:t xml:space="preserve"> gives examples of a risk analysis table</w:t>
-      </w:r>
-      <w:r>
-        <w:rPr>
-          <w:rFonts w:ascii="Arial" w:eastAsia="Arial" w:hAnsi="Arial"/>
-          <w:sz w:val="22"/>
-          <w:szCs w:val="22"/>
-          <w:highlight w:val="yellow"/>
-        </w:rPr>
-        <w:t xml:space="preserve"> in an example safety report</w:t>
-      </w:r>
-      <w:r>
-        <w:rPr>
-          <w:rFonts w:ascii="Arial" w:eastAsia="Arial" w:hAnsi="Arial"/>
-          <w:sz w:val="22"/>
-          <w:szCs w:val="22"/>
-          <w:highlight w:val="yellow"/>
-        </w:rPr>
-        <w:t xml:space="preserve"> as applicable to tensile testing</w:t>
-      </w:r>
-      <w:r>
-        <w:rPr>
-          <w:rFonts w:ascii="Arial" w:eastAsia="Arial" w:hAnsi="Arial"/>
-          <w:sz w:val="22"/>
-          <w:szCs w:val="22"/>
-          <w:highlight w:val="yellow"/>
-        </w:rPr>
-        <w:t xml:space="preserve"> in the Structures lab</w:t>
-      </w:r>
-      <w:r>
-        <w:rPr>
-          <w:rFonts w:ascii="Arial" w:eastAsia="Arial" w:hAnsi="Arial"/>
-          <w:sz w:val="22"/>
-          <w:szCs w:val="22"/>
-          <w:highlight w:val="yellow"/>
-        </w:rPr>
-        <w:t xml:space="preserve">. Contact </w:t>
-      </w:r>
-      <w:r>
-        <w:rPr>
-          <w:rFonts w:ascii="Arial" w:eastAsia="Arial" w:hAnsi="Arial"/>
-          <w:sz w:val="22"/>
-          <w:szCs w:val="22"/>
-          <w:highlight w:val="yellow"/>
-        </w:rPr>
-        <w:t xml:space="preserve">relevant lab engineers for similar tables that apply specifically to </w:t>
-      </w:r>
-      <w:r>
-        <w:rPr>
-          <w:rFonts w:ascii="Arial" w:eastAsia="Arial" w:hAnsi="Arial"/>
-          <w:sz w:val="22"/>
-          <w:szCs w:val="22"/>
-          <w:highlight w:val="yellow"/>
-        </w:rPr>
-        <w:t>other labs</w:t>
-      </w:r>
-      <w:r>
-        <w:rPr>
-          <w:rFonts w:ascii="Arial" w:eastAsia="Arial" w:hAnsi="Arial"/>
-          <w:sz w:val="22"/>
-          <w:szCs w:val="22"/>
-          <w:highlight w:val="yellow"/>
-        </w:rPr>
-        <w:t>.</w:t>
-      </w:r>
-      <w:r>
-        <w:rPr>
-          <w:rFonts w:ascii="Arial" w:eastAsia="Arial" w:hAnsi="Arial"/>
-          <w:sz w:val="22"/>
-          <w:szCs w:val="22"/>
-          <w:highlight w:val="yellow"/>
-        </w:rPr>
-        <w:t xml:space="preserve"> </w:t>
-      </w:r>
-      <w:r>
-        <w:rPr>
-          <w:rFonts w:ascii="Arial" w:eastAsia="Arial" w:hAnsi="Arial"/>
-          <w:b/>
-          <w:bCs/>
-          <w:sz w:val="22"/>
-          <w:szCs w:val="22"/>
-          <w:highlight w:val="yellow"/>
-        </w:rPr>
-        <w:t>NB: Remove any yellow highlighted text (such as this paragraph) and replace it with prompted information where applicable. There should be NO yellow text in your final submitted safety report</w:t>
-      </w:r>
-      <w:r>
-        <w:rPr>
-          <w:rFonts w:ascii="Arial" w:eastAsia="Arial" w:hAnsi="Arial"/>
-          <w:sz w:val="22"/>
-          <w:szCs w:val="22"/>
-          <w:highlight w:val="yellow"/>
-        </w:rPr>
-        <w:t>.</w:t>
-      </w:r>
-      <w:r>
-        <w:rPr>
-          <w:rFonts w:ascii="Arial" w:eastAsia="Arial" w:hAnsi="Arial"/>
-          <w:sz w:val="22"/>
-          <w:szCs w:val="22"/>
-          <w:highlight w:val="yellow"/>
-        </w:rPr>
-        <w:t>]</w:t>
-      </w:r>
-    </w:p>
-    <w:p>
-      <w:pPr>
-        <w:spacing w:line="0" w:lineRule="atLeast"/>
         <w:rPr>
           <w:rFonts w:ascii="Arial" w:eastAsia="Arial" w:hAnsi="Arial"/>
           <w:b/>
@@ -5204,10 +4131,7 @@
           <w:szCs w:val="16"/>
         </w:rPr>
       </w:pPr>
-    </w:p>
-    <w:p>
-      <w:pPr>
-        <w:spacing w:line="0" w:lineRule="atLeast"/>
+      <w:r>
         <w:rPr>
           <w:rFonts w:ascii="Arial" w:eastAsia="Arial" w:hAnsi="Arial"/>
           <w:b/>
@@ -5215,15 +4139,7 @@
           <w:sz w:val="28"/>
           <w:szCs w:val="16"/>
         </w:rPr>
-      </w:pPr>
-      <w:r>
-        <w:rPr>
-          <w:rFonts w:ascii="Arial" w:eastAsia="Arial" w:hAnsi="Arial"/>
-          <w:b/>
-          <w:bCs/>
-          <w:sz w:val="28"/>
-          <w:szCs w:val="16"/>
-        </w:rPr>
+        <w:lastRenderedPageBreak/>
         <w:t>Overview of Testing</w:t>
       </w:r>
     </w:p>
@@ -5350,7 +4266,6 @@
                 <w:rFonts w:ascii="Arial" w:eastAsia="Arial" w:hAnsi="Arial"/>
                 <w:sz w:val="22"/>
                 <w:szCs w:val="22"/>
-                <w:highlight w:val="yellow"/>
               </w:rPr>
             </w:pPr>
             <w:r>
@@ -5358,29 +4273,8 @@
                 <w:rFonts w:ascii="Arial" w:eastAsia="Arial" w:hAnsi="Arial"/>
                 <w:sz w:val="22"/>
                 <w:szCs w:val="22"/>
-                <w:highlight w:val="yellow"/>
-              </w:rPr>
-              <w:t>[</w:t>
-            </w:r>
-            <w:proofErr w:type="spellStart"/>
-            <w:r>
-              <w:rPr>
-                <w:rFonts w:ascii="Arial" w:eastAsia="Arial" w:hAnsi="Arial"/>
-                <w:sz w:val="22"/>
-                <w:szCs w:val="22"/>
-                <w:highlight w:val="yellow"/>
-              </w:rPr>
-              <w:t>Eg.</w:t>
-            </w:r>
-            <w:proofErr w:type="spellEnd"/>
-            <w:r>
-              <w:rPr>
-                <w:rFonts w:ascii="Arial" w:eastAsia="Arial" w:hAnsi="Arial"/>
-                <w:sz w:val="22"/>
-                <w:szCs w:val="22"/>
-                <w:highlight w:val="yellow"/>
-              </w:rPr>
-              <w:t xml:space="preserve"> Room temperature tensile testing with DIC]</w:t>
+              </w:rPr>
+              <w:t>Starin gauge and deflection measurement of an electromagnet</w:t>
             </w:r>
           </w:p>
         </w:tc>
@@ -5439,7 +4333,6 @@
                 <w:rFonts w:ascii="Arial" w:eastAsia="Arial" w:hAnsi="Arial"/>
                 <w:sz w:val="22"/>
                 <w:szCs w:val="22"/>
-                <w:highlight w:val="yellow"/>
               </w:rPr>
             </w:pPr>
             <w:r>
@@ -5447,49 +4340,8 @@
                 <w:rFonts w:ascii="Arial" w:eastAsia="Arial" w:hAnsi="Arial"/>
                 <w:sz w:val="22"/>
                 <w:szCs w:val="22"/>
-                <w:highlight w:val="yellow"/>
-              </w:rPr>
-              <w:t>[</w:t>
-            </w:r>
-            <w:proofErr w:type="spellStart"/>
-            <w:r>
-              <w:rPr>
-                <w:rFonts w:ascii="Arial" w:eastAsia="Arial" w:hAnsi="Arial"/>
-                <w:sz w:val="22"/>
-                <w:szCs w:val="22"/>
-                <w:highlight w:val="yellow"/>
-              </w:rPr>
-              <w:t>Eg.</w:t>
-            </w:r>
-            <w:proofErr w:type="spellEnd"/>
-            <w:r>
-              <w:rPr>
-                <w:rFonts w:ascii="Arial" w:eastAsia="Arial" w:hAnsi="Arial"/>
-                <w:sz w:val="22"/>
-                <w:szCs w:val="22"/>
-                <w:highlight w:val="yellow"/>
-              </w:rPr>
-              <w:t xml:space="preserve"> ASTM E8M, </w:t>
-            </w:r>
-            <w:proofErr w:type="spellStart"/>
-            <w:r>
-              <w:rPr>
-                <w:rFonts w:ascii="Arial" w:eastAsia="Arial" w:hAnsi="Arial"/>
-                <w:sz w:val="22"/>
-                <w:szCs w:val="22"/>
-                <w:highlight w:val="yellow"/>
-              </w:rPr>
-              <w:t>iDIC</w:t>
-            </w:r>
-            <w:proofErr w:type="spellEnd"/>
-            <w:r>
-              <w:rPr>
-                <w:rFonts w:ascii="Arial" w:eastAsia="Arial" w:hAnsi="Arial"/>
-                <w:sz w:val="22"/>
-                <w:szCs w:val="22"/>
-                <w:highlight w:val="yellow"/>
-              </w:rPr>
-              <w:t xml:space="preserve"> good practices guide]</w:t>
+              </w:rPr>
+              <w:t>Internal component validation; TANDM Strain Gauge Installation Guide</w:t>
             </w:r>
           </w:p>
         </w:tc>
@@ -5692,7 +4544,6 @@
                 <w:rFonts w:ascii="Arial" w:eastAsia="Arial" w:hAnsi="Arial"/>
                 <w:sz w:val="22"/>
                 <w:szCs w:val="22"/>
-                <w:highlight w:val="yellow"/>
               </w:rPr>
             </w:pPr>
             <w:r>
@@ -5700,29 +4551,8 @@
                 <w:rFonts w:ascii="Arial" w:eastAsia="Arial" w:hAnsi="Arial"/>
                 <w:sz w:val="22"/>
                 <w:szCs w:val="22"/>
-                <w:highlight w:val="yellow"/>
-              </w:rPr>
-              <w:t>[</w:t>
-            </w:r>
-            <w:proofErr w:type="spellStart"/>
-            <w:r>
-              <w:rPr>
-                <w:rFonts w:ascii="Arial" w:eastAsia="Arial" w:hAnsi="Arial"/>
-                <w:sz w:val="22"/>
-                <w:szCs w:val="22"/>
-                <w:highlight w:val="yellow"/>
-              </w:rPr>
-              <w:t>Eg.</w:t>
-            </w:r>
-            <w:proofErr w:type="spellEnd"/>
-            <w:r>
-              <w:rPr>
-                <w:rFonts w:ascii="Arial" w:eastAsia="Arial" w:hAnsi="Arial"/>
-                <w:sz w:val="22"/>
-                <w:szCs w:val="22"/>
-                <w:highlight w:val="yellow"/>
-              </w:rPr>
-              <w:t xml:space="preserve"> Tensile tester]</w:t>
+              </w:rPr>
+              <w:t>Fabricated electromagnet</w:t>
             </w:r>
           </w:p>
         </w:tc>
@@ -5738,7 +4568,6 @@
                 <w:rFonts w:ascii="Arial" w:eastAsia="Arial" w:hAnsi="Arial"/>
                 <w:sz w:val="22"/>
                 <w:szCs w:val="22"/>
-                <w:highlight w:val="yellow"/>
               </w:rPr>
             </w:pPr>
             <w:r>
@@ -5746,29 +4575,8 @@
                 <w:rFonts w:ascii="Arial" w:eastAsia="Arial" w:hAnsi="Arial"/>
                 <w:sz w:val="22"/>
                 <w:szCs w:val="22"/>
-                <w:highlight w:val="yellow"/>
-              </w:rPr>
-              <w:t>[</w:t>
-            </w:r>
-            <w:proofErr w:type="spellStart"/>
-            <w:r>
-              <w:rPr>
-                <w:rFonts w:ascii="Arial" w:eastAsia="Arial" w:hAnsi="Arial"/>
-                <w:sz w:val="22"/>
-                <w:szCs w:val="22"/>
-                <w:highlight w:val="yellow"/>
-              </w:rPr>
-              <w:t>Eg.</w:t>
-            </w:r>
-            <w:proofErr w:type="spellEnd"/>
-            <w:r>
-              <w:rPr>
-                <w:rFonts w:ascii="Arial" w:eastAsia="Arial" w:hAnsi="Arial"/>
-                <w:sz w:val="22"/>
-                <w:szCs w:val="22"/>
-                <w:highlight w:val="yellow"/>
-              </w:rPr>
-              <w:t xml:space="preserve"> MTS criterion model 44]</w:t>
+              </w:rPr>
+              <w:t>Custom</w:t>
             </w:r>
           </w:p>
         </w:tc>
@@ -5783,7 +4591,6 @@
                 <w:rFonts w:ascii="Arial" w:eastAsia="Arial" w:hAnsi="Arial"/>
                 <w:sz w:val="22"/>
                 <w:szCs w:val="22"/>
-                <w:highlight w:val="yellow"/>
               </w:rPr>
             </w:pPr>
             <w:r>
@@ -5791,30 +4598,69 @@
                 <w:rFonts w:ascii="Arial" w:eastAsia="Arial" w:hAnsi="Arial"/>
                 <w:sz w:val="22"/>
                 <w:szCs w:val="22"/>
-                <w:highlight w:val="yellow"/>
-              </w:rPr>
-              <w:t>[</w:t>
+              </w:rPr>
+              <w:t xml:space="preserve">Max </w:t>
             </w:r>
-            <w:proofErr w:type="spellStart"/>
+            <m:oMath>
+              <m:r>
+                <w:rPr>
+                  <w:rFonts w:ascii="Cambria Math" w:eastAsia="Arial" w:hAnsi="Cambria Math"/>
+                  <w:sz w:val="22"/>
+                  <w:szCs w:val="22"/>
+                </w:rPr>
+                <m:t>36</m:t>
+              </m:r>
+              <m:sSub>
+                <m:sSubPr>
+                  <m:ctrlPr>
+                    <w:rPr>
+                      <w:rFonts w:ascii="Cambria Math" w:eastAsia="Arial" w:hAnsi="Cambria Math"/>
+                      <w:i/>
+                      <w:sz w:val="22"/>
+                      <w:szCs w:val="22"/>
+                    </w:rPr>
+                  </m:ctrlPr>
+                </m:sSubPr>
+                <m:e>
+                  <m:r>
+                    <w:rPr>
+                      <w:rFonts w:ascii="Cambria Math" w:eastAsia="Arial" w:hAnsi="Cambria Math"/>
+                      <w:sz w:val="22"/>
+                      <w:szCs w:val="22"/>
+                    </w:rPr>
+                    <m:t xml:space="preserve"> V</m:t>
+                  </m:r>
+                </m:e>
+                <m:sub>
+                  <m:r>
+                    <w:rPr>
+                      <w:rFonts w:ascii="Cambria Math" w:eastAsia="Arial" w:hAnsi="Cambria Math"/>
+                      <w:sz w:val="22"/>
+                      <w:szCs w:val="22"/>
+                    </w:rPr>
+                    <m:t>DC</m:t>
+                  </m:r>
+                </m:sub>
+              </m:sSub>
+            </m:oMath>
             <w:r>
               <w:rPr>
                 <w:rFonts w:ascii="Arial" w:eastAsia="Arial" w:hAnsi="Arial"/>
                 <w:sz w:val="22"/>
                 <w:szCs w:val="22"/>
-                <w:highlight w:val="yellow"/>
-              </w:rPr>
-              <w:t>Eg.</w:t>
+              </w:rPr>
+              <w:t xml:space="preserve">, </w:t>
             </w:r>
-            <w:proofErr w:type="spellEnd"/>
-            <w:r>
-              <w:rPr>
-                <w:rFonts w:ascii="Arial" w:eastAsia="Arial" w:hAnsi="Arial"/>
-                <w:sz w:val="22"/>
-                <w:szCs w:val="22"/>
-                <w:highlight w:val="yellow"/>
-              </w:rPr>
-              <w:t xml:space="preserve"> maximum travel/crosshead speed]</w:t>
-            </w:r>
+            <m:oMath>
+              <m:r>
+                <w:rPr>
+                  <w:rFonts w:ascii="Cambria Math" w:eastAsia="Arial" w:hAnsi="Cambria Math"/>
+                  <w:sz w:val="22"/>
+                  <w:szCs w:val="22"/>
+                </w:rPr>
+                <m:t>10 A</m:t>
+              </m:r>
+            </m:oMath>
           </w:p>
         </w:tc>
         <w:tc>
@@ -5828,7 +4674,6 @@
                 <w:rFonts w:ascii="Arial" w:eastAsia="Arial" w:hAnsi="Arial"/>
                 <w:sz w:val="22"/>
                 <w:szCs w:val="22"/>
-                <w:highlight w:val="yellow"/>
               </w:rPr>
             </w:pPr>
             <w:r>
@@ -5836,38 +4681,8 @@
                 <w:rFonts w:ascii="Arial" w:eastAsia="Arial" w:hAnsi="Arial"/>
                 <w:sz w:val="22"/>
                 <w:szCs w:val="22"/>
-                <w:highlight w:val="yellow"/>
-              </w:rPr>
-              <w:t>[</w:t>
-            </w:r>
-            <w:proofErr w:type="spellStart"/>
-            <w:r>
-              <w:rPr>
-                <w:rFonts w:ascii="Arial" w:eastAsia="Arial" w:hAnsi="Arial"/>
-                <w:sz w:val="22"/>
-                <w:szCs w:val="22"/>
-                <w:highlight w:val="yellow"/>
-              </w:rPr>
-              <w:t>Eg.</w:t>
-            </w:r>
-            <w:proofErr w:type="spellEnd"/>
-            <w:r>
-              <w:rPr>
-                <w:rFonts w:ascii="Arial" w:eastAsia="Arial" w:hAnsi="Arial"/>
-                <w:sz w:val="22"/>
-                <w:szCs w:val="22"/>
-                <w:highlight w:val="yellow"/>
-              </w:rPr>
-              <w:t xml:space="preserve"> in terms of crosshead position/speed</w:t>
-            </w:r>
-            <w:r>
-              <w:rPr>
-                <w:rFonts w:ascii="Arial" w:eastAsia="Arial" w:hAnsi="Arial"/>
-                <w:sz w:val="22"/>
-                <w:szCs w:val="22"/>
-                <w:highlight w:val="yellow"/>
-              </w:rPr>
-              <w:t>]</w:t>
+              </w:rPr>
+              <w:t>-</w:t>
             </w:r>
           </w:p>
         </w:tc>
@@ -5885,7 +4700,6 @@
                 <w:rFonts w:ascii="Arial" w:eastAsia="Arial" w:hAnsi="Arial"/>
                 <w:sz w:val="22"/>
                 <w:szCs w:val="22"/>
-                <w:highlight w:val="yellow"/>
               </w:rPr>
             </w:pPr>
             <w:r>
@@ -5893,47 +4707,40 @@
                 <w:rFonts w:ascii="Arial" w:eastAsia="Arial" w:hAnsi="Arial"/>
                 <w:sz w:val="22"/>
                 <w:szCs w:val="22"/>
-                <w:highlight w:val="yellow"/>
-              </w:rPr>
-              <w:t>[</w:t>
-            </w:r>
-            <w:proofErr w:type="spellStart"/>
-            <w:r>
-              <w:rPr>
-                <w:rFonts w:ascii="Arial" w:eastAsia="Arial" w:hAnsi="Arial"/>
-                <w:sz w:val="22"/>
-                <w:szCs w:val="22"/>
-                <w:highlight w:val="yellow"/>
-              </w:rPr>
-              <w:t>Eg.</w:t>
-            </w:r>
-            <w:proofErr w:type="spellEnd"/>
-            <w:r>
-              <w:rPr>
-                <w:rFonts w:ascii="Arial" w:eastAsia="Arial" w:hAnsi="Arial"/>
-                <w:sz w:val="22"/>
-                <w:szCs w:val="22"/>
-                <w:highlight w:val="yellow"/>
-              </w:rPr>
-              <w:t xml:space="preserve"> digital image correlation </w:t>
+              </w:rPr>
+              <w:t xml:space="preserve">Data </w:t>
             </w:r>
             <w:r>
               <w:rPr>
                 <w:rFonts w:ascii="Arial" w:eastAsia="Arial" w:hAnsi="Arial"/>
                 <w:sz w:val="22"/>
                 <w:szCs w:val="22"/>
-                <w:highlight w:val="yellow"/>
-              </w:rPr>
-              <w:t>system: camera</w:t>
+              </w:rPr>
+              <w:t>a</w:t>
             </w:r>
             <w:r>
               <w:rPr>
                 <w:rFonts w:ascii="Arial" w:eastAsia="Arial" w:hAnsi="Arial"/>
                 <w:sz w:val="22"/>
                 <w:szCs w:val="22"/>
-                <w:highlight w:val="yellow"/>
-              </w:rPr>
-              <w:t>]</w:t>
+              </w:rPr>
+              <w:t xml:space="preserve">cquisition </w:t>
+            </w:r>
+            <w:r>
+              <w:rPr>
+                <w:rFonts w:ascii="Arial" w:eastAsia="Arial" w:hAnsi="Arial"/>
+                <w:sz w:val="22"/>
+                <w:szCs w:val="22"/>
+              </w:rPr>
+              <w:t>s</w:t>
+            </w:r>
+            <w:r>
+              <w:rPr>
+                <w:rFonts w:ascii="Arial" w:eastAsia="Arial" w:hAnsi="Arial"/>
+                <w:sz w:val="22"/>
+                <w:szCs w:val="22"/>
+              </w:rPr>
+              <w:t>ystem</w:t>
             </w:r>
           </w:p>
         </w:tc>
@@ -5949,7 +4756,6 @@
                 <w:rFonts w:ascii="Arial" w:eastAsia="Arial" w:hAnsi="Arial"/>
                 <w:sz w:val="22"/>
                 <w:szCs w:val="22"/>
-                <w:highlight w:val="yellow"/>
               </w:rPr>
             </w:pPr>
             <w:r>
@@ -5957,9 +4763,8 @@
                 <w:rFonts w:ascii="Arial" w:eastAsia="Arial" w:hAnsi="Arial"/>
                 <w:sz w:val="22"/>
                 <w:szCs w:val="22"/>
-                <w:highlight w:val="yellow"/>
-              </w:rPr>
-              <w:t>[</w:t>
+              </w:rPr>
+              <w:t xml:space="preserve">HBM </w:t>
             </w:r>
             <w:proofErr w:type="spellStart"/>
             <w:r>
@@ -5967,9 +4772,8 @@
                 <w:rFonts w:ascii="Arial" w:eastAsia="Arial" w:hAnsi="Arial"/>
                 <w:sz w:val="22"/>
                 <w:szCs w:val="22"/>
-                <w:highlight w:val="yellow"/>
-              </w:rPr>
-              <w:t>Eg.</w:t>
+              </w:rPr>
+              <w:t>QuantumX</w:t>
             </w:r>
             <w:proofErr w:type="spellEnd"/>
             <w:r>
@@ -5977,29 +4781,8 @@
                 <w:rFonts w:ascii="Arial" w:eastAsia="Arial" w:hAnsi="Arial"/>
                 <w:sz w:val="22"/>
                 <w:szCs w:val="22"/>
-                <w:highlight w:val="yellow"/>
-              </w:rPr>
-              <w:t xml:space="preserve"> </w:t>
-            </w:r>
-            <w:proofErr w:type="spellStart"/>
-            <w:r>
-              <w:rPr>
-                <w:rFonts w:ascii="Arial" w:eastAsia="Arial" w:hAnsi="Arial"/>
-                <w:sz w:val="22"/>
-                <w:szCs w:val="22"/>
-                <w:highlight w:val="yellow"/>
-              </w:rPr>
-              <w:t>LaVision</w:t>
-            </w:r>
-            <w:proofErr w:type="spellEnd"/>
-            <w:r>
-              <w:rPr>
-                <w:rFonts w:ascii="Arial" w:eastAsia="Arial" w:hAnsi="Arial"/>
-                <w:sz w:val="22"/>
-                <w:szCs w:val="22"/>
-                <w:highlight w:val="yellow"/>
-              </w:rPr>
-              <w:t xml:space="preserve"> E-lite system]</w:t>
+              </w:rPr>
+              <w:t xml:space="preserve"> (801433534)</w:t>
             </w:r>
           </w:p>
         </w:tc>
@@ -6014,7 +4797,36 @@
                 <w:rFonts w:ascii="Arial" w:eastAsia="Arial" w:hAnsi="Arial"/>
                 <w:sz w:val="22"/>
                 <w:szCs w:val="22"/>
-                <w:highlight w:val="yellow"/>
+              </w:rPr>
+            </w:pPr>
+            <m:oMathPara>
+              <m:oMathParaPr>
+                <m:jc m:val="left"/>
+              </m:oMathParaPr>
+              <m:oMath>
+                <m:r>
+                  <w:rPr>
+                    <w:rFonts w:ascii="Cambria Math" w:eastAsia="Arial" w:hAnsi="Cambria Math"/>
+                    <w:sz w:val="22"/>
+                    <w:szCs w:val="22"/>
+                  </w:rPr>
+                  <m:t>± 100 mV/V</m:t>
+                </m:r>
+              </m:oMath>
+            </m:oMathPara>
+          </w:p>
+        </w:tc>
+        <w:tc>
+          <w:tcPr>
+            <w:tcW w:w="2254" w:type="dxa"/>
+          </w:tcPr>
+          <w:p>
+            <w:pPr>
+              <w:spacing w:line="0" w:lineRule="atLeast"/>
+              <w:rPr>
+                <w:rFonts w:ascii="Arial" w:eastAsia="Arial" w:hAnsi="Arial"/>
+                <w:sz w:val="22"/>
+                <w:szCs w:val="22"/>
               </w:rPr>
             </w:pPr>
             <w:r>
@@ -6022,29 +4834,90 @@
                 <w:rFonts w:ascii="Arial" w:eastAsia="Arial" w:hAnsi="Arial"/>
                 <w:sz w:val="22"/>
                 <w:szCs w:val="22"/>
-                <w:highlight w:val="yellow"/>
-              </w:rPr>
-              <w:t>[</w:t>
+              </w:rPr>
+              <w:t>-</w:t>
             </w:r>
-            <w:proofErr w:type="spellStart"/>
+          </w:p>
+        </w:tc>
+      </w:tr>
+      <w:tr>
+        <w:tc>
+          <w:tcPr>
+            <w:tcW w:w="2254" w:type="dxa"/>
+            <w:vAlign w:val="center"/>
+          </w:tcPr>
+          <w:p>
+            <w:pPr>
+              <w:spacing w:line="0" w:lineRule="atLeast"/>
+              <w:rPr>
+                <w:rFonts w:ascii="Arial" w:eastAsia="Arial" w:hAnsi="Arial"/>
+                <w:sz w:val="22"/>
+                <w:szCs w:val="22"/>
+              </w:rPr>
+            </w:pPr>
             <w:r>
               <w:rPr>
                 <w:rFonts w:ascii="Arial" w:eastAsia="Arial" w:hAnsi="Arial"/>
                 <w:sz w:val="22"/>
                 <w:szCs w:val="22"/>
-                <w:highlight w:val="yellow"/>
-              </w:rPr>
-              <w:t>Eg.</w:t>
+              </w:rPr>
+              <w:t xml:space="preserve">DC </w:t>
             </w:r>
-            <w:proofErr w:type="spellEnd"/>
             <w:r>
               <w:rPr>
                 <w:rFonts w:ascii="Arial" w:eastAsia="Arial" w:hAnsi="Arial"/>
                 <w:sz w:val="22"/>
                 <w:szCs w:val="22"/>
-                <w:highlight w:val="yellow"/>
-              </w:rPr>
-              <w:t xml:space="preserve"> Maximum frame rate of 2 Hz]</w:t>
+              </w:rPr>
+              <w:t>p</w:t>
+            </w:r>
+            <w:r>
+              <w:rPr>
+                <w:rFonts w:ascii="Arial" w:eastAsia="Arial" w:hAnsi="Arial"/>
+                <w:sz w:val="22"/>
+                <w:szCs w:val="22"/>
+              </w:rPr>
+              <w:t xml:space="preserve">ower </w:t>
+            </w:r>
+            <w:r>
+              <w:rPr>
+                <w:rFonts w:ascii="Arial" w:eastAsia="Arial" w:hAnsi="Arial"/>
+                <w:sz w:val="22"/>
+                <w:szCs w:val="22"/>
+              </w:rPr>
+              <w:t>s</w:t>
+            </w:r>
+            <w:r>
+              <w:rPr>
+                <w:rFonts w:ascii="Arial" w:eastAsia="Arial" w:hAnsi="Arial"/>
+                <w:sz w:val="22"/>
+                <w:szCs w:val="22"/>
+              </w:rPr>
+              <w:t>upply</w:t>
+            </w:r>
+          </w:p>
+        </w:tc>
+        <w:tc>
+          <w:tcPr>
+            <w:tcW w:w="2254" w:type="dxa"/>
+            <w:vAlign w:val="center"/>
+          </w:tcPr>
+          <w:p>
+            <w:pPr>
+              <w:spacing w:line="0" w:lineRule="atLeast"/>
+              <w:rPr>
+                <w:rFonts w:ascii="Arial" w:eastAsia="Arial" w:hAnsi="Arial"/>
+                <w:sz w:val="22"/>
+                <w:szCs w:val="22"/>
+              </w:rPr>
+            </w:pPr>
+            <w:r>
+              <w:rPr>
+                <w:rFonts w:ascii="Arial" w:eastAsia="Arial" w:hAnsi="Arial"/>
+                <w:sz w:val="22"/>
+                <w:szCs w:val="22"/>
+              </w:rPr>
+              <w:t>Manson HCS-3202</w:t>
             </w:r>
           </w:p>
         </w:tc>
@@ -6059,7 +4932,98 @@
                 <w:rFonts w:ascii="Arial" w:eastAsia="Arial" w:hAnsi="Arial"/>
                 <w:sz w:val="22"/>
                 <w:szCs w:val="22"/>
-                <w:highlight w:val="yellow"/>
+              </w:rPr>
+            </w:pPr>
+            <m:oMath>
+              <m:r>
+                <w:rPr>
+                  <w:rFonts w:ascii="Cambria Math" w:eastAsia="Arial" w:hAnsi="Cambria Math"/>
+                  <w:sz w:val="22"/>
+                  <w:szCs w:val="22"/>
+                </w:rPr>
+                <m:t xml:space="preserve">1-36 </m:t>
+              </m:r>
+              <m:sSub>
+                <m:sSubPr>
+                  <m:ctrlPr>
+                    <w:rPr>
+                      <w:rFonts w:ascii="Cambria Math" w:eastAsia="Arial" w:hAnsi="Cambria Math"/>
+                      <w:i/>
+                      <w:sz w:val="22"/>
+                      <w:szCs w:val="22"/>
+                    </w:rPr>
+                  </m:ctrlPr>
+                </m:sSubPr>
+                <m:e>
+                  <m:r>
+                    <w:rPr>
+                      <w:rFonts w:ascii="Cambria Math" w:eastAsia="Arial" w:hAnsi="Cambria Math"/>
+                      <w:sz w:val="22"/>
+                      <w:szCs w:val="22"/>
+                    </w:rPr>
+                    <m:t>V</m:t>
+                  </m:r>
+                </m:e>
+                <m:sub>
+                  <m:r>
+                    <w:rPr>
+                      <w:rFonts w:ascii="Cambria Math" w:eastAsia="Arial" w:hAnsi="Cambria Math"/>
+                      <w:sz w:val="22"/>
+                      <w:szCs w:val="22"/>
+                    </w:rPr>
+                    <m:t>DC</m:t>
+                  </m:r>
+                </m:sub>
+              </m:sSub>
+            </m:oMath>
+            <w:r>
+              <w:rPr>
+                <w:rFonts w:ascii="Arial" w:eastAsia="Arial" w:hAnsi="Arial"/>
+                <w:sz w:val="22"/>
+                <w:szCs w:val="22"/>
+              </w:rPr>
+              <w:t xml:space="preserve">, </w:t>
+            </w:r>
+            <m:oMath>
+              <m:r>
+                <w:rPr>
+                  <w:rFonts w:ascii="Cambria Math" w:eastAsia="Arial" w:hAnsi="Cambria Math"/>
+                  <w:sz w:val="22"/>
+                  <w:szCs w:val="22"/>
+                </w:rPr>
+                <m:t>10 A</m:t>
+              </m:r>
+            </m:oMath>
+          </w:p>
+        </w:tc>
+        <w:tc>
+          <w:tcPr>
+            <w:tcW w:w="2254" w:type="dxa"/>
+          </w:tcPr>
+          <w:p>
+            <w:pPr>
+              <w:spacing w:line="0" w:lineRule="atLeast"/>
+              <w:rPr>
+                <w:rFonts w:ascii="Arial" w:eastAsia="Arial" w:hAnsi="Arial"/>
+                <w:sz w:val="22"/>
+                <w:szCs w:val="22"/>
+              </w:rPr>
+            </w:pPr>
+          </w:p>
+        </w:tc>
+      </w:tr>
+      <w:tr>
+        <w:tc>
+          <w:tcPr>
+            <w:tcW w:w="2254" w:type="dxa"/>
+          </w:tcPr>
+          <w:p>
+            <w:pPr>
+              <w:spacing w:line="0" w:lineRule="atLeast"/>
+              <w:rPr>
+                <w:rFonts w:ascii="Arial" w:eastAsia="Arial" w:hAnsi="Arial"/>
+                <w:sz w:val="22"/>
+                <w:szCs w:val="22"/>
               </w:rPr>
             </w:pPr>
             <w:r>
@@ -6067,7 +5031,75 @@
                 <w:rFonts w:ascii="Arial" w:eastAsia="Arial" w:hAnsi="Arial"/>
                 <w:sz w:val="22"/>
                 <w:szCs w:val="22"/>
-                <w:highlight w:val="yellow"/>
+              </w:rPr>
+              <w:t>Multimeter</w:t>
+            </w:r>
+          </w:p>
+        </w:tc>
+        <w:tc>
+          <w:tcPr>
+            <w:tcW w:w="2254" w:type="dxa"/>
+          </w:tcPr>
+          <w:p>
+            <w:pPr>
+              <w:spacing w:line="0" w:lineRule="atLeast"/>
+              <w:rPr>
+                <w:rFonts w:ascii="Arial" w:eastAsia="Arial" w:hAnsi="Arial"/>
+                <w:sz w:val="22"/>
+                <w:szCs w:val="22"/>
+              </w:rPr>
+            </w:pPr>
+            <w:r>
+              <w:rPr>
+                <w:rFonts w:ascii="Arial" w:eastAsia="Arial" w:hAnsi="Arial"/>
+                <w:sz w:val="22"/>
+                <w:szCs w:val="22"/>
+              </w:rPr>
+              <w:t>Keysight U3402A</w:t>
+            </w:r>
+          </w:p>
+        </w:tc>
+        <w:tc>
+          <w:tcPr>
+            <w:tcW w:w="2254" w:type="dxa"/>
+          </w:tcPr>
+          <w:p>
+            <w:pPr>
+              <w:spacing w:line="0" w:lineRule="atLeast"/>
+              <w:rPr>
+                <w:rFonts w:ascii="Arial" w:eastAsia="Arial" w:hAnsi="Arial"/>
+                <w:sz w:val="22"/>
+                <w:szCs w:val="22"/>
+              </w:rPr>
+            </w:pPr>
+            <w:r>
+              <w:rPr>
+                <w:rFonts w:ascii="Arial" w:eastAsia="Arial" w:hAnsi="Arial"/>
+                <w:sz w:val="22"/>
+                <w:szCs w:val="22"/>
+              </w:rPr>
+              <w:t>-</w:t>
+            </w:r>
+          </w:p>
+        </w:tc>
+        <w:tc>
+          <w:tcPr>
+            <w:tcW w:w="2254" w:type="dxa"/>
+          </w:tcPr>
+          <w:p>
+            <w:pPr>
+              <w:spacing w:line="0" w:lineRule="atLeast"/>
+              <w:rPr>
+                <w:rFonts w:ascii="Arial" w:eastAsia="Arial" w:hAnsi="Arial"/>
+                <w:sz w:val="22"/>
+                <w:szCs w:val="22"/>
+              </w:rPr>
+            </w:pPr>
+            <w:r>
+              <w:rPr>
+                <w:rFonts w:ascii="Arial" w:eastAsia="Arial" w:hAnsi="Arial"/>
+                <w:sz w:val="22"/>
+                <w:szCs w:val="22"/>
               </w:rPr>
               <w:t>-</w:t>
             </w:r>
@@ -6088,281 +5120,13 @@
                 <w:szCs w:val="22"/>
               </w:rPr>
             </w:pPr>
-          </w:p>
-        </w:tc>
-        <w:tc>
-          <w:tcPr>
-            <w:tcW w:w="2254" w:type="dxa"/>
-          </w:tcPr>
-          <w:p>
-            <w:pPr>
-              <w:spacing w:line="0" w:lineRule="atLeast"/>
-              <w:rPr>
-                <w:rFonts w:ascii="Arial" w:eastAsia="Arial" w:hAnsi="Arial"/>
-                <w:sz w:val="22"/>
-                <w:szCs w:val="22"/>
-              </w:rPr>
-            </w:pPr>
-          </w:p>
-        </w:tc>
-        <w:tc>
-          <w:tcPr>
-            <w:tcW w:w="2254" w:type="dxa"/>
-          </w:tcPr>
-          <w:p>
-            <w:pPr>
-              <w:spacing w:line="0" w:lineRule="atLeast"/>
-              <w:rPr>
-                <w:rFonts w:ascii="Arial" w:eastAsia="Arial" w:hAnsi="Arial"/>
-                <w:sz w:val="22"/>
-                <w:szCs w:val="22"/>
-              </w:rPr>
-            </w:pPr>
-          </w:p>
-        </w:tc>
-        <w:tc>
-          <w:tcPr>
-            <w:tcW w:w="2254" w:type="dxa"/>
-          </w:tcPr>
-          <w:p>
-            <w:pPr>
-              <w:spacing w:line="0" w:lineRule="atLeast"/>
-              <w:rPr>
-                <w:rFonts w:ascii="Arial" w:eastAsia="Arial" w:hAnsi="Arial"/>
-                <w:sz w:val="22"/>
-                <w:szCs w:val="22"/>
-              </w:rPr>
-            </w:pPr>
-          </w:p>
-        </w:tc>
-      </w:tr>
-      <w:tr>
-        <w:tc>
-          <w:tcPr>
-            <w:tcW w:w="2254" w:type="dxa"/>
-          </w:tcPr>
-          <w:p>
-            <w:pPr>
-              <w:spacing w:line="0" w:lineRule="atLeast"/>
-              <w:rPr>
-                <w:rFonts w:ascii="Arial" w:eastAsia="Arial" w:hAnsi="Arial"/>
-                <w:sz w:val="22"/>
-                <w:szCs w:val="22"/>
-              </w:rPr>
-            </w:pPr>
-          </w:p>
-        </w:tc>
-        <w:tc>
-          <w:tcPr>
-            <w:tcW w:w="2254" w:type="dxa"/>
-          </w:tcPr>
-          <w:p>
-            <w:pPr>
-              <w:spacing w:line="0" w:lineRule="atLeast"/>
-              <w:rPr>
-                <w:rFonts w:ascii="Arial" w:eastAsia="Arial" w:hAnsi="Arial"/>
-                <w:sz w:val="22"/>
-                <w:szCs w:val="22"/>
-              </w:rPr>
-            </w:pPr>
-          </w:p>
-        </w:tc>
-        <w:tc>
-          <w:tcPr>
-            <w:tcW w:w="2254" w:type="dxa"/>
-          </w:tcPr>
-          <w:p>
-            <w:pPr>
-              <w:spacing w:line="0" w:lineRule="atLeast"/>
-              <w:rPr>
-                <w:rFonts w:ascii="Arial" w:eastAsia="Arial" w:hAnsi="Arial"/>
-                <w:sz w:val="22"/>
-                <w:szCs w:val="22"/>
-              </w:rPr>
-            </w:pPr>
-          </w:p>
-        </w:tc>
-        <w:tc>
-          <w:tcPr>
-            <w:tcW w:w="2254" w:type="dxa"/>
-          </w:tcPr>
-          <w:p>
-            <w:pPr>
-              <w:spacing w:line="0" w:lineRule="atLeast"/>
-              <w:rPr>
-                <w:rFonts w:ascii="Arial" w:eastAsia="Arial" w:hAnsi="Arial"/>
-                <w:sz w:val="22"/>
-                <w:szCs w:val="22"/>
-              </w:rPr>
-            </w:pPr>
-          </w:p>
-        </w:tc>
-      </w:tr>
-      <w:tr>
-        <w:tc>
-          <w:tcPr>
-            <w:tcW w:w="2254" w:type="dxa"/>
-          </w:tcPr>
-          <w:p>
-            <w:pPr>
-              <w:spacing w:line="0" w:lineRule="atLeast"/>
-              <w:rPr>
-                <w:rFonts w:ascii="Arial" w:eastAsia="Arial" w:hAnsi="Arial"/>
-                <w:sz w:val="22"/>
-                <w:szCs w:val="22"/>
-              </w:rPr>
-            </w:pPr>
-          </w:p>
-        </w:tc>
-        <w:tc>
-          <w:tcPr>
-            <w:tcW w:w="2254" w:type="dxa"/>
-          </w:tcPr>
-          <w:p>
-            <w:pPr>
-              <w:spacing w:line="0" w:lineRule="atLeast"/>
-              <w:rPr>
-                <w:rFonts w:ascii="Arial" w:eastAsia="Arial" w:hAnsi="Arial"/>
-                <w:sz w:val="22"/>
-                <w:szCs w:val="22"/>
-              </w:rPr>
-            </w:pPr>
-          </w:p>
-        </w:tc>
-        <w:tc>
-          <w:tcPr>
-            <w:tcW w:w="2254" w:type="dxa"/>
-          </w:tcPr>
-          <w:p>
-            <w:pPr>
-              <w:spacing w:line="0" w:lineRule="atLeast"/>
-              <w:rPr>
-                <w:rFonts w:ascii="Arial" w:eastAsia="Arial" w:hAnsi="Arial"/>
-                <w:sz w:val="22"/>
-                <w:szCs w:val="22"/>
-              </w:rPr>
-            </w:pPr>
-          </w:p>
-        </w:tc>
-        <w:tc>
-          <w:tcPr>
-            <w:tcW w:w="2254" w:type="dxa"/>
-          </w:tcPr>
-          <w:p>
-            <w:pPr>
-              <w:spacing w:line="0" w:lineRule="atLeast"/>
-              <w:rPr>
-                <w:rFonts w:ascii="Arial" w:eastAsia="Arial" w:hAnsi="Arial"/>
-                <w:sz w:val="22"/>
-                <w:szCs w:val="22"/>
-              </w:rPr>
-            </w:pPr>
-          </w:p>
-        </w:tc>
-      </w:tr>
-    </w:tbl>
-    <w:p>
-      <w:pPr>
-        <w:spacing w:line="0" w:lineRule="atLeast"/>
-        <w:rPr>
-          <w:rFonts w:ascii="Arial" w:eastAsia="Arial" w:hAnsi="Arial"/>
-          <w:sz w:val="22"/>
-          <w:szCs w:val="22"/>
-        </w:rPr>
-      </w:pPr>
-    </w:p>
-    <w:p>
-      <w:pPr>
-        <w:spacing w:line="0" w:lineRule="atLeast"/>
-        <w:rPr>
-          <w:rFonts w:ascii="Arial" w:eastAsia="Arial" w:hAnsi="Arial"/>
-          <w:sz w:val="22"/>
-          <w:szCs w:val="22"/>
-        </w:rPr>
-      </w:pPr>
-      <w:r>
-        <w:rPr>
-          <w:rFonts w:ascii="Arial" w:eastAsia="Arial" w:hAnsi="Arial"/>
-          <w:sz w:val="22"/>
-          <w:szCs w:val="22"/>
-        </w:rPr>
-        <w:t>Sample</w:t>
-      </w:r>
-      <w:r>
-        <w:rPr>
-          <w:rFonts w:ascii="Arial" w:eastAsia="Arial" w:hAnsi="Arial"/>
-          <w:sz w:val="22"/>
-          <w:szCs w:val="22"/>
-        </w:rPr>
-        <w:t xml:space="preserve"> geometry</w:t>
-      </w:r>
-      <w:r>
-        <w:rPr>
-          <w:rFonts w:ascii="Arial" w:eastAsia="Arial" w:hAnsi="Arial"/>
-          <w:sz w:val="22"/>
-          <w:szCs w:val="22"/>
-        </w:rPr>
-        <w:t>:</w:t>
-      </w:r>
-    </w:p>
-    <w:p>
-      <w:pPr>
-        <w:spacing w:line="0" w:lineRule="atLeast"/>
-        <w:rPr>
-          <w:rFonts w:ascii="Arial" w:eastAsia="Arial" w:hAnsi="Arial"/>
-          <w:sz w:val="22"/>
-          <w:szCs w:val="22"/>
-        </w:rPr>
-      </w:pPr>
-    </w:p>
-    <w:tbl>
-      <w:tblPr>
-        <w:tblStyle w:val="TableGrid"/>
-        <w:tblW w:w="0" w:type="auto"/>
-        <w:tblLook w:val="04A0" w:firstRow="1" w:lastRow="0" w:firstColumn="1" w:lastColumn="0" w:noHBand="0" w:noVBand="1"/>
-      </w:tblPr>
-      <w:tblGrid>
-        <w:gridCol w:w="2254"/>
-        <w:gridCol w:w="2254"/>
-        <w:gridCol w:w="2254"/>
-        <w:gridCol w:w="2254"/>
-      </w:tblGrid>
-      <w:tr>
-        <w:tc>
-          <w:tcPr>
-            <w:tcW w:w="2254" w:type="dxa"/>
-          </w:tcPr>
-          <w:p>
-            <w:pPr>
-              <w:spacing w:line="0" w:lineRule="atLeast"/>
-              <w:jc w:val="center"/>
-              <w:rPr>
-                <w:rFonts w:ascii="Arial" w:eastAsia="Arial" w:hAnsi="Arial"/>
-                <w:b/>
-                <w:bCs/>
-                <w:sz w:val="22"/>
-                <w:szCs w:val="22"/>
-              </w:rPr>
-            </w:pPr>
             <w:r>
               <w:rPr>
                 <w:rFonts w:ascii="Arial" w:eastAsia="Arial" w:hAnsi="Arial"/>
-                <w:b/>
-                <w:bCs/>
-                <w:sz w:val="22"/>
-                <w:szCs w:val="22"/>
-              </w:rPr>
-              <w:t>Sample Cross-Section</w:t>
-            </w:r>
-            <w:r>
-              <w:rPr>
-                <w:rFonts w:ascii="Arial" w:eastAsia="Arial" w:hAnsi="Arial"/>
-                <w:b/>
-                <w:bCs/>
-                <w:sz w:val="22"/>
-                <w:szCs w:val="22"/>
-              </w:rPr>
-              <w:t>*</w:t>
+                <w:sz w:val="22"/>
+                <w:szCs w:val="22"/>
+              </w:rPr>
+              <w:t>Strain gauges</w:t>
             </w:r>
           </w:p>
         </w:tc>
@@ -6373,11 +5137,8 @@
           <w:p>
             <w:pPr>
               <w:spacing w:line="0" w:lineRule="atLeast"/>
-              <w:jc w:val="center"/>
-              <w:rPr>
-                <w:rFonts w:ascii="Arial" w:eastAsia="Arial" w:hAnsi="Arial"/>
-                <w:b/>
-                <w:bCs/>
+              <w:rPr>
+                <w:rFonts w:ascii="Arial" w:eastAsia="Arial" w:hAnsi="Arial"/>
                 <w:sz w:val="22"/>
                 <w:szCs w:val="22"/>
               </w:rPr>
@@ -6385,32 +5146,10 @@
             <w:r>
               <w:rPr>
                 <w:rFonts w:ascii="Arial" w:eastAsia="Arial" w:hAnsi="Arial"/>
-                <w:b/>
-                <w:bCs/>
-                <w:sz w:val="22"/>
-                <w:szCs w:val="22"/>
-              </w:rPr>
-              <w:t xml:space="preserve">Expected </w:t>
-            </w:r>
-            <w:r>
-              <w:rPr>
-                <w:rFonts w:ascii="Arial" w:eastAsia="Arial" w:hAnsi="Arial"/>
-                <w:b/>
-                <w:bCs/>
-                <w:sz w:val="22"/>
-                <w:szCs w:val="22"/>
-              </w:rPr>
-              <w:t>Max. Stress</w:t>
-            </w:r>
-            <w:r>
-              <w:rPr>
-                <w:rFonts w:ascii="Arial" w:eastAsia="Arial" w:hAnsi="Arial"/>
-                <w:b/>
-                <w:bCs/>
-                <w:sz w:val="22"/>
-                <w:szCs w:val="22"/>
-              </w:rPr>
-              <w:t>*</w:t>
+                <w:sz w:val="22"/>
+                <w:szCs w:val="22"/>
+              </w:rPr>
+              <w:t>Foil Quarter-bridge</w:t>
             </w:r>
           </w:p>
         </w:tc>
@@ -6421,11 +5160,8 @@
           <w:p>
             <w:pPr>
               <w:spacing w:line="0" w:lineRule="atLeast"/>
-              <w:jc w:val="center"/>
-              <w:rPr>
-                <w:rFonts w:ascii="Arial" w:eastAsia="Arial" w:hAnsi="Arial"/>
-                <w:b/>
-                <w:bCs/>
+              <w:rPr>
+                <w:rFonts w:ascii="Arial" w:eastAsia="Arial" w:hAnsi="Arial"/>
                 <w:sz w:val="22"/>
                 <w:szCs w:val="22"/>
               </w:rPr>
@@ -6433,12 +5169,10 @@
             <w:r>
               <w:rPr>
                 <w:rFonts w:ascii="Arial" w:eastAsia="Arial" w:hAnsi="Arial"/>
-                <w:b/>
-                <w:bCs/>
-                <w:sz w:val="22"/>
-                <w:szCs w:val="22"/>
-              </w:rPr>
-              <w:t>Expected Max Load</w:t>
+                <w:sz w:val="22"/>
+                <w:szCs w:val="22"/>
+              </w:rPr>
+              <w:t>-</w:t>
             </w:r>
           </w:p>
         </w:tc>
@@ -6449,11 +5183,8 @@
           <w:p>
             <w:pPr>
               <w:spacing w:line="0" w:lineRule="atLeast"/>
-              <w:jc w:val="center"/>
-              <w:rPr>
-                <w:rFonts w:ascii="Arial" w:eastAsia="Arial" w:hAnsi="Arial"/>
-                <w:b/>
-                <w:bCs/>
+              <w:rPr>
+                <w:rFonts w:ascii="Arial" w:eastAsia="Arial" w:hAnsi="Arial"/>
                 <w:sz w:val="22"/>
                 <w:szCs w:val="22"/>
               </w:rPr>
@@ -6461,12 +5192,10 @@
             <w:r>
               <w:rPr>
                 <w:rFonts w:ascii="Arial" w:eastAsia="Arial" w:hAnsi="Arial"/>
-                <w:b/>
-                <w:bCs/>
-                <w:sz w:val="22"/>
-                <w:szCs w:val="22"/>
-              </w:rPr>
-              <w:t>Number of Samples</w:t>
+                <w:sz w:val="22"/>
+                <w:szCs w:val="22"/>
+              </w:rPr>
+              <w:t>-</w:t>
             </w:r>
           </w:p>
         </w:tc>
@@ -6485,6 +5214,14 @@
                 <w:szCs w:val="22"/>
               </w:rPr>
             </w:pPr>
+            <w:r>
+              <w:rPr>
+                <w:rFonts w:ascii="Arial" w:eastAsia="Arial" w:hAnsi="Arial"/>
+                <w:sz w:val="22"/>
+                <w:szCs w:val="22"/>
+              </w:rPr>
+              <w:t>Soldering Iron</w:t>
+            </w:r>
           </w:p>
         </w:tc>
         <w:tc>
@@ -6500,6 +5237,14 @@
                 <w:szCs w:val="22"/>
               </w:rPr>
             </w:pPr>
+            <w:r>
+              <w:rPr>
+                <w:rFonts w:ascii="Arial" w:eastAsia="Arial" w:hAnsi="Arial"/>
+                <w:sz w:val="22"/>
+                <w:szCs w:val="22"/>
+              </w:rPr>
+              <w:t>Adjustable temp LCD kit</w:t>
+            </w:r>
           </w:p>
         </w:tc>
         <w:tc>
@@ -6515,6 +5260,14 @@
                 <w:szCs w:val="22"/>
               </w:rPr>
             </w:pPr>
+            <w:r>
+              <w:rPr>
+                <w:rFonts w:ascii="Arial" w:eastAsia="Arial" w:hAnsi="Arial"/>
+                <w:sz w:val="22"/>
+                <w:szCs w:val="22"/>
+              </w:rPr>
+              <w:t>-</w:t>
+            </w:r>
           </w:p>
         </w:tc>
         <w:tc>
@@ -6530,6 +5283,108 @@
                 <w:szCs w:val="22"/>
               </w:rPr>
             </w:pPr>
+            <w:r>
+              <w:rPr>
+                <w:rFonts w:ascii="Arial" w:eastAsia="Arial" w:hAnsi="Arial"/>
+                <w:sz w:val="22"/>
+                <w:szCs w:val="22"/>
+              </w:rPr>
+              <w:t>-</w:t>
+            </w:r>
+          </w:p>
+        </w:tc>
+      </w:tr>
+      <w:tr>
+        <w:tc>
+          <w:tcPr>
+            <w:tcW w:w="2254" w:type="dxa"/>
+          </w:tcPr>
+          <w:p>
+            <w:pPr>
+              <w:spacing w:line="0" w:lineRule="atLeast"/>
+              <w:rPr>
+                <w:rFonts w:ascii="Arial" w:eastAsia="Arial" w:hAnsi="Arial"/>
+                <w:sz w:val="22"/>
+                <w:szCs w:val="22"/>
+              </w:rPr>
+            </w:pPr>
+            <w:r>
+              <w:rPr>
+                <w:rFonts w:ascii="Arial" w:eastAsia="Arial" w:hAnsi="Arial"/>
+                <w:sz w:val="22"/>
+                <w:szCs w:val="22"/>
+              </w:rPr>
+              <w:t>Sandpaper</w:t>
+            </w:r>
+          </w:p>
+        </w:tc>
+        <w:tc>
+          <w:tcPr>
+            <w:tcW w:w="2254" w:type="dxa"/>
+          </w:tcPr>
+          <w:p>
+            <w:pPr>
+              <w:spacing w:line="0" w:lineRule="atLeast"/>
+              <w:rPr>
+                <w:rFonts w:ascii="Arial" w:eastAsia="Arial" w:hAnsi="Arial"/>
+                <w:sz w:val="22"/>
+                <w:szCs w:val="22"/>
+              </w:rPr>
+            </w:pPr>
+            <w:r>
+              <w:rPr>
+                <w:rFonts w:ascii="Arial" w:eastAsia="Arial" w:hAnsi="Arial"/>
+                <w:sz w:val="22"/>
+                <w:szCs w:val="22"/>
+              </w:rPr>
+              <w:t>220-grit</w:t>
+            </w:r>
+          </w:p>
+        </w:tc>
+        <w:tc>
+          <w:tcPr>
+            <w:tcW w:w="2254" w:type="dxa"/>
+          </w:tcPr>
+          <w:p>
+            <w:pPr>
+              <w:spacing w:line="0" w:lineRule="atLeast"/>
+              <w:rPr>
+                <w:rFonts w:ascii="Arial" w:eastAsia="Arial" w:hAnsi="Arial"/>
+                <w:sz w:val="22"/>
+                <w:szCs w:val="22"/>
+              </w:rPr>
+            </w:pPr>
+            <w:r>
+              <w:rPr>
+                <w:rFonts w:ascii="Arial" w:eastAsia="Arial" w:hAnsi="Arial"/>
+                <w:sz w:val="22"/>
+                <w:szCs w:val="22"/>
+              </w:rPr>
+              <w:t>-</w:t>
+            </w:r>
+          </w:p>
+        </w:tc>
+        <w:tc>
+          <w:tcPr>
+            <w:tcW w:w="2254" w:type="dxa"/>
+          </w:tcPr>
+          <w:p>
+            <w:pPr>
+              <w:spacing w:line="0" w:lineRule="atLeast"/>
+              <w:rPr>
+                <w:rFonts w:ascii="Arial" w:eastAsia="Arial" w:hAnsi="Arial"/>
+                <w:sz w:val="22"/>
+                <w:szCs w:val="22"/>
+              </w:rPr>
+            </w:pPr>
+            <w:r>
+              <w:rPr>
+                <w:rFonts w:ascii="Arial" w:eastAsia="Arial" w:hAnsi="Arial"/>
+                <w:sz w:val="22"/>
+                <w:szCs w:val="22"/>
+              </w:rPr>
+              <w:t>-</w:t>
+            </w:r>
           </w:p>
         </w:tc>
       </w:tr>
@@ -6539,80 +5394,6 @@
         <w:spacing w:line="0" w:lineRule="atLeast"/>
         <w:rPr>
           <w:rFonts w:ascii="Arial" w:eastAsia="Arial" w:hAnsi="Arial"/>
-          <w:sz w:val="22"/>
-          <w:szCs w:val="22"/>
-        </w:rPr>
-      </w:pPr>
-    </w:p>
-    <w:p>
-      <w:pPr>
-        <w:spacing w:line="0" w:lineRule="atLeast"/>
-        <w:rPr>
-          <w:rFonts w:ascii="Arial" w:eastAsia="Arial" w:hAnsi="Arial"/>
-          <w:sz w:val="22"/>
-          <w:szCs w:val="22"/>
-        </w:rPr>
-      </w:pPr>
-      <w:r>
-        <w:rPr>
-          <w:rFonts w:ascii="Arial" w:eastAsia="Arial" w:hAnsi="Arial"/>
-          <w:sz w:val="22"/>
-          <w:szCs w:val="22"/>
-          <w:highlight w:val="yellow"/>
-        </w:rPr>
-        <w:t>[</w:t>
-      </w:r>
-      <w:r>
-        <w:rPr>
-          <w:rFonts w:ascii="Arial" w:eastAsia="Arial" w:hAnsi="Arial"/>
-          <w:sz w:val="22"/>
-          <w:szCs w:val="22"/>
-          <w:highlight w:val="yellow"/>
-        </w:rPr>
-        <w:t>*This would not apply to tests such as</w:t>
-      </w:r>
-      <w:r>
-        <w:rPr>
-          <w:rFonts w:ascii="Arial" w:eastAsia="Arial" w:hAnsi="Arial"/>
-          <w:sz w:val="22"/>
-          <w:szCs w:val="22"/>
-          <w:highlight w:val="yellow"/>
-        </w:rPr>
-        <w:t xml:space="preserve"> three-</w:t>
-      </w:r>
-      <w:r>
-        <w:rPr>
-          <w:rFonts w:ascii="Arial" w:eastAsia="Arial" w:hAnsi="Arial"/>
-          <w:sz w:val="22"/>
-          <w:szCs w:val="22"/>
-          <w:highlight w:val="yellow"/>
-        </w:rPr>
-        <w:t>point bending tests</w:t>
-      </w:r>
-      <w:r>
-        <w:rPr>
-          <w:rFonts w:ascii="Arial" w:eastAsia="Arial" w:hAnsi="Arial"/>
-          <w:sz w:val="22"/>
-          <w:szCs w:val="22"/>
-          <w:highlight w:val="yellow"/>
-        </w:rPr>
-        <w:t>. In this case, maximum midpoint deflection and expected load corresponding to maximum surface stress should be considered</w:t>
-      </w:r>
-      <w:r>
-        <w:rPr>
-          <w:rFonts w:ascii="Arial" w:eastAsia="Arial" w:hAnsi="Arial"/>
-          <w:sz w:val="22"/>
-          <w:szCs w:val="22"/>
-          <w:highlight w:val="yellow"/>
-        </w:rPr>
-        <w:t>]</w:t>
-      </w:r>
-    </w:p>
-    <w:p>
-      <w:pPr>
-        <w:spacing w:line="0" w:lineRule="atLeast"/>
-        <w:rPr>
-          <w:rFonts w:ascii="Arial" w:eastAsia="Arial" w:hAnsi="Arial"/>
           <w:sz w:val="24"/>
           <w:szCs w:val="14"/>
         </w:rPr>
@@ -6664,225 +5445,936 @@
           <w:rFonts w:ascii="Arial" w:eastAsia="Arial" w:hAnsi="Arial"/>
           <w:sz w:val="22"/>
           <w:szCs w:val="22"/>
-          <w:highlight w:val="yellow"/>
-        </w:rPr>
-        <w:t>[</w:t>
-      </w:r>
-      <w:r>
-        <w:rPr>
-          <w:rFonts w:ascii="Arial" w:eastAsia="Arial" w:hAnsi="Arial"/>
-          <w:sz w:val="22"/>
-          <w:szCs w:val="22"/>
-          <w:highlight w:val="yellow"/>
-        </w:rPr>
-        <w:t>The purpose of this section is to clearly communicate the purpose for equipment use and list the steps necessary to prepare the equipment for testing. It should include</w:t>
-      </w:r>
-      <w:r>
-        <w:rPr>
-          <w:rFonts w:ascii="Arial" w:eastAsia="Arial" w:hAnsi="Arial"/>
-          <w:sz w:val="22"/>
-          <w:szCs w:val="22"/>
-          <w:highlight w:val="yellow"/>
-        </w:rPr>
-        <w:t xml:space="preserve"> a short introduction to outline the purpose of the report. It should also i</w:t>
-      </w:r>
-      <w:r>
-        <w:rPr>
-          <w:rFonts w:ascii="Arial" w:eastAsia="Arial" w:hAnsi="Arial"/>
-          <w:sz w:val="22"/>
-          <w:szCs w:val="22"/>
-          <w:highlight w:val="yellow"/>
-        </w:rPr>
-        <w:t>nclude</w:t>
-      </w:r>
-      <w:r>
-        <w:rPr>
-          <w:rFonts w:ascii="Arial" w:eastAsia="Arial" w:hAnsi="Arial"/>
-          <w:sz w:val="22"/>
-          <w:szCs w:val="22"/>
-          <w:highlight w:val="yellow"/>
-        </w:rPr>
-        <w:t xml:space="preserve"> </w:t>
-      </w:r>
-      <w:r>
-        <w:rPr>
-          <w:rFonts w:ascii="Arial" w:eastAsia="Arial" w:hAnsi="Arial"/>
-          <w:sz w:val="22"/>
-          <w:szCs w:val="22"/>
-          <w:highlight w:val="yellow"/>
-        </w:rPr>
-        <w:t>descriptions</w:t>
-      </w:r>
-      <w:r>
-        <w:rPr>
-          <w:rFonts w:ascii="Arial" w:eastAsia="Arial" w:hAnsi="Arial"/>
-          <w:sz w:val="22"/>
-          <w:szCs w:val="22"/>
-          <w:highlight w:val="yellow"/>
-        </w:rPr>
-        <w:t xml:space="preserve"> of the tests that will be performed including the entire </w:t>
-      </w:r>
-      <w:r>
-        <w:rPr>
-          <w:rFonts w:ascii="Arial" w:eastAsia="Arial" w:hAnsi="Arial"/>
-          <w:sz w:val="22"/>
-          <w:szCs w:val="22"/>
-          <w:highlight w:val="yellow"/>
-        </w:rPr>
-        <w:t xml:space="preserve">initial </w:t>
-      </w:r>
-      <w:r>
-        <w:rPr>
-          <w:rFonts w:ascii="Arial" w:eastAsia="Arial" w:hAnsi="Arial"/>
-          <w:sz w:val="22"/>
-          <w:szCs w:val="22"/>
-          <w:highlight w:val="yellow"/>
-        </w:rPr>
-        <w:t xml:space="preserve">setup and takedown procedure for using the equipment. It is not necessary to </w:t>
-      </w:r>
-      <w:r>
-        <w:rPr>
-          <w:rFonts w:ascii="Arial" w:eastAsia="Arial" w:hAnsi="Arial"/>
-          <w:sz w:val="22"/>
-          <w:szCs w:val="22"/>
-          <w:highlight w:val="yellow"/>
-        </w:rPr>
-        <w:t>include</w:t>
-      </w:r>
-      <w:r>
-        <w:rPr>
-          <w:rFonts w:ascii="Arial" w:eastAsia="Arial" w:hAnsi="Arial"/>
-          <w:sz w:val="22"/>
-          <w:szCs w:val="22"/>
-          <w:highlight w:val="yellow"/>
-        </w:rPr>
-        <w:t xml:space="preserve"> all</w:t>
-      </w:r>
-      <w:r>
-        <w:rPr>
-          <w:rFonts w:ascii="Arial" w:eastAsia="Arial" w:hAnsi="Arial"/>
-          <w:sz w:val="22"/>
-          <w:szCs w:val="22"/>
-          <w:highlight w:val="yellow"/>
-        </w:rPr>
-        <w:t xml:space="preserve"> the operating procedures</w:t>
-      </w:r>
-      <w:r>
-        <w:rPr>
-          <w:rFonts w:ascii="Arial" w:eastAsia="Arial" w:hAnsi="Arial"/>
-          <w:sz w:val="22"/>
-          <w:szCs w:val="22"/>
-          <w:highlight w:val="yellow"/>
-        </w:rPr>
-        <w:t xml:space="preserve"> of the actual testin</w:t>
-      </w:r>
-      <w:r>
-        <w:rPr>
-          <w:rFonts w:ascii="Arial" w:eastAsia="Arial" w:hAnsi="Arial"/>
-          <w:sz w:val="22"/>
-          <w:szCs w:val="22"/>
-          <w:highlight w:val="yellow"/>
-        </w:rPr>
-        <w:t>g</w:t>
-      </w:r>
-      <w:r>
-        <w:rPr>
-          <w:rFonts w:ascii="Arial" w:eastAsia="Arial" w:hAnsi="Arial"/>
-          <w:sz w:val="22"/>
-          <w:szCs w:val="22"/>
-          <w:highlight w:val="yellow"/>
-        </w:rPr>
-        <w:t xml:space="preserve"> as that will be </w:t>
-      </w:r>
-      <w:r>
-        <w:rPr>
-          <w:rFonts w:ascii="Arial" w:eastAsia="Arial" w:hAnsi="Arial"/>
-          <w:sz w:val="22"/>
-          <w:szCs w:val="22"/>
-          <w:highlight w:val="yellow"/>
-        </w:rPr>
-        <w:t xml:space="preserve">discussed in your project reports, </w:t>
-      </w:r>
-      <w:r>
-        <w:rPr>
-          <w:rFonts w:ascii="Arial" w:eastAsia="Arial" w:hAnsi="Arial"/>
-          <w:sz w:val="22"/>
-          <w:szCs w:val="22"/>
-          <w:highlight w:val="yellow"/>
-        </w:rPr>
-        <w:t>but the critical steps with the associated risks should be clearly stated.</w:t>
-      </w:r>
-      <w:r>
-        <w:rPr>
-          <w:rFonts w:ascii="Arial" w:eastAsia="Arial" w:hAnsi="Arial"/>
-          <w:sz w:val="22"/>
-          <w:szCs w:val="22"/>
-          <w:highlight w:val="yellow"/>
-        </w:rPr>
-        <w:t xml:space="preserve"> </w:t>
-      </w:r>
-      <w:r>
-        <w:rPr>
-          <w:rFonts w:ascii="Arial" w:eastAsia="Arial" w:hAnsi="Arial"/>
-          <w:sz w:val="22"/>
-          <w:szCs w:val="22"/>
-          <w:highlight w:val="yellow"/>
-        </w:rPr>
-        <w:t>This includes a discussion of sample geometry</w:t>
-      </w:r>
-      <w:r>
-        <w:rPr>
-          <w:rFonts w:ascii="Arial" w:eastAsia="Arial" w:hAnsi="Arial"/>
-          <w:sz w:val="22"/>
-          <w:szCs w:val="22"/>
-          <w:highlight w:val="yellow"/>
-        </w:rPr>
-        <w:t>,</w:t>
-      </w:r>
-      <w:r>
-        <w:rPr>
-          <w:rFonts w:ascii="Arial" w:eastAsia="Arial" w:hAnsi="Arial"/>
-          <w:sz w:val="22"/>
-          <w:szCs w:val="22"/>
-          <w:highlight w:val="yellow"/>
-        </w:rPr>
-        <w:t xml:space="preserve"> test</w:t>
-      </w:r>
-      <w:r>
-        <w:rPr>
-          <w:rFonts w:ascii="Arial" w:eastAsia="Arial" w:hAnsi="Arial"/>
-          <w:sz w:val="22"/>
-          <w:szCs w:val="22"/>
-          <w:highlight w:val="yellow"/>
-        </w:rPr>
-        <w:t>ing</w:t>
-      </w:r>
-      <w:r>
-        <w:rPr>
-          <w:rFonts w:ascii="Arial" w:eastAsia="Arial" w:hAnsi="Arial"/>
-          <w:sz w:val="22"/>
-          <w:szCs w:val="22"/>
-          <w:highlight w:val="yellow"/>
-        </w:rPr>
-        <w:t xml:space="preserve"> standard, etc.</w:t>
-      </w:r>
-      <w:r>
-        <w:rPr>
-          <w:rFonts w:ascii="Arial" w:eastAsia="Arial" w:hAnsi="Arial"/>
-          <w:sz w:val="22"/>
-          <w:szCs w:val="22"/>
-          <w:highlight w:val="yellow"/>
-        </w:rPr>
-        <w:t>]</w:t>
-      </w:r>
-      <w:r>
-        <w:rPr>
-          <w:rFonts w:ascii="Arial" w:eastAsia="Arial" w:hAnsi="Arial"/>
-          <w:sz w:val="22"/>
-          <w:szCs w:val="22"/>
-        </w:rPr>
-        <w:br/>
-      </w:r>
+        </w:rPr>
+        <w:t>The purpose of this test is to verify the functionality of a custom-fabricated electromagnetic brake joint design by testing its holding torque and the deflection in the pressure tabs</w:t>
+      </w:r>
+      <w:r>
+        <w:rPr>
+          <w:rFonts w:ascii="Arial" w:eastAsia="Arial" w:hAnsi="Arial"/>
+          <w:sz w:val="22"/>
+          <w:szCs w:val="22"/>
+        </w:rPr>
+        <w:t xml:space="preserve"> of the electromagnetic brake. Strain gauges</w:t>
+      </w:r>
+      <w:r>
+        <w:rPr>
+          <w:rFonts w:ascii="Arial" w:eastAsia="Arial" w:hAnsi="Arial"/>
+          <w:sz w:val="22"/>
+          <w:szCs w:val="22"/>
+        </w:rPr>
+        <w:t xml:space="preserve"> will be mounted </w:t>
+      </w:r>
+      <w:r>
+        <w:rPr>
+          <w:rFonts w:ascii="Arial" w:eastAsia="Arial" w:hAnsi="Arial"/>
+          <w:sz w:val="22"/>
+          <w:szCs w:val="22"/>
+        </w:rPr>
+        <w:t>on the pressure platform where strain is the highest to calculated the holding torque</w:t>
+      </w:r>
+      <w:r>
+        <w:rPr>
+          <w:rFonts w:ascii="Arial" w:eastAsia="Arial" w:hAnsi="Arial"/>
+          <w:sz w:val="22"/>
+          <w:szCs w:val="22"/>
+        </w:rPr>
+        <w:t>. Deflection will also be measured to verify that the brake functions correctly with the designe</w:t>
+      </w:r>
+      <w:r>
+        <w:rPr>
+          <w:rFonts w:ascii="Arial" w:eastAsia="Arial" w:hAnsi="Arial"/>
+          <w:sz w:val="22"/>
+          <w:szCs w:val="22"/>
+        </w:rPr>
+        <w:t xml:space="preserve">d </w:t>
+      </w:r>
+      <m:oMath>
+        <m:r>
+          <w:rPr>
+            <w:rFonts w:ascii="Cambria Math" w:eastAsia="Arial" w:hAnsi="Cambria Math"/>
+            <w:sz w:val="22"/>
+            <w:szCs w:val="22"/>
+          </w:rPr>
+          <m:t>3 mm</m:t>
+        </m:r>
+      </m:oMath>
+      <w:r>
+        <w:rPr>
+          <w:rFonts w:ascii="Arial" w:eastAsia="Arial" w:hAnsi="Arial"/>
+          <w:sz w:val="22"/>
+          <w:szCs w:val="22"/>
+        </w:rPr>
+        <w:t xml:space="preserve"> air gap between the brake disc and friction plate.</w:t>
+      </w:r>
+    </w:p>
+    <w:p>
+      <w:pPr>
+        <w:spacing w:line="0" w:lineRule="atLeast"/>
+        <w:rPr>
+          <w:rFonts w:ascii="Arial" w:eastAsia="Arial" w:hAnsi="Arial"/>
+          <w:sz w:val="22"/>
+          <w:szCs w:val="22"/>
+        </w:rPr>
+      </w:pPr>
+    </w:p>
+    <w:p>
+      <w:pPr>
+        <w:spacing w:line="0" w:lineRule="atLeast"/>
+        <w:rPr>
+          <w:rFonts w:ascii="Arial" w:eastAsia="Arial" w:hAnsi="Arial"/>
+          <w:b/>
+          <w:bCs/>
+          <w:sz w:val="28"/>
+          <w:szCs w:val="28"/>
+        </w:rPr>
+      </w:pPr>
+      <w:r>
+        <w:rPr>
+          <w:rFonts w:ascii="Arial" w:eastAsia="Arial" w:hAnsi="Arial"/>
+          <w:b/>
+          <w:bCs/>
+          <w:sz w:val="28"/>
+          <w:szCs w:val="28"/>
+        </w:rPr>
+        <w:t xml:space="preserve">Preparation and Strain </w:t>
+      </w:r>
+      <w:r>
+        <w:rPr>
+          <w:rFonts w:ascii="Arial" w:eastAsia="Arial" w:hAnsi="Arial"/>
+          <w:b/>
+          <w:bCs/>
+          <w:sz w:val="28"/>
+          <w:szCs w:val="28"/>
+        </w:rPr>
+        <w:t>Gauge Installation</w:t>
+      </w:r>
+    </w:p>
+    <w:p>
+      <w:pPr>
+        <w:spacing w:line="0" w:lineRule="atLeast"/>
+        <w:rPr>
+          <w:rFonts w:ascii="Arial" w:eastAsia="Arial" w:hAnsi="Arial"/>
+          <w:b/>
+          <w:bCs/>
+          <w:sz w:val="28"/>
+          <w:szCs w:val="28"/>
+        </w:rPr>
+      </w:pPr>
+    </w:p>
+    <w:p>
+      <w:pPr>
+        <w:pStyle w:val="ListParagraph"/>
+        <w:numPr>
+          <w:ilvl w:val="0"/>
+          <w:numId w:val="7"/>
+        </w:numPr>
+        <w:spacing w:line="0" w:lineRule="atLeast"/>
+        <w:rPr>
+          <w:rFonts w:ascii="Arial" w:eastAsia="Arial" w:hAnsi="Arial"/>
+          <w:sz w:val="22"/>
+          <w:szCs w:val="22"/>
+        </w:rPr>
+      </w:pPr>
+      <w:r>
+        <w:rPr>
+          <w:rFonts w:ascii="Arial" w:eastAsia="Arial" w:hAnsi="Arial"/>
+          <w:sz w:val="22"/>
+          <w:szCs w:val="22"/>
+        </w:rPr>
+        <w:t xml:space="preserve">Assemble the custom switching </w:t>
+      </w:r>
+      <w:r>
+        <w:rPr>
+          <w:rFonts w:ascii="Arial" w:eastAsia="Arial" w:hAnsi="Arial"/>
+          <w:sz w:val="22"/>
+          <w:szCs w:val="22"/>
+        </w:rPr>
+        <w:t>circuit and connect it to the fabricated electromagnet and the Manson HCS-3202 power supply.</w:t>
+      </w:r>
+    </w:p>
+    <w:p>
+      <w:pPr>
+        <w:pStyle w:val="ListParagraph"/>
+        <w:numPr>
+          <w:ilvl w:val="0"/>
+          <w:numId w:val="7"/>
+        </w:numPr>
+        <w:spacing w:line="0" w:lineRule="atLeast"/>
+        <w:rPr>
+          <w:rFonts w:ascii="Arial" w:eastAsia="Arial" w:hAnsi="Arial"/>
+          <w:sz w:val="22"/>
+          <w:szCs w:val="22"/>
+        </w:rPr>
+      </w:pPr>
+      <w:r>
+        <w:rPr>
+          <w:rFonts w:ascii="Arial" w:eastAsia="Arial" w:hAnsi="Arial"/>
+          <w:sz w:val="22"/>
+          <w:szCs w:val="22"/>
+        </w:rPr>
+        <w:t xml:space="preserve">Clean the pressure platform surface </w:t>
+      </w:r>
+      <w:r>
+        <w:rPr>
+          <w:rFonts w:ascii="Arial" w:eastAsia="Arial" w:hAnsi="Arial"/>
+          <w:sz w:val="22"/>
+          <w:szCs w:val="22"/>
+        </w:rPr>
+        <w:t>thoroughly using RMS 1 spray ad cleaning pads to remove grease or oil prior to sanding</w:t>
+      </w:r>
+      <w:r>
+        <w:rPr>
+          <w:rFonts w:ascii="Arial" w:eastAsia="Arial" w:hAnsi="Arial"/>
+          <w:sz w:val="22"/>
+          <w:szCs w:val="22"/>
+        </w:rPr>
+        <w:t>.</w:t>
+      </w:r>
+    </w:p>
+    <w:p>
+      <w:pPr>
+        <w:pStyle w:val="ListParagraph"/>
+        <w:numPr>
+          <w:ilvl w:val="0"/>
+          <w:numId w:val="7"/>
+        </w:numPr>
+        <w:spacing w:line="0" w:lineRule="atLeast"/>
+        <w:rPr>
+          <w:rFonts w:ascii="Arial" w:eastAsia="Arial" w:hAnsi="Arial"/>
+          <w:sz w:val="22"/>
+          <w:szCs w:val="22"/>
+        </w:rPr>
+      </w:pPr>
+      <w:r>
+        <w:rPr>
+          <w:rFonts w:ascii="Arial" w:eastAsia="Arial" w:hAnsi="Arial"/>
+          <w:sz w:val="22"/>
+          <w:szCs w:val="22"/>
+        </w:rPr>
+        <w:t xml:space="preserve">Manually sand the </w:t>
+      </w:r>
+      <m:oMath>
+        <m:r>
+          <w:rPr>
+            <w:rFonts w:ascii="Cambria Math" w:eastAsia="Arial" w:hAnsi="Cambria Math"/>
+            <w:sz w:val="22"/>
+            <w:szCs w:val="22"/>
+          </w:rPr>
+          <m:t>50×50 mm</m:t>
+        </m:r>
+      </m:oMath>
+      <w:r>
+        <w:rPr>
+          <w:rFonts w:ascii="Arial" w:eastAsia="Arial" w:hAnsi="Arial"/>
+          <w:sz w:val="22"/>
+          <w:szCs w:val="22"/>
+        </w:rPr>
+        <w:t xml:space="preserve"> installation area </w:t>
+      </w:r>
+      <w:r>
+        <w:rPr>
+          <w:rFonts w:ascii="Arial" w:eastAsia="Arial" w:hAnsi="Arial"/>
+          <w:sz w:val="22"/>
+          <w:szCs w:val="22"/>
+        </w:rPr>
+        <w:t xml:space="preserve">using the 220-grit sandpaper in a circular </w:t>
+      </w:r>
+      <w:r>
+        <w:rPr>
+          <w:rFonts w:ascii="Arial" w:eastAsia="Arial" w:hAnsi="Arial"/>
+          <w:sz w:val="22"/>
+          <w:szCs w:val="22"/>
+        </w:rPr>
+        <w:t xml:space="preserve">motion to </w:t>
+      </w:r>
+      <w:r>
+        <w:rPr>
+          <w:rFonts w:ascii="Arial" w:eastAsia="Arial" w:hAnsi="Arial"/>
+          <w:sz w:val="22"/>
+          <w:szCs w:val="22"/>
+        </w:rPr>
+        <w:t>remov</w:t>
+      </w:r>
+      <w:r>
+        <w:rPr>
+          <w:rFonts w:ascii="Arial" w:eastAsia="Arial" w:hAnsi="Arial"/>
+          <w:sz w:val="22"/>
+          <w:szCs w:val="22"/>
+        </w:rPr>
+        <w:t>e surface flaws</w:t>
+      </w:r>
+      <w:r>
+        <w:rPr>
+          <w:rFonts w:ascii="Arial" w:eastAsia="Arial" w:hAnsi="Arial"/>
+          <w:sz w:val="22"/>
+          <w:szCs w:val="22"/>
+        </w:rPr>
+        <w:t xml:space="preserve"> and create appropriate roughness, taking care not to alter the component’s geometry.</w:t>
+      </w:r>
+    </w:p>
+    <w:p>
+      <w:pPr>
+        <w:pStyle w:val="ListParagraph"/>
+        <w:numPr>
+          <w:ilvl w:val="0"/>
+          <w:numId w:val="7"/>
+        </w:numPr>
+        <w:spacing w:line="0" w:lineRule="atLeast"/>
+        <w:rPr>
+          <w:rFonts w:ascii="Arial" w:eastAsia="Arial" w:hAnsi="Arial"/>
+          <w:sz w:val="22"/>
+          <w:szCs w:val="22"/>
+        </w:rPr>
+      </w:pPr>
+      <w:r>
+        <w:rPr>
+          <w:rFonts w:ascii="Arial" w:eastAsia="Arial" w:hAnsi="Arial"/>
+          <w:sz w:val="22"/>
+          <w:szCs w:val="22"/>
+        </w:rPr>
+        <w:t>Clean the area again with RMS</w:t>
+      </w:r>
+      <w:r>
+        <w:rPr>
+          <w:rFonts w:ascii="Arial" w:eastAsia="Arial" w:hAnsi="Arial"/>
+          <w:sz w:val="22"/>
+          <w:szCs w:val="22"/>
+        </w:rPr>
+        <w:t xml:space="preserve"> 1, wiping in only one direction until the cleaning pad comes off </w:t>
+      </w:r>
+      <w:r>
+        <w:rPr>
+          <w:rFonts w:ascii="Arial" w:eastAsia="Arial" w:hAnsi="Arial"/>
+          <w:sz w:val="22"/>
+          <w:szCs w:val="22"/>
+        </w:rPr>
+        <w:t>clean.</w:t>
+      </w:r>
+    </w:p>
+    <w:p>
+      <w:pPr>
+        <w:pStyle w:val="ListParagraph"/>
+        <w:numPr>
+          <w:ilvl w:val="0"/>
+          <w:numId w:val="7"/>
+        </w:numPr>
+        <w:spacing w:line="0" w:lineRule="atLeast"/>
+        <w:rPr>
+          <w:rFonts w:ascii="Arial" w:eastAsia="Arial" w:hAnsi="Arial"/>
+          <w:sz w:val="22"/>
+          <w:szCs w:val="22"/>
+        </w:rPr>
+      </w:pPr>
+      <w:r>
+        <w:rPr>
+          <w:rFonts w:ascii="Arial" w:eastAsia="Arial" w:hAnsi="Arial"/>
+          <w:sz w:val="22"/>
+          <w:szCs w:val="22"/>
+        </w:rPr>
+        <w:t>M</w:t>
+      </w:r>
+      <w:r>
+        <w:rPr>
+          <w:rFonts w:ascii="Arial" w:eastAsia="Arial" w:hAnsi="Arial"/>
+          <w:sz w:val="22"/>
+          <w:szCs w:val="22"/>
+        </w:rPr>
+        <w:t>ark the</w:t>
+      </w:r>
+      <w:r>
+        <w:rPr>
+          <w:rFonts w:ascii="Arial" w:eastAsia="Arial" w:hAnsi="Arial"/>
+          <w:sz w:val="22"/>
+          <w:szCs w:val="22"/>
+        </w:rPr>
+        <w:t xml:space="preserve"> strain gauge position </w:t>
+      </w:r>
+      <w:r>
+        <w:rPr>
+          <w:rFonts w:ascii="Arial" w:eastAsia="Arial" w:hAnsi="Arial"/>
+          <w:sz w:val="22"/>
+          <w:szCs w:val="22"/>
+        </w:rPr>
+        <w:t>using</w:t>
+      </w:r>
+      <w:r>
+        <w:rPr>
+          <w:rFonts w:ascii="Arial" w:eastAsia="Arial" w:hAnsi="Arial"/>
+          <w:sz w:val="22"/>
+          <w:szCs w:val="22"/>
+        </w:rPr>
+        <w:t xml:space="preserve"> a pencil. Do not use scribes to prevent stress concentrations</w:t>
+      </w:r>
+      <w:r>
+        <w:rPr>
+          <w:rFonts w:ascii="Arial" w:eastAsia="Arial" w:hAnsi="Arial"/>
+          <w:sz w:val="22"/>
+          <w:szCs w:val="22"/>
+        </w:rPr>
+        <w:t>.</w:t>
+      </w:r>
+    </w:p>
+    <w:p>
+      <w:pPr>
+        <w:pStyle w:val="ListParagraph"/>
+        <w:numPr>
+          <w:ilvl w:val="0"/>
+          <w:numId w:val="7"/>
+        </w:numPr>
+        <w:spacing w:line="0" w:lineRule="atLeast"/>
+        <w:rPr>
+          <w:rFonts w:ascii="Arial" w:eastAsia="Arial" w:hAnsi="Arial"/>
+          <w:sz w:val="22"/>
+          <w:szCs w:val="22"/>
+        </w:rPr>
+      </w:pPr>
+      <w:r>
+        <w:rPr>
+          <w:rFonts w:ascii="Arial" w:eastAsia="Arial" w:hAnsi="Arial"/>
+          <w:sz w:val="22"/>
+          <w:szCs w:val="22"/>
+        </w:rPr>
+        <w:t xml:space="preserve">Apply Z70 adhesive and spread it with a Teflon </w:t>
+      </w:r>
+      <w:r>
+        <w:rPr>
+          <w:rFonts w:ascii="Arial" w:eastAsia="Arial" w:hAnsi="Arial"/>
+          <w:sz w:val="22"/>
+          <w:szCs w:val="22"/>
+        </w:rPr>
+        <w:t>strip, then place strain gauge and apply constant pressure with a thumb for 1 minute</w:t>
+      </w:r>
+      <w:r>
+        <w:rPr>
+          <w:rFonts w:ascii="Arial" w:eastAsia="Arial" w:hAnsi="Arial"/>
+          <w:sz w:val="22"/>
+          <w:szCs w:val="22"/>
+        </w:rPr>
+        <w:t>.</w:t>
+      </w:r>
+    </w:p>
+    <w:p>
+      <w:pPr>
+        <w:pStyle w:val="ListParagraph"/>
+        <w:numPr>
+          <w:ilvl w:val="0"/>
+          <w:numId w:val="7"/>
+        </w:numPr>
+        <w:spacing w:line="0" w:lineRule="atLeast"/>
+        <w:rPr>
+          <w:rFonts w:ascii="Arial" w:eastAsia="Arial" w:hAnsi="Arial"/>
+          <w:sz w:val="22"/>
+          <w:szCs w:val="22"/>
+        </w:rPr>
+      </w:pPr>
+      <w:r>
+        <w:rPr>
+          <w:rFonts w:ascii="Arial" w:eastAsia="Arial" w:hAnsi="Arial"/>
+          <w:sz w:val="22"/>
+          <w:szCs w:val="22"/>
+        </w:rPr>
+        <w:t xml:space="preserve">Clean the solder pads with a </w:t>
+      </w:r>
+      <w:r>
+        <w:rPr>
+          <w:rFonts w:ascii="Arial" w:eastAsia="Arial" w:hAnsi="Arial"/>
+          <w:sz w:val="22"/>
+          <w:szCs w:val="22"/>
+        </w:rPr>
+        <w:t>fibre</w:t>
+      </w:r>
+      <w:r>
+        <w:rPr>
+          <w:rFonts w:ascii="Arial" w:eastAsia="Arial" w:hAnsi="Arial"/>
+          <w:sz w:val="22"/>
+          <w:szCs w:val="22"/>
+        </w:rPr>
+        <w:t xml:space="preserve"> tip pen, apply flux u</w:t>
+      </w:r>
+      <w:r>
+        <w:rPr>
+          <w:rFonts w:ascii="Arial" w:eastAsia="Arial" w:hAnsi="Arial"/>
+          <w:sz w:val="22"/>
+          <w:szCs w:val="22"/>
+        </w:rPr>
+        <w:t>sing a f</w:t>
+      </w:r>
+      <w:r>
+        <w:rPr>
+          <w:rFonts w:ascii="Arial" w:eastAsia="Arial" w:hAnsi="Arial"/>
+          <w:sz w:val="22"/>
+          <w:szCs w:val="22"/>
+        </w:rPr>
+        <w:t>l</w:t>
+      </w:r>
+      <w:r>
+        <w:rPr>
+          <w:rFonts w:ascii="Arial" w:eastAsia="Arial" w:hAnsi="Arial"/>
+          <w:sz w:val="22"/>
+          <w:szCs w:val="22"/>
+        </w:rPr>
+        <w:t xml:space="preserve">ux pen, and solder the rainbow cable to the strain gauge using the </w:t>
+      </w:r>
+      <w:r>
+        <w:rPr>
+          <w:rFonts w:ascii="Arial" w:eastAsia="Arial" w:hAnsi="Arial"/>
+          <w:sz w:val="22"/>
+          <w:szCs w:val="22"/>
+        </w:rPr>
+        <w:t xml:space="preserve">adjustable </w:t>
+      </w:r>
+      <w:r>
+        <w:rPr>
+          <w:rFonts w:ascii="Arial" w:eastAsia="Arial" w:hAnsi="Arial"/>
+          <w:sz w:val="22"/>
+          <w:szCs w:val="22"/>
+        </w:rPr>
+        <w:t xml:space="preserve">temperature </w:t>
+      </w:r>
+      <w:r>
+        <w:rPr>
+          <w:rFonts w:ascii="Arial" w:eastAsia="Arial" w:hAnsi="Arial"/>
+          <w:sz w:val="22"/>
+          <w:szCs w:val="22"/>
+        </w:rPr>
+        <w:t>soldering iron.</w:t>
+      </w:r>
+    </w:p>
+    <w:p>
+      <w:pPr>
+        <w:pStyle w:val="ListParagraph"/>
+        <w:numPr>
+          <w:ilvl w:val="0"/>
+          <w:numId w:val="7"/>
+        </w:numPr>
+        <w:spacing w:line="0" w:lineRule="atLeast"/>
+        <w:rPr>
+          <w:rFonts w:ascii="Arial" w:eastAsia="Arial" w:hAnsi="Arial"/>
+          <w:sz w:val="22"/>
+          <w:szCs w:val="22"/>
+        </w:rPr>
+      </w:pPr>
+      <w:r>
+        <w:rPr>
+          <w:rFonts w:ascii="Arial" w:eastAsia="Arial" w:hAnsi="Arial"/>
+          <w:sz w:val="22"/>
+          <w:szCs w:val="22"/>
+        </w:rPr>
+        <w:t>Test the connection with the Keysight U3402A</w:t>
+      </w:r>
+      <w:r>
+        <w:rPr>
+          <w:rFonts w:ascii="Arial" w:eastAsia="Arial" w:hAnsi="Arial"/>
+          <w:sz w:val="22"/>
+          <w:szCs w:val="22"/>
+        </w:rPr>
+        <w:t>, multimeter to ensure proper resistance and no continuity between the solder pads and the material surface.</w:t>
+      </w:r>
+    </w:p>
+    <w:p>
+      <w:pPr>
+        <w:pStyle w:val="ListParagraph"/>
+        <w:numPr>
+          <w:ilvl w:val="0"/>
+          <w:numId w:val="7"/>
+        </w:numPr>
+        <w:spacing w:line="0" w:lineRule="atLeast"/>
+        <w:rPr>
+          <w:rFonts w:ascii="Arial" w:eastAsia="Arial" w:hAnsi="Arial"/>
+          <w:sz w:val="22"/>
+          <w:szCs w:val="22"/>
+        </w:rPr>
+      </w:pPr>
+      <w:r>
+        <w:rPr>
+          <w:rFonts w:ascii="Arial" w:eastAsia="Arial" w:hAnsi="Arial"/>
+          <w:sz w:val="22"/>
+          <w:szCs w:val="22"/>
+        </w:rPr>
+        <w:lastRenderedPageBreak/>
+        <w:t xml:space="preserve">Apply protective covering </w:t>
+      </w:r>
+      <w:r>
+        <w:rPr>
+          <w:rFonts w:ascii="Arial" w:eastAsia="Arial" w:hAnsi="Arial"/>
+          <w:sz w:val="22"/>
+          <w:szCs w:val="22"/>
+        </w:rPr>
+        <w:t>over the soldering connections.</w:t>
+      </w:r>
+    </w:p>
+    <w:p>
+      <w:pPr>
+        <w:spacing w:line="0" w:lineRule="atLeast"/>
+        <w:rPr>
+          <w:rFonts w:ascii="Arial" w:eastAsia="Arial" w:hAnsi="Arial"/>
+          <w:b/>
+          <w:bCs/>
+          <w:sz w:val="28"/>
+          <w:szCs w:val="28"/>
+        </w:rPr>
+      </w:pPr>
+    </w:p>
+    <w:p>
+      <w:pPr>
+        <w:spacing w:line="0" w:lineRule="atLeast"/>
+        <w:rPr>
+          <w:rFonts w:ascii="Arial" w:eastAsia="Arial" w:hAnsi="Arial"/>
+          <w:b/>
+          <w:bCs/>
+          <w:sz w:val="28"/>
+          <w:szCs w:val="28"/>
+        </w:rPr>
+      </w:pPr>
+      <w:r>
+        <w:rPr>
+          <w:rFonts w:ascii="Arial" w:eastAsia="Arial" w:hAnsi="Arial"/>
+          <w:b/>
+          <w:bCs/>
+          <w:sz w:val="28"/>
+          <w:szCs w:val="28"/>
+        </w:rPr>
+        <w:t>Testing Procedure</w:t>
+      </w:r>
+    </w:p>
+    <w:p>
+      <w:pPr>
+        <w:spacing w:line="0" w:lineRule="atLeast"/>
+        <w:rPr>
+          <w:rFonts w:ascii="Arial" w:eastAsia="Arial" w:hAnsi="Arial"/>
+          <w:b/>
+          <w:bCs/>
+          <w:sz w:val="28"/>
+          <w:szCs w:val="28"/>
+        </w:rPr>
+      </w:pPr>
+    </w:p>
+    <w:p>
+      <w:pPr>
+        <w:pStyle w:val="ListParagraph"/>
+        <w:numPr>
+          <w:ilvl w:val="0"/>
+          <w:numId w:val="8"/>
+        </w:numPr>
+        <w:spacing w:line="0" w:lineRule="atLeast"/>
+        <w:rPr>
+          <w:rFonts w:ascii="Arial" w:eastAsia="Arial" w:hAnsi="Arial"/>
+          <w:sz w:val="22"/>
+          <w:szCs w:val="22"/>
+        </w:rPr>
+      </w:pPr>
+      <w:r>
+        <w:rPr>
+          <w:rFonts w:ascii="Arial" w:eastAsia="Arial" w:hAnsi="Arial"/>
+          <w:sz w:val="22"/>
+          <w:szCs w:val="22"/>
+        </w:rPr>
+        <w:t xml:space="preserve">Assemble the </w:t>
+      </w:r>
+      <w:r>
+        <w:rPr>
+          <w:rFonts w:ascii="Arial" w:eastAsia="Arial" w:hAnsi="Arial"/>
+          <w:sz w:val="22"/>
+          <w:szCs w:val="22"/>
+        </w:rPr>
+        <w:t>electromagne</w:t>
+      </w:r>
+      <w:r>
+        <w:rPr>
+          <w:rFonts w:ascii="Arial" w:eastAsia="Arial" w:hAnsi="Arial"/>
+          <w:sz w:val="22"/>
+          <w:szCs w:val="22"/>
+        </w:rPr>
+        <w:t>t.</w:t>
+      </w:r>
+    </w:p>
+    <w:p>
+      <w:pPr>
+        <w:pStyle w:val="ListParagraph"/>
+        <w:numPr>
+          <w:ilvl w:val="0"/>
+          <w:numId w:val="8"/>
+        </w:numPr>
+        <w:spacing w:line="0" w:lineRule="atLeast"/>
+        <w:rPr>
+          <w:rFonts w:ascii="Arial" w:eastAsia="Arial" w:hAnsi="Arial"/>
+          <w:sz w:val="22"/>
+          <w:szCs w:val="22"/>
+        </w:rPr>
+      </w:pPr>
+      <w:r>
+        <w:rPr>
+          <w:rFonts w:ascii="Arial" w:eastAsia="Arial" w:hAnsi="Arial"/>
+          <w:sz w:val="22"/>
+          <w:szCs w:val="22"/>
+        </w:rPr>
+        <w:t xml:space="preserve">Connect the installed strain gauges to the HBM </w:t>
+      </w:r>
+      <w:proofErr w:type="spellStart"/>
+      <w:r>
+        <w:rPr>
+          <w:rFonts w:ascii="Arial" w:eastAsia="Arial" w:hAnsi="Arial"/>
+          <w:sz w:val="22"/>
+          <w:szCs w:val="22"/>
+        </w:rPr>
+        <w:t>QuantumX</w:t>
+      </w:r>
+      <w:proofErr w:type="spellEnd"/>
+      <w:r>
+        <w:rPr>
+          <w:rFonts w:ascii="Arial" w:eastAsia="Arial" w:hAnsi="Arial"/>
+          <w:sz w:val="22"/>
+          <w:szCs w:val="22"/>
+        </w:rPr>
+        <w:t xml:space="preserve"> DAQ.</w:t>
+      </w:r>
+    </w:p>
+    <w:p>
+      <w:pPr>
+        <w:pStyle w:val="ListParagraph"/>
+        <w:numPr>
+          <w:ilvl w:val="0"/>
+          <w:numId w:val="8"/>
+        </w:numPr>
+        <w:spacing w:line="0" w:lineRule="atLeast"/>
+        <w:rPr>
+          <w:rFonts w:ascii="Arial" w:eastAsia="Arial" w:hAnsi="Arial"/>
+          <w:sz w:val="22"/>
+          <w:szCs w:val="22"/>
+        </w:rPr>
+      </w:pPr>
+      <w:r>
+        <w:rPr>
+          <w:rFonts w:ascii="Arial" w:eastAsia="Arial" w:hAnsi="Arial"/>
+          <w:sz w:val="22"/>
+          <w:szCs w:val="22"/>
+        </w:rPr>
+        <w:t>Activate the switching circuit to engage the electromagnet.</w:t>
+      </w:r>
+    </w:p>
+    <w:p>
+      <w:pPr>
+        <w:pStyle w:val="ListParagraph"/>
+        <w:numPr>
+          <w:ilvl w:val="0"/>
+          <w:numId w:val="8"/>
+        </w:numPr>
+        <w:spacing w:line="0" w:lineRule="atLeast"/>
+        <w:rPr>
+          <w:rFonts w:ascii="Arial" w:eastAsia="Arial" w:hAnsi="Arial"/>
+          <w:sz w:val="22"/>
+          <w:szCs w:val="22"/>
+        </w:rPr>
+      </w:pPr>
+      <w:r>
+        <w:rPr>
+          <w:rFonts w:ascii="Arial" w:eastAsia="Arial" w:hAnsi="Arial"/>
+          <w:sz w:val="22"/>
+          <w:szCs w:val="22"/>
+        </w:rPr>
+        <w:t>Record the strain measurements from the pressure platform to calcu</w:t>
+      </w:r>
+      <w:r>
+        <w:rPr>
+          <w:rFonts w:ascii="Arial" w:eastAsia="Arial" w:hAnsi="Arial"/>
+          <w:sz w:val="22"/>
+          <w:szCs w:val="22"/>
+        </w:rPr>
+        <w:t>late the holding torque.</w:t>
+      </w:r>
+    </w:p>
+    <w:p>
+      <w:pPr>
+        <w:pStyle w:val="ListParagraph"/>
+        <w:numPr>
+          <w:ilvl w:val="0"/>
+          <w:numId w:val="8"/>
+        </w:numPr>
+        <w:spacing w:line="0" w:lineRule="atLeast"/>
+        <w:rPr>
+          <w:rFonts w:ascii="Arial" w:eastAsia="Arial" w:hAnsi="Arial"/>
+          <w:sz w:val="22"/>
+          <w:szCs w:val="22"/>
+        </w:rPr>
+      </w:pPr>
+      <w:r>
+        <w:rPr>
+          <w:rFonts w:ascii="Arial" w:eastAsia="Arial" w:hAnsi="Arial"/>
+          <w:sz w:val="22"/>
+          <w:szCs w:val="22"/>
+        </w:rPr>
+        <w:t>Measure and record the deflection of the pressure platform while the electromagnet is engaged</w:t>
+      </w:r>
+      <w:r>
+        <w:rPr>
+          <w:rFonts w:ascii="Arial" w:eastAsia="Arial" w:hAnsi="Arial"/>
+          <w:sz w:val="22"/>
+          <w:szCs w:val="22"/>
+        </w:rPr>
+        <w:t>.</w:t>
+      </w:r>
+    </w:p>
+    <w:p>
+      <w:pPr>
+        <w:pStyle w:val="ListParagraph"/>
+        <w:numPr>
+          <w:ilvl w:val="0"/>
+          <w:numId w:val="8"/>
+        </w:numPr>
+        <w:spacing w:line="0" w:lineRule="atLeast"/>
+        <w:rPr>
+          <w:rFonts w:ascii="Arial" w:eastAsia="Arial" w:hAnsi="Arial"/>
+          <w:sz w:val="22"/>
+          <w:szCs w:val="22"/>
+        </w:rPr>
+      </w:pPr>
+      <w:r>
+        <w:rPr>
+          <w:rFonts w:ascii="Arial" w:eastAsia="Arial" w:hAnsi="Arial"/>
+          <w:sz w:val="22"/>
+          <w:szCs w:val="22"/>
+        </w:rPr>
+        <w:t>Deactivate the switching circuit and verify the components return to their resting state.</w:t>
+      </w:r>
+    </w:p>
+    <w:p>
+      <w:pPr>
+        <w:spacing w:line="0" w:lineRule="atLeast"/>
+        <w:rPr>
+          <w:rFonts w:ascii="Arial" w:eastAsia="Arial" w:hAnsi="Arial"/>
+          <w:sz w:val="22"/>
+          <w:szCs w:val="22"/>
+        </w:rPr>
+      </w:pPr>
+    </w:p>
+    <w:p>
+      <w:pPr>
+        <w:spacing w:line="0" w:lineRule="atLeast"/>
+        <w:rPr>
+          <w:rFonts w:ascii="Arial" w:eastAsia="Arial" w:hAnsi="Arial"/>
+          <w:b/>
+          <w:bCs/>
+          <w:sz w:val="28"/>
+          <w:szCs w:val="28"/>
+        </w:rPr>
+      </w:pPr>
+      <w:r>
+        <w:rPr>
+          <w:rFonts w:ascii="Arial" w:eastAsia="Arial" w:hAnsi="Arial"/>
+          <w:b/>
+          <w:bCs/>
+          <w:sz w:val="28"/>
+          <w:szCs w:val="28"/>
+        </w:rPr>
+        <w:t>Shut-down Procedure</w:t>
+      </w:r>
+    </w:p>
+    <w:p>
+      <w:pPr>
+        <w:spacing w:line="0" w:lineRule="atLeast"/>
+        <w:rPr>
+          <w:rFonts w:ascii="Arial" w:eastAsia="Arial" w:hAnsi="Arial"/>
+          <w:b/>
+          <w:bCs/>
+          <w:sz w:val="28"/>
+          <w:szCs w:val="28"/>
+        </w:rPr>
+      </w:pPr>
+    </w:p>
+    <w:p>
+      <w:pPr>
+        <w:pStyle w:val="ListParagraph"/>
+        <w:numPr>
+          <w:ilvl w:val="0"/>
+          <w:numId w:val="9"/>
+        </w:numPr>
+        <w:spacing w:line="0" w:lineRule="atLeast"/>
+        <w:rPr>
+          <w:rFonts w:ascii="Arial" w:eastAsia="Arial" w:hAnsi="Arial"/>
+          <w:sz w:val="22"/>
+          <w:szCs w:val="22"/>
+        </w:rPr>
+      </w:pPr>
+      <w:r>
+        <w:rPr>
+          <w:rFonts w:ascii="Arial" w:eastAsia="Arial" w:hAnsi="Arial"/>
+          <w:sz w:val="22"/>
+          <w:szCs w:val="22"/>
+        </w:rPr>
+        <w:t xml:space="preserve">Disconnect the switching </w:t>
+      </w:r>
+      <w:r>
+        <w:rPr>
+          <w:rFonts w:ascii="Arial" w:eastAsia="Arial" w:hAnsi="Arial"/>
+          <w:sz w:val="22"/>
+          <w:szCs w:val="22"/>
+        </w:rPr>
+        <w:t>circuit and power supply from the mains.</w:t>
+      </w:r>
+    </w:p>
+    <w:p>
+      <w:pPr>
+        <w:pStyle w:val="ListParagraph"/>
+        <w:numPr>
+          <w:ilvl w:val="0"/>
+          <w:numId w:val="9"/>
+        </w:numPr>
+        <w:spacing w:line="0" w:lineRule="atLeast"/>
+        <w:rPr>
+          <w:rFonts w:ascii="Arial" w:eastAsia="Arial" w:hAnsi="Arial"/>
+          <w:sz w:val="22"/>
+          <w:szCs w:val="22"/>
+        </w:rPr>
+      </w:pPr>
+      <w:r>
+        <w:rPr>
+          <w:rFonts w:ascii="Arial" w:eastAsia="Arial" w:hAnsi="Arial"/>
+          <w:sz w:val="22"/>
+          <w:szCs w:val="22"/>
+        </w:rPr>
+        <w:t>Carefully detach the data acquisition cables from the strain gauges.</w:t>
+      </w:r>
+    </w:p>
+    <w:p>
+      <w:pPr>
+        <w:pStyle w:val="ListParagraph"/>
+        <w:numPr>
+          <w:ilvl w:val="0"/>
+          <w:numId w:val="9"/>
+        </w:numPr>
+        <w:spacing w:line="0" w:lineRule="atLeast"/>
+        <w:rPr>
+          <w:rFonts w:ascii="Arial" w:eastAsia="Arial" w:hAnsi="Arial"/>
+          <w:sz w:val="22"/>
+          <w:szCs w:val="22"/>
+        </w:rPr>
+      </w:pPr>
+      <w:r>
+        <w:rPr>
+          <w:rFonts w:ascii="Arial" w:eastAsia="Arial" w:hAnsi="Arial"/>
+          <w:sz w:val="22"/>
+          <w:szCs w:val="22"/>
+        </w:rPr>
+        <w:t xml:space="preserve">Clean the workspace, returning all tools to their </w:t>
+      </w:r>
+      <w:r>
+        <w:rPr>
+          <w:rFonts w:ascii="Arial" w:eastAsia="Arial" w:hAnsi="Arial"/>
+          <w:sz w:val="22"/>
+          <w:szCs w:val="22"/>
+        </w:rPr>
+        <w:t>designated storage areas.</w:t>
+      </w:r>
+    </w:p>
+    <w:p>
+      <w:pPr>
+        <w:spacing w:line="0" w:lineRule="atLeast"/>
+        <w:rPr>
+          <w:rFonts w:ascii="Arial" w:eastAsia="Arial" w:hAnsi="Arial"/>
+          <w:sz w:val="22"/>
+          <w:szCs w:val="22"/>
+        </w:rPr>
+      </w:pPr>
     </w:p>
     <w:p>
       <w:pPr>
@@ -6917,7 +6409,6 @@
           <w:sz w:val="28"/>
           <w:szCs w:val="16"/>
         </w:rPr>
-        <w:lastRenderedPageBreak/>
         <w:t xml:space="preserve">Warning </w:t>
       </w:r>
       <w:r>
@@ -6931,632 +6422,544 @@
         <w:t>Symbols</w:t>
       </w:r>
     </w:p>
-    <w:p>
-      <w:pPr>
-        <w:spacing w:line="0" w:lineRule="atLeast"/>
-        <w:jc w:val="both"/>
-        <w:rPr>
-          <w:rFonts w:ascii="Arial" w:eastAsia="Arial" w:hAnsi="Arial"/>
-          <w:sz w:val="22"/>
-        </w:rPr>
-      </w:pPr>
-    </w:p>
-    <w:p>
-      <w:pPr>
-        <w:spacing w:line="0" w:lineRule="atLeast"/>
-        <w:jc w:val="both"/>
-        <w:rPr>
-          <w:rFonts w:ascii="Arial" w:eastAsia="Arial" w:hAnsi="Arial"/>
-          <w:sz w:val="22"/>
-          <w:szCs w:val="22"/>
-          <w:highlight w:val="yellow"/>
-        </w:rPr>
-      </w:pPr>
-      <w:r>
-        <w:rPr>
-          <w:rFonts w:ascii="Arial" w:eastAsia="Arial" w:hAnsi="Arial"/>
-          <w:sz w:val="22"/>
-          <w:szCs w:val="22"/>
-          <w:highlight w:val="yellow"/>
-        </w:rPr>
-        <w:t>[</w:t>
-      </w:r>
-      <w:r>
-        <w:rPr>
-          <w:rFonts w:ascii="Arial" w:eastAsia="Arial" w:hAnsi="Arial"/>
-          <w:sz w:val="22"/>
-          <w:szCs w:val="22"/>
-          <w:highlight w:val="yellow"/>
-        </w:rPr>
-        <w:t xml:space="preserve">Please </w:t>
-      </w:r>
-      <w:r>
-        <w:rPr>
-          <w:rFonts w:ascii="Arial" w:eastAsia="Arial" w:hAnsi="Arial"/>
-          <w:sz w:val="22"/>
-          <w:szCs w:val="22"/>
-          <w:highlight w:val="yellow"/>
-        </w:rPr>
-        <w:t xml:space="preserve">indicate the warning </w:t>
-      </w:r>
-      <w:r>
-        <w:rPr>
-          <w:rFonts w:ascii="Arial" w:eastAsia="Arial" w:hAnsi="Arial"/>
-          <w:sz w:val="22"/>
-          <w:szCs w:val="22"/>
-          <w:highlight w:val="yellow"/>
-        </w:rPr>
-        <w:t>symbols</w:t>
-      </w:r>
-      <w:r>
-        <w:rPr>
-          <w:rFonts w:ascii="Arial" w:eastAsia="Arial" w:hAnsi="Arial"/>
-          <w:sz w:val="22"/>
-          <w:szCs w:val="22"/>
-          <w:highlight w:val="yellow"/>
-        </w:rPr>
-        <w:t>(s) applicable to your setup</w:t>
-      </w:r>
-      <w:r>
-        <w:rPr>
-          <w:rFonts w:ascii="Arial" w:eastAsia="Arial" w:hAnsi="Arial"/>
-          <w:sz w:val="22"/>
-          <w:szCs w:val="22"/>
-          <w:highlight w:val="yellow"/>
-        </w:rPr>
-        <w:t>. Examples are given below.</w:t>
-      </w:r>
-      <w:r>
-        <w:rPr>
-          <w:rFonts w:ascii="Arial" w:eastAsia="Arial" w:hAnsi="Arial"/>
-          <w:sz w:val="22"/>
-          <w:szCs w:val="22"/>
-          <w:highlight w:val="yellow"/>
-        </w:rPr>
-        <w:t xml:space="preserve"> </w:t>
-      </w:r>
-      <w:r>
-        <w:rPr>
-          <w:rFonts w:ascii="Arial" w:eastAsia="Arial" w:hAnsi="Arial"/>
-          <w:sz w:val="22"/>
-          <w:szCs w:val="22"/>
-          <w:highlight w:val="yellow"/>
-        </w:rPr>
-        <w:t>A</w:t>
-      </w:r>
-      <w:r>
-        <w:rPr>
-          <w:rFonts w:ascii="Arial" w:eastAsia="Arial" w:hAnsi="Arial"/>
-          <w:sz w:val="22"/>
-          <w:szCs w:val="22"/>
-          <w:highlight w:val="yellow"/>
-        </w:rPr>
-        <w:t>dditional symbol examples</w:t>
-      </w:r>
-      <w:r>
-        <w:rPr>
-          <w:rFonts w:ascii="Arial" w:eastAsia="Arial" w:hAnsi="Arial"/>
-          <w:sz w:val="22"/>
-          <w:szCs w:val="22"/>
-          <w:highlight w:val="yellow"/>
-        </w:rPr>
-        <w:t xml:space="preserve"> can be found</w:t>
-      </w:r>
-      <w:r>
-        <w:rPr>
-          <w:rFonts w:ascii="Arial" w:eastAsia="Arial" w:hAnsi="Arial"/>
-          <w:sz w:val="22"/>
-          <w:szCs w:val="22"/>
-          <w:highlight w:val="yellow"/>
-        </w:rPr>
-        <w:t xml:space="preserve"> </w:t>
-      </w:r>
-      <w:hyperlink r:id="rId11" w:history="1">
-        <w:r>
-          <w:rPr>
-            <w:rStyle w:val="Hyperlink"/>
-            <w:rFonts w:ascii="Arial" w:eastAsia="Arial" w:hAnsi="Arial"/>
-            <w:sz w:val="22"/>
-            <w:szCs w:val="22"/>
-            <w:highlight w:val="yellow"/>
-          </w:rPr>
-          <w:t>here</w:t>
-        </w:r>
-      </w:hyperlink>
-      <w:r>
-        <w:rPr>
-          <w:rFonts w:ascii="Arial" w:eastAsia="Arial" w:hAnsi="Arial"/>
-          <w:sz w:val="22"/>
-          <w:szCs w:val="22"/>
-          <w:highlight w:val="yellow"/>
-        </w:rPr>
-        <w:t>]</w:t>
-      </w:r>
-    </w:p>
-    <w:p>
-      <w:pPr>
-        <w:spacing w:line="200" w:lineRule="exact"/>
-        <w:jc w:val="both"/>
-        <w:rPr>
-          <w:rFonts w:ascii="Arial" w:eastAsia="Times New Roman" w:hAnsi="Arial"/>
-        </w:rPr>
-      </w:pPr>
-      <w:r>
-        <w:rPr>
-          <w:rFonts w:ascii="Arial" w:eastAsia="Arial" w:hAnsi="Arial"/>
-          <w:noProof/>
-          <w:sz w:val="22"/>
-        </w:rPr>
-        <w:drawing>
-          <wp:anchor distT="0" distB="0" distL="114300" distR="114300" simplePos="0" relativeHeight="251667456" behindDoc="1" locked="0" layoutInCell="1" allowOverlap="1" wp14:anchorId="244F8334" wp14:editId="42AE5412">
-            <wp:simplePos x="0" y="0"/>
-            <wp:positionH relativeFrom="margin">
-              <wp:align>center</wp:align>
-            </wp:positionH>
-            <wp:positionV relativeFrom="paragraph">
-              <wp:posOffset>16510</wp:posOffset>
-            </wp:positionV>
-            <wp:extent cx="4137660" cy="1425320"/>
-            <wp:effectExtent l="0" t="0" r="0" b="3810"/>
-            <wp:wrapNone/>
-            <wp:docPr id="6" name="Picture 6" descr="A picture containing text, clipart&#10;&#10;Description automatically generated"/>
-            <wp:cNvGraphicFramePr>
-              <a:graphicFrameLocks xmlns:a="http://schemas.openxmlformats.org/drawingml/2006/main" noChangeAspect="1"/>
-            </wp:cNvGraphicFramePr>
-            <a:graphic xmlns:a="http://schemas.openxmlformats.org/drawingml/2006/main">
-              <a:graphicData uri="http://schemas.openxmlformats.org/drawingml/2006/picture">
-                <pic:pic xmlns:pic="http://schemas.openxmlformats.org/drawingml/2006/picture">
-                  <pic:nvPicPr>
-                    <pic:cNvPr id="3" name="Picture 3" descr="A picture containing text, clipart&#10;&#10;Description automatically generated"/>
-                    <pic:cNvPicPr>
-                      <a:picLocks noChangeAspect="1" noChangeArrowheads="1"/>
-                    </pic:cNvPicPr>
-                  </pic:nvPicPr>
-                  <pic:blipFill>
-                    <a:blip r:embed="rId12" cstate="print">
-                      <a:extLst>
-                        <a:ext uri="{28A0092B-C50C-407E-A947-70E740481C1C}">
-                          <a14:useLocalDpi xmlns:a14="http://schemas.microsoft.com/office/drawing/2010/main" val="0"/>
-                        </a:ext>
-                      </a:extLst>
-                    </a:blip>
-                    <a:srcRect/>
-                    <a:stretch>
-                      <a:fillRect/>
-                    </a:stretch>
-                  </pic:blipFill>
-                  <pic:spPr bwMode="auto">
-                    <a:xfrm>
-                      <a:off x="0" y="0"/>
-                      <a:ext cx="4137660" cy="1425320"/>
-                    </a:xfrm>
-                    <a:prstGeom prst="rect">
-                      <a:avLst/>
-                    </a:prstGeom>
-                    <a:noFill/>
-                  </pic:spPr>
-                </pic:pic>
-              </a:graphicData>
-            </a:graphic>
-            <wp14:sizeRelH relativeFrom="page">
-              <wp14:pctWidth>0</wp14:pctWidth>
-            </wp14:sizeRelH>
-            <wp14:sizeRelV relativeFrom="page">
-              <wp14:pctHeight>0</wp14:pctHeight>
-            </wp14:sizeRelV>
-          </wp:anchor>
-        </w:drawing>
-      </w:r>
-    </w:p>
-    <w:p>
-      <w:pPr>
-        <w:spacing w:line="200" w:lineRule="exact"/>
-        <w:jc w:val="both"/>
-        <w:rPr>
-          <w:rFonts w:ascii="Arial" w:eastAsia="Times New Roman" w:hAnsi="Arial"/>
-        </w:rPr>
-      </w:pPr>
-    </w:p>
-    <w:p>
-      <w:pPr>
-        <w:spacing w:line="200" w:lineRule="exact"/>
-        <w:jc w:val="both"/>
-        <w:rPr>
-          <w:rFonts w:ascii="Arial" w:eastAsia="Times New Roman" w:hAnsi="Arial"/>
-        </w:rPr>
-      </w:pPr>
-    </w:p>
-    <w:p>
-      <w:pPr>
-        <w:spacing w:line="200" w:lineRule="exact"/>
-        <w:jc w:val="both"/>
-        <w:rPr>
-          <w:rFonts w:ascii="Arial" w:eastAsia="Times New Roman" w:hAnsi="Arial"/>
-        </w:rPr>
-      </w:pPr>
-    </w:p>
-    <w:p>
-      <w:pPr>
-        <w:spacing w:line="200" w:lineRule="exact"/>
-        <w:jc w:val="both"/>
-        <w:rPr>
-          <w:rFonts w:ascii="Arial" w:eastAsia="Times New Roman" w:hAnsi="Arial"/>
-        </w:rPr>
-      </w:pPr>
-    </w:p>
-    <w:p>
-      <w:pPr>
-        <w:spacing w:line="200" w:lineRule="exact"/>
-        <w:jc w:val="both"/>
-        <w:rPr>
-          <w:rFonts w:ascii="Arial" w:eastAsia="Times New Roman" w:hAnsi="Arial"/>
-        </w:rPr>
-      </w:pPr>
-    </w:p>
-    <w:p>
-      <w:pPr>
-        <w:spacing w:line="200" w:lineRule="exact"/>
-        <w:jc w:val="both"/>
-        <w:rPr>
-          <w:rFonts w:ascii="Arial" w:eastAsia="Times New Roman" w:hAnsi="Arial"/>
-        </w:rPr>
-      </w:pPr>
-    </w:p>
-    <w:p>
-      <w:pPr>
-        <w:spacing w:line="200" w:lineRule="exact"/>
-        <w:jc w:val="both"/>
-        <w:rPr>
-          <w:rFonts w:ascii="Arial" w:eastAsia="Times New Roman" w:hAnsi="Arial"/>
-        </w:rPr>
-      </w:pPr>
-    </w:p>
-    <w:p>
-      <w:pPr>
-        <w:spacing w:line="200" w:lineRule="exact"/>
-        <w:jc w:val="both"/>
-        <w:rPr>
-          <w:rFonts w:ascii="Arial" w:eastAsia="Times New Roman" w:hAnsi="Arial"/>
-        </w:rPr>
-      </w:pPr>
-    </w:p>
-    <w:p>
-      <w:pPr>
-        <w:spacing w:line="200" w:lineRule="exact"/>
-        <w:jc w:val="both"/>
-        <w:rPr>
-          <w:rFonts w:ascii="Arial" w:eastAsia="Times New Roman" w:hAnsi="Arial"/>
-        </w:rPr>
-      </w:pPr>
-    </w:p>
-    <w:p>
-      <w:pPr>
-        <w:spacing w:line="200" w:lineRule="exact"/>
-        <w:jc w:val="both"/>
-        <w:rPr>
-          <w:rFonts w:ascii="Arial" w:eastAsia="Times New Roman" w:hAnsi="Arial"/>
-        </w:rPr>
-      </w:pPr>
-    </w:p>
-    <w:p>
-      <w:pPr>
-        <w:spacing w:line="329" w:lineRule="exact"/>
-        <w:jc w:val="both"/>
-        <w:rPr>
-          <w:rFonts w:ascii="Arial" w:eastAsia="Times New Roman" w:hAnsi="Arial"/>
-          <w:sz w:val="14"/>
-          <w:szCs w:val="14"/>
-        </w:rPr>
-      </w:pPr>
-    </w:p>
-    <w:p>
-      <w:pPr>
-        <w:tabs>
-          <w:tab w:val="left" w:pos="3660"/>
-          <w:tab w:val="left" w:pos="6420"/>
-        </w:tabs>
-        <w:spacing w:line="0" w:lineRule="atLeast"/>
-        <w:ind w:left="1260"/>
-        <w:jc w:val="both"/>
-        <w:rPr>
-          <w:rFonts w:ascii="Arial" w:eastAsia="Arial" w:hAnsi="Arial"/>
-          <w:sz w:val="19"/>
-        </w:rPr>
-      </w:pPr>
-      <w:r>
-        <w:rPr>
-          <w:rFonts w:ascii="Arial" w:eastAsia="Arial" w:hAnsi="Arial"/>
-        </w:rPr>
-        <w:t>(a) Hot surface</w:t>
-      </w:r>
-      <w:r>
-        <w:rPr>
-          <w:rFonts w:ascii="Arial" w:eastAsia="Times New Roman" w:hAnsi="Arial"/>
-        </w:rPr>
-        <w:tab/>
-      </w:r>
-      <w:r>
-        <w:rPr>
-          <w:rFonts w:ascii="Arial" w:eastAsia="Arial" w:hAnsi="Arial"/>
-        </w:rPr>
-        <w:t>(b) Electrical hazard</w:t>
-      </w:r>
-      <w:r>
-        <w:rPr>
-          <w:rFonts w:ascii="Arial" w:eastAsia="Times New Roman" w:hAnsi="Arial"/>
-        </w:rPr>
-        <w:tab/>
-      </w:r>
-      <w:r>
-        <w:rPr>
-          <w:rFonts w:ascii="Arial" w:eastAsia="Arial" w:hAnsi="Arial"/>
-          <w:sz w:val="19"/>
-        </w:rPr>
-        <w:t>(c) Heavy object</w:t>
-      </w:r>
-    </w:p>
-    <w:p>
-      <w:pPr>
-        <w:tabs>
-          <w:tab w:val="left" w:pos="3660"/>
-          <w:tab w:val="left" w:pos="6420"/>
-        </w:tabs>
-        <w:spacing w:line="0" w:lineRule="atLeast"/>
-        <w:ind w:left="1260"/>
-        <w:jc w:val="both"/>
-        <w:rPr>
-          <w:rFonts w:ascii="Arial" w:eastAsia="Arial" w:hAnsi="Arial"/>
-          <w:sz w:val="19"/>
-        </w:rPr>
-      </w:pPr>
-    </w:p>
-    <w:p>
-      <w:pPr>
-        <w:tabs>
-          <w:tab w:val="left" w:pos="3660"/>
-          <w:tab w:val="left" w:pos="6420"/>
-        </w:tabs>
-        <w:spacing w:line="0" w:lineRule="atLeast"/>
-        <w:ind w:left="1260"/>
-        <w:jc w:val="both"/>
-        <w:rPr>
-          <w:rFonts w:ascii="Arial" w:eastAsia="Arial" w:hAnsi="Arial"/>
-          <w:sz w:val="19"/>
-        </w:rPr>
-      </w:pPr>
-    </w:p>
-    <w:p>
-      <w:pPr>
-        <w:spacing w:line="20" w:lineRule="exact"/>
-        <w:jc w:val="both"/>
-        <w:rPr>
-          <w:rFonts w:ascii="Arial" w:eastAsia="Times New Roman" w:hAnsi="Arial"/>
-        </w:rPr>
-      </w:pPr>
-    </w:p>
-    <w:p>
-      <w:pPr>
-        <w:spacing w:line="200" w:lineRule="exact"/>
-        <w:jc w:val="both"/>
-        <w:rPr>
-          <w:rFonts w:ascii="Arial" w:eastAsia="Times New Roman" w:hAnsi="Arial"/>
-        </w:rPr>
-      </w:pPr>
-      <w:r>
-        <w:rPr>
-          <w:rFonts w:ascii="Arial" w:eastAsia="Arial" w:hAnsi="Arial"/>
-          <w:noProof/>
-          <w:sz w:val="19"/>
-        </w:rPr>
-        <w:drawing>
-          <wp:anchor distT="0" distB="0" distL="114300" distR="114300" simplePos="0" relativeHeight="251668480" behindDoc="1" locked="0" layoutInCell="1" allowOverlap="1" wp14:anchorId="73C0D6A4" wp14:editId="4FF404A5">
-            <wp:simplePos x="0" y="0"/>
-            <wp:positionH relativeFrom="margin">
-              <wp:align>center</wp:align>
-            </wp:positionH>
-            <wp:positionV relativeFrom="paragraph">
-              <wp:posOffset>57785</wp:posOffset>
-            </wp:positionV>
-            <wp:extent cx="4076700" cy="1412543"/>
-            <wp:effectExtent l="0" t="0" r="0" b="0"/>
-            <wp:wrapNone/>
-            <wp:docPr id="2" name="Picture 2" descr="A picture containing text, clipart&#10;&#10;Description automatically generated"/>
-            <wp:cNvGraphicFramePr>
-              <a:graphicFrameLocks xmlns:a="http://schemas.openxmlformats.org/drawingml/2006/main" noChangeAspect="1"/>
-            </wp:cNvGraphicFramePr>
-            <a:graphic xmlns:a="http://schemas.openxmlformats.org/drawingml/2006/main">
-              <a:graphicData uri="http://schemas.openxmlformats.org/drawingml/2006/picture">
-                <pic:pic xmlns:pic="http://schemas.openxmlformats.org/drawingml/2006/picture">
-                  <pic:nvPicPr>
-                    <pic:cNvPr id="2" name="Picture 2" descr="A picture containing text, clipart&#10;&#10;Description automatically generated"/>
-                    <pic:cNvPicPr>
-                      <a:picLocks noChangeAspect="1" noChangeArrowheads="1"/>
-                    </pic:cNvPicPr>
-                  </pic:nvPicPr>
-                  <pic:blipFill>
-                    <a:blip r:embed="rId13" cstate="print">
-                      <a:extLst>
-                        <a:ext uri="{28A0092B-C50C-407E-A947-70E740481C1C}">
-                          <a14:useLocalDpi xmlns:a14="http://schemas.microsoft.com/office/drawing/2010/main" val="0"/>
-                        </a:ext>
-                      </a:extLst>
-                    </a:blip>
-                    <a:srcRect/>
-                    <a:stretch>
-                      <a:fillRect/>
-                    </a:stretch>
-                  </pic:blipFill>
-                  <pic:spPr bwMode="auto">
-                    <a:xfrm>
-                      <a:off x="0" y="0"/>
-                      <a:ext cx="4076700" cy="1412543"/>
-                    </a:xfrm>
-                    <a:prstGeom prst="rect">
-                      <a:avLst/>
-                    </a:prstGeom>
-                    <a:noFill/>
-                  </pic:spPr>
-                </pic:pic>
-              </a:graphicData>
-            </a:graphic>
-            <wp14:sizeRelH relativeFrom="page">
-              <wp14:pctWidth>0</wp14:pctWidth>
-            </wp14:sizeRelH>
-            <wp14:sizeRelV relativeFrom="page">
-              <wp14:pctHeight>0</wp14:pctHeight>
-            </wp14:sizeRelV>
-          </wp:anchor>
-        </w:drawing>
-      </w:r>
-    </w:p>
-    <w:p>
-      <w:pPr>
-        <w:spacing w:line="200" w:lineRule="exact"/>
-        <w:jc w:val="both"/>
-        <w:rPr>
-          <w:rFonts w:ascii="Arial" w:eastAsia="Times New Roman" w:hAnsi="Arial"/>
-        </w:rPr>
-      </w:pPr>
-    </w:p>
-    <w:p>
-      <w:pPr>
-        <w:spacing w:line="200" w:lineRule="exact"/>
-        <w:jc w:val="both"/>
-        <w:rPr>
-          <w:rFonts w:ascii="Arial" w:eastAsia="Times New Roman" w:hAnsi="Arial"/>
-        </w:rPr>
-      </w:pPr>
-    </w:p>
-    <w:p>
-      <w:pPr>
-        <w:spacing w:line="200" w:lineRule="exact"/>
-        <w:jc w:val="both"/>
-        <w:rPr>
-          <w:rFonts w:ascii="Arial" w:eastAsia="Times New Roman" w:hAnsi="Arial"/>
-        </w:rPr>
-      </w:pPr>
-    </w:p>
-    <w:p>
-      <w:pPr>
-        <w:spacing w:line="200" w:lineRule="exact"/>
-        <w:jc w:val="both"/>
-        <w:rPr>
-          <w:rFonts w:ascii="Arial" w:eastAsia="Times New Roman" w:hAnsi="Arial"/>
-        </w:rPr>
-      </w:pPr>
-    </w:p>
-    <w:p>
-      <w:pPr>
-        <w:spacing w:line="200" w:lineRule="exact"/>
-        <w:jc w:val="both"/>
-        <w:rPr>
-          <w:rFonts w:ascii="Arial" w:eastAsia="Times New Roman" w:hAnsi="Arial"/>
-        </w:rPr>
-      </w:pPr>
-    </w:p>
-    <w:p>
-      <w:pPr>
-        <w:spacing w:line="200" w:lineRule="exact"/>
-        <w:jc w:val="both"/>
-        <w:rPr>
-          <w:rFonts w:ascii="Arial" w:eastAsia="Times New Roman" w:hAnsi="Arial"/>
-        </w:rPr>
-      </w:pPr>
-    </w:p>
-    <w:p>
-      <w:pPr>
-        <w:spacing w:line="200" w:lineRule="exact"/>
-        <w:jc w:val="both"/>
-        <w:rPr>
-          <w:rFonts w:ascii="Arial" w:eastAsia="Times New Roman" w:hAnsi="Arial"/>
-        </w:rPr>
-      </w:pPr>
-    </w:p>
-    <w:p>
-      <w:pPr>
-        <w:spacing w:line="200" w:lineRule="exact"/>
-        <w:jc w:val="both"/>
-        <w:rPr>
-          <w:rFonts w:ascii="Arial" w:eastAsia="Times New Roman" w:hAnsi="Arial"/>
-        </w:rPr>
-      </w:pPr>
-    </w:p>
-    <w:p>
-      <w:pPr>
-        <w:spacing w:line="303" w:lineRule="exact"/>
-        <w:jc w:val="both"/>
-        <w:rPr>
-          <w:rFonts w:ascii="Arial" w:eastAsia="Times New Roman" w:hAnsi="Arial"/>
-        </w:rPr>
-      </w:pPr>
-    </w:p>
-    <w:p>
-      <w:pPr>
-        <w:tabs>
-          <w:tab w:val="left" w:pos="6280"/>
-        </w:tabs>
-        <w:spacing w:line="0" w:lineRule="atLeast"/>
-        <w:ind w:left="900"/>
-        <w:jc w:val="both"/>
-        <w:rPr>
-          <w:rFonts w:ascii="Arial" w:eastAsia="Arial" w:hAnsi="Arial"/>
-          <w:sz w:val="19"/>
-        </w:rPr>
-      </w:pPr>
-      <w:r>
-        <w:rPr>
-          <w:rFonts w:ascii="Arial" w:eastAsia="Arial" w:hAnsi="Arial"/>
-        </w:rPr>
-        <w:t>(d) Poisonous substance</w:t>
-      </w:r>
-      <w:r>
-        <w:rPr>
-          <w:rFonts w:ascii="Arial" w:eastAsia="Times New Roman" w:hAnsi="Arial"/>
-        </w:rPr>
-        <w:tab/>
-      </w:r>
-      <w:r>
-        <w:rPr>
-          <w:rFonts w:ascii="Arial" w:eastAsia="Arial" w:hAnsi="Arial"/>
-          <w:sz w:val="19"/>
-        </w:rPr>
-        <w:t>(f) General warning</w:t>
-      </w:r>
-    </w:p>
-    <w:p>
-      <w:pPr>
-        <w:spacing w:line="211" w:lineRule="exact"/>
-        <w:jc w:val="both"/>
-        <w:rPr>
-          <w:rFonts w:ascii="Arial" w:eastAsia="Times New Roman" w:hAnsi="Arial"/>
-        </w:rPr>
-      </w:pPr>
-    </w:p>
-    <w:p>
-      <w:pPr>
-        <w:spacing w:line="0" w:lineRule="atLeast"/>
-        <w:ind w:right="6"/>
-        <w:jc w:val="center"/>
-        <w:rPr>
-          <w:rFonts w:ascii="Arial" w:eastAsia="Arial" w:hAnsi="Arial"/>
-        </w:rPr>
-      </w:pPr>
-      <w:r>
-        <w:rPr>
-          <w:rFonts w:ascii="Arial" w:eastAsia="Arial" w:hAnsi="Arial"/>
-        </w:rPr>
-        <w:t>(e) Flammable substance</w:t>
-      </w:r>
-    </w:p>
-    <w:p>
-      <w:pPr>
-        <w:spacing w:line="213" w:lineRule="exact"/>
-        <w:jc w:val="both"/>
-        <w:rPr>
-          <w:rFonts w:ascii="Arial" w:eastAsia="Times New Roman" w:hAnsi="Arial"/>
-        </w:rPr>
-      </w:pPr>
-    </w:p>
+    <w:tbl>
+      <w:tblPr>
+        <w:tblStyle w:val="TableGrid"/>
+        <w:tblW w:w="0" w:type="auto"/>
+        <w:tblLook w:val="04A0" w:firstRow="1" w:lastRow="0" w:firstColumn="1" w:lastColumn="0" w:noHBand="0" w:noVBand="1"/>
+      </w:tblPr>
+      <w:tblGrid>
+        <w:gridCol w:w="3005"/>
+        <w:gridCol w:w="1503"/>
+        <w:gridCol w:w="1502"/>
+        <w:gridCol w:w="3006"/>
+      </w:tblGrid>
+      <w:tr>
+        <w:tc>
+          <w:tcPr>
+            <w:tcW w:w="3005" w:type="dxa"/>
+            <w:tcBorders>
+              <w:top w:val="nil"/>
+              <w:left w:val="nil"/>
+              <w:bottom w:val="nil"/>
+              <w:right w:val="nil"/>
+            </w:tcBorders>
+          </w:tcPr>
+          <w:p>
+            <w:pPr>
+              <w:pStyle w:val="ListParagraph"/>
+              <w:numPr>
+                <w:ilvl w:val="0"/>
+                <w:numId w:val="10"/>
+              </w:numPr>
+              <w:spacing w:line="213" w:lineRule="exact"/>
+              <w:jc w:val="both"/>
+              <w:rPr>
+                <w:rFonts w:ascii="Arial" w:eastAsia="Times New Roman" w:hAnsi="Arial"/>
+              </w:rPr>
+            </w:pPr>
+            <w:r>
+              <w:rPr>
+                <w:noProof/>
+              </w:rPr>
+              <w:drawing>
+                <wp:anchor distT="0" distB="0" distL="114300" distR="114300" simplePos="0" relativeHeight="251666432" behindDoc="0" locked="0" layoutInCell="1" allowOverlap="1" wp14:anchorId="2CE8ADBE" wp14:editId="4C2A48A5">
+                  <wp:simplePos x="0" y="0"/>
+                  <wp:positionH relativeFrom="column">
+                    <wp:posOffset>13970</wp:posOffset>
+                  </wp:positionH>
+                  <wp:positionV relativeFrom="paragraph">
+                    <wp:posOffset>19050</wp:posOffset>
+                  </wp:positionV>
+                  <wp:extent cx="1619250" cy="1430020"/>
+                  <wp:effectExtent l="0" t="0" r="0" b="0"/>
+                  <wp:wrapTopAndBottom/>
+                  <wp:docPr id="3" name="Picture 3"/>
+                  <wp:cNvGraphicFramePr>
+                    <a:graphicFrameLocks xmlns:a="http://schemas.openxmlformats.org/drawingml/2006/main" noChangeAspect="1"/>
+                  </wp:cNvGraphicFramePr>
+                  <a:graphic xmlns:a="http://schemas.openxmlformats.org/drawingml/2006/main">
+                    <a:graphicData uri="http://schemas.openxmlformats.org/drawingml/2006/picture">
+                      <pic:pic xmlns:pic="http://schemas.openxmlformats.org/drawingml/2006/picture">
+                        <pic:nvPicPr>
+                          <pic:cNvPr id="0" name="Picture 1"/>
+                          <pic:cNvPicPr>
+                            <a:picLocks noChangeAspect="1" noChangeArrowheads="1"/>
+                          </pic:cNvPicPr>
+                        </pic:nvPicPr>
+                        <pic:blipFill rotWithShape="1">
+                          <a:blip r:embed="rId11">
+                            <a:extLst>
+                              <a:ext uri="{28A0092B-C50C-407E-A947-70E740481C1C}">
+                                <a14:useLocalDpi xmlns:a14="http://schemas.microsoft.com/office/drawing/2010/main" val="0"/>
+                              </a:ext>
+                            </a:extLst>
+                          </a:blip>
+                          <a:srcRect t="7500" r="5500" b="9000"/>
+                          <a:stretch/>
+                        </pic:blipFill>
+                        <pic:spPr bwMode="auto">
+                          <a:xfrm>
+                            <a:off x="0" y="0"/>
+                            <a:ext cx="1619250" cy="1430020"/>
+                          </a:xfrm>
+                          <a:prstGeom prst="rect">
+                            <a:avLst/>
+                          </a:prstGeom>
+                          <a:noFill/>
+                          <a:ln>
+                            <a:noFill/>
+                          </a:ln>
+                          <a:extLst>
+                            <a:ext uri="{53640926-AAD7-44D8-BBD7-CCE9431645EC}">
+                              <a14:shadowObscured xmlns:a14="http://schemas.microsoft.com/office/drawing/2010/main"/>
+                            </a:ext>
+                          </a:extLst>
+                        </pic:spPr>
+                      </pic:pic>
+                    </a:graphicData>
+                  </a:graphic>
+                  <wp14:sizeRelH relativeFrom="margin">
+                    <wp14:pctWidth>0</wp14:pctWidth>
+                  </wp14:sizeRelH>
+                  <wp14:sizeRelV relativeFrom="margin">
+                    <wp14:pctHeight>0</wp14:pctHeight>
+                  </wp14:sizeRelV>
+                </wp:anchor>
+              </w:drawing>
+            </w:r>
+            <w:r>
+              <w:rPr>
+                <w:rFonts w:ascii="Arial" w:eastAsia="Times New Roman" w:hAnsi="Arial"/>
+              </w:rPr>
+              <w:t>General Warning</w:t>
+            </w:r>
+          </w:p>
+        </w:tc>
+        <w:tc>
+          <w:tcPr>
+            <w:tcW w:w="3005" w:type="dxa"/>
+            <w:gridSpan w:val="2"/>
+            <w:tcBorders>
+              <w:top w:val="nil"/>
+              <w:left w:val="nil"/>
+              <w:bottom w:val="nil"/>
+              <w:right w:val="nil"/>
+            </w:tcBorders>
+          </w:tcPr>
+          <w:p>
+            <w:pPr>
+              <w:pStyle w:val="ListParagraph"/>
+              <w:numPr>
+                <w:ilvl w:val="0"/>
+                <w:numId w:val="10"/>
+              </w:numPr>
+              <w:spacing w:line="213" w:lineRule="exact"/>
+              <w:jc w:val="both"/>
+              <w:rPr>
+                <w:rFonts w:ascii="Arial" w:eastAsia="Times New Roman" w:hAnsi="Arial"/>
+              </w:rPr>
+            </w:pPr>
+            <w:r>
+              <w:rPr>
+                <w:noProof/>
+              </w:rPr>
+              <w:drawing>
+                <wp:anchor distT="0" distB="0" distL="114300" distR="114300" simplePos="0" relativeHeight="251667456" behindDoc="0" locked="0" layoutInCell="1" allowOverlap="1" wp14:anchorId="1DEE5F60" wp14:editId="4F5A4DFF">
+                  <wp:simplePos x="0" y="0"/>
+                  <wp:positionH relativeFrom="column">
+                    <wp:posOffset>48260</wp:posOffset>
+                  </wp:positionH>
+                  <wp:positionV relativeFrom="paragraph">
+                    <wp:posOffset>85725</wp:posOffset>
+                  </wp:positionV>
+                  <wp:extent cx="1657350" cy="1358900"/>
+                  <wp:effectExtent l="0" t="0" r="0" b="0"/>
+                  <wp:wrapTopAndBottom/>
+                  <wp:docPr id="7" name="Picture 7"/>
+                  <wp:cNvGraphicFramePr>
+                    <a:graphicFrameLocks xmlns:a="http://schemas.openxmlformats.org/drawingml/2006/main" noChangeAspect="1"/>
+                  </wp:cNvGraphicFramePr>
+                  <a:graphic xmlns:a="http://schemas.openxmlformats.org/drawingml/2006/main">
+                    <a:graphicData uri="http://schemas.openxmlformats.org/drawingml/2006/picture">
+                      <pic:pic xmlns:pic="http://schemas.openxmlformats.org/drawingml/2006/picture">
+                        <pic:nvPicPr>
+                          <pic:cNvPr id="0" name="Picture 3"/>
+                          <pic:cNvPicPr>
+                            <a:picLocks noChangeAspect="1" noChangeArrowheads="1"/>
+                          </pic:cNvPicPr>
+                        </pic:nvPicPr>
+                        <pic:blipFill rotWithShape="1">
+                          <a:blip r:embed="rId12">
+                            <a:extLst>
+                              <a:ext uri="{28A0092B-C50C-407E-A947-70E740481C1C}">
+                                <a14:useLocalDpi xmlns:a14="http://schemas.microsoft.com/office/drawing/2010/main" val="0"/>
+                              </a:ext>
+                            </a:extLst>
+                          </a:blip>
+                          <a:srcRect t="9000" b="9000"/>
+                          <a:stretch/>
+                        </pic:blipFill>
+                        <pic:spPr bwMode="auto">
+                          <a:xfrm>
+                            <a:off x="0" y="0"/>
+                            <a:ext cx="1657350" cy="1358900"/>
+                          </a:xfrm>
+                          <a:prstGeom prst="rect">
+                            <a:avLst/>
+                          </a:prstGeom>
+                          <a:noFill/>
+                          <a:ln>
+                            <a:noFill/>
+                          </a:ln>
+                          <a:extLst>
+                            <a:ext uri="{53640926-AAD7-44D8-BBD7-CCE9431645EC}">
+                              <a14:shadowObscured xmlns:a14="http://schemas.microsoft.com/office/drawing/2010/main"/>
+                            </a:ext>
+                          </a:extLst>
+                        </pic:spPr>
+                      </pic:pic>
+                    </a:graphicData>
+                  </a:graphic>
+                  <wp14:sizeRelH relativeFrom="margin">
+                    <wp14:pctWidth>0</wp14:pctWidth>
+                  </wp14:sizeRelH>
+                  <wp14:sizeRelV relativeFrom="margin">
+                    <wp14:pctHeight>0</wp14:pctHeight>
+                  </wp14:sizeRelV>
+                </wp:anchor>
+              </w:drawing>
+            </w:r>
+            <w:r>
+              <w:rPr>
+                <w:rFonts w:ascii="Arial" w:eastAsia="Times New Roman" w:hAnsi="Arial"/>
+              </w:rPr>
+              <w:t>Electrical Hazard</w:t>
+            </w:r>
+          </w:p>
+        </w:tc>
+        <w:tc>
+          <w:tcPr>
+            <w:tcW w:w="3006" w:type="dxa"/>
+            <w:tcBorders>
+              <w:top w:val="nil"/>
+              <w:left w:val="nil"/>
+              <w:bottom w:val="nil"/>
+              <w:right w:val="nil"/>
+            </w:tcBorders>
+          </w:tcPr>
+          <w:p>
+            <w:pPr>
+              <w:pStyle w:val="ListParagraph"/>
+              <w:numPr>
+                <w:ilvl w:val="0"/>
+                <w:numId w:val="10"/>
+              </w:numPr>
+              <w:spacing w:line="213" w:lineRule="exact"/>
+              <w:rPr>
+                <w:rFonts w:ascii="Arial" w:eastAsia="Times New Roman" w:hAnsi="Arial"/>
+              </w:rPr>
+            </w:pPr>
+            <w:r>
+              <w:rPr>
+                <w:noProof/>
+              </w:rPr>
+              <w:drawing>
+                <wp:anchor distT="0" distB="0" distL="114300" distR="114300" simplePos="0" relativeHeight="251668480" behindDoc="0" locked="0" layoutInCell="1" allowOverlap="1" wp14:anchorId="1FA167BD" wp14:editId="7C1D8046">
+                  <wp:simplePos x="0" y="0"/>
+                  <wp:positionH relativeFrom="column">
+                    <wp:posOffset>17145</wp:posOffset>
+                  </wp:positionH>
+                  <wp:positionV relativeFrom="paragraph">
+                    <wp:posOffset>116205</wp:posOffset>
+                  </wp:positionV>
+                  <wp:extent cx="1649095" cy="1333500"/>
+                  <wp:effectExtent l="0" t="0" r="8255" b="0"/>
+                  <wp:wrapTopAndBottom/>
+                  <wp:docPr id="8" name="Picture 8"/>
+                  <wp:cNvGraphicFramePr>
+                    <a:graphicFrameLocks xmlns:a="http://schemas.openxmlformats.org/drawingml/2006/main" noChangeAspect="1"/>
+                  </wp:cNvGraphicFramePr>
+                  <a:graphic xmlns:a="http://schemas.openxmlformats.org/drawingml/2006/main">
+                    <a:graphicData uri="http://schemas.openxmlformats.org/drawingml/2006/picture">
+                      <pic:pic xmlns:pic="http://schemas.openxmlformats.org/drawingml/2006/picture">
+                        <pic:nvPicPr>
+                          <pic:cNvPr id="0" name="Picture 5"/>
+                          <pic:cNvPicPr>
+                            <a:picLocks noChangeAspect="1" noChangeArrowheads="1"/>
+                          </pic:cNvPicPr>
+                        </pic:nvPicPr>
+                        <pic:blipFill rotWithShape="1">
+                          <a:blip r:embed="rId13">
+                            <a:extLst>
+                              <a:ext uri="{28A0092B-C50C-407E-A947-70E740481C1C}">
+                                <a14:useLocalDpi xmlns:a14="http://schemas.microsoft.com/office/drawing/2010/main" val="0"/>
+                              </a:ext>
+                            </a:extLst>
+                          </a:blip>
+                          <a:srcRect t="10106" b="9042"/>
+                          <a:stretch/>
+                        </pic:blipFill>
+                        <pic:spPr bwMode="auto">
+                          <a:xfrm>
+                            <a:off x="0" y="0"/>
+                            <a:ext cx="1649095" cy="1333500"/>
+                          </a:xfrm>
+                          <a:prstGeom prst="rect">
+                            <a:avLst/>
+                          </a:prstGeom>
+                          <a:noFill/>
+                          <a:ln>
+                            <a:noFill/>
+                          </a:ln>
+                          <a:extLst>
+                            <a:ext uri="{53640926-AAD7-44D8-BBD7-CCE9431645EC}">
+                              <a14:shadowObscured xmlns:a14="http://schemas.microsoft.com/office/drawing/2010/main"/>
+                            </a:ext>
+                          </a:extLst>
+                        </pic:spPr>
+                      </pic:pic>
+                    </a:graphicData>
+                  </a:graphic>
+                  <wp14:sizeRelH relativeFrom="margin">
+                    <wp14:pctWidth>0</wp14:pctWidth>
+                  </wp14:sizeRelH>
+                  <wp14:sizeRelV relativeFrom="margin">
+                    <wp14:pctHeight>0</wp14:pctHeight>
+                  </wp14:sizeRelV>
+                </wp:anchor>
+              </w:drawing>
+            </w:r>
+            <w:r>
+              <w:rPr>
+                <w:rFonts w:ascii="Arial" w:eastAsia="Times New Roman" w:hAnsi="Arial"/>
+              </w:rPr>
+              <w:t>Warning: Magnetic Field</w:t>
+            </w:r>
+          </w:p>
+        </w:tc>
+      </w:tr>
+      <w:tr>
+        <w:tc>
+          <w:tcPr>
+            <w:tcW w:w="4508" w:type="dxa"/>
+            <w:gridSpan w:val="2"/>
+            <w:tcBorders>
+              <w:top w:val="nil"/>
+              <w:left w:val="nil"/>
+              <w:bottom w:val="nil"/>
+              <w:right w:val="nil"/>
+            </w:tcBorders>
+          </w:tcPr>
+          <w:p>
+            <w:pPr>
+              <w:pStyle w:val="ListParagraph"/>
+              <w:numPr>
+                <w:ilvl w:val="0"/>
+                <w:numId w:val="10"/>
+              </w:numPr>
+              <w:spacing w:line="213" w:lineRule="exact"/>
+              <w:jc w:val="center"/>
+              <w:rPr>
+                <w:rFonts w:ascii="Arial" w:eastAsia="Times New Roman" w:hAnsi="Arial"/>
+              </w:rPr>
+            </w:pPr>
+            <w:r>
+              <w:rPr>
+                <w:noProof/>
+              </w:rPr>
+              <w:drawing>
+                <wp:anchor distT="0" distB="0" distL="114300" distR="114300" simplePos="0" relativeHeight="251669504" behindDoc="0" locked="0" layoutInCell="1" allowOverlap="1" wp14:anchorId="5F300DA7" wp14:editId="7EA5E993">
+                  <wp:simplePos x="0" y="0"/>
+                  <wp:positionH relativeFrom="column">
+                    <wp:posOffset>509270</wp:posOffset>
+                  </wp:positionH>
+                  <wp:positionV relativeFrom="paragraph">
+                    <wp:posOffset>24765</wp:posOffset>
+                  </wp:positionV>
+                  <wp:extent cx="1771650" cy="1647825"/>
+                  <wp:effectExtent l="0" t="0" r="0" b="9525"/>
+                  <wp:wrapTopAndBottom/>
+                  <wp:docPr id="9" name="Picture 9"/>
+                  <wp:cNvGraphicFramePr>
+                    <a:graphicFrameLocks xmlns:a="http://schemas.openxmlformats.org/drawingml/2006/main" noChangeAspect="1"/>
+                  </wp:cNvGraphicFramePr>
+                  <a:graphic xmlns:a="http://schemas.openxmlformats.org/drawingml/2006/main">
+                    <a:graphicData uri="http://schemas.openxmlformats.org/drawingml/2006/picture">
+                      <pic:pic xmlns:pic="http://schemas.openxmlformats.org/drawingml/2006/picture">
+                        <pic:nvPicPr>
+                          <pic:cNvPr id="0" name="Picture 7"/>
+                          <pic:cNvPicPr>
+                            <a:picLocks noChangeAspect="1" noChangeArrowheads="1"/>
+                          </pic:cNvPicPr>
+                        </pic:nvPicPr>
+                        <pic:blipFill rotWithShape="1">
+                          <a:blip r:embed="rId14">
+                            <a:extLst>
+                              <a:ext uri="{28A0092B-C50C-407E-A947-70E740481C1C}">
+                                <a14:useLocalDpi xmlns:a14="http://schemas.microsoft.com/office/drawing/2010/main" val="0"/>
+                              </a:ext>
+                            </a:extLst>
+                          </a:blip>
+                          <a:srcRect l="2525" t="6061" r="3534" b="6566"/>
+                          <a:stretch/>
+                        </pic:blipFill>
+                        <pic:spPr bwMode="auto">
+                          <a:xfrm>
+                            <a:off x="0" y="0"/>
+                            <a:ext cx="1771650" cy="1647825"/>
+                          </a:xfrm>
+                          <a:prstGeom prst="rect">
+                            <a:avLst/>
+                          </a:prstGeom>
+                          <a:noFill/>
+                          <a:ln>
+                            <a:noFill/>
+                          </a:ln>
+                          <a:extLst>
+                            <a:ext uri="{53640926-AAD7-44D8-BBD7-CCE9431645EC}">
+                              <a14:shadowObscured xmlns:a14="http://schemas.microsoft.com/office/drawing/2010/main"/>
+                            </a:ext>
+                          </a:extLst>
+                        </pic:spPr>
+                      </pic:pic>
+                    </a:graphicData>
+                  </a:graphic>
+                  <wp14:sizeRelH relativeFrom="margin">
+                    <wp14:pctWidth>0</wp14:pctWidth>
+                  </wp14:sizeRelH>
+                  <wp14:sizeRelV relativeFrom="margin">
+                    <wp14:pctHeight>0</wp14:pctHeight>
+                  </wp14:sizeRelV>
+                </wp:anchor>
+              </w:drawing>
+            </w:r>
+            <w:r>
+              <w:rPr>
+                <w:rFonts w:ascii="Arial" w:eastAsia="Times New Roman" w:hAnsi="Arial"/>
+              </w:rPr>
+              <w:t xml:space="preserve">Wear </w:t>
+            </w:r>
+            <w:r>
+              <w:rPr>
+                <w:rFonts w:ascii="Arial" w:eastAsia="Times New Roman" w:hAnsi="Arial"/>
+              </w:rPr>
+              <w:t>Eye Protection</w:t>
+            </w:r>
+          </w:p>
+        </w:tc>
+        <w:tc>
+          <w:tcPr>
+            <w:tcW w:w="4508" w:type="dxa"/>
+            <w:gridSpan w:val="2"/>
+            <w:tcBorders>
+              <w:top w:val="nil"/>
+              <w:left w:val="nil"/>
+              <w:bottom w:val="nil"/>
+              <w:right w:val="nil"/>
+            </w:tcBorders>
+          </w:tcPr>
+          <w:p>
+            <w:pPr>
+              <w:pStyle w:val="ListParagraph"/>
+              <w:numPr>
+                <w:ilvl w:val="0"/>
+                <w:numId w:val="10"/>
+              </w:numPr>
+              <w:spacing w:line="213" w:lineRule="exact"/>
+              <w:rPr>
+                <w:rFonts w:ascii="Arial" w:eastAsia="Times New Roman" w:hAnsi="Arial"/>
+              </w:rPr>
+            </w:pPr>
+            <w:r>
+              <w:rPr>
+                <w:noProof/>
+              </w:rPr>
+              <w:drawing>
+                <wp:anchor distT="0" distB="0" distL="114300" distR="114300" simplePos="0" relativeHeight="251670528" behindDoc="0" locked="0" layoutInCell="1" allowOverlap="1" wp14:anchorId="044C59C2" wp14:editId="1D7185A4">
+                  <wp:simplePos x="0" y="0"/>
+                  <wp:positionH relativeFrom="column">
+                    <wp:posOffset>439420</wp:posOffset>
+                  </wp:positionH>
+                  <wp:positionV relativeFrom="paragraph">
+                    <wp:posOffset>50800</wp:posOffset>
+                  </wp:positionV>
+                  <wp:extent cx="1807210" cy="1595755"/>
+                  <wp:effectExtent l="0" t="0" r="2540" b="4445"/>
+                  <wp:wrapTopAndBottom/>
+                  <wp:docPr id="10" name="Picture 10"/>
+                  <wp:cNvGraphicFramePr>
+                    <a:graphicFrameLocks xmlns:a="http://schemas.openxmlformats.org/drawingml/2006/main" noChangeAspect="1"/>
+                  </wp:cNvGraphicFramePr>
+                  <a:graphic xmlns:a="http://schemas.openxmlformats.org/drawingml/2006/main">
+                    <a:graphicData uri="http://schemas.openxmlformats.org/drawingml/2006/picture">
+                      <pic:pic xmlns:pic="http://schemas.openxmlformats.org/drawingml/2006/picture">
+                        <pic:nvPicPr>
+                          <pic:cNvPr id="0" name="Picture 9"/>
+                          <pic:cNvPicPr>
+                            <a:picLocks noChangeAspect="1" noChangeArrowheads="1"/>
+                          </pic:cNvPicPr>
+                        </pic:nvPicPr>
+                        <pic:blipFill rotWithShape="1">
+                          <a:blip r:embed="rId15">
+                            <a:extLst>
+                              <a:ext uri="{28A0092B-C50C-407E-A947-70E740481C1C}">
+                                <a14:useLocalDpi xmlns:a14="http://schemas.microsoft.com/office/drawing/2010/main" val="0"/>
+                              </a:ext>
+                            </a:extLst>
+                          </a:blip>
+                          <a:srcRect t="6358" r="1156" b="6358"/>
+                          <a:stretch/>
+                        </pic:blipFill>
+                        <pic:spPr bwMode="auto">
+                          <a:xfrm>
+                            <a:off x="0" y="0"/>
+                            <a:ext cx="1807210" cy="1595755"/>
+                          </a:xfrm>
+                          <a:prstGeom prst="rect">
+                            <a:avLst/>
+                          </a:prstGeom>
+                          <a:noFill/>
+                          <a:ln>
+                            <a:noFill/>
+                          </a:ln>
+                          <a:extLst>
+                            <a:ext uri="{53640926-AAD7-44D8-BBD7-CCE9431645EC}">
+                              <a14:shadowObscured xmlns:a14="http://schemas.microsoft.com/office/drawing/2010/main"/>
+                            </a:ext>
+                          </a:extLst>
+                        </pic:spPr>
+                      </pic:pic>
+                    </a:graphicData>
+                  </a:graphic>
+                  <wp14:sizeRelH relativeFrom="margin">
+                    <wp14:pctWidth>0</wp14:pctWidth>
+                  </wp14:sizeRelH>
+                  <wp14:sizeRelV relativeFrom="margin">
+                    <wp14:pctHeight>0</wp14:pctHeight>
+                  </wp14:sizeRelV>
+                </wp:anchor>
+              </w:drawing>
+            </w:r>
+            <w:r>
+              <w:rPr>
+                <w:rFonts w:ascii="Arial" w:eastAsia="Times New Roman" w:hAnsi="Arial"/>
+              </w:rPr>
+              <w:t>Wear Protective Gloves</w:t>
+            </w:r>
+          </w:p>
+          <w:p>
+            <w:pPr>
+              <w:spacing w:line="213" w:lineRule="exact"/>
+              <w:jc w:val="center"/>
+              <w:rPr>
+                <w:rFonts w:ascii="Arial" w:eastAsia="Times New Roman" w:hAnsi="Arial"/>
+              </w:rPr>
+            </w:pPr>
+          </w:p>
+        </w:tc>
+      </w:tr>
+    </w:tbl>
     <w:p>
       <w:pPr>
         <w:spacing w:line="213" w:lineRule="exact"/>
@@ -7693,13 +7096,17 @@
         </w:rPr>
         <w:t xml:space="preserve"> safety instructions are applicable: </w:t>
       </w:r>
-      <w:r>
-        <w:rPr>
-          <w:sz w:val="22"/>
-          <w:szCs w:val="22"/>
-        </w:rPr>
-        <w:br/>
-      </w:r>
+    </w:p>
+    <w:p>
+      <w:pPr>
+        <w:pStyle w:val="Default"/>
+        <w:spacing w:line="276" w:lineRule="auto"/>
+        <w:ind w:left="360"/>
+        <w:rPr>
+          <w:sz w:val="22"/>
+          <w:szCs w:val="22"/>
+        </w:rPr>
+      </w:pPr>
     </w:p>
     <w:p>
       <w:pPr>
@@ -7719,6 +7126,7 @@
           <w:sz w:val="22"/>
           <w:szCs w:val="22"/>
         </w:rPr>
+        <w:lastRenderedPageBreak/>
         <w:t>No afterhours testing may be performed without the necessary permissions</w:t>
       </w:r>
       <w:r>
@@ -7797,23 +7205,7 @@
           <w:sz w:val="22"/>
           <w:szCs w:val="22"/>
         </w:rPr>
-        <w:t xml:space="preserve">Closed shoes must be </w:t>
-      </w:r>
-      <w:proofErr w:type="gramStart"/>
-      <w:r>
-        <w:rPr>
-          <w:sz w:val="22"/>
-          <w:szCs w:val="22"/>
-        </w:rPr>
-        <w:t>worn at all times</w:t>
-      </w:r>
-      <w:proofErr w:type="gramEnd"/>
-      <w:r>
-        <w:rPr>
-          <w:sz w:val="22"/>
-          <w:szCs w:val="22"/>
-        </w:rPr>
-        <w:t xml:space="preserve">. </w:t>
+        <w:t xml:space="preserve">Closed shoes must be worn at all times. </w:t>
       </w:r>
     </w:p>
     <w:p>
@@ -7918,21 +7310,12 @@
           <w:sz w:val="22"/>
           <w:szCs w:val="22"/>
         </w:rPr>
-        <w:t xml:space="preserve"> </w:t>
-      </w:r>
-      <w:r>
-        <w:rPr>
-          <w:sz w:val="22"/>
-          <w:szCs w:val="22"/>
-          <w:highlight w:val="yellow"/>
-        </w:rPr>
-        <w:t xml:space="preserve">[highlight on </w:t>
-      </w:r>
-      <w:r>
-        <w:rPr>
-          <w:sz w:val="22"/>
-          <w:szCs w:val="22"/>
-          <w:highlight w:val="yellow"/>
+        <w:t xml:space="preserve"> [highlight on </w:t>
+      </w:r>
+      <w:r>
+        <w:rPr>
+          <w:sz w:val="22"/>
+          <w:szCs w:val="22"/>
         </w:rPr>
         <w:t xml:space="preserve">appropriate </w:t>
       </w:r>
@@ -7940,7 +7323,6 @@
         <w:rPr>
           <w:sz w:val="22"/>
           <w:szCs w:val="22"/>
-          <w:highlight w:val="yellow"/>
         </w:rPr>
         <w:t>map</w:t>
       </w:r>
@@ -7948,7 +7330,6 @@
         <w:rPr>
           <w:sz w:val="22"/>
           <w:szCs w:val="22"/>
-          <w:highlight w:val="yellow"/>
         </w:rPr>
         <w:t xml:space="preserve"> selected and cropped from Appendix C of the Safety Report Guidelines</w:t>
       </w:r>
@@ -7956,7 +7337,6 @@
         <w:rPr>
           <w:sz w:val="22"/>
           <w:szCs w:val="22"/>
-          <w:highlight w:val="yellow"/>
         </w:rPr>
         <w:t>]</w:t>
       </w:r>
@@ -8007,7 +7387,6 @@
           <w:sz w:val="22"/>
           <w:szCs w:val="22"/>
         </w:rPr>
-        <w:lastRenderedPageBreak/>
         <w:t xml:space="preserve">Good housekeeping practices should be </w:t>
       </w:r>
       <w:r>
@@ -8206,27 +7585,104 @@
           <w:rFonts w:ascii="Arial" w:eastAsia="Arial" w:hAnsi="Arial"/>
           <w:sz w:val="22"/>
           <w:szCs w:val="22"/>
-          <w:highlight w:val="yellow"/>
-        </w:rPr>
-        <w:t>[</w:t>
-      </w:r>
-      <w:r>
-        <w:rPr>
-          <w:rFonts w:ascii="Arial" w:eastAsia="Arial" w:hAnsi="Arial"/>
-          <w:sz w:val="22"/>
-          <w:szCs w:val="22"/>
-          <w:highlight w:val="yellow"/>
-        </w:rPr>
-        <w:t xml:space="preserve">Describe any possible interactions with other laboratory users. For instance, other experimental setups that will be installed and/or operational in proximity to your own setup. </w:t>
-      </w:r>
-      <w:r>
-        <w:rPr>
-          <w:rFonts w:ascii="Arial" w:eastAsia="Arial" w:hAnsi="Arial"/>
-          <w:sz w:val="22"/>
-          <w:szCs w:val="22"/>
-          <w:highlight w:val="yellow"/>
-        </w:rPr>
-        <w:t>Interactions between your setup and other lab users should be minimised as far as possible.]</w:t>
+        </w:rPr>
+        <w:t>Interactions between this setup</w:t>
+      </w:r>
+      <w:r>
+        <w:rPr>
+          <w:rFonts w:ascii="Arial" w:eastAsia="Arial" w:hAnsi="Arial"/>
+          <w:sz w:val="22"/>
+          <w:szCs w:val="22"/>
+        </w:rPr>
+        <w:t xml:space="preserve"> and other laboratory users will be </w:t>
+      </w:r>
+      <w:r>
+        <w:rPr>
+          <w:rFonts w:ascii="Arial" w:eastAsia="Arial" w:hAnsi="Arial"/>
+          <w:sz w:val="22"/>
+          <w:szCs w:val="22"/>
+        </w:rPr>
+        <w:t xml:space="preserve">minimised </w:t>
+      </w:r>
+      <w:r>
+        <w:rPr>
+          <w:rFonts w:ascii="Arial" w:eastAsia="Arial" w:hAnsi="Arial"/>
+          <w:sz w:val="22"/>
+          <w:szCs w:val="22"/>
+        </w:rPr>
+        <w:t xml:space="preserve">as </w:t>
+      </w:r>
+      <w:r>
+        <w:rPr>
+          <w:rFonts w:ascii="Arial" w:eastAsia="Arial" w:hAnsi="Arial"/>
+          <w:sz w:val="22"/>
+          <w:szCs w:val="22"/>
+        </w:rPr>
+        <w:t>far as possible.</w:t>
+      </w:r>
+      <w:r>
+        <w:rPr>
+          <w:rFonts w:ascii="Arial" w:eastAsia="Arial" w:hAnsi="Arial"/>
+          <w:sz w:val="22"/>
+          <w:szCs w:val="22"/>
+        </w:rPr>
+        <w:t xml:space="preserve"> Surrounding users will be warned of possible hazards </w:t>
+      </w:r>
+      <w:r>
+        <w:rPr>
+          <w:rFonts w:ascii="Arial" w:eastAsia="Arial" w:hAnsi="Arial"/>
+          <w:sz w:val="22"/>
+          <w:szCs w:val="22"/>
+        </w:rPr>
+        <w:t>by the aforementioned warning</w:t>
+      </w:r>
+      <w:r>
+        <w:rPr>
+          <w:rFonts w:ascii="Arial" w:eastAsia="Arial" w:hAnsi="Arial"/>
+          <w:sz w:val="22"/>
+          <w:szCs w:val="22"/>
+        </w:rPr>
+        <w:t>. T</w:t>
+      </w:r>
+      <w:r>
+        <w:rPr>
+          <w:rFonts w:ascii="Arial" w:eastAsia="Arial" w:hAnsi="Arial"/>
+          <w:sz w:val="22"/>
+          <w:szCs w:val="22"/>
+        </w:rPr>
+        <w:t xml:space="preserve">he workspace will be isolated </w:t>
+      </w:r>
+      <w:r>
+        <w:rPr>
+          <w:rFonts w:ascii="Arial" w:eastAsia="Arial" w:hAnsi="Arial"/>
+          <w:sz w:val="22"/>
+          <w:szCs w:val="22"/>
+        </w:rPr>
+        <w:t xml:space="preserve">to prevent </w:t>
+      </w:r>
+      <w:r>
+        <w:rPr>
+          <w:rFonts w:ascii="Arial" w:eastAsia="Arial" w:hAnsi="Arial"/>
+          <w:sz w:val="22"/>
+          <w:szCs w:val="22"/>
+        </w:rPr>
+        <w:t>accidental interfe</w:t>
+      </w:r>
+      <w:r>
+        <w:rPr>
+          <w:rFonts w:ascii="Arial" w:eastAsia="Arial" w:hAnsi="Arial"/>
+          <w:sz w:val="22"/>
+          <w:szCs w:val="22"/>
+        </w:rPr>
+        <w:t>rence with t</w:t>
+      </w:r>
+      <w:r>
+        <w:rPr>
+          <w:rFonts w:ascii="Arial" w:eastAsia="Arial" w:hAnsi="Arial"/>
+          <w:sz w:val="22"/>
+          <w:szCs w:val="22"/>
+        </w:rPr>
+        <w:t>he experimental setup.</w:t>
       </w:r>
     </w:p>
     <w:p>
@@ -8280,85 +7736,42 @@
         <w:spacing w:line="0" w:lineRule="atLeast"/>
         <w:rPr>
           <w:rFonts w:ascii="Arial" w:eastAsia="Arial" w:hAnsi="Arial"/>
-          <w:sz w:val="22"/>
-          <w:szCs w:val="22"/>
-        </w:rPr>
-      </w:pPr>
-      <w:r>
-        <w:rPr>
-          <w:rFonts w:ascii="Arial" w:eastAsia="Arial" w:hAnsi="Arial"/>
-          <w:sz w:val="22"/>
-          <w:szCs w:val="22"/>
-          <w:highlight w:val="yellow"/>
-        </w:rPr>
-        <w:t xml:space="preserve">[List specific steps taken for housekeeping as related to your </w:t>
-      </w:r>
-      <w:proofErr w:type="gramStart"/>
-      <w:r>
-        <w:rPr>
-          <w:rFonts w:ascii="Arial" w:eastAsia="Arial" w:hAnsi="Arial"/>
-          <w:sz w:val="22"/>
-          <w:szCs w:val="22"/>
-          <w:highlight w:val="yellow"/>
-        </w:rPr>
-        <w:t>particular setup</w:t>
-      </w:r>
-      <w:proofErr w:type="gramEnd"/>
-      <w:r>
-        <w:rPr>
-          <w:rFonts w:ascii="Arial" w:eastAsia="Arial" w:hAnsi="Arial"/>
-          <w:sz w:val="22"/>
-          <w:szCs w:val="22"/>
-          <w:highlight w:val="yellow"/>
-        </w:rPr>
-        <w:t xml:space="preserve">. </w:t>
-      </w:r>
-      <w:r>
-        <w:rPr>
-          <w:rFonts w:ascii="Arial" w:eastAsia="Arial" w:hAnsi="Arial"/>
-          <w:sz w:val="22"/>
-          <w:szCs w:val="22"/>
-          <w:highlight w:val="yellow"/>
-        </w:rPr>
-        <w:t>E</w:t>
-      </w:r>
-      <w:r>
-        <w:rPr>
-          <w:rFonts w:ascii="Arial" w:eastAsia="Arial" w:hAnsi="Arial"/>
-          <w:sz w:val="22"/>
-          <w:szCs w:val="22"/>
-          <w:highlight w:val="yellow"/>
-        </w:rPr>
-        <w:t>xample: returning equipment to appropriate storage</w:t>
-      </w:r>
-      <w:r>
-        <w:rPr>
-          <w:rFonts w:ascii="Arial" w:eastAsia="Arial" w:hAnsi="Arial"/>
-          <w:sz w:val="22"/>
-          <w:szCs w:val="22"/>
-          <w:highlight w:val="yellow"/>
-        </w:rPr>
-        <w:t xml:space="preserve"> and cleaning up the workspace</w:t>
-      </w:r>
-      <w:r>
-        <w:rPr>
-          <w:rFonts w:ascii="Arial" w:eastAsia="Arial" w:hAnsi="Arial"/>
-          <w:sz w:val="22"/>
-          <w:szCs w:val="22"/>
-          <w:highlight w:val="yellow"/>
-        </w:rPr>
-        <w:t>.]</w:t>
-      </w:r>
-    </w:p>
-    <w:p>
-      <w:pPr>
-        <w:spacing w:line="0" w:lineRule="atLeast"/>
-        <w:rPr>
-          <w:rFonts w:ascii="Arial" w:eastAsia="Arial" w:hAnsi="Arial"/>
           <w:sz w:val="24"/>
           <w:szCs w:val="14"/>
         </w:rPr>
       </w:pPr>
+      <w:r>
+        <w:rPr>
+          <w:rFonts w:ascii="Arial" w:eastAsia="Arial" w:hAnsi="Arial"/>
+          <w:sz w:val="22"/>
+          <w:szCs w:val="22"/>
+        </w:rPr>
+        <w:t xml:space="preserve">Ensure that the adjustable soldering iron </w:t>
+      </w:r>
+      <w:r>
+        <w:rPr>
+          <w:rFonts w:ascii="Arial" w:eastAsia="Arial" w:hAnsi="Arial"/>
+          <w:sz w:val="22"/>
+          <w:szCs w:val="22"/>
+        </w:rPr>
+        <w:t>is switched off, cooled down, and stored safely immediately after use. Store adhesives, flux pens, and RMS 1 spray</w:t>
+      </w:r>
+      <w:r>
+        <w:rPr>
+          <w:rFonts w:ascii="Arial" w:eastAsia="Arial" w:hAnsi="Arial"/>
+          <w:sz w:val="22"/>
+          <w:szCs w:val="22"/>
+        </w:rPr>
+        <w:t xml:space="preserve"> securely, and dispose of used sandpaper and cleaning pads appropriately. Ensure the workspace is clear, c</w:t>
+      </w:r>
+      <w:r>
+        <w:rPr>
+          <w:rFonts w:ascii="Arial" w:eastAsia="Arial" w:hAnsi="Arial"/>
+          <w:sz w:val="22"/>
+          <w:szCs w:val="22"/>
+        </w:rPr>
+        <w:t>lean, and no personal belongings are left behind.</w:t>
+      </w:r>
     </w:p>
     <w:p>
       <w:pPr>
@@ -8420,135 +7833,56 @@
           <w:rFonts w:ascii="Arial" w:eastAsia="Arial" w:hAnsi="Arial"/>
           <w:sz w:val="22"/>
           <w:szCs w:val="22"/>
-          <w:highlight w:val="yellow"/>
-        </w:rPr>
-        <w:t>[</w:t>
-      </w:r>
-      <w:r>
-        <w:rPr>
-          <w:rFonts w:ascii="Arial" w:eastAsia="Arial" w:hAnsi="Arial"/>
-          <w:sz w:val="22"/>
-          <w:szCs w:val="22"/>
-          <w:highlight w:val="yellow"/>
-        </w:rPr>
-        <w:t xml:space="preserve">Summarise any fire safety hazards related to your project as well as mitigating measures. </w:t>
-      </w:r>
-      <w:r>
-        <w:rPr>
-          <w:rFonts w:ascii="Arial" w:eastAsia="Arial" w:hAnsi="Arial"/>
-          <w:sz w:val="22"/>
-          <w:szCs w:val="22"/>
-          <w:highlight w:val="yellow"/>
-        </w:rPr>
-        <w:t>Circle on</w:t>
-      </w:r>
-      <w:r>
-        <w:rPr>
-          <w:rFonts w:ascii="Arial" w:eastAsia="Arial" w:hAnsi="Arial"/>
-          <w:sz w:val="22"/>
-          <w:szCs w:val="22"/>
-          <w:highlight w:val="yellow"/>
-        </w:rPr>
-        <w:t xml:space="preserve"> the appropriate map on</w:t>
-      </w:r>
-      <w:r>
-        <w:rPr>
-          <w:rFonts w:ascii="Arial" w:eastAsia="Arial" w:hAnsi="Arial"/>
-          <w:sz w:val="22"/>
-          <w:szCs w:val="22"/>
-          <w:highlight w:val="yellow"/>
-        </w:rPr>
-        <w:t xml:space="preserve"> </w:t>
-      </w:r>
-      <w:r>
-        <w:rPr>
-          <w:rFonts w:ascii="Arial" w:eastAsia="Arial" w:hAnsi="Arial"/>
-          <w:sz w:val="22"/>
-          <w:szCs w:val="22"/>
-          <w:highlight w:val="yellow"/>
-        </w:rPr>
-        <w:t>A</w:t>
-      </w:r>
-      <w:r>
-        <w:rPr>
-          <w:rFonts w:ascii="Arial" w:eastAsia="Arial" w:hAnsi="Arial"/>
-          <w:sz w:val="22"/>
-          <w:szCs w:val="22"/>
-          <w:highlight w:val="yellow"/>
-        </w:rPr>
-        <w:t>ppendix A</w:t>
-      </w:r>
-      <w:r>
-        <w:rPr>
-          <w:rFonts w:ascii="Arial" w:eastAsia="Arial" w:hAnsi="Arial"/>
-          <w:sz w:val="22"/>
-          <w:szCs w:val="22"/>
-          <w:highlight w:val="yellow"/>
-        </w:rPr>
-        <w:t xml:space="preserve"> of this template</w:t>
-      </w:r>
-      <w:r>
-        <w:rPr>
-          <w:rFonts w:ascii="Arial" w:eastAsia="Arial" w:hAnsi="Arial"/>
-          <w:sz w:val="22"/>
-          <w:szCs w:val="22"/>
-          <w:highlight w:val="yellow"/>
-        </w:rPr>
-        <w:t xml:space="preserve"> (or similar appropriate map</w:t>
-      </w:r>
-      <w:r>
-        <w:rPr>
-          <w:rFonts w:ascii="Arial" w:eastAsia="Arial" w:hAnsi="Arial"/>
-          <w:sz w:val="22"/>
-          <w:szCs w:val="22"/>
-          <w:highlight w:val="yellow"/>
-        </w:rPr>
-        <w:t xml:space="preserve"> from Appendix C of the Safety Report Guidelines</w:t>
-      </w:r>
-      <w:r>
-        <w:rPr>
-          <w:rFonts w:ascii="Arial" w:eastAsia="Arial" w:hAnsi="Arial"/>
-          <w:sz w:val="22"/>
-          <w:szCs w:val="22"/>
-          <w:highlight w:val="yellow"/>
-        </w:rPr>
-        <w:t>)</w:t>
-      </w:r>
-      <w:r>
-        <w:rPr>
-          <w:rFonts w:ascii="Arial" w:eastAsia="Arial" w:hAnsi="Arial"/>
-          <w:sz w:val="22"/>
-          <w:szCs w:val="22"/>
-          <w:highlight w:val="yellow"/>
-        </w:rPr>
-        <w:t xml:space="preserve"> </w:t>
-      </w:r>
-      <w:r>
-        <w:rPr>
-          <w:rFonts w:ascii="Arial" w:eastAsia="Arial" w:hAnsi="Arial"/>
-          <w:sz w:val="22"/>
-          <w:szCs w:val="22"/>
-          <w:highlight w:val="yellow"/>
-        </w:rPr>
-        <w:t>the</w:t>
-      </w:r>
-      <w:r>
-        <w:rPr>
-          <w:rFonts w:ascii="Arial" w:eastAsia="Arial" w:hAnsi="Arial"/>
-          <w:sz w:val="22"/>
-          <w:szCs w:val="22"/>
-          <w:highlight w:val="yellow"/>
-        </w:rPr>
-        <w:t xml:space="preserve"> locations of nearest exits and fire extinguishers should this be necessary</w:t>
-      </w:r>
-      <w:r>
-        <w:rPr>
-          <w:rFonts w:ascii="Arial" w:eastAsia="Arial" w:hAnsi="Arial"/>
-          <w:sz w:val="22"/>
-          <w:szCs w:val="22"/>
-          <w:highlight w:val="yellow"/>
-        </w:rPr>
-        <w:t>.]</w:t>
+        </w:rPr>
+        <w:t xml:space="preserve">The primary </w:t>
+      </w:r>
+      <w:r>
+        <w:rPr>
+          <w:rFonts w:ascii="Arial" w:eastAsia="Arial" w:hAnsi="Arial"/>
+          <w:sz w:val="22"/>
+          <w:szCs w:val="22"/>
+        </w:rPr>
+        <w:t>f</w:t>
+      </w:r>
+      <w:r>
+        <w:rPr>
+          <w:rFonts w:ascii="Arial" w:eastAsia="Arial" w:hAnsi="Arial"/>
+          <w:sz w:val="22"/>
+          <w:szCs w:val="22"/>
+        </w:rPr>
+        <w:t xml:space="preserve">ire and heat risks </w:t>
+      </w:r>
+      <w:r>
+        <w:rPr>
+          <w:rFonts w:ascii="Arial" w:eastAsia="Arial" w:hAnsi="Arial"/>
+          <w:sz w:val="22"/>
+          <w:szCs w:val="22"/>
+        </w:rPr>
+        <w:t>are associated with the soldering iron used during strain gauge installation and potential electrical shorts in the custom switching circuit</w:t>
+      </w:r>
+      <w:r>
+        <w:rPr>
+          <w:rFonts w:ascii="Arial" w:eastAsia="Arial" w:hAnsi="Arial"/>
+          <w:sz w:val="22"/>
+          <w:szCs w:val="22"/>
+        </w:rPr>
+        <w:t>. Combustible materials, such as the RMS 1 spray, must be kept away from the heated soldering iron. Evacuat</w:t>
+      </w:r>
+      <w:r>
+        <w:rPr>
+          <w:rFonts w:ascii="Arial" w:eastAsia="Arial" w:hAnsi="Arial"/>
+          <w:sz w:val="22"/>
+          <w:szCs w:val="22"/>
+        </w:rPr>
+        <w:t xml:space="preserve">ion routes have been noted in </w:t>
+      </w:r>
+      <w:r>
+        <w:rPr>
+          <w:rFonts w:ascii="Arial" w:eastAsia="Arial" w:hAnsi="Arial"/>
+          <w:sz w:val="22"/>
+          <w:szCs w:val="22"/>
+        </w:rPr>
+        <w:t>Appendix A. No earphones will be worn to ensure that any fire alarm can be heard.</w:t>
       </w:r>
     </w:p>
     <w:p>
@@ -8586,128 +7920,6 @@
         </w:rPr>
         <w:t>Activity Based Risk Assessment</w:t>
       </w:r>
-    </w:p>
-    <w:p>
-      <w:pPr>
-        <w:tabs>
-          <w:tab w:val="left" w:pos="980"/>
-        </w:tabs>
-        <w:spacing w:line="0" w:lineRule="atLeast"/>
-        <w:jc w:val="both"/>
-        <w:rPr>
-          <w:rFonts w:ascii="Arial" w:eastAsia="Arial" w:hAnsi="Arial"/>
-          <w:b/>
-          <w:bCs/>
-          <w:sz w:val="28"/>
-          <w:szCs w:val="16"/>
-        </w:rPr>
-      </w:pPr>
-    </w:p>
-    <w:p>
-      <w:pPr>
-        <w:tabs>
-          <w:tab w:val="left" w:pos="980"/>
-        </w:tabs>
-        <w:spacing w:line="0" w:lineRule="atLeast"/>
-        <w:jc w:val="both"/>
-        <w:rPr>
-          <w:rFonts w:ascii="Arial" w:eastAsia="Arial" w:hAnsi="Arial"/>
-          <w:sz w:val="22"/>
-          <w:szCs w:val="22"/>
-        </w:rPr>
-      </w:pPr>
-      <w:r>
-        <w:rPr>
-          <w:rFonts w:ascii="Arial" w:eastAsia="Arial" w:hAnsi="Arial"/>
-          <w:sz w:val="22"/>
-          <w:szCs w:val="22"/>
-          <w:highlight w:val="yellow"/>
-        </w:rPr>
-        <w:t>[</w:t>
-      </w:r>
-      <w:r>
-        <w:rPr>
-          <w:rFonts w:ascii="Arial" w:eastAsia="Arial" w:hAnsi="Arial"/>
-          <w:sz w:val="22"/>
-          <w:szCs w:val="22"/>
-          <w:highlight w:val="yellow"/>
-        </w:rPr>
-        <w:t>C</w:t>
-      </w:r>
-      <w:r>
-        <w:rPr>
-          <w:rFonts w:ascii="Arial" w:eastAsia="Arial" w:hAnsi="Arial"/>
-          <w:sz w:val="22"/>
-          <w:szCs w:val="22"/>
-          <w:highlight w:val="yellow"/>
-        </w:rPr>
-        <w:t xml:space="preserve">ommon examples </w:t>
-      </w:r>
-      <w:r>
-        <w:rPr>
-          <w:rFonts w:ascii="Arial" w:eastAsia="Arial" w:hAnsi="Arial"/>
-          <w:sz w:val="22"/>
-          <w:szCs w:val="22"/>
-          <w:highlight w:val="yellow"/>
-        </w:rPr>
-        <w:t xml:space="preserve">are </w:t>
-      </w:r>
-      <w:r>
-        <w:rPr>
-          <w:rFonts w:ascii="Arial" w:eastAsia="Arial" w:hAnsi="Arial"/>
-          <w:sz w:val="22"/>
-          <w:szCs w:val="22"/>
-          <w:highlight w:val="yellow"/>
-        </w:rPr>
-        <w:t xml:space="preserve">given in </w:t>
-      </w:r>
-      <w:r>
-        <w:rPr>
-          <w:rFonts w:ascii="Arial" w:eastAsia="Arial" w:hAnsi="Arial"/>
-          <w:sz w:val="22"/>
-          <w:szCs w:val="22"/>
-          <w:highlight w:val="yellow"/>
-        </w:rPr>
-        <w:t xml:space="preserve">the safety report example in the Safety Report Guidelines on </w:t>
-      </w:r>
-      <w:proofErr w:type="spellStart"/>
-      <w:r>
-        <w:rPr>
-          <w:rFonts w:ascii="Arial" w:eastAsia="Arial" w:hAnsi="Arial"/>
-          <w:sz w:val="22"/>
-          <w:szCs w:val="22"/>
-          <w:highlight w:val="yellow"/>
-        </w:rPr>
-        <w:t>SUNLearn</w:t>
-      </w:r>
-      <w:proofErr w:type="spellEnd"/>
-      <w:r>
-        <w:rPr>
-          <w:rFonts w:ascii="Arial" w:eastAsia="Arial" w:hAnsi="Arial"/>
-          <w:sz w:val="22"/>
-          <w:szCs w:val="22"/>
-          <w:highlight w:val="yellow"/>
-        </w:rPr>
-        <w:t>. You are responsible for adding relevant ones from the example list and including other risks unique to your own project.</w:t>
-      </w:r>
-      <w:r>
-        <w:rPr>
-          <w:rFonts w:ascii="Arial" w:eastAsia="Arial" w:hAnsi="Arial"/>
-          <w:sz w:val="22"/>
-          <w:szCs w:val="22"/>
-          <w:highlight w:val="yellow"/>
-        </w:rPr>
-        <w:t>]</w:t>
-      </w:r>
-    </w:p>
-    <w:p>
-      <w:pPr>
-        <w:spacing w:line="0" w:lineRule="atLeast"/>
-        <w:rPr>
-          <w:rFonts w:ascii="Arial" w:eastAsia="Arial" w:hAnsi="Arial"/>
-          <w:sz w:val="34"/>
-        </w:rPr>
-      </w:pPr>
     </w:p>
     <w:tbl>
       <w:tblPr>
@@ -8718,11 +7930,11 @@
         <w:tblLook w:val="04A0" w:firstRow="1" w:lastRow="0" w:firstColumn="1" w:lastColumn="0" w:noHBand="0" w:noVBand="1"/>
       </w:tblPr>
       <w:tblGrid>
-        <w:gridCol w:w="1443"/>
-        <w:gridCol w:w="1387"/>
-        <w:gridCol w:w="995"/>
-        <w:gridCol w:w="2692"/>
-        <w:gridCol w:w="2499"/>
+        <w:gridCol w:w="1700"/>
+        <w:gridCol w:w="1416"/>
+        <w:gridCol w:w="849"/>
+        <w:gridCol w:w="2555"/>
+        <w:gridCol w:w="2496"/>
       </w:tblGrid>
       <w:tr>
         <w:trPr>
@@ -8730,7 +7942,7 @@
         </w:trPr>
         <w:tc>
           <w:tcPr>
-            <w:tcW w:w="800" w:type="pct"/>
+            <w:tcW w:w="943" w:type="pct"/>
             <w:shd w:val="clear" w:color="auto" w:fill="D0CECE" w:themeFill="background2" w:themeFillShade="E6"/>
           </w:tcPr>
           <w:p>
@@ -8759,7 +7971,7 @@
         </w:tc>
         <w:tc>
           <w:tcPr>
-            <w:tcW w:w="769" w:type="pct"/>
+            <w:tcW w:w="785" w:type="pct"/>
             <w:shd w:val="clear" w:color="auto" w:fill="D0CECE" w:themeFill="background2" w:themeFillShade="E6"/>
           </w:tcPr>
           <w:p>
@@ -8788,7 +8000,7 @@
         </w:tc>
         <w:tc>
           <w:tcPr>
-            <w:tcW w:w="552" w:type="pct"/>
+            <w:tcW w:w="471" w:type="pct"/>
             <w:shd w:val="clear" w:color="auto" w:fill="D0CECE" w:themeFill="background2" w:themeFillShade="E6"/>
           </w:tcPr>
           <w:p>
@@ -8817,7 +8029,7 @@
         </w:tc>
         <w:tc>
           <w:tcPr>
-            <w:tcW w:w="1493" w:type="pct"/>
+            <w:tcW w:w="1417" w:type="pct"/>
             <w:shd w:val="clear" w:color="auto" w:fill="D0CECE" w:themeFill="background2" w:themeFillShade="E6"/>
           </w:tcPr>
           <w:p>
@@ -8846,7 +8058,7 @@
         </w:tc>
         <w:tc>
           <w:tcPr>
-            <w:tcW w:w="1386" w:type="pct"/>
+            <w:tcW w:w="1384" w:type="pct"/>
             <w:shd w:val="clear" w:color="auto" w:fill="D0CECE" w:themeFill="background2" w:themeFillShade="E6"/>
           </w:tcPr>
           <w:p>
@@ -8900,7 +8112,7 @@
         </w:trPr>
         <w:tc>
           <w:tcPr>
-            <w:tcW w:w="800" w:type="pct"/>
+            <w:tcW w:w="943" w:type="pct"/>
           </w:tcPr>
           <w:p>
             <w:pPr>
@@ -8911,11 +8123,20 @@
                 <w:szCs w:val="22"/>
               </w:rPr>
             </w:pPr>
+            <w:r>
+              <w:rPr>
+                <w:rFonts w:ascii="Arial" w:eastAsia="Arial" w:hAnsi="Arial"/>
+                <w:sz w:val="22"/>
+                <w:szCs w:val="22"/>
+              </w:rPr>
+              <w:lastRenderedPageBreak/>
+              <w:t>Manual surface prep</w:t>
+            </w:r>
           </w:p>
         </w:tc>
         <w:tc>
           <w:tcPr>
-            <w:tcW w:w="769" w:type="pct"/>
+            <w:tcW w:w="785" w:type="pct"/>
           </w:tcPr>
           <w:p>
             <w:pPr>
@@ -8926,11 +8147,27 @@
                 <w:szCs w:val="22"/>
               </w:rPr>
             </w:pPr>
+            <w:r>
+              <w:rPr>
+                <w:rFonts w:ascii="Arial" w:eastAsia="Arial" w:hAnsi="Arial"/>
+                <w:sz w:val="22"/>
+                <w:szCs w:val="22"/>
+              </w:rPr>
+              <w:t xml:space="preserve">Minor abrasions / </w:t>
+            </w:r>
+            <w:r>
+              <w:rPr>
+                <w:rFonts w:ascii="Arial" w:eastAsia="Arial" w:hAnsi="Arial"/>
+                <w:sz w:val="22"/>
+                <w:szCs w:val="22"/>
+              </w:rPr>
+              <w:t>Dust</w:t>
+            </w:r>
           </w:p>
         </w:tc>
         <w:tc>
           <w:tcPr>
-            <w:tcW w:w="552" w:type="pct"/>
+            <w:tcW w:w="471" w:type="pct"/>
           </w:tcPr>
           <w:p>
             <w:pPr>
@@ -8941,11 +8178,19 @@
                 <w:szCs w:val="22"/>
               </w:rPr>
             </w:pPr>
+            <w:r>
+              <w:rPr>
+                <w:rFonts w:ascii="Arial" w:eastAsia="Arial" w:hAnsi="Arial"/>
+                <w:sz w:val="22"/>
+                <w:szCs w:val="22"/>
+              </w:rPr>
+              <w:t>P</w:t>
+            </w:r>
           </w:p>
         </w:tc>
         <w:tc>
           <w:tcPr>
-            <w:tcW w:w="1493" w:type="pct"/>
+            <w:tcW w:w="1417" w:type="pct"/>
           </w:tcPr>
           <w:p>
             <w:pPr>
@@ -8956,11 +8201,19 @@
                 <w:szCs w:val="22"/>
               </w:rPr>
             </w:pPr>
+            <w:r>
+              <w:rPr>
+                <w:rFonts w:ascii="Arial" w:eastAsia="Arial" w:hAnsi="Arial"/>
+                <w:sz w:val="22"/>
+                <w:szCs w:val="22"/>
+              </w:rPr>
+              <w:t>Sand carefully away from the body and wipe away dust. Wear safety glasses.</w:t>
+            </w:r>
           </w:p>
         </w:tc>
         <w:tc>
           <w:tcPr>
-            <w:tcW w:w="1386" w:type="pct"/>
+            <w:tcW w:w="1384" w:type="pct"/>
           </w:tcPr>
           <w:p>
             <w:pPr>
@@ -8976,9 +8229,16 @@
                 <w:rFonts w:ascii="Arial" w:eastAsia="Arial" w:hAnsi="Arial"/>
                 <w:sz w:val="22"/>
                 <w:szCs w:val="22"/>
-                <w:highlight w:val="yellow"/>
-              </w:rPr>
-              <w:t>[refer to Table 1 in Safety Report Guidelines]</w:t>
+              </w:rPr>
+              <w:t>Accep</w:t>
+            </w:r>
+            <w:r>
+              <w:rPr>
+                <w:rFonts w:ascii="Arial" w:eastAsia="Arial" w:hAnsi="Arial"/>
+                <w:sz w:val="22"/>
+                <w:szCs w:val="22"/>
+              </w:rPr>
+              <w:t>table risk</w:t>
             </w:r>
           </w:p>
         </w:tc>
@@ -8989,7 +8249,7 @@
         </w:trPr>
         <w:tc>
           <w:tcPr>
-            <w:tcW w:w="800" w:type="pct"/>
+            <w:tcW w:w="943" w:type="pct"/>
           </w:tcPr>
           <w:p>
             <w:pPr>
@@ -9000,11 +8260,19 @@
                 <w:szCs w:val="22"/>
               </w:rPr>
             </w:pPr>
+            <w:r>
+              <w:rPr>
+                <w:rFonts w:ascii="Arial" w:eastAsia="Arial" w:hAnsi="Arial"/>
+                <w:sz w:val="22"/>
+                <w:szCs w:val="22"/>
+              </w:rPr>
+              <w:t>Using RMS 1 spray and adhesives</w:t>
+            </w:r>
           </w:p>
         </w:tc>
         <w:tc>
           <w:tcPr>
-            <w:tcW w:w="769" w:type="pct"/>
+            <w:tcW w:w="785" w:type="pct"/>
           </w:tcPr>
           <w:p>
             <w:pPr>
@@ -9015,11 +8283,19 @@
                 <w:szCs w:val="22"/>
               </w:rPr>
             </w:pPr>
+            <w:r>
+              <w:rPr>
+                <w:rFonts w:ascii="Arial" w:eastAsia="Arial" w:hAnsi="Arial"/>
+                <w:sz w:val="22"/>
+                <w:szCs w:val="22"/>
+              </w:rPr>
+              <w:t>Skin irritation, inhalation</w:t>
+            </w:r>
           </w:p>
         </w:tc>
         <w:tc>
           <w:tcPr>
-            <w:tcW w:w="552" w:type="pct"/>
+            <w:tcW w:w="471" w:type="pct"/>
           </w:tcPr>
           <w:p>
             <w:pPr>
@@ -9030,11 +8306,19 @@
                 <w:szCs w:val="22"/>
               </w:rPr>
             </w:pPr>
+            <w:r>
+              <w:rPr>
+                <w:rFonts w:ascii="Arial" w:eastAsia="Arial" w:hAnsi="Arial"/>
+                <w:sz w:val="22"/>
+                <w:szCs w:val="22"/>
+              </w:rPr>
+              <w:t>P</w:t>
+            </w:r>
           </w:p>
         </w:tc>
         <w:tc>
           <w:tcPr>
-            <w:tcW w:w="1493" w:type="pct"/>
+            <w:tcW w:w="1417" w:type="pct"/>
           </w:tcPr>
           <w:p>
             <w:pPr>
@@ -9045,11 +8329,27 @@
                 <w:szCs w:val="22"/>
               </w:rPr>
             </w:pPr>
+            <w:r>
+              <w:rPr>
+                <w:rFonts w:ascii="Arial" w:eastAsia="Arial" w:hAnsi="Arial"/>
+                <w:sz w:val="22"/>
+                <w:szCs w:val="22"/>
+              </w:rPr>
+              <w:t xml:space="preserve">Ensure </w:t>
+            </w:r>
+            <w:r>
+              <w:rPr>
+                <w:rFonts w:ascii="Arial" w:eastAsia="Arial" w:hAnsi="Arial"/>
+                <w:sz w:val="22"/>
+                <w:szCs w:val="22"/>
+              </w:rPr>
+              <w:t>adequate ventilation. Avoid breathing vapours and wear gloves.</w:t>
+            </w:r>
           </w:p>
         </w:tc>
         <w:tc>
           <w:tcPr>
-            <w:tcW w:w="1386" w:type="pct"/>
+            <w:tcW w:w="1384" w:type="pct"/>
           </w:tcPr>
           <w:p>
             <w:pPr>
@@ -9060,6 +8360,14 @@
                 <w:szCs w:val="22"/>
               </w:rPr>
             </w:pPr>
+            <w:r>
+              <w:rPr>
+                <w:rFonts w:ascii="Arial" w:eastAsia="Arial" w:hAnsi="Arial"/>
+                <w:sz w:val="22"/>
+                <w:szCs w:val="22"/>
+              </w:rPr>
+              <w:t>Possible risk</w:t>
+            </w:r>
           </w:p>
         </w:tc>
       </w:tr>
@@ -9069,7 +8377,7 @@
         </w:trPr>
         <w:tc>
           <w:tcPr>
-            <w:tcW w:w="800" w:type="pct"/>
+            <w:tcW w:w="943" w:type="pct"/>
           </w:tcPr>
           <w:p>
             <w:pPr>
@@ -9080,11 +8388,19 @@
                 <w:szCs w:val="22"/>
               </w:rPr>
             </w:pPr>
+            <w:r>
+              <w:rPr>
+                <w:rFonts w:ascii="Arial" w:eastAsia="Arial" w:hAnsi="Arial"/>
+                <w:sz w:val="22"/>
+                <w:szCs w:val="22"/>
+              </w:rPr>
+              <w:t>Soldering strain gauges</w:t>
+            </w:r>
           </w:p>
         </w:tc>
         <w:tc>
           <w:tcPr>
-            <w:tcW w:w="769" w:type="pct"/>
+            <w:tcW w:w="785" w:type="pct"/>
           </w:tcPr>
           <w:p>
             <w:pPr>
@@ -9095,11 +8411,19 @@
                 <w:szCs w:val="22"/>
               </w:rPr>
             </w:pPr>
+            <w:r>
+              <w:rPr>
+                <w:rFonts w:ascii="Arial" w:eastAsia="Arial" w:hAnsi="Arial"/>
+                <w:sz w:val="22"/>
+                <w:szCs w:val="22"/>
+              </w:rPr>
+              <w:t>Burns to skin, fire hazard</w:t>
+            </w:r>
           </w:p>
         </w:tc>
         <w:tc>
           <w:tcPr>
-            <w:tcW w:w="552" w:type="pct"/>
+            <w:tcW w:w="471" w:type="pct"/>
           </w:tcPr>
           <w:p>
             <w:pPr>
@@ -9110,11 +8434,19 @@
                 <w:szCs w:val="22"/>
               </w:rPr>
             </w:pPr>
+            <w:r>
+              <w:rPr>
+                <w:rFonts w:ascii="Arial" w:eastAsia="Arial" w:hAnsi="Arial"/>
+                <w:sz w:val="22"/>
+                <w:szCs w:val="22"/>
+              </w:rPr>
+              <w:t>P/E</w:t>
+            </w:r>
           </w:p>
         </w:tc>
         <w:tc>
           <w:tcPr>
-            <w:tcW w:w="1493" w:type="pct"/>
+            <w:tcW w:w="1417" w:type="pct"/>
           </w:tcPr>
           <w:p>
             <w:pPr>
@@ -9125,11 +8457,27 @@
                 <w:szCs w:val="22"/>
               </w:rPr>
             </w:pPr>
+            <w:r>
+              <w:rPr>
+                <w:rFonts w:ascii="Arial" w:eastAsia="Arial" w:hAnsi="Arial"/>
+                <w:sz w:val="22"/>
+                <w:szCs w:val="22"/>
+              </w:rPr>
+              <w:t xml:space="preserve">Use a soldering iron stand. Keep flammable liquids away. Never </w:t>
+            </w:r>
+            <w:r>
+              <w:rPr>
+                <w:rFonts w:ascii="Arial" w:eastAsia="Arial" w:hAnsi="Arial"/>
+                <w:sz w:val="22"/>
+                <w:szCs w:val="22"/>
+              </w:rPr>
+              <w:t>leave iron unattended.</w:t>
+            </w:r>
           </w:p>
         </w:tc>
         <w:tc>
           <w:tcPr>
-            <w:tcW w:w="1386" w:type="pct"/>
+            <w:tcW w:w="1384" w:type="pct"/>
           </w:tcPr>
           <w:p>
             <w:pPr>
@@ -9140,6 +8488,14 @@
                 <w:szCs w:val="22"/>
               </w:rPr>
             </w:pPr>
+            <w:r>
+              <w:rPr>
+                <w:rFonts w:ascii="Arial" w:eastAsia="Arial" w:hAnsi="Arial"/>
+                <w:sz w:val="22"/>
+                <w:szCs w:val="22"/>
+              </w:rPr>
+              <w:t>High risk</w:t>
+            </w:r>
           </w:p>
         </w:tc>
       </w:tr>
@@ -9149,7 +8505,7 @@
         </w:trPr>
         <w:tc>
           <w:tcPr>
-            <w:tcW w:w="800" w:type="pct"/>
+            <w:tcW w:w="943" w:type="pct"/>
           </w:tcPr>
           <w:p>
             <w:pPr>
@@ -9160,11 +8516,19 @@
                 <w:szCs w:val="22"/>
               </w:rPr>
             </w:pPr>
+            <w:r>
+              <w:rPr>
+                <w:rFonts w:ascii="Arial" w:eastAsia="Arial" w:hAnsi="Arial"/>
+                <w:sz w:val="22"/>
+                <w:szCs w:val="22"/>
+              </w:rPr>
+              <w:t>Testing the switching circuit</w:t>
+            </w:r>
           </w:p>
         </w:tc>
         <w:tc>
           <w:tcPr>
-            <w:tcW w:w="769" w:type="pct"/>
+            <w:tcW w:w="785" w:type="pct"/>
           </w:tcPr>
           <w:p>
             <w:pPr>
@@ -9175,11 +8539,19 @@
                 <w:szCs w:val="22"/>
               </w:rPr>
             </w:pPr>
+            <w:r>
+              <w:rPr>
+                <w:rFonts w:ascii="Arial" w:eastAsia="Arial" w:hAnsi="Arial"/>
+                <w:sz w:val="22"/>
+                <w:szCs w:val="22"/>
+              </w:rPr>
+              <w:t>Electric shock</w:t>
+            </w:r>
           </w:p>
         </w:tc>
         <w:tc>
           <w:tcPr>
-            <w:tcW w:w="552" w:type="pct"/>
+            <w:tcW w:w="471" w:type="pct"/>
           </w:tcPr>
           <w:p>
             <w:pPr>
@@ -9190,11 +8562,19 @@
                 <w:szCs w:val="22"/>
               </w:rPr>
             </w:pPr>
+            <w:r>
+              <w:rPr>
+                <w:rFonts w:ascii="Arial" w:eastAsia="Arial" w:hAnsi="Arial"/>
+                <w:sz w:val="22"/>
+                <w:szCs w:val="22"/>
+              </w:rPr>
+              <w:t>P</w:t>
+            </w:r>
           </w:p>
         </w:tc>
         <w:tc>
           <w:tcPr>
-            <w:tcW w:w="1493" w:type="pct"/>
+            <w:tcW w:w="1417" w:type="pct"/>
           </w:tcPr>
           <w:p>
             <w:pPr>
@@ -9205,11 +8585,27 @@
                 <w:szCs w:val="22"/>
               </w:rPr>
             </w:pPr>
+            <w:r>
+              <w:rPr>
+                <w:rFonts w:ascii="Arial" w:eastAsia="Arial" w:hAnsi="Arial"/>
+                <w:sz w:val="22"/>
+                <w:szCs w:val="22"/>
+              </w:rPr>
+              <w:t xml:space="preserve">Inspect all cable insulation before turning </w:t>
+            </w:r>
+            <w:r>
+              <w:rPr>
+                <w:rFonts w:ascii="Arial" w:eastAsia="Arial" w:hAnsi="Arial"/>
+                <w:sz w:val="22"/>
+                <w:szCs w:val="22"/>
+              </w:rPr>
+              <w:t>on the power.</w:t>
+            </w:r>
           </w:p>
         </w:tc>
         <w:tc>
           <w:tcPr>
-            <w:tcW w:w="1386" w:type="pct"/>
+            <w:tcW w:w="1384" w:type="pct"/>
           </w:tcPr>
           <w:p>
             <w:pPr>
@@ -9220,6 +8616,14 @@
                 <w:szCs w:val="22"/>
               </w:rPr>
             </w:pPr>
+            <w:r>
+              <w:rPr>
+                <w:rFonts w:ascii="Arial" w:eastAsia="Arial" w:hAnsi="Arial"/>
+                <w:sz w:val="22"/>
+                <w:szCs w:val="22"/>
+              </w:rPr>
+              <w:t>Substantial risk</w:t>
+            </w:r>
           </w:p>
         </w:tc>
       </w:tr>
@@ -9229,7 +8633,7 @@
         </w:trPr>
         <w:tc>
           <w:tcPr>
-            <w:tcW w:w="800" w:type="pct"/>
+            <w:tcW w:w="943" w:type="pct"/>
           </w:tcPr>
           <w:p>
             <w:pPr>
@@ -9240,11 +8644,19 @@
                 <w:szCs w:val="22"/>
               </w:rPr>
             </w:pPr>
+            <w:r>
+              <w:rPr>
+                <w:rFonts w:ascii="Arial" w:eastAsia="Arial" w:hAnsi="Arial"/>
+                <w:sz w:val="22"/>
+                <w:szCs w:val="22"/>
+              </w:rPr>
+              <w:t>Actuating the electromagnet</w:t>
+            </w:r>
           </w:p>
         </w:tc>
         <w:tc>
           <w:tcPr>
-            <w:tcW w:w="769" w:type="pct"/>
+            <w:tcW w:w="785" w:type="pct"/>
           </w:tcPr>
           <w:p>
             <w:pPr>
@@ -9255,11 +8667,19 @@
                 <w:szCs w:val="22"/>
               </w:rPr>
             </w:pPr>
+            <w:r>
+              <w:rPr>
+                <w:rFonts w:ascii="Arial" w:eastAsia="Arial" w:hAnsi="Arial"/>
+                <w:sz w:val="22"/>
+                <w:szCs w:val="22"/>
+              </w:rPr>
+              <w:t>Crushing fingers / Pinch point</w:t>
+            </w:r>
           </w:p>
         </w:tc>
         <w:tc>
           <w:tcPr>
-            <w:tcW w:w="552" w:type="pct"/>
+            <w:tcW w:w="471" w:type="pct"/>
           </w:tcPr>
           <w:p>
             <w:pPr>
@@ -9270,11 +8690,19 @@
                 <w:szCs w:val="22"/>
               </w:rPr>
             </w:pPr>
+            <w:r>
+              <w:rPr>
+                <w:rFonts w:ascii="Arial" w:eastAsia="Arial" w:hAnsi="Arial"/>
+                <w:sz w:val="22"/>
+                <w:szCs w:val="22"/>
+              </w:rPr>
+              <w:t>P</w:t>
+            </w:r>
           </w:p>
         </w:tc>
         <w:tc>
           <w:tcPr>
-            <w:tcW w:w="1493" w:type="pct"/>
+            <w:tcW w:w="1417" w:type="pct"/>
           </w:tcPr>
           <w:p>
             <w:pPr>
@@ -9285,11 +8713,27 @@
                 <w:szCs w:val="22"/>
               </w:rPr>
             </w:pPr>
+            <w:r>
+              <w:rPr>
+                <w:rFonts w:ascii="Arial" w:eastAsia="Arial" w:hAnsi="Arial"/>
+                <w:sz w:val="22"/>
+                <w:szCs w:val="22"/>
+              </w:rPr>
+              <w:t>Keep hands clear of moving parts</w:t>
+            </w:r>
+            <w:r>
+              <w:rPr>
+                <w:rFonts w:ascii="Arial" w:eastAsia="Arial" w:hAnsi="Arial"/>
+                <w:sz w:val="22"/>
+                <w:szCs w:val="22"/>
+              </w:rPr>
+              <w:t>.</w:t>
+            </w:r>
           </w:p>
         </w:tc>
         <w:tc>
           <w:tcPr>
-            <w:tcW w:w="1386" w:type="pct"/>
+            <w:tcW w:w="1384" w:type="pct"/>
           </w:tcPr>
           <w:p>
             <w:pPr>
@@ -9300,6 +8744,14 @@
                 <w:szCs w:val="22"/>
               </w:rPr>
             </w:pPr>
+            <w:r>
+              <w:rPr>
+                <w:rFonts w:ascii="Arial" w:eastAsia="Arial" w:hAnsi="Arial"/>
+                <w:sz w:val="22"/>
+                <w:szCs w:val="22"/>
+              </w:rPr>
+              <w:t>Possible risk</w:t>
+            </w:r>
           </w:p>
         </w:tc>
       </w:tr>
@@ -9309,7 +8761,7 @@
         </w:trPr>
         <w:tc>
           <w:tcPr>
-            <w:tcW w:w="800" w:type="pct"/>
+            <w:tcW w:w="943" w:type="pct"/>
           </w:tcPr>
           <w:p>
             <w:pPr>
@@ -9320,11 +8772,19 @@
                 <w:szCs w:val="22"/>
               </w:rPr>
             </w:pPr>
+            <w:r>
+              <w:rPr>
+                <w:rFonts w:ascii="Arial" w:eastAsia="Arial" w:hAnsi="Arial"/>
+                <w:sz w:val="22"/>
+                <w:szCs w:val="22"/>
+              </w:rPr>
+              <w:t>Operating the electromagnet</w:t>
+            </w:r>
           </w:p>
         </w:tc>
         <w:tc>
           <w:tcPr>
-            <w:tcW w:w="769" w:type="pct"/>
+            <w:tcW w:w="785" w:type="pct"/>
           </w:tcPr>
           <w:p>
             <w:pPr>
@@ -9335,11 +8795,19 @@
                 <w:szCs w:val="22"/>
               </w:rPr>
             </w:pPr>
+            <w:r>
+              <w:rPr>
+                <w:rFonts w:ascii="Arial" w:eastAsia="Arial" w:hAnsi="Arial"/>
+                <w:sz w:val="22"/>
+                <w:szCs w:val="22"/>
+              </w:rPr>
+              <w:t>Magnetic interference</w:t>
+            </w:r>
           </w:p>
         </w:tc>
         <w:tc>
           <w:tcPr>
-            <w:tcW w:w="552" w:type="pct"/>
+            <w:tcW w:w="471" w:type="pct"/>
           </w:tcPr>
           <w:p>
             <w:pPr>
@@ -9350,11 +8818,19 @@
                 <w:szCs w:val="22"/>
               </w:rPr>
             </w:pPr>
+            <w:r>
+              <w:rPr>
+                <w:rFonts w:ascii="Arial" w:eastAsia="Arial" w:hAnsi="Arial"/>
+                <w:sz w:val="22"/>
+                <w:szCs w:val="22"/>
+              </w:rPr>
+              <w:t>P/E</w:t>
+            </w:r>
           </w:p>
         </w:tc>
         <w:tc>
           <w:tcPr>
-            <w:tcW w:w="1493" w:type="pct"/>
+            <w:tcW w:w="1417" w:type="pct"/>
           </w:tcPr>
           <w:p>
             <w:pPr>
@@ -9365,11 +8841,27 @@
                 <w:szCs w:val="22"/>
               </w:rPr>
             </w:pPr>
+            <w:r>
+              <w:rPr>
+                <w:rFonts w:ascii="Arial" w:eastAsia="Arial" w:hAnsi="Arial"/>
+                <w:sz w:val="22"/>
+                <w:szCs w:val="22"/>
+              </w:rPr>
+              <w:t>Keep sensitive electronics away</w:t>
+            </w:r>
+            <w:r>
+              <w:rPr>
+                <w:rFonts w:ascii="Arial" w:eastAsia="Arial" w:hAnsi="Arial"/>
+                <w:sz w:val="22"/>
+                <w:szCs w:val="22"/>
+              </w:rPr>
+              <w:t>.</w:t>
+            </w:r>
           </w:p>
         </w:tc>
         <w:tc>
           <w:tcPr>
-            <w:tcW w:w="1386" w:type="pct"/>
+            <w:tcW w:w="1384" w:type="pct"/>
           </w:tcPr>
           <w:p>
             <w:pPr>
@@ -9380,6 +8872,22 @@
                 <w:szCs w:val="22"/>
               </w:rPr>
             </w:pPr>
+            <w:r>
+              <w:rPr>
+                <w:rFonts w:ascii="Arial" w:eastAsia="Arial" w:hAnsi="Arial"/>
+                <w:sz w:val="22"/>
+                <w:szCs w:val="22"/>
+              </w:rPr>
+              <w:t xml:space="preserve">Substantial </w:t>
+            </w:r>
+            <w:r>
+              <w:rPr>
+                <w:rFonts w:ascii="Arial" w:eastAsia="Arial" w:hAnsi="Arial"/>
+                <w:sz w:val="22"/>
+                <w:szCs w:val="22"/>
+              </w:rPr>
+              <w:t>risk</w:t>
+            </w:r>
           </w:p>
         </w:tc>
       </w:tr>
@@ -9389,7 +8897,53 @@
         </w:trPr>
         <w:tc>
           <w:tcPr>
-            <w:tcW w:w="800" w:type="pct"/>
+            <w:tcW w:w="943" w:type="pct"/>
+          </w:tcPr>
+          <w:p>
+            <w:pPr>
+              <w:spacing w:line="0" w:lineRule="atLeast"/>
+              <w:rPr>
+                <w:rFonts w:ascii="Arial" w:eastAsia="Arial" w:hAnsi="Arial"/>
+                <w:sz w:val="22"/>
+                <w:szCs w:val="22"/>
+              </w:rPr>
+            </w:pPr>
+            <w:r>
+              <w:rPr>
+                <w:rFonts w:ascii="Arial" w:eastAsia="Arial" w:hAnsi="Arial"/>
+                <w:sz w:val="22"/>
+                <w:szCs w:val="22"/>
+              </w:rPr>
+              <w:t>Applying excessive load</w:t>
+            </w:r>
+          </w:p>
+        </w:tc>
+        <w:tc>
+          <w:tcPr>
+            <w:tcW w:w="785" w:type="pct"/>
+          </w:tcPr>
+          <w:p>
+            <w:pPr>
+              <w:spacing w:line="0" w:lineRule="atLeast"/>
+              <w:rPr>
+                <w:rFonts w:ascii="Arial" w:eastAsia="Arial" w:hAnsi="Arial"/>
+                <w:sz w:val="22"/>
+                <w:szCs w:val="22"/>
+              </w:rPr>
+            </w:pPr>
+            <w:r>
+              <w:rPr>
+                <w:rFonts w:ascii="Arial" w:eastAsia="Arial" w:hAnsi="Arial"/>
+                <w:sz w:val="22"/>
+                <w:szCs w:val="22"/>
+              </w:rPr>
+              <w:t>Damaging strain gauges</w:t>
+            </w:r>
+          </w:p>
+        </w:tc>
+        <w:tc>
+          <w:tcPr>
+            <w:tcW w:w="471" w:type="pct"/>
           </w:tcPr>
           <w:p>
             <w:pPr>
@@ -9404,7 +8958,7 @@
         </w:tc>
         <w:tc>
           <w:tcPr>
-            <w:tcW w:w="769" w:type="pct"/>
+            <w:tcW w:w="1417" w:type="pct"/>
           </w:tcPr>
           <w:p>
             <w:pPr>
@@ -9415,11 +8969,19 @@
                 <w:szCs w:val="22"/>
               </w:rPr>
             </w:pPr>
+            <w:r>
+              <w:rPr>
+                <w:rFonts w:ascii="Arial" w:eastAsia="Arial" w:hAnsi="Arial"/>
+                <w:sz w:val="22"/>
+                <w:szCs w:val="22"/>
+              </w:rPr>
+              <w:t>Verify all circuit limits before testing. Monitor data carefully.</w:t>
+            </w:r>
           </w:p>
         </w:tc>
         <w:tc>
           <w:tcPr>
-            <w:tcW w:w="552" w:type="pct"/>
+            <w:tcW w:w="1384" w:type="pct"/>
           </w:tcPr>
           <w:p>
             <w:pPr>
@@ -9430,1156 +8992,14 @@
                 <w:szCs w:val="22"/>
               </w:rPr>
             </w:pPr>
-          </w:p>
-        </w:tc>
-        <w:tc>
-          <w:tcPr>
-            <w:tcW w:w="1493" w:type="pct"/>
-          </w:tcPr>
-          <w:p>
-            <w:pPr>
-              <w:spacing w:line="0" w:lineRule="atLeast"/>
-              <w:rPr>
-                <w:rFonts w:ascii="Arial" w:eastAsia="Arial" w:hAnsi="Arial"/>
-                <w:sz w:val="22"/>
-                <w:szCs w:val="22"/>
-              </w:rPr>
-            </w:pPr>
-          </w:p>
-        </w:tc>
-        <w:tc>
-          <w:tcPr>
-            <w:tcW w:w="1386" w:type="pct"/>
-          </w:tcPr>
-          <w:p>
-            <w:pPr>
-              <w:spacing w:line="0" w:lineRule="atLeast"/>
-              <w:rPr>
-                <w:rFonts w:ascii="Arial" w:eastAsia="Arial" w:hAnsi="Arial"/>
-                <w:sz w:val="22"/>
-                <w:szCs w:val="22"/>
-              </w:rPr>
-            </w:pPr>
-          </w:p>
-        </w:tc>
-      </w:tr>
-      <w:tr>
-        <w:trPr>
-          <w:jc w:val="center"/>
-        </w:trPr>
-        <w:tc>
-          <w:tcPr>
-            <w:tcW w:w="800" w:type="pct"/>
-          </w:tcPr>
-          <w:p>
-            <w:pPr>
-              <w:spacing w:line="0" w:lineRule="atLeast"/>
-              <w:rPr>
-                <w:rFonts w:ascii="Arial" w:eastAsia="Arial" w:hAnsi="Arial"/>
-                <w:sz w:val="22"/>
-                <w:szCs w:val="22"/>
-              </w:rPr>
-            </w:pPr>
-          </w:p>
-        </w:tc>
-        <w:tc>
-          <w:tcPr>
-            <w:tcW w:w="769" w:type="pct"/>
-          </w:tcPr>
-          <w:p>
-            <w:pPr>
-              <w:spacing w:line="0" w:lineRule="atLeast"/>
-              <w:rPr>
-                <w:rFonts w:ascii="Arial" w:eastAsia="Arial" w:hAnsi="Arial"/>
-                <w:sz w:val="22"/>
-                <w:szCs w:val="22"/>
-              </w:rPr>
-            </w:pPr>
-          </w:p>
-        </w:tc>
-        <w:tc>
-          <w:tcPr>
-            <w:tcW w:w="552" w:type="pct"/>
-          </w:tcPr>
-          <w:p>
-            <w:pPr>
-              <w:spacing w:line="0" w:lineRule="atLeast"/>
-              <w:rPr>
-                <w:rFonts w:ascii="Arial" w:eastAsia="Arial" w:hAnsi="Arial"/>
-                <w:sz w:val="22"/>
-                <w:szCs w:val="22"/>
-              </w:rPr>
-            </w:pPr>
-          </w:p>
-        </w:tc>
-        <w:tc>
-          <w:tcPr>
-            <w:tcW w:w="1493" w:type="pct"/>
-          </w:tcPr>
-          <w:p>
-            <w:pPr>
-              <w:spacing w:line="0" w:lineRule="atLeast"/>
-              <w:rPr>
-                <w:rFonts w:ascii="Arial" w:eastAsia="Arial" w:hAnsi="Arial"/>
-                <w:sz w:val="22"/>
-                <w:szCs w:val="22"/>
-              </w:rPr>
-            </w:pPr>
-          </w:p>
-        </w:tc>
-        <w:tc>
-          <w:tcPr>
-            <w:tcW w:w="1386" w:type="pct"/>
-          </w:tcPr>
-          <w:p>
-            <w:pPr>
-              <w:spacing w:line="0" w:lineRule="atLeast"/>
-              <w:rPr>
-                <w:rFonts w:ascii="Arial" w:eastAsia="Arial" w:hAnsi="Arial"/>
-                <w:sz w:val="22"/>
-                <w:szCs w:val="22"/>
-              </w:rPr>
-            </w:pPr>
-          </w:p>
-        </w:tc>
-      </w:tr>
-      <w:tr>
-        <w:trPr>
-          <w:jc w:val="center"/>
-        </w:trPr>
-        <w:tc>
-          <w:tcPr>
-            <w:tcW w:w="800" w:type="pct"/>
-          </w:tcPr>
-          <w:p>
-            <w:pPr>
-              <w:spacing w:line="0" w:lineRule="atLeast"/>
-              <w:rPr>
-                <w:rFonts w:ascii="Arial" w:eastAsia="Arial" w:hAnsi="Arial"/>
-                <w:sz w:val="22"/>
-                <w:szCs w:val="22"/>
-              </w:rPr>
-            </w:pPr>
-          </w:p>
-        </w:tc>
-        <w:tc>
-          <w:tcPr>
-            <w:tcW w:w="769" w:type="pct"/>
-          </w:tcPr>
-          <w:p>
-            <w:pPr>
-              <w:spacing w:line="0" w:lineRule="atLeast"/>
-              <w:rPr>
-                <w:rFonts w:ascii="Arial" w:eastAsia="Arial" w:hAnsi="Arial"/>
-                <w:sz w:val="22"/>
-                <w:szCs w:val="22"/>
-              </w:rPr>
-            </w:pPr>
-          </w:p>
-        </w:tc>
-        <w:tc>
-          <w:tcPr>
-            <w:tcW w:w="552" w:type="pct"/>
-          </w:tcPr>
-          <w:p>
-            <w:pPr>
-              <w:spacing w:line="0" w:lineRule="atLeast"/>
-              <w:rPr>
-                <w:rFonts w:ascii="Arial" w:eastAsia="Arial" w:hAnsi="Arial"/>
-                <w:sz w:val="22"/>
-                <w:szCs w:val="22"/>
-              </w:rPr>
-            </w:pPr>
-          </w:p>
-        </w:tc>
-        <w:tc>
-          <w:tcPr>
-            <w:tcW w:w="1493" w:type="pct"/>
-          </w:tcPr>
-          <w:p>
-            <w:pPr>
-              <w:spacing w:line="0" w:lineRule="atLeast"/>
-              <w:rPr>
-                <w:rFonts w:ascii="Arial" w:eastAsia="Arial" w:hAnsi="Arial"/>
-                <w:sz w:val="22"/>
-                <w:szCs w:val="22"/>
-              </w:rPr>
-            </w:pPr>
-          </w:p>
-        </w:tc>
-        <w:tc>
-          <w:tcPr>
-            <w:tcW w:w="1386" w:type="pct"/>
-          </w:tcPr>
-          <w:p>
-            <w:pPr>
-              <w:spacing w:line="0" w:lineRule="atLeast"/>
-              <w:rPr>
-                <w:rFonts w:ascii="Arial" w:eastAsia="Arial" w:hAnsi="Arial"/>
-                <w:sz w:val="22"/>
-                <w:szCs w:val="22"/>
-              </w:rPr>
-            </w:pPr>
-          </w:p>
-        </w:tc>
-      </w:tr>
-      <w:tr>
-        <w:trPr>
-          <w:jc w:val="center"/>
-        </w:trPr>
-        <w:tc>
-          <w:tcPr>
-            <w:tcW w:w="800" w:type="pct"/>
-          </w:tcPr>
-          <w:p>
-            <w:pPr>
-              <w:spacing w:line="0" w:lineRule="atLeast"/>
-              <w:rPr>
-                <w:rFonts w:ascii="Arial" w:eastAsia="Arial" w:hAnsi="Arial"/>
-                <w:sz w:val="22"/>
-                <w:szCs w:val="22"/>
-              </w:rPr>
-            </w:pPr>
-          </w:p>
-        </w:tc>
-        <w:tc>
-          <w:tcPr>
-            <w:tcW w:w="769" w:type="pct"/>
-          </w:tcPr>
-          <w:p>
-            <w:pPr>
-              <w:spacing w:line="0" w:lineRule="atLeast"/>
-              <w:rPr>
-                <w:rFonts w:ascii="Arial" w:eastAsia="Arial" w:hAnsi="Arial"/>
-                <w:sz w:val="22"/>
-                <w:szCs w:val="22"/>
-              </w:rPr>
-            </w:pPr>
-          </w:p>
-        </w:tc>
-        <w:tc>
-          <w:tcPr>
-            <w:tcW w:w="552" w:type="pct"/>
-          </w:tcPr>
-          <w:p>
-            <w:pPr>
-              <w:spacing w:line="0" w:lineRule="atLeast"/>
-              <w:rPr>
-                <w:rFonts w:ascii="Arial" w:eastAsia="Arial" w:hAnsi="Arial"/>
-                <w:sz w:val="22"/>
-                <w:szCs w:val="22"/>
-              </w:rPr>
-            </w:pPr>
-          </w:p>
-        </w:tc>
-        <w:tc>
-          <w:tcPr>
-            <w:tcW w:w="1493" w:type="pct"/>
-          </w:tcPr>
-          <w:p>
-            <w:pPr>
-              <w:spacing w:line="0" w:lineRule="atLeast"/>
-              <w:rPr>
-                <w:rFonts w:ascii="Arial" w:eastAsia="Arial" w:hAnsi="Arial"/>
-                <w:sz w:val="22"/>
-                <w:szCs w:val="22"/>
-              </w:rPr>
-            </w:pPr>
-          </w:p>
-        </w:tc>
-        <w:tc>
-          <w:tcPr>
-            <w:tcW w:w="1386" w:type="pct"/>
-          </w:tcPr>
-          <w:p>
-            <w:pPr>
-              <w:spacing w:line="0" w:lineRule="atLeast"/>
-              <w:rPr>
-                <w:rFonts w:ascii="Arial" w:eastAsia="Arial" w:hAnsi="Arial"/>
-                <w:sz w:val="22"/>
-                <w:szCs w:val="22"/>
-              </w:rPr>
-            </w:pPr>
-          </w:p>
-        </w:tc>
-      </w:tr>
-      <w:tr>
-        <w:trPr>
-          <w:jc w:val="center"/>
-        </w:trPr>
-        <w:tc>
-          <w:tcPr>
-            <w:tcW w:w="800" w:type="pct"/>
-          </w:tcPr>
-          <w:p>
-            <w:pPr>
-              <w:spacing w:line="0" w:lineRule="atLeast"/>
-              <w:rPr>
-                <w:rFonts w:ascii="Arial" w:eastAsia="Arial" w:hAnsi="Arial"/>
-                <w:sz w:val="22"/>
-                <w:szCs w:val="22"/>
-              </w:rPr>
-            </w:pPr>
-          </w:p>
-        </w:tc>
-        <w:tc>
-          <w:tcPr>
-            <w:tcW w:w="769" w:type="pct"/>
-          </w:tcPr>
-          <w:p>
-            <w:pPr>
-              <w:spacing w:line="0" w:lineRule="atLeast"/>
-              <w:rPr>
-                <w:rFonts w:ascii="Arial" w:eastAsia="Arial" w:hAnsi="Arial"/>
-                <w:sz w:val="22"/>
-                <w:szCs w:val="22"/>
-              </w:rPr>
-            </w:pPr>
-          </w:p>
-        </w:tc>
-        <w:tc>
-          <w:tcPr>
-            <w:tcW w:w="552" w:type="pct"/>
-          </w:tcPr>
-          <w:p>
-            <w:pPr>
-              <w:spacing w:line="0" w:lineRule="atLeast"/>
-              <w:rPr>
-                <w:rFonts w:ascii="Arial" w:eastAsia="Arial" w:hAnsi="Arial"/>
-                <w:sz w:val="22"/>
-                <w:szCs w:val="22"/>
-              </w:rPr>
-            </w:pPr>
-          </w:p>
-        </w:tc>
-        <w:tc>
-          <w:tcPr>
-            <w:tcW w:w="1493" w:type="pct"/>
-          </w:tcPr>
-          <w:p>
-            <w:pPr>
-              <w:spacing w:line="0" w:lineRule="atLeast"/>
-              <w:rPr>
-                <w:rFonts w:ascii="Arial" w:eastAsia="Arial" w:hAnsi="Arial"/>
-                <w:sz w:val="22"/>
-                <w:szCs w:val="22"/>
-              </w:rPr>
-            </w:pPr>
-          </w:p>
-        </w:tc>
-        <w:tc>
-          <w:tcPr>
-            <w:tcW w:w="1386" w:type="pct"/>
-          </w:tcPr>
-          <w:p>
-            <w:pPr>
-              <w:spacing w:line="0" w:lineRule="atLeast"/>
-              <w:rPr>
-                <w:rFonts w:ascii="Arial" w:eastAsia="Arial" w:hAnsi="Arial"/>
-                <w:sz w:val="22"/>
-                <w:szCs w:val="22"/>
-              </w:rPr>
-            </w:pPr>
-          </w:p>
-        </w:tc>
-      </w:tr>
-      <w:tr>
-        <w:trPr>
-          <w:jc w:val="center"/>
-        </w:trPr>
-        <w:tc>
-          <w:tcPr>
-            <w:tcW w:w="800" w:type="pct"/>
-          </w:tcPr>
-          <w:p>
-            <w:pPr>
-              <w:spacing w:line="0" w:lineRule="atLeast"/>
-              <w:rPr>
-                <w:rFonts w:ascii="Arial" w:eastAsia="Arial" w:hAnsi="Arial"/>
-                <w:sz w:val="22"/>
-                <w:szCs w:val="22"/>
-              </w:rPr>
-            </w:pPr>
-          </w:p>
-        </w:tc>
-        <w:tc>
-          <w:tcPr>
-            <w:tcW w:w="769" w:type="pct"/>
-          </w:tcPr>
-          <w:p>
-            <w:pPr>
-              <w:spacing w:line="0" w:lineRule="atLeast"/>
-              <w:rPr>
-                <w:rFonts w:ascii="Arial" w:eastAsia="Arial" w:hAnsi="Arial"/>
-                <w:sz w:val="22"/>
-                <w:szCs w:val="22"/>
-              </w:rPr>
-            </w:pPr>
-          </w:p>
-        </w:tc>
-        <w:tc>
-          <w:tcPr>
-            <w:tcW w:w="552" w:type="pct"/>
-          </w:tcPr>
-          <w:p>
-            <w:pPr>
-              <w:spacing w:line="0" w:lineRule="atLeast"/>
-              <w:rPr>
-                <w:rFonts w:ascii="Arial" w:eastAsia="Arial" w:hAnsi="Arial"/>
-                <w:sz w:val="22"/>
-                <w:szCs w:val="22"/>
-              </w:rPr>
-            </w:pPr>
-          </w:p>
-        </w:tc>
-        <w:tc>
-          <w:tcPr>
-            <w:tcW w:w="1493" w:type="pct"/>
-          </w:tcPr>
-          <w:p>
-            <w:pPr>
-              <w:spacing w:line="0" w:lineRule="atLeast"/>
-              <w:rPr>
-                <w:rFonts w:ascii="Arial" w:eastAsia="Arial" w:hAnsi="Arial"/>
-                <w:sz w:val="22"/>
-                <w:szCs w:val="22"/>
-              </w:rPr>
-            </w:pPr>
-          </w:p>
-        </w:tc>
-        <w:tc>
-          <w:tcPr>
-            <w:tcW w:w="1386" w:type="pct"/>
-          </w:tcPr>
-          <w:p>
-            <w:pPr>
-              <w:spacing w:line="0" w:lineRule="atLeast"/>
-              <w:rPr>
-                <w:rFonts w:ascii="Arial" w:eastAsia="Arial" w:hAnsi="Arial"/>
-                <w:sz w:val="22"/>
-                <w:szCs w:val="22"/>
-              </w:rPr>
-            </w:pPr>
-          </w:p>
-        </w:tc>
-      </w:tr>
-      <w:tr>
-        <w:trPr>
-          <w:jc w:val="center"/>
-        </w:trPr>
-        <w:tc>
-          <w:tcPr>
-            <w:tcW w:w="800" w:type="pct"/>
-          </w:tcPr>
-          <w:p>
-            <w:pPr>
-              <w:spacing w:line="0" w:lineRule="atLeast"/>
-              <w:rPr>
-                <w:rFonts w:ascii="Arial" w:eastAsia="Arial" w:hAnsi="Arial"/>
-                <w:sz w:val="22"/>
-                <w:szCs w:val="22"/>
-              </w:rPr>
-            </w:pPr>
-          </w:p>
-        </w:tc>
-        <w:tc>
-          <w:tcPr>
-            <w:tcW w:w="769" w:type="pct"/>
-          </w:tcPr>
-          <w:p>
-            <w:pPr>
-              <w:spacing w:line="0" w:lineRule="atLeast"/>
-              <w:rPr>
-                <w:rFonts w:ascii="Arial" w:eastAsia="Arial" w:hAnsi="Arial"/>
-                <w:sz w:val="22"/>
-                <w:szCs w:val="22"/>
-              </w:rPr>
-            </w:pPr>
-          </w:p>
-        </w:tc>
-        <w:tc>
-          <w:tcPr>
-            <w:tcW w:w="552" w:type="pct"/>
-          </w:tcPr>
-          <w:p>
-            <w:pPr>
-              <w:spacing w:line="0" w:lineRule="atLeast"/>
-              <w:rPr>
-                <w:rFonts w:ascii="Arial" w:eastAsia="Arial" w:hAnsi="Arial"/>
-                <w:sz w:val="22"/>
-                <w:szCs w:val="22"/>
-              </w:rPr>
-            </w:pPr>
-          </w:p>
-        </w:tc>
-        <w:tc>
-          <w:tcPr>
-            <w:tcW w:w="1493" w:type="pct"/>
-          </w:tcPr>
-          <w:p>
-            <w:pPr>
-              <w:spacing w:line="0" w:lineRule="atLeast"/>
-              <w:rPr>
-                <w:rFonts w:ascii="Arial" w:eastAsia="Arial" w:hAnsi="Arial"/>
-                <w:sz w:val="22"/>
-                <w:szCs w:val="22"/>
-              </w:rPr>
-            </w:pPr>
-          </w:p>
-        </w:tc>
-        <w:tc>
-          <w:tcPr>
-            <w:tcW w:w="1386" w:type="pct"/>
-          </w:tcPr>
-          <w:p>
-            <w:pPr>
-              <w:spacing w:line="0" w:lineRule="atLeast"/>
-              <w:rPr>
-                <w:rFonts w:ascii="Arial" w:eastAsia="Arial" w:hAnsi="Arial"/>
-                <w:sz w:val="22"/>
-                <w:szCs w:val="22"/>
-              </w:rPr>
-            </w:pPr>
-          </w:p>
-        </w:tc>
-      </w:tr>
-      <w:tr>
-        <w:trPr>
-          <w:jc w:val="center"/>
-        </w:trPr>
-        <w:tc>
-          <w:tcPr>
-            <w:tcW w:w="800" w:type="pct"/>
-          </w:tcPr>
-          <w:p>
-            <w:pPr>
-              <w:spacing w:line="0" w:lineRule="atLeast"/>
-              <w:rPr>
-                <w:rFonts w:ascii="Arial" w:eastAsia="Arial" w:hAnsi="Arial"/>
-                <w:sz w:val="22"/>
-                <w:szCs w:val="22"/>
-              </w:rPr>
-            </w:pPr>
-          </w:p>
-        </w:tc>
-        <w:tc>
-          <w:tcPr>
-            <w:tcW w:w="769" w:type="pct"/>
-          </w:tcPr>
-          <w:p>
-            <w:pPr>
-              <w:spacing w:line="0" w:lineRule="atLeast"/>
-              <w:rPr>
-                <w:rFonts w:ascii="Arial" w:eastAsia="Arial" w:hAnsi="Arial"/>
-                <w:sz w:val="22"/>
-                <w:szCs w:val="22"/>
-              </w:rPr>
-            </w:pPr>
-          </w:p>
-        </w:tc>
-        <w:tc>
-          <w:tcPr>
-            <w:tcW w:w="552" w:type="pct"/>
-          </w:tcPr>
-          <w:p>
-            <w:pPr>
-              <w:spacing w:line="0" w:lineRule="atLeast"/>
-              <w:rPr>
-                <w:rFonts w:ascii="Arial" w:eastAsia="Arial" w:hAnsi="Arial"/>
-                <w:sz w:val="22"/>
-                <w:szCs w:val="22"/>
-              </w:rPr>
-            </w:pPr>
-          </w:p>
-        </w:tc>
-        <w:tc>
-          <w:tcPr>
-            <w:tcW w:w="1493" w:type="pct"/>
-          </w:tcPr>
-          <w:p>
-            <w:pPr>
-              <w:spacing w:line="0" w:lineRule="atLeast"/>
-              <w:rPr>
-                <w:rFonts w:ascii="Arial" w:eastAsia="Arial" w:hAnsi="Arial"/>
-                <w:sz w:val="22"/>
-                <w:szCs w:val="22"/>
-              </w:rPr>
-            </w:pPr>
-          </w:p>
-        </w:tc>
-        <w:tc>
-          <w:tcPr>
-            <w:tcW w:w="1386" w:type="pct"/>
-          </w:tcPr>
-          <w:p>
-            <w:pPr>
-              <w:spacing w:line="0" w:lineRule="atLeast"/>
-              <w:rPr>
-                <w:rFonts w:ascii="Arial" w:eastAsia="Arial" w:hAnsi="Arial"/>
-                <w:sz w:val="22"/>
-                <w:szCs w:val="22"/>
-              </w:rPr>
-            </w:pPr>
-          </w:p>
-        </w:tc>
-      </w:tr>
-      <w:tr>
-        <w:trPr>
-          <w:jc w:val="center"/>
-        </w:trPr>
-        <w:tc>
-          <w:tcPr>
-            <w:tcW w:w="800" w:type="pct"/>
-          </w:tcPr>
-          <w:p>
-            <w:pPr>
-              <w:spacing w:line="0" w:lineRule="atLeast"/>
-              <w:rPr>
-                <w:rFonts w:ascii="Arial" w:eastAsia="Arial" w:hAnsi="Arial"/>
-                <w:sz w:val="22"/>
-                <w:szCs w:val="22"/>
-              </w:rPr>
-            </w:pPr>
-          </w:p>
-        </w:tc>
-        <w:tc>
-          <w:tcPr>
-            <w:tcW w:w="769" w:type="pct"/>
-          </w:tcPr>
-          <w:p>
-            <w:pPr>
-              <w:spacing w:line="0" w:lineRule="atLeast"/>
-              <w:rPr>
-                <w:rFonts w:ascii="Arial" w:eastAsia="Arial" w:hAnsi="Arial"/>
-                <w:sz w:val="22"/>
-                <w:szCs w:val="22"/>
-              </w:rPr>
-            </w:pPr>
-          </w:p>
-        </w:tc>
-        <w:tc>
-          <w:tcPr>
-            <w:tcW w:w="552" w:type="pct"/>
-          </w:tcPr>
-          <w:p>
-            <w:pPr>
-              <w:spacing w:line="0" w:lineRule="atLeast"/>
-              <w:rPr>
-                <w:rFonts w:ascii="Arial" w:eastAsia="Arial" w:hAnsi="Arial"/>
-                <w:sz w:val="22"/>
-                <w:szCs w:val="22"/>
-              </w:rPr>
-            </w:pPr>
-          </w:p>
-        </w:tc>
-        <w:tc>
-          <w:tcPr>
-            <w:tcW w:w="1493" w:type="pct"/>
-          </w:tcPr>
-          <w:p>
-            <w:pPr>
-              <w:spacing w:line="0" w:lineRule="atLeast"/>
-              <w:rPr>
-                <w:rFonts w:ascii="Arial" w:eastAsia="Arial" w:hAnsi="Arial"/>
-                <w:sz w:val="22"/>
-                <w:szCs w:val="22"/>
-              </w:rPr>
-            </w:pPr>
-          </w:p>
-        </w:tc>
-        <w:tc>
-          <w:tcPr>
-            <w:tcW w:w="1386" w:type="pct"/>
-          </w:tcPr>
-          <w:p>
-            <w:pPr>
-              <w:spacing w:line="0" w:lineRule="atLeast"/>
-              <w:rPr>
-                <w:rFonts w:ascii="Arial" w:eastAsia="Arial" w:hAnsi="Arial"/>
-                <w:sz w:val="22"/>
-                <w:szCs w:val="22"/>
-              </w:rPr>
-            </w:pPr>
-          </w:p>
-        </w:tc>
-      </w:tr>
-      <w:tr>
-        <w:trPr>
-          <w:jc w:val="center"/>
-        </w:trPr>
-        <w:tc>
-          <w:tcPr>
-            <w:tcW w:w="800" w:type="pct"/>
-          </w:tcPr>
-          <w:p>
-            <w:pPr>
-              <w:spacing w:line="0" w:lineRule="atLeast"/>
-              <w:rPr>
-                <w:rFonts w:ascii="Arial" w:eastAsia="Arial" w:hAnsi="Arial"/>
-                <w:sz w:val="22"/>
-                <w:szCs w:val="22"/>
-              </w:rPr>
-            </w:pPr>
-          </w:p>
-        </w:tc>
-        <w:tc>
-          <w:tcPr>
-            <w:tcW w:w="769" w:type="pct"/>
-          </w:tcPr>
-          <w:p>
-            <w:pPr>
-              <w:spacing w:line="0" w:lineRule="atLeast"/>
-              <w:rPr>
-                <w:rFonts w:ascii="Arial" w:eastAsia="Arial" w:hAnsi="Arial"/>
-                <w:sz w:val="22"/>
-                <w:szCs w:val="22"/>
-              </w:rPr>
-            </w:pPr>
-          </w:p>
-        </w:tc>
-        <w:tc>
-          <w:tcPr>
-            <w:tcW w:w="552" w:type="pct"/>
-          </w:tcPr>
-          <w:p>
-            <w:pPr>
-              <w:spacing w:line="0" w:lineRule="atLeast"/>
-              <w:rPr>
-                <w:rFonts w:ascii="Arial" w:eastAsia="Arial" w:hAnsi="Arial"/>
-                <w:sz w:val="22"/>
-                <w:szCs w:val="22"/>
-              </w:rPr>
-            </w:pPr>
-          </w:p>
-        </w:tc>
-        <w:tc>
-          <w:tcPr>
-            <w:tcW w:w="1493" w:type="pct"/>
-          </w:tcPr>
-          <w:p>
-            <w:pPr>
-              <w:spacing w:line="0" w:lineRule="atLeast"/>
-              <w:rPr>
-                <w:rFonts w:ascii="Arial" w:eastAsia="Arial" w:hAnsi="Arial"/>
-                <w:sz w:val="22"/>
-                <w:szCs w:val="22"/>
-              </w:rPr>
-            </w:pPr>
-          </w:p>
-        </w:tc>
-        <w:tc>
-          <w:tcPr>
-            <w:tcW w:w="1386" w:type="pct"/>
-          </w:tcPr>
-          <w:p>
-            <w:pPr>
-              <w:spacing w:line="0" w:lineRule="atLeast"/>
-              <w:rPr>
-                <w:rFonts w:ascii="Arial" w:eastAsia="Arial" w:hAnsi="Arial"/>
-                <w:sz w:val="22"/>
-                <w:szCs w:val="22"/>
-              </w:rPr>
-            </w:pPr>
-          </w:p>
-        </w:tc>
-      </w:tr>
-      <w:tr>
-        <w:trPr>
-          <w:jc w:val="center"/>
-        </w:trPr>
-        <w:tc>
-          <w:tcPr>
-            <w:tcW w:w="800" w:type="pct"/>
-          </w:tcPr>
-          <w:p>
-            <w:pPr>
-              <w:spacing w:line="0" w:lineRule="atLeast"/>
-              <w:rPr>
-                <w:rFonts w:ascii="Arial" w:eastAsia="Arial" w:hAnsi="Arial"/>
-                <w:sz w:val="22"/>
-                <w:szCs w:val="22"/>
-              </w:rPr>
-            </w:pPr>
-          </w:p>
-        </w:tc>
-        <w:tc>
-          <w:tcPr>
-            <w:tcW w:w="769" w:type="pct"/>
-          </w:tcPr>
-          <w:p>
-            <w:pPr>
-              <w:spacing w:line="0" w:lineRule="atLeast"/>
-              <w:rPr>
-                <w:rFonts w:ascii="Arial" w:eastAsia="Arial" w:hAnsi="Arial"/>
-                <w:sz w:val="22"/>
-                <w:szCs w:val="22"/>
-              </w:rPr>
-            </w:pPr>
-          </w:p>
-        </w:tc>
-        <w:tc>
-          <w:tcPr>
-            <w:tcW w:w="552" w:type="pct"/>
-          </w:tcPr>
-          <w:p>
-            <w:pPr>
-              <w:spacing w:line="0" w:lineRule="atLeast"/>
-              <w:rPr>
-                <w:rFonts w:ascii="Arial" w:eastAsia="Arial" w:hAnsi="Arial"/>
-                <w:sz w:val="22"/>
-                <w:szCs w:val="22"/>
-              </w:rPr>
-            </w:pPr>
-          </w:p>
-        </w:tc>
-        <w:tc>
-          <w:tcPr>
-            <w:tcW w:w="1493" w:type="pct"/>
-          </w:tcPr>
-          <w:p>
-            <w:pPr>
-              <w:spacing w:line="0" w:lineRule="atLeast"/>
-              <w:rPr>
-                <w:rFonts w:ascii="Arial" w:eastAsia="Arial" w:hAnsi="Arial"/>
-                <w:sz w:val="22"/>
-                <w:szCs w:val="22"/>
-              </w:rPr>
-            </w:pPr>
-          </w:p>
-        </w:tc>
-        <w:tc>
-          <w:tcPr>
-            <w:tcW w:w="1386" w:type="pct"/>
-          </w:tcPr>
-          <w:p>
-            <w:pPr>
-              <w:spacing w:line="0" w:lineRule="atLeast"/>
-              <w:rPr>
-                <w:rFonts w:ascii="Arial" w:eastAsia="Arial" w:hAnsi="Arial"/>
-                <w:sz w:val="22"/>
-                <w:szCs w:val="22"/>
-              </w:rPr>
-            </w:pPr>
-          </w:p>
-        </w:tc>
-      </w:tr>
-      <w:tr>
-        <w:trPr>
-          <w:jc w:val="center"/>
-        </w:trPr>
-        <w:tc>
-          <w:tcPr>
-            <w:tcW w:w="800" w:type="pct"/>
-          </w:tcPr>
-          <w:p>
-            <w:pPr>
-              <w:spacing w:line="0" w:lineRule="atLeast"/>
-              <w:rPr>
-                <w:rFonts w:ascii="Arial" w:eastAsia="Arial" w:hAnsi="Arial"/>
-                <w:sz w:val="22"/>
-                <w:szCs w:val="22"/>
-              </w:rPr>
-            </w:pPr>
-          </w:p>
-        </w:tc>
-        <w:tc>
-          <w:tcPr>
-            <w:tcW w:w="769" w:type="pct"/>
-          </w:tcPr>
-          <w:p>
-            <w:pPr>
-              <w:spacing w:line="0" w:lineRule="atLeast"/>
-              <w:rPr>
-                <w:rFonts w:ascii="Arial" w:eastAsia="Arial" w:hAnsi="Arial"/>
-                <w:sz w:val="22"/>
-                <w:szCs w:val="22"/>
-              </w:rPr>
-            </w:pPr>
-          </w:p>
-        </w:tc>
-        <w:tc>
-          <w:tcPr>
-            <w:tcW w:w="552" w:type="pct"/>
-          </w:tcPr>
-          <w:p>
-            <w:pPr>
-              <w:spacing w:line="0" w:lineRule="atLeast"/>
-              <w:rPr>
-                <w:rFonts w:ascii="Arial" w:eastAsia="Arial" w:hAnsi="Arial"/>
-                <w:sz w:val="22"/>
-                <w:szCs w:val="22"/>
-              </w:rPr>
-            </w:pPr>
-          </w:p>
-        </w:tc>
-        <w:tc>
-          <w:tcPr>
-            <w:tcW w:w="1493" w:type="pct"/>
-          </w:tcPr>
-          <w:p>
-            <w:pPr>
-              <w:spacing w:line="0" w:lineRule="atLeast"/>
-              <w:rPr>
-                <w:rFonts w:ascii="Arial" w:eastAsia="Arial" w:hAnsi="Arial"/>
-                <w:sz w:val="22"/>
-                <w:szCs w:val="22"/>
-              </w:rPr>
-            </w:pPr>
-          </w:p>
-        </w:tc>
-        <w:tc>
-          <w:tcPr>
-            <w:tcW w:w="1386" w:type="pct"/>
-          </w:tcPr>
-          <w:p>
-            <w:pPr>
-              <w:spacing w:line="0" w:lineRule="atLeast"/>
-              <w:rPr>
-                <w:rFonts w:ascii="Arial" w:eastAsia="Arial" w:hAnsi="Arial"/>
-                <w:sz w:val="22"/>
-                <w:szCs w:val="22"/>
-              </w:rPr>
-            </w:pPr>
-          </w:p>
-        </w:tc>
-      </w:tr>
-      <w:tr>
-        <w:trPr>
-          <w:jc w:val="center"/>
-        </w:trPr>
-        <w:tc>
-          <w:tcPr>
-            <w:tcW w:w="800" w:type="pct"/>
-          </w:tcPr>
-          <w:p>
-            <w:pPr>
-              <w:spacing w:line="0" w:lineRule="atLeast"/>
-              <w:rPr>
-                <w:rFonts w:ascii="Arial" w:eastAsia="Arial" w:hAnsi="Arial"/>
-                <w:sz w:val="22"/>
-                <w:szCs w:val="22"/>
-              </w:rPr>
-            </w:pPr>
-          </w:p>
-        </w:tc>
-        <w:tc>
-          <w:tcPr>
-            <w:tcW w:w="769" w:type="pct"/>
-          </w:tcPr>
-          <w:p>
-            <w:pPr>
-              <w:spacing w:line="0" w:lineRule="atLeast"/>
-              <w:rPr>
-                <w:rFonts w:ascii="Arial" w:eastAsia="Arial" w:hAnsi="Arial"/>
-                <w:sz w:val="22"/>
-                <w:szCs w:val="22"/>
-              </w:rPr>
-            </w:pPr>
-          </w:p>
-        </w:tc>
-        <w:tc>
-          <w:tcPr>
-            <w:tcW w:w="552" w:type="pct"/>
-          </w:tcPr>
-          <w:p>
-            <w:pPr>
-              <w:spacing w:line="0" w:lineRule="atLeast"/>
-              <w:rPr>
-                <w:rFonts w:ascii="Arial" w:eastAsia="Arial" w:hAnsi="Arial"/>
-                <w:sz w:val="22"/>
-                <w:szCs w:val="22"/>
-              </w:rPr>
-            </w:pPr>
-          </w:p>
-        </w:tc>
-        <w:tc>
-          <w:tcPr>
-            <w:tcW w:w="1493" w:type="pct"/>
-          </w:tcPr>
-          <w:p>
-            <w:pPr>
-              <w:spacing w:line="0" w:lineRule="atLeast"/>
-              <w:rPr>
-                <w:rFonts w:ascii="Arial" w:eastAsia="Arial" w:hAnsi="Arial"/>
-                <w:sz w:val="22"/>
-                <w:szCs w:val="22"/>
-              </w:rPr>
-            </w:pPr>
-          </w:p>
-        </w:tc>
-        <w:tc>
-          <w:tcPr>
-            <w:tcW w:w="1386" w:type="pct"/>
-          </w:tcPr>
-          <w:p>
-            <w:pPr>
-              <w:spacing w:line="0" w:lineRule="atLeast"/>
-              <w:rPr>
-                <w:rFonts w:ascii="Arial" w:eastAsia="Arial" w:hAnsi="Arial"/>
-                <w:sz w:val="22"/>
-                <w:szCs w:val="22"/>
-              </w:rPr>
-            </w:pPr>
-          </w:p>
-        </w:tc>
-      </w:tr>
-      <w:tr>
-        <w:trPr>
-          <w:jc w:val="center"/>
-        </w:trPr>
-        <w:tc>
-          <w:tcPr>
-            <w:tcW w:w="800" w:type="pct"/>
-          </w:tcPr>
-          <w:p>
-            <w:pPr>
-              <w:spacing w:line="0" w:lineRule="atLeast"/>
-              <w:rPr>
-                <w:rFonts w:ascii="Arial" w:eastAsia="Arial" w:hAnsi="Arial"/>
-                <w:sz w:val="22"/>
-                <w:szCs w:val="22"/>
-              </w:rPr>
-            </w:pPr>
-          </w:p>
-        </w:tc>
-        <w:tc>
-          <w:tcPr>
-            <w:tcW w:w="769" w:type="pct"/>
-          </w:tcPr>
-          <w:p>
-            <w:pPr>
-              <w:spacing w:line="0" w:lineRule="atLeast"/>
-              <w:rPr>
-                <w:rFonts w:ascii="Arial" w:eastAsia="Arial" w:hAnsi="Arial"/>
-                <w:sz w:val="22"/>
-                <w:szCs w:val="22"/>
-              </w:rPr>
-            </w:pPr>
-          </w:p>
-        </w:tc>
-        <w:tc>
-          <w:tcPr>
-            <w:tcW w:w="552" w:type="pct"/>
-          </w:tcPr>
-          <w:p>
-            <w:pPr>
-              <w:spacing w:line="0" w:lineRule="atLeast"/>
-              <w:rPr>
-                <w:rFonts w:ascii="Arial" w:eastAsia="Arial" w:hAnsi="Arial"/>
-                <w:sz w:val="22"/>
-                <w:szCs w:val="22"/>
-              </w:rPr>
-            </w:pPr>
-          </w:p>
-        </w:tc>
-        <w:tc>
-          <w:tcPr>
-            <w:tcW w:w="1493" w:type="pct"/>
-          </w:tcPr>
-          <w:p>
-            <w:pPr>
-              <w:spacing w:line="0" w:lineRule="atLeast"/>
-              <w:rPr>
-                <w:rFonts w:ascii="Arial" w:eastAsia="Arial" w:hAnsi="Arial"/>
-                <w:sz w:val="22"/>
-                <w:szCs w:val="22"/>
-              </w:rPr>
-            </w:pPr>
-          </w:p>
-        </w:tc>
-        <w:tc>
-          <w:tcPr>
-            <w:tcW w:w="1386" w:type="pct"/>
-          </w:tcPr>
-          <w:p>
-            <w:pPr>
-              <w:spacing w:line="0" w:lineRule="atLeast"/>
-              <w:rPr>
-                <w:rFonts w:ascii="Arial" w:eastAsia="Arial" w:hAnsi="Arial"/>
-                <w:sz w:val="22"/>
-                <w:szCs w:val="22"/>
-              </w:rPr>
-            </w:pPr>
-          </w:p>
-        </w:tc>
-      </w:tr>
-      <w:tr>
-        <w:trPr>
-          <w:jc w:val="center"/>
-        </w:trPr>
-        <w:tc>
-          <w:tcPr>
-            <w:tcW w:w="800" w:type="pct"/>
-          </w:tcPr>
-          <w:p>
-            <w:pPr>
-              <w:spacing w:line="0" w:lineRule="atLeast"/>
-              <w:rPr>
-                <w:rFonts w:ascii="Arial" w:eastAsia="Arial" w:hAnsi="Arial"/>
-                <w:sz w:val="22"/>
-                <w:szCs w:val="22"/>
-              </w:rPr>
-            </w:pPr>
-          </w:p>
-        </w:tc>
-        <w:tc>
-          <w:tcPr>
-            <w:tcW w:w="769" w:type="pct"/>
-          </w:tcPr>
-          <w:p>
-            <w:pPr>
-              <w:spacing w:line="0" w:lineRule="atLeast"/>
-              <w:rPr>
-                <w:rFonts w:ascii="Arial" w:eastAsia="Arial" w:hAnsi="Arial"/>
-                <w:sz w:val="22"/>
-                <w:szCs w:val="22"/>
-              </w:rPr>
-            </w:pPr>
-          </w:p>
-        </w:tc>
-        <w:tc>
-          <w:tcPr>
-            <w:tcW w:w="552" w:type="pct"/>
-          </w:tcPr>
-          <w:p>
-            <w:pPr>
-              <w:spacing w:line="0" w:lineRule="atLeast"/>
-              <w:rPr>
-                <w:rFonts w:ascii="Arial" w:eastAsia="Arial" w:hAnsi="Arial"/>
-                <w:sz w:val="22"/>
-                <w:szCs w:val="22"/>
-              </w:rPr>
-            </w:pPr>
-          </w:p>
-        </w:tc>
-        <w:tc>
-          <w:tcPr>
-            <w:tcW w:w="1493" w:type="pct"/>
-          </w:tcPr>
-          <w:p>
-            <w:pPr>
-              <w:spacing w:line="0" w:lineRule="atLeast"/>
-              <w:rPr>
-                <w:rFonts w:ascii="Arial" w:eastAsia="Arial" w:hAnsi="Arial"/>
-                <w:sz w:val="22"/>
-                <w:szCs w:val="22"/>
-              </w:rPr>
-            </w:pPr>
-          </w:p>
-        </w:tc>
-        <w:tc>
-          <w:tcPr>
-            <w:tcW w:w="1386" w:type="pct"/>
-          </w:tcPr>
-          <w:p>
-            <w:pPr>
-              <w:spacing w:line="0" w:lineRule="atLeast"/>
-              <w:rPr>
-                <w:rFonts w:ascii="Arial" w:eastAsia="Arial" w:hAnsi="Arial"/>
-                <w:sz w:val="22"/>
-                <w:szCs w:val="22"/>
-              </w:rPr>
-            </w:pPr>
+            <w:r>
+              <w:rPr>
+                <w:rFonts w:ascii="Arial" w:eastAsia="Arial" w:hAnsi="Arial"/>
+                <w:sz w:val="22"/>
+                <w:szCs w:val="22"/>
+              </w:rPr>
+              <w:t>Possible risk</w:t>
+            </w:r>
           </w:p>
         </w:tc>
       </w:tr>
@@ -10673,25 +9093,7 @@
           <w:sz w:val="22"/>
           <w:szCs w:val="22"/>
         </w:rPr>
-        <w:t xml:space="preserve">Failure to comply with any of the </w:t>
-      </w:r>
-      <w:proofErr w:type="gramStart"/>
-      <w:r>
-        <w:rPr>
-          <w:rFonts w:ascii="Arial" w:eastAsia="Arial" w:hAnsi="Arial" w:cs="Arial"/>
-          <w:sz w:val="22"/>
-          <w:szCs w:val="22"/>
-        </w:rPr>
-        <w:t>aforementioned safety</w:t>
-      </w:r>
-      <w:proofErr w:type="gramEnd"/>
-      <w:r>
-        <w:rPr>
-          <w:rFonts w:ascii="Arial" w:eastAsia="Arial" w:hAnsi="Arial" w:cs="Arial"/>
-          <w:sz w:val="22"/>
-          <w:szCs w:val="22"/>
-        </w:rPr>
-        <w:t xml:space="preserve"> regulations</w:t>
+        <w:t>Failure to comply with any of the aforementioned safety regulations</w:t>
       </w:r>
       <w:r>
         <w:rPr>
@@ -10773,136 +9175,6 @@
     <w:p>
       <w:pPr>
         <w:spacing w:line="0" w:lineRule="atLeast"/>
-      </w:pPr>
-    </w:p>
-    <w:p>
-      <w:pPr>
-        <w:spacing w:line="0" w:lineRule="atLeast"/>
-        <w:rPr>
-          <w:rFonts w:ascii="Arial" w:eastAsia="Arial" w:hAnsi="Arial"/>
-          <w:sz w:val="24"/>
-          <w:szCs w:val="14"/>
-        </w:rPr>
-      </w:pPr>
-    </w:p>
-    <w:p>
-      <w:pPr>
-        <w:spacing w:line="0" w:lineRule="atLeast"/>
-        <w:rPr>
-          <w:rFonts w:ascii="Arial" w:eastAsia="Arial" w:hAnsi="Arial"/>
-          <w:sz w:val="24"/>
-          <w:szCs w:val="14"/>
-        </w:rPr>
-      </w:pPr>
-    </w:p>
-    <w:p>
-      <w:pPr>
-        <w:spacing w:line="0" w:lineRule="atLeast"/>
-        <w:rPr>
-          <w:rFonts w:ascii="Arial" w:eastAsia="Arial" w:hAnsi="Arial"/>
-          <w:sz w:val="24"/>
-          <w:szCs w:val="14"/>
-        </w:rPr>
-      </w:pPr>
-    </w:p>
-    <w:p>
-      <w:pPr>
-        <w:spacing w:line="0" w:lineRule="atLeast"/>
-        <w:rPr>
-          <w:rFonts w:ascii="Arial" w:eastAsia="Arial" w:hAnsi="Arial"/>
-          <w:sz w:val="24"/>
-          <w:szCs w:val="14"/>
-        </w:rPr>
-      </w:pPr>
-    </w:p>
-    <w:p>
-      <w:pPr>
-        <w:spacing w:line="0" w:lineRule="atLeast"/>
-        <w:rPr>
-          <w:rFonts w:ascii="Arial" w:eastAsia="Arial" w:hAnsi="Arial"/>
-          <w:sz w:val="24"/>
-          <w:szCs w:val="14"/>
-        </w:rPr>
-      </w:pPr>
-    </w:p>
-    <w:p>
-      <w:pPr>
-        <w:spacing w:line="0" w:lineRule="atLeast"/>
-        <w:rPr>
-          <w:rFonts w:ascii="Arial" w:eastAsia="Arial" w:hAnsi="Arial"/>
-          <w:sz w:val="24"/>
-          <w:szCs w:val="14"/>
-        </w:rPr>
-      </w:pPr>
-    </w:p>
-    <w:p>
-      <w:pPr>
-        <w:spacing w:line="0" w:lineRule="atLeast"/>
-        <w:rPr>
-          <w:rFonts w:ascii="Arial" w:eastAsia="Arial" w:hAnsi="Arial"/>
-          <w:sz w:val="24"/>
-          <w:szCs w:val="14"/>
-        </w:rPr>
-      </w:pPr>
-    </w:p>
-    <w:p>
-      <w:pPr>
-        <w:spacing w:line="0" w:lineRule="atLeast"/>
-        <w:rPr>
-          <w:rFonts w:ascii="Arial" w:eastAsia="Arial" w:hAnsi="Arial"/>
-          <w:sz w:val="24"/>
-          <w:szCs w:val="14"/>
-        </w:rPr>
-      </w:pPr>
-    </w:p>
-    <w:p>
-      <w:pPr>
-        <w:spacing w:line="0" w:lineRule="atLeast"/>
-        <w:rPr>
-          <w:rFonts w:ascii="Arial" w:eastAsia="Arial" w:hAnsi="Arial"/>
-          <w:sz w:val="24"/>
-          <w:szCs w:val="14"/>
-        </w:rPr>
-      </w:pPr>
-    </w:p>
-    <w:p>
-      <w:pPr>
-        <w:spacing w:line="0" w:lineRule="atLeast"/>
-        <w:rPr>
-          <w:rFonts w:ascii="Arial" w:eastAsia="Arial" w:hAnsi="Arial"/>
-          <w:sz w:val="24"/>
-          <w:szCs w:val="14"/>
-        </w:rPr>
-      </w:pPr>
-    </w:p>
-    <w:p>
-      <w:pPr>
-        <w:spacing w:line="0" w:lineRule="atLeast"/>
-        <w:rPr>
-          <w:rFonts w:ascii="Arial" w:eastAsia="Arial" w:hAnsi="Arial"/>
-          <w:sz w:val="24"/>
-          <w:szCs w:val="14"/>
-        </w:rPr>
-      </w:pPr>
-    </w:p>
-    <w:p>
-      <w:pPr>
-        <w:spacing w:line="0" w:lineRule="atLeast"/>
-        <w:rPr>
-          <w:rFonts w:ascii="Arial" w:eastAsia="Arial" w:hAnsi="Arial"/>
-          <w:sz w:val="24"/>
-          <w:szCs w:val="14"/>
-        </w:rPr>
-      </w:pPr>
-    </w:p>
-    <w:p>
-      <w:pPr>
-        <w:spacing w:line="0" w:lineRule="atLeast"/>
-        <w:rPr>
-          <w:rFonts w:ascii="Arial" w:eastAsia="Arial" w:hAnsi="Arial"/>
-          <w:sz w:val="24"/>
-          <w:szCs w:val="14"/>
-        </w:rPr>
       </w:pPr>
     </w:p>
     <w:p>
@@ -11015,7 +9287,7 @@
           <w:szCs w:val="16"/>
         </w:rPr>
         <w:lastRenderedPageBreak/>
-        <w:t>Appendix A: Emergency Evacuation Plan</w:t>
+        <w:t xml:space="preserve">Appendix A: </w:t>
       </w:r>
       <w:r>
         <w:rPr>
@@ -11025,7 +9297,7 @@
           <w:sz w:val="28"/>
           <w:szCs w:val="16"/>
         </w:rPr>
-        <w:t>s</w:t>
+        <w:t xml:space="preserve">Sixth Floor </w:t>
       </w:r>
       <w:r>
         <w:rPr>
@@ -11035,88 +9307,23 @@
           <w:sz w:val="28"/>
           <w:szCs w:val="16"/>
         </w:rPr>
-        <w:t xml:space="preserve"> </w:t>
-      </w:r>
-      <w:r>
-        <w:rPr>
-          <w:rFonts w:ascii="Arial" w:eastAsia="Arial" w:hAnsi="Arial"/>
-          <w:b/>
-          <w:bCs/>
+        <w:t>Mechatronics Lab Evacuation Labs</w:t>
+      </w:r>
+    </w:p>
+    <w:p>
+      <w:pPr>
+        <w:spacing w:line="0" w:lineRule="atLeast"/>
+        <w:rPr>
+          <w:rFonts w:ascii="Arial" w:eastAsia="Arial" w:hAnsi="Arial"/>
           <w:sz w:val="28"/>
           <w:szCs w:val="16"/>
-          <w:highlight w:val="yellow"/>
-        </w:rPr>
-        <w:t>[</w:t>
-      </w:r>
-      <w:proofErr w:type="spellStart"/>
-      <w:r>
-        <w:rPr>
-          <w:rFonts w:ascii="Arial" w:eastAsia="Arial" w:hAnsi="Arial"/>
-          <w:b/>
-          <w:bCs/>
-          <w:sz w:val="28"/>
-          <w:szCs w:val="16"/>
-          <w:highlight w:val="yellow"/>
-        </w:rPr>
-        <w:t>eg</w:t>
-      </w:r>
-      <w:proofErr w:type="spellEnd"/>
-      <w:r>
-        <w:rPr>
-          <w:rFonts w:ascii="Arial" w:eastAsia="Arial" w:hAnsi="Arial"/>
-          <w:b/>
-          <w:bCs/>
-          <w:sz w:val="28"/>
-          <w:szCs w:val="16"/>
-          <w:highlight w:val="yellow"/>
-        </w:rPr>
-        <w:t>: Structures lab and surrounding laboratories]</w:t>
-      </w:r>
+        </w:rPr>
+      </w:pPr>
     </w:p>
     <w:p>
       <w:pPr>
         <w:spacing w:line="0" w:lineRule="atLeast"/>
-        <w:rPr>
-          <w:rFonts w:ascii="Arial" w:eastAsia="Arial" w:hAnsi="Arial"/>
-          <w:b/>
-          <w:bCs/>
-          <w:sz w:val="28"/>
-          <w:szCs w:val="16"/>
-        </w:rPr>
-      </w:pPr>
-    </w:p>
-    <w:p>
-      <w:pPr>
-        <w:spacing w:line="0" w:lineRule="atLeast"/>
-        <w:rPr>
-          <w:rFonts w:ascii="Arial" w:eastAsia="Arial" w:hAnsi="Arial"/>
-          <w:sz w:val="22"/>
-          <w:szCs w:val="22"/>
-        </w:rPr>
-      </w:pPr>
-      <w:r>
-        <w:rPr>
-          <w:rFonts w:ascii="Arial" w:eastAsia="Arial" w:hAnsi="Arial"/>
-          <w:sz w:val="22"/>
-          <w:szCs w:val="22"/>
-          <w:highlight w:val="yellow"/>
-        </w:rPr>
-        <w:t>[Circle applicable exits and fire extinguisher locations]</w:t>
-      </w:r>
-    </w:p>
-    <w:p>
-      <w:pPr>
-        <w:spacing w:line="0" w:lineRule="atLeast"/>
-        <w:rPr>
-          <w:rFonts w:ascii="Arial" w:eastAsia="Arial" w:hAnsi="Arial"/>
-          <w:sz w:val="28"/>
-          <w:szCs w:val="16"/>
-        </w:rPr>
-      </w:pPr>
-    </w:p>
-    <w:p>
-      <w:pPr>
-        <w:spacing w:line="0" w:lineRule="atLeast"/>
+        <w:jc w:val="center"/>
         <w:rPr>
           <w:rFonts w:ascii="Arial" w:eastAsia="Arial" w:hAnsi="Arial"/>
           <w:sz w:val="34"/>
@@ -11124,14 +9331,609 @@
       </w:pPr>
       <w:r>
         <w:rPr>
-          <w:rFonts w:ascii="Arial" w:hAnsi="Arial"/>
           <w:noProof/>
+          <w:vertAlign w:val="subscript"/>
+        </w:rPr>
+        <mc:AlternateContent>
+          <mc:Choice Requires="wps">
+            <w:drawing>
+              <wp:anchor distT="0" distB="0" distL="114300" distR="114300" simplePos="0" relativeHeight="251685888" behindDoc="0" locked="0" layoutInCell="1" allowOverlap="1" wp14:anchorId="6AC445A4" wp14:editId="675CC632">
+                <wp:simplePos x="0" y="0"/>
+                <wp:positionH relativeFrom="column">
+                  <wp:posOffset>2231720</wp:posOffset>
+                </wp:positionH>
+                <wp:positionV relativeFrom="paragraph">
+                  <wp:posOffset>7847020</wp:posOffset>
+                </wp:positionV>
+                <wp:extent cx="222865" cy="222855"/>
+                <wp:effectExtent l="0" t="0" r="25400" b="25400"/>
+                <wp:wrapNone/>
+                <wp:docPr id="19" name="Oval 19"/>
+                <wp:cNvGraphicFramePr/>
+                <a:graphic xmlns:a="http://schemas.openxmlformats.org/drawingml/2006/main">
+                  <a:graphicData uri="http://schemas.microsoft.com/office/word/2010/wordprocessingShape">
+                    <wps:wsp>
+                      <wps:cNvSpPr/>
+                      <wps:spPr>
+                        <a:xfrm>
+                          <a:off x="0" y="0"/>
+                          <a:ext cx="222865" cy="222855"/>
+                        </a:xfrm>
+                        <a:prstGeom prst="ellipse">
+                          <a:avLst/>
+                        </a:prstGeom>
+                        <a:noFill/>
+                        <a:ln>
+                          <a:solidFill>
+                            <a:srgbClr val="FF0000"/>
+                          </a:solidFill>
+                        </a:ln>
+                      </wps:spPr>
+                      <wps:style>
+                        <a:lnRef idx="2">
+                          <a:schemeClr val="accent1">
+                            <a:shade val="15000"/>
+                          </a:schemeClr>
+                        </a:lnRef>
+                        <a:fillRef idx="1">
+                          <a:schemeClr val="accent1"/>
+                        </a:fillRef>
+                        <a:effectRef idx="0">
+                          <a:schemeClr val="accent1"/>
+                        </a:effectRef>
+                        <a:fontRef idx="minor">
+                          <a:schemeClr val="lt1"/>
+                        </a:fontRef>
+                      </wps:style>
+                      <wps:bodyPr rot="0" spcFirstLastPara="0" vertOverflow="overflow" horzOverflow="overflow" vert="horz" wrap="square" lIns="91440" tIns="45720" rIns="91440" bIns="45720" numCol="1" spcCol="0" rtlCol="0" fromWordArt="0" anchor="ctr" anchorCtr="0" forceAA="0" compatLnSpc="1">
+                        <a:prstTxWarp prst="textNoShape">
+                          <a:avLst/>
+                        </a:prstTxWarp>
+                        <a:noAutofit/>
+                      </wps:bodyPr>
+                    </wps:wsp>
+                  </a:graphicData>
+                </a:graphic>
+                <wp14:sizeRelH relativeFrom="margin">
+                  <wp14:pctWidth>0</wp14:pctWidth>
+                </wp14:sizeRelH>
+                <wp14:sizeRelV relativeFrom="margin">
+                  <wp14:pctHeight>0</wp14:pctHeight>
+                </wp14:sizeRelV>
+              </wp:anchor>
+            </w:drawing>
+          </mc:Choice>
+          <mc:Fallback>
+            <w:pict>
+              <v:oval w14:anchorId="3268FC6F" id="Oval 19" o:spid="_x0000_s1026" style="position:absolute;margin-left:175.75pt;margin-top:617.9pt;width:17.55pt;height:17.55pt;z-index:251685888;visibility:visible;mso-wrap-style:square;mso-width-percent:0;mso-height-percent:0;mso-wrap-distance-left:9pt;mso-wrap-distance-top:0;mso-wrap-distance-right:9pt;mso-wrap-distance-bottom:0;mso-position-horizontal:absolute;mso-position-horizontal-relative:text;mso-position-vertical:absolute;mso-position-vertical-relative:text;mso-width-percent:0;mso-height-percent:0;mso-width-relative:margin;mso-height-relative:margin;v-text-anchor:middle" o:gfxdata="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" filled="f" strokecolor="red" strokeweight="1pt">
+                <v:stroke joinstyle="miter"/>
+              </v:oval>
+            </w:pict>
+          </mc:Fallback>
+        </mc:AlternateContent>
+      </w:r>
+      <w:r>
+        <w:rPr>
+          <w:noProof/>
+          <w:vertAlign w:val="subscript"/>
+        </w:rPr>
+        <mc:AlternateContent>
+          <mc:Choice Requires="wps">
+            <w:drawing>
+              <wp:anchor distT="0" distB="0" distL="114300" distR="114300" simplePos="0" relativeHeight="251681792" behindDoc="0" locked="0" layoutInCell="1" allowOverlap="1" wp14:anchorId="12336EE6" wp14:editId="236823AC">
+                <wp:simplePos x="0" y="0"/>
+                <wp:positionH relativeFrom="column">
+                  <wp:posOffset>2397850</wp:posOffset>
+                </wp:positionH>
+                <wp:positionV relativeFrom="paragraph">
+                  <wp:posOffset>1399270</wp:posOffset>
+                </wp:positionV>
+                <wp:extent cx="222865" cy="222855"/>
+                <wp:effectExtent l="0" t="0" r="25400" b="25400"/>
+                <wp:wrapNone/>
+                <wp:docPr id="17" name="Oval 17"/>
+                <wp:cNvGraphicFramePr/>
+                <a:graphic xmlns:a="http://schemas.openxmlformats.org/drawingml/2006/main">
+                  <a:graphicData uri="http://schemas.microsoft.com/office/word/2010/wordprocessingShape">
+                    <wps:wsp>
+                      <wps:cNvSpPr/>
+                      <wps:spPr>
+                        <a:xfrm>
+                          <a:off x="0" y="0"/>
+                          <a:ext cx="222865" cy="222855"/>
+                        </a:xfrm>
+                        <a:prstGeom prst="ellipse">
+                          <a:avLst/>
+                        </a:prstGeom>
+                        <a:noFill/>
+                        <a:ln>
+                          <a:solidFill>
+                            <a:srgbClr val="FF0000"/>
+                          </a:solidFill>
+                        </a:ln>
+                      </wps:spPr>
+                      <wps:style>
+                        <a:lnRef idx="2">
+                          <a:schemeClr val="accent1">
+                            <a:shade val="15000"/>
+                          </a:schemeClr>
+                        </a:lnRef>
+                        <a:fillRef idx="1">
+                          <a:schemeClr val="accent1"/>
+                        </a:fillRef>
+                        <a:effectRef idx="0">
+                          <a:schemeClr val="accent1"/>
+                        </a:effectRef>
+                        <a:fontRef idx="minor">
+                          <a:schemeClr val="lt1"/>
+                        </a:fontRef>
+                      </wps:style>
+                      <wps:bodyPr rot="0" spcFirstLastPara="0" vertOverflow="overflow" horzOverflow="overflow" vert="horz" wrap="square" lIns="91440" tIns="45720" rIns="91440" bIns="45720" numCol="1" spcCol="0" rtlCol="0" fromWordArt="0" anchor="ctr" anchorCtr="0" forceAA="0" compatLnSpc="1">
+                        <a:prstTxWarp prst="textNoShape">
+                          <a:avLst/>
+                        </a:prstTxWarp>
+                        <a:noAutofit/>
+                      </wps:bodyPr>
+                    </wps:wsp>
+                  </a:graphicData>
+                </a:graphic>
+                <wp14:sizeRelH relativeFrom="margin">
+                  <wp14:pctWidth>0</wp14:pctWidth>
+                </wp14:sizeRelH>
+                <wp14:sizeRelV relativeFrom="margin">
+                  <wp14:pctHeight>0</wp14:pctHeight>
+                </wp14:sizeRelV>
+              </wp:anchor>
+            </w:drawing>
+          </mc:Choice>
+          <mc:Fallback>
+            <w:pict>
+              <v:oval w14:anchorId="69D914DE" id="Oval 17" o:spid="_x0000_s1026" style="position:absolute;margin-left:188.8pt;margin-top:110.2pt;width:17.55pt;height:17.55pt;z-index:251681792;visibility:visible;mso-wrap-style:square;mso-width-percent:0;mso-height-percent:0;mso-wrap-distance-left:9pt;mso-wrap-distance-top:0;mso-wrap-distance-right:9pt;mso-wrap-distance-bottom:0;mso-position-horizontal:absolute;mso-position-horizontal-relative:text;mso-position-vertical:absolute;mso-position-vertical-relative:text;mso-width-percent:0;mso-height-percent:0;mso-width-relative:margin;mso-height-relative:margin;v-text-anchor:middle" o:gfxdata="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" filled="f" strokecolor="red" strokeweight="1pt">
+                <v:stroke joinstyle="miter"/>
+              </v:oval>
+            </w:pict>
+          </mc:Fallback>
+        </mc:AlternateContent>
+      </w:r>
+      <w:r>
+        <w:rPr>
+          <w:noProof/>
+          <w:vertAlign w:val="subscript"/>
+        </w:rPr>
+        <mc:AlternateContent>
+          <mc:Choice Requires="wps">
+            <w:drawing>
+              <wp:anchor distT="0" distB="0" distL="114300" distR="114300" simplePos="0" relativeHeight="251683840" behindDoc="0" locked="0" layoutInCell="1" allowOverlap="1" wp14:anchorId="31FDB3C8" wp14:editId="0A66B2CD">
+                <wp:simplePos x="0" y="0"/>
+                <wp:positionH relativeFrom="column">
+                  <wp:posOffset>2390580</wp:posOffset>
+                </wp:positionH>
+                <wp:positionV relativeFrom="paragraph">
+                  <wp:posOffset>751200</wp:posOffset>
+                </wp:positionV>
+                <wp:extent cx="222865" cy="222855"/>
+                <wp:effectExtent l="0" t="0" r="25400" b="25400"/>
+                <wp:wrapNone/>
+                <wp:docPr id="18" name="Oval 18"/>
+                <wp:cNvGraphicFramePr/>
+                <a:graphic xmlns:a="http://schemas.openxmlformats.org/drawingml/2006/main">
+                  <a:graphicData uri="http://schemas.microsoft.com/office/word/2010/wordprocessingShape">
+                    <wps:wsp>
+                      <wps:cNvSpPr/>
+                      <wps:spPr>
+                        <a:xfrm>
+                          <a:off x="0" y="0"/>
+                          <a:ext cx="222865" cy="222855"/>
+                        </a:xfrm>
+                        <a:prstGeom prst="ellipse">
+                          <a:avLst/>
+                        </a:prstGeom>
+                        <a:noFill/>
+                        <a:ln>
+                          <a:solidFill>
+                            <a:srgbClr val="FF0000"/>
+                          </a:solidFill>
+                        </a:ln>
+                      </wps:spPr>
+                      <wps:style>
+                        <a:lnRef idx="2">
+                          <a:schemeClr val="accent1">
+                            <a:shade val="15000"/>
+                          </a:schemeClr>
+                        </a:lnRef>
+                        <a:fillRef idx="1">
+                          <a:schemeClr val="accent1"/>
+                        </a:fillRef>
+                        <a:effectRef idx="0">
+                          <a:schemeClr val="accent1"/>
+                        </a:effectRef>
+                        <a:fontRef idx="minor">
+                          <a:schemeClr val="lt1"/>
+                        </a:fontRef>
+                      </wps:style>
+                      <wps:bodyPr rot="0" spcFirstLastPara="0" vertOverflow="overflow" horzOverflow="overflow" vert="horz" wrap="square" lIns="91440" tIns="45720" rIns="91440" bIns="45720" numCol="1" spcCol="0" rtlCol="0" fromWordArt="0" anchor="ctr" anchorCtr="0" forceAA="0" compatLnSpc="1">
+                        <a:prstTxWarp prst="textNoShape">
+                          <a:avLst/>
+                        </a:prstTxWarp>
+                        <a:noAutofit/>
+                      </wps:bodyPr>
+                    </wps:wsp>
+                  </a:graphicData>
+                </a:graphic>
+                <wp14:sizeRelH relativeFrom="margin">
+                  <wp14:pctWidth>0</wp14:pctWidth>
+                </wp14:sizeRelH>
+                <wp14:sizeRelV relativeFrom="margin">
+                  <wp14:pctHeight>0</wp14:pctHeight>
+                </wp14:sizeRelV>
+              </wp:anchor>
+            </w:drawing>
+          </mc:Choice>
+          <mc:Fallback>
+            <w:pict>
+              <v:oval w14:anchorId="31277134" id="Oval 18" o:spid="_x0000_s1026" style="position:absolute;margin-left:188.25pt;margin-top:59.15pt;width:17.55pt;height:17.55pt;z-index:251683840;visibility:visible;mso-wrap-style:square;mso-width-percent:0;mso-height-percent:0;mso-wrap-distance-left:9pt;mso-wrap-distance-top:0;mso-wrap-distance-right:9pt;mso-wrap-distance-bottom:0;mso-position-horizontal:absolute;mso-position-horizontal-relative:text;mso-position-vertical:absolute;mso-position-vertical-relative:text;mso-width-percent:0;mso-height-percent:0;mso-width-relative:margin;mso-height-relative:margin;v-text-anchor:middle" o:gfxdata="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" filled="f" strokecolor="red" strokeweight="1pt">
+                <v:stroke joinstyle="miter"/>
+              </v:oval>
+            </w:pict>
+          </mc:Fallback>
+        </mc:AlternateContent>
+      </w:r>
+      <w:r>
+        <w:rPr>
+          <w:noProof/>
+          <w:vertAlign w:val="subscript"/>
+        </w:rPr>
+        <mc:AlternateContent>
+          <mc:Choice Requires="wps">
+            <w:drawing>
+              <wp:anchor distT="0" distB="0" distL="114300" distR="114300" simplePos="0" relativeHeight="251677696" behindDoc="0" locked="0" layoutInCell="1" allowOverlap="1" wp14:anchorId="6F35B68F" wp14:editId="5E56C1FD">
+                <wp:simplePos x="0" y="0"/>
+                <wp:positionH relativeFrom="column">
+                  <wp:posOffset>2173805</wp:posOffset>
+                </wp:positionH>
+                <wp:positionV relativeFrom="paragraph">
+                  <wp:posOffset>4556780</wp:posOffset>
+                </wp:positionV>
+                <wp:extent cx="222865" cy="222855"/>
+                <wp:effectExtent l="0" t="0" r="25400" b="25400"/>
+                <wp:wrapNone/>
+                <wp:docPr id="15" name="Oval 15"/>
+                <wp:cNvGraphicFramePr/>
+                <a:graphic xmlns:a="http://schemas.openxmlformats.org/drawingml/2006/main">
+                  <a:graphicData uri="http://schemas.microsoft.com/office/word/2010/wordprocessingShape">
+                    <wps:wsp>
+                      <wps:cNvSpPr/>
+                      <wps:spPr>
+                        <a:xfrm>
+                          <a:off x="0" y="0"/>
+                          <a:ext cx="222865" cy="222855"/>
+                        </a:xfrm>
+                        <a:prstGeom prst="ellipse">
+                          <a:avLst/>
+                        </a:prstGeom>
+                        <a:noFill/>
+                        <a:ln>
+                          <a:solidFill>
+                            <a:srgbClr val="FF0000"/>
+                          </a:solidFill>
+                        </a:ln>
+                      </wps:spPr>
+                      <wps:style>
+                        <a:lnRef idx="2">
+                          <a:schemeClr val="accent1">
+                            <a:shade val="15000"/>
+                          </a:schemeClr>
+                        </a:lnRef>
+                        <a:fillRef idx="1">
+                          <a:schemeClr val="accent1"/>
+                        </a:fillRef>
+                        <a:effectRef idx="0">
+                          <a:schemeClr val="accent1"/>
+                        </a:effectRef>
+                        <a:fontRef idx="minor">
+                          <a:schemeClr val="lt1"/>
+                        </a:fontRef>
+                      </wps:style>
+                      <wps:bodyPr rot="0" spcFirstLastPara="0" vertOverflow="overflow" horzOverflow="overflow" vert="horz" wrap="square" lIns="91440" tIns="45720" rIns="91440" bIns="45720" numCol="1" spcCol="0" rtlCol="0" fromWordArt="0" anchor="ctr" anchorCtr="0" forceAA="0" compatLnSpc="1">
+                        <a:prstTxWarp prst="textNoShape">
+                          <a:avLst/>
+                        </a:prstTxWarp>
+                        <a:noAutofit/>
+                      </wps:bodyPr>
+                    </wps:wsp>
+                  </a:graphicData>
+                </a:graphic>
+                <wp14:sizeRelH relativeFrom="margin">
+                  <wp14:pctWidth>0</wp14:pctWidth>
+                </wp14:sizeRelH>
+                <wp14:sizeRelV relativeFrom="margin">
+                  <wp14:pctHeight>0</wp14:pctHeight>
+                </wp14:sizeRelV>
+              </wp:anchor>
+            </w:drawing>
+          </mc:Choice>
+          <mc:Fallback>
+            <w:pict>
+              <v:oval w14:anchorId="4C0AC569" id="Oval 15" o:spid="_x0000_s1026" style="position:absolute;margin-left:171.15pt;margin-top:358.8pt;width:17.55pt;height:17.55pt;z-index:251677696;visibility:visible;mso-wrap-style:square;mso-width-percent:0;mso-height-percent:0;mso-wrap-distance-left:9pt;mso-wrap-distance-top:0;mso-wrap-distance-right:9pt;mso-wrap-distance-bottom:0;mso-position-horizontal:absolute;mso-position-horizontal-relative:text;mso-position-vertical:absolute;mso-position-vertical-relative:text;mso-width-percent:0;mso-height-percent:0;mso-width-relative:margin;mso-height-relative:margin;v-text-anchor:middle" o:gfxdata="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" filled="f" strokecolor="red" strokeweight="1pt">
+                <v:stroke joinstyle="miter"/>
+              </v:oval>
+            </w:pict>
+          </mc:Fallback>
+        </mc:AlternateContent>
+      </w:r>
+      <w:r>
+        <w:rPr>
+          <w:noProof/>
+          <w:vertAlign w:val="subscript"/>
+        </w:rPr>
+        <mc:AlternateContent>
+          <mc:Choice Requires="wps">
+            <w:drawing>
+              <wp:anchor distT="0" distB="0" distL="114300" distR="114300" simplePos="0" relativeHeight="251675648" behindDoc="0" locked="0" layoutInCell="1" allowOverlap="1" wp14:anchorId="10D65C35" wp14:editId="1F5391E5">
+                <wp:simplePos x="0" y="0"/>
+                <wp:positionH relativeFrom="column">
+                  <wp:posOffset>2167200</wp:posOffset>
+                </wp:positionH>
+                <wp:positionV relativeFrom="paragraph">
+                  <wp:posOffset>4290565</wp:posOffset>
+                </wp:positionV>
+                <wp:extent cx="222865" cy="222855"/>
+                <wp:effectExtent l="0" t="0" r="25400" b="25400"/>
+                <wp:wrapNone/>
+                <wp:docPr id="14" name="Oval 14"/>
+                <wp:cNvGraphicFramePr/>
+                <a:graphic xmlns:a="http://schemas.openxmlformats.org/drawingml/2006/main">
+                  <a:graphicData uri="http://schemas.microsoft.com/office/word/2010/wordprocessingShape">
+                    <wps:wsp>
+                      <wps:cNvSpPr/>
+                      <wps:spPr>
+                        <a:xfrm>
+                          <a:off x="0" y="0"/>
+                          <a:ext cx="222865" cy="222855"/>
+                        </a:xfrm>
+                        <a:prstGeom prst="ellipse">
+                          <a:avLst/>
+                        </a:prstGeom>
+                        <a:noFill/>
+                        <a:ln>
+                          <a:solidFill>
+                            <a:srgbClr val="FF0000"/>
+                          </a:solidFill>
+                        </a:ln>
+                      </wps:spPr>
+                      <wps:style>
+                        <a:lnRef idx="2">
+                          <a:schemeClr val="accent1">
+                            <a:shade val="15000"/>
+                          </a:schemeClr>
+                        </a:lnRef>
+                        <a:fillRef idx="1">
+                          <a:schemeClr val="accent1"/>
+                        </a:fillRef>
+                        <a:effectRef idx="0">
+                          <a:schemeClr val="accent1"/>
+                        </a:effectRef>
+                        <a:fontRef idx="minor">
+                          <a:schemeClr val="lt1"/>
+                        </a:fontRef>
+                      </wps:style>
+                      <wps:bodyPr rot="0" spcFirstLastPara="0" vertOverflow="overflow" horzOverflow="overflow" vert="horz" wrap="square" lIns="91440" tIns="45720" rIns="91440" bIns="45720" numCol="1" spcCol="0" rtlCol="0" fromWordArt="0" anchor="ctr" anchorCtr="0" forceAA="0" compatLnSpc="1">
+                        <a:prstTxWarp prst="textNoShape">
+                          <a:avLst/>
+                        </a:prstTxWarp>
+                        <a:noAutofit/>
+                      </wps:bodyPr>
+                    </wps:wsp>
+                  </a:graphicData>
+                </a:graphic>
+                <wp14:sizeRelH relativeFrom="margin">
+                  <wp14:pctWidth>0</wp14:pctWidth>
+                </wp14:sizeRelH>
+                <wp14:sizeRelV relativeFrom="margin">
+                  <wp14:pctHeight>0</wp14:pctHeight>
+                </wp14:sizeRelV>
+              </wp:anchor>
+            </w:drawing>
+          </mc:Choice>
+          <mc:Fallback>
+            <w:pict>
+              <v:oval w14:anchorId="5A246988" id="Oval 14" o:spid="_x0000_s1026" style="position:absolute;margin-left:170.65pt;margin-top:337.85pt;width:17.55pt;height:17.55pt;z-index:251675648;visibility:visible;mso-wrap-style:square;mso-width-percent:0;mso-height-percent:0;mso-wrap-distance-left:9pt;mso-wrap-distance-top:0;mso-wrap-distance-right:9pt;mso-wrap-distance-bottom:0;mso-position-horizontal:absolute;mso-position-horizontal-relative:text;mso-position-vertical:absolute;mso-position-vertical-relative:text;mso-width-percent:0;mso-height-percent:0;mso-width-relative:margin;mso-height-relative:margin;v-text-anchor:middle" o:gfxdata="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" filled="f" strokecolor="red" strokeweight="1pt">
+                <v:stroke joinstyle="miter"/>
+              </v:oval>
+            </w:pict>
+          </mc:Fallback>
+        </mc:AlternateContent>
+      </w:r>
+      <w:r>
+        <w:rPr>
+          <w:noProof/>
+          <w:vertAlign w:val="subscript"/>
+        </w:rPr>
+        <mc:AlternateContent>
+          <mc:Choice Requires="wps">
+            <w:drawing>
+              <wp:anchor distT="0" distB="0" distL="114300" distR="114300" simplePos="0" relativeHeight="251671552" behindDoc="0" locked="0" layoutInCell="1" allowOverlap="1" wp14:anchorId="76218029" wp14:editId="2A255E6F">
+                <wp:simplePos x="0" y="0"/>
+                <wp:positionH relativeFrom="column">
+                  <wp:posOffset>2188800</wp:posOffset>
+                </wp:positionH>
+                <wp:positionV relativeFrom="paragraph">
+                  <wp:posOffset>7518260</wp:posOffset>
+                </wp:positionV>
+                <wp:extent cx="222865" cy="222855"/>
+                <wp:effectExtent l="0" t="0" r="25400" b="25400"/>
+                <wp:wrapNone/>
+                <wp:docPr id="12" name="Oval 12"/>
+                <wp:cNvGraphicFramePr/>
+                <a:graphic xmlns:a="http://schemas.openxmlformats.org/drawingml/2006/main">
+                  <a:graphicData uri="http://schemas.microsoft.com/office/word/2010/wordprocessingShape">
+                    <wps:wsp>
+                      <wps:cNvSpPr/>
+                      <wps:spPr>
+                        <a:xfrm>
+                          <a:off x="0" y="0"/>
+                          <a:ext cx="222865" cy="222855"/>
+                        </a:xfrm>
+                        <a:prstGeom prst="ellipse">
+                          <a:avLst/>
+                        </a:prstGeom>
+                        <a:noFill/>
+                        <a:ln>
+                          <a:solidFill>
+                            <a:srgbClr val="FF0000"/>
+                          </a:solidFill>
+                        </a:ln>
+                      </wps:spPr>
+                      <wps:style>
+                        <a:lnRef idx="2">
+                          <a:schemeClr val="accent1">
+                            <a:shade val="15000"/>
+                          </a:schemeClr>
+                        </a:lnRef>
+                        <a:fillRef idx="1">
+                          <a:schemeClr val="accent1"/>
+                        </a:fillRef>
+                        <a:effectRef idx="0">
+                          <a:schemeClr val="accent1"/>
+                        </a:effectRef>
+                        <a:fontRef idx="minor">
+                          <a:schemeClr val="lt1"/>
+                        </a:fontRef>
+                      </wps:style>
+                      <wps:bodyPr rot="0" spcFirstLastPara="0" vertOverflow="overflow" horzOverflow="overflow" vert="horz" wrap="square" lIns="91440" tIns="45720" rIns="91440" bIns="45720" numCol="1" spcCol="0" rtlCol="0" fromWordArt="0" anchor="ctr" anchorCtr="0" forceAA="0" compatLnSpc="1">
+                        <a:prstTxWarp prst="textNoShape">
+                          <a:avLst/>
+                        </a:prstTxWarp>
+                        <a:noAutofit/>
+                      </wps:bodyPr>
+                    </wps:wsp>
+                  </a:graphicData>
+                </a:graphic>
+                <wp14:sizeRelH relativeFrom="margin">
+                  <wp14:pctWidth>0</wp14:pctWidth>
+                </wp14:sizeRelH>
+                <wp14:sizeRelV relativeFrom="margin">
+                  <wp14:pctHeight>0</wp14:pctHeight>
+                </wp14:sizeRelV>
+              </wp:anchor>
+            </w:drawing>
+          </mc:Choice>
+          <mc:Fallback>
+            <w:pict>
+              <v:oval w14:anchorId="47800510" id="Oval 12" o:spid="_x0000_s1026" style="position:absolute;margin-left:172.35pt;margin-top:592pt;width:17.55pt;height:17.55pt;z-index:251671552;visibility:visible;mso-wrap-style:square;mso-width-percent:0;mso-height-percent:0;mso-wrap-distance-left:9pt;mso-wrap-distance-top:0;mso-wrap-distance-right:9pt;mso-wrap-distance-bottom:0;mso-position-horizontal:absolute;mso-position-horizontal-relative:text;mso-position-vertical:absolute;mso-position-vertical-relative:text;mso-width-percent:0;mso-height-percent:0;mso-width-relative:margin;mso-height-relative:margin;v-text-anchor:middle" o:gfxdata="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" filled="f" strokecolor="red" strokeweight="1pt">
+                <v:stroke joinstyle="miter"/>
+              </v:oval>
+            </w:pict>
+          </mc:Fallback>
+        </mc:AlternateContent>
+      </w:r>
+      <w:r>
+        <w:rPr>
+          <w:noProof/>
+          <w:vertAlign w:val="subscript"/>
+        </w:rPr>
+        <w:softHyphen/>
+      </w:r>
+      <w:r>
+        <w:rPr>
+          <w:noProof/>
+          <w:vertAlign w:val="subscript"/>
+        </w:rPr>
+        <w:softHyphen/>
+      </w:r>
+      <w:r>
+        <w:rPr>
+          <w:noProof/>
+          <w:vertAlign w:val="subscript"/>
+        </w:rPr>
+        <mc:AlternateContent>
+          <mc:Choice Requires="wps">
+            <w:drawing>
+              <wp:anchor distT="0" distB="0" distL="114300" distR="114300" simplePos="0" relativeHeight="251673600" behindDoc="0" locked="0" layoutInCell="1" allowOverlap="1" wp14:anchorId="1567CABC" wp14:editId="49D953D4">
+                <wp:simplePos x="0" y="0"/>
+                <wp:positionH relativeFrom="column">
+                  <wp:posOffset>-1353707</wp:posOffset>
+                </wp:positionH>
+                <wp:positionV relativeFrom="paragraph">
+                  <wp:posOffset>3450152</wp:posOffset>
+                </wp:positionV>
+                <wp:extent cx="222865" cy="222855"/>
+                <wp:effectExtent l="0" t="0" r="25400" b="25400"/>
+                <wp:wrapNone/>
+                <wp:docPr id="13" name="Oval 13"/>
+                <wp:cNvGraphicFramePr/>
+                <a:graphic xmlns:a="http://schemas.openxmlformats.org/drawingml/2006/main">
+                  <a:graphicData uri="http://schemas.microsoft.com/office/word/2010/wordprocessingShape">
+                    <wps:wsp>
+                      <wps:cNvSpPr/>
+                      <wps:spPr>
+                        <a:xfrm>
+                          <a:off x="0" y="0"/>
+                          <a:ext cx="222865" cy="222855"/>
+                        </a:xfrm>
+                        <a:prstGeom prst="ellipse">
+                          <a:avLst/>
+                        </a:prstGeom>
+                        <a:noFill/>
+                        <a:ln>
+                          <a:solidFill>
+                            <a:srgbClr val="FF0000"/>
+                          </a:solidFill>
+                        </a:ln>
+                      </wps:spPr>
+                      <wps:style>
+                        <a:lnRef idx="2">
+                          <a:schemeClr val="accent1">
+                            <a:shade val="15000"/>
+                          </a:schemeClr>
+                        </a:lnRef>
+                        <a:fillRef idx="1">
+                          <a:schemeClr val="accent1"/>
+                        </a:fillRef>
+                        <a:effectRef idx="0">
+                          <a:schemeClr val="accent1"/>
+                        </a:effectRef>
+                        <a:fontRef idx="minor">
+                          <a:schemeClr val="lt1"/>
+                        </a:fontRef>
+                      </wps:style>
+                      <wps:bodyPr rot="0" spcFirstLastPara="0" vertOverflow="overflow" horzOverflow="overflow" vert="horz" wrap="square" lIns="91440" tIns="45720" rIns="91440" bIns="45720" numCol="1" spcCol="0" rtlCol="0" fromWordArt="0" anchor="ctr" anchorCtr="0" forceAA="0" compatLnSpc="1">
+                        <a:prstTxWarp prst="textNoShape">
+                          <a:avLst/>
+                        </a:prstTxWarp>
+                        <a:noAutofit/>
+                      </wps:bodyPr>
+                    </wps:wsp>
+                  </a:graphicData>
+                </a:graphic>
+                <wp14:sizeRelH relativeFrom="margin">
+                  <wp14:pctWidth>0</wp14:pctWidth>
+                </wp14:sizeRelH>
+                <wp14:sizeRelV relativeFrom="margin">
+                  <wp14:pctHeight>0</wp14:pctHeight>
+                </wp14:sizeRelV>
+              </wp:anchor>
+            </w:drawing>
+          </mc:Choice>
+          <mc:Fallback>
+            <w:pict>
+              <v:oval w14:anchorId="6E18F231" id="Oval 13" o:spid="_x0000_s1026" style="position:absolute;margin-left:-106.6pt;margin-top:271.65pt;width:17.55pt;height:17.55pt;z-index:251673600;visibility:visible;mso-wrap-style:square;mso-width-percent:0;mso-height-percent:0;mso-wrap-distance-left:9pt;mso-wrap-distance-top:0;mso-wrap-distance-right:9pt;mso-wrap-distance-bottom:0;mso-position-horizontal:absolute;mso-position-horizontal-relative:text;mso-position-vertical:absolute;mso-position-vertical-relative:text;mso-width-percent:0;mso-height-percent:0;mso-width-relative:margin;mso-height-relative:margin;v-text-anchor:middle" o:gfxdata="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" filled="f" strokecolor="red" strokeweight="1pt">
+                <v:stroke joinstyle="miter"/>
+              </v:oval>
+            </w:pict>
+          </mc:Fallback>
+        </mc:AlternateContent>
+      </w:r>
+      <w:r>
+        <w:rPr>
+          <w:noProof/>
+          <w:vertAlign w:val="subscript"/>
         </w:rPr>
         <w:drawing>
-          <wp:inline distT="0" distB="0" distL="0" distR="0" wp14:anchorId="35450722" wp14:editId="5210FDEF">
-            <wp:extent cx="5625751" cy="3360420"/>
-            <wp:effectExtent l="8573" t="0" r="2857" b="2858"/>
-            <wp:docPr id="5" name="Picture 5" descr="Graphical user interface, application, Word&#10;&#10;Description automatically generated"/>
+          <wp:inline distT="0" distB="0" distL="0" distR="0" wp14:anchorId="34051F94" wp14:editId="08FD1D24">
+            <wp:extent cx="8429852" cy="1548492"/>
+            <wp:effectExtent l="0" t="7302" r="2222" b="2223"/>
+            <wp:docPr id="11" name="Picture 11"/>
             <wp:cNvGraphicFramePr>
               <a:graphicFrameLocks xmlns:a="http://schemas.openxmlformats.org/drawingml/2006/main" noChangeAspect="1"/>
             </wp:cNvGraphicFramePr>
@@ -11139,39 +9941,23 @@
               <a:graphicData uri="http://schemas.openxmlformats.org/drawingml/2006/picture">
                 <pic:pic xmlns:pic="http://schemas.openxmlformats.org/drawingml/2006/picture">
                   <pic:nvPicPr>
-                    <pic:cNvPr id="5" name="Picture 5" descr="Graphical user interface, application, Word&#10;&#10;Description automatically generated"/>
-                    <pic:cNvPicPr>
-                      <a:picLocks noChangeAspect="1" noChangeArrowheads="1"/>
-                    </pic:cNvPicPr>
+                    <pic:cNvPr id="1" name=""/>
+                    <pic:cNvPicPr/>
                   </pic:nvPicPr>
-                  <pic:blipFill rotWithShape="1">
-                    <a:blip r:embed="rId14">
-                      <a:extLst>
-                        <a:ext uri="{28A0092B-C50C-407E-A947-70E740481C1C}">
-                          <a14:useLocalDpi xmlns:a14="http://schemas.microsoft.com/office/drawing/2010/main" val="0"/>
-                        </a:ext>
-                      </a:extLst>
-                    </a:blip>
-                    <a:srcRect l="58485" t="20220" r="6866" b="20118"/>
-                    <a:stretch/>
+                  <pic:blipFill>
+                    <a:blip r:embed="rId16"/>
+                    <a:stretch>
+                      <a:fillRect/>
+                    </a:stretch>
                   </pic:blipFill>
-                  <pic:spPr bwMode="auto">
-                    <a:xfrm>
+                  <pic:spPr>
+                    <a:xfrm rot="16200000">
                       <a:off x="0" y="0"/>
-                      <a:ext cx="5638964" cy="3368312"/>
+                      <a:ext cx="8537792" cy="1568320"/>
                     </a:xfrm>
                     <a:prstGeom prst="rect">
                       <a:avLst/>
                     </a:prstGeom>
-                    <a:noFill/>
-                    <a:ln>
-                      <a:noFill/>
-                    </a:ln>
-                    <a:extLst>
-                      <a:ext uri="{53640926-AAD7-44D8-BBD7-CCE9431645EC}">
-                        <a14:shadowObscured xmlns:a14="http://schemas.microsoft.com/office/drawing/2010/main"/>
-                      </a:ext>
-                    </a:extLst>
                   </pic:spPr>
                 </pic:pic>
               </a:graphicData>
@@ -11179,24 +9965,14 @@
           </wp:inline>
         </w:drawing>
       </w:r>
-    </w:p>
-    <w:p>
-      <w:pPr>
-        <w:spacing w:line="0" w:lineRule="atLeast"/>
-        <w:ind w:right="521"/>
-        <w:jc w:val="both"/>
-        <w:rPr>
-          <w:rFonts w:ascii="Arial" w:hAnsi="Arial"/>
-        </w:rPr>
-      </w:pPr>
       <w:bookmarkStart w:id="2" w:name="page2"/>
       <w:bookmarkEnd w:id="0"/>
       <w:bookmarkEnd w:id="2"/>
     </w:p>
     <w:sectPr>
-      <w:headerReference w:type="default" r:id="rId15"/>
-      <w:footerReference w:type="default" r:id="rId16"/>
-      <w:headerReference w:type="first" r:id="rId17"/>
+      <w:headerReference w:type="default" r:id="rId17"/>
+      <w:footerReference w:type="default" r:id="rId18"/>
+      <w:headerReference w:type="first" r:id="rId19"/>
       <w:pgSz w:w="11906" w:h="16838"/>
       <w:pgMar w:top="1440" w:right="1440" w:bottom="1440" w:left="1440" w:header="708" w:footer="708" w:gutter="0"/>
       <w:cols w:space="708"/>
@@ -11208,7 +9984,7 @@
 </file>
 
 <file path=word/endnotes.xml><?xml version="1.0" encoding="utf-8"?>
-<w:endnotes xmlns:wpc="http://schemas.microsoft.com/office/word/2010/wordprocessingCanvas" xmlns:cx="http://schemas.microsoft.com/office/drawing/2014/chartex" xmlns:cx1="http://schemas.microsoft.com/office/drawing/2015/9/8/chartex" xmlns:cx2="http://schemas.microsoft.com/office/drawing/2015/10/21/chartex" xmlns:cx3="http://schemas.microsoft.com/office/drawing/2016/5/9/chartex" xmlns:cx4="http://schemas.microsoft.com/office/drawing/2016/5/10/chartex" xmlns:cx5="http://schemas.microsoft.com/office/drawing/2016/5/11/chartex" xmlns:cx6="http://schemas.microsoft.com/office/drawing/2016/5/12/chartex" xmlns:cx7="http://schemas.microsoft.com/office/drawing/2016/5/13/chartex" xmlns:cx8="http://schemas.microsoft.com/office/drawing/2016/5/14/chartex" xmlns:mc="http://schemas.openxmlformats.org/markup-compatibility/2006" xmlns:aink="http://schemas.microsoft.com/office/drawing/2016/ink" xmlns:am3d="http://schemas.microsoft.com/office/drawing/2017/model3d" xmlns:o="urn:schemas-microsoft-com:office:office" xmlns:oel="http://schemas.microsoft.com/office/2019/extlst" xmlns:r="http://schemas.openxmlformats.org/officeDocument/2006/relationships" xmlns:m="http://schemas.openxmlformats.org/officeDocument/2006/math" xmlns:v="urn:schemas-microsoft-com:vml" xmlns:wp14="http://schemas.microsoft.com/office/word/2010/wordprocessingDrawing" xmlns:wp="http://schemas.openxmlformats.org/drawingml/2006/wordprocessingDrawing" xmlns:w10="urn:schemas-microsoft-com:office:word" xmlns:w="http://schemas.openxmlformats.org/wordprocessingml/2006/main" xmlns:w14="http://schemas.microsoft.com/office/word/2010/wordml" xmlns:w15="http://schemas.microsoft.com/office/word/2012/wordml" xmlns:w16cex="http://schemas.microsoft.com/office/word/2018/wordml/cex" xmlns:w16cid="http://schemas.microsoft.com/office/word/2016/wordml/cid" xmlns:w16="http://schemas.microsoft.com/office/word/2018/wordml" xmlns:w16du="http://schemas.microsoft.com/office/word/2023/wordml/word16du" xmlns:w16sdtdh="http://schemas.microsoft.com/office/word/2020/wordml/sdtdatahash" xmlns:w16se="http://schemas.microsoft.com/office/word/2015/wordml/symex" xmlns:wpg="http://schemas.microsoft.com/office/word/2010/wordprocessingGroup" xmlns:wpi="http://schemas.microsoft.com/office/word/2010/wordprocessingInk" xmlns:wne="http://schemas.microsoft.com/office/word/2006/wordml" xmlns:wps="http://schemas.microsoft.com/office/word/2010/wordprocessingShape" mc:Ignorable="w14 w15 w16se w16cid w16 w16cex w16sdtdh wp14">
+<w:endnotes xmlns:wpc="http://schemas.microsoft.com/office/word/2010/wordprocessingCanvas" xmlns:cx="http://schemas.microsoft.com/office/drawing/2014/chartex" xmlns:cx1="http://schemas.microsoft.com/office/drawing/2015/9/8/chartex" xmlns:cx2="http://schemas.microsoft.com/office/drawing/2015/10/21/chartex" xmlns:cx3="http://schemas.microsoft.com/office/drawing/2016/5/9/chartex" xmlns:cx4="http://schemas.microsoft.com/office/drawing/2016/5/10/chartex" xmlns:cx5="http://schemas.microsoft.com/office/drawing/2016/5/11/chartex" xmlns:cx6="http://schemas.microsoft.com/office/drawing/2016/5/12/chartex" xmlns:cx7="http://schemas.microsoft.com/office/drawing/2016/5/13/chartex" xmlns:cx8="http://schemas.microsoft.com/office/drawing/2016/5/14/chartex" xmlns:mc="http://schemas.openxmlformats.org/markup-compatibility/2006" xmlns:aink="http://schemas.microsoft.com/office/drawing/2016/ink" xmlns:am3d="http://schemas.microsoft.com/office/drawing/2017/model3d" xmlns:o="urn:schemas-microsoft-com:office:office" xmlns:oel="http://schemas.microsoft.com/office/2019/extlst" xmlns:r="http://schemas.openxmlformats.org/officeDocument/2006/relationships" xmlns:m="http://schemas.openxmlformats.org/officeDocument/2006/math" xmlns:v="urn:schemas-microsoft-com:vml" xmlns:wp14="http://schemas.microsoft.com/office/word/2010/wordprocessingDrawing" xmlns:wp="http://schemas.openxmlformats.org/drawingml/2006/wordprocessingDrawing" xmlns:w10="urn:schemas-microsoft-com:office:word" xmlns:w="http://schemas.openxmlformats.org/wordprocessingml/2006/main" xmlns:w14="http://schemas.microsoft.com/office/word/2010/wordml" xmlns:w15="http://schemas.microsoft.com/office/word/2012/wordml" xmlns:w16cex="http://schemas.microsoft.com/office/word/2018/wordml/cex" xmlns:w16cid="http://schemas.microsoft.com/office/word/2016/wordml/cid" xmlns:w16="http://schemas.microsoft.com/office/word/2018/wordml" xmlns:w16sdtdh="http://schemas.microsoft.com/office/word/2020/wordml/sdtdatahash" xmlns:w16se="http://schemas.microsoft.com/office/word/2015/wordml/symex" xmlns:wpg="http://schemas.microsoft.com/office/word/2010/wordprocessingGroup" xmlns:wpi="http://schemas.microsoft.com/office/word/2010/wordprocessingInk" xmlns:wne="http://schemas.microsoft.com/office/word/2006/wordml" xmlns:wps="http://schemas.microsoft.com/office/word/2010/wordprocessingShape" mc:Ignorable="w14 w15 w16se w16cid w16 w16cex w16sdtdh wp14">
   <w:endnote w:type="separator" w:id="-1">
     <w:p>
       <w:r>
@@ -11227,7 +10003,7 @@
 </file>
 
 <file path=word/footer1.xml><?xml version="1.0" encoding="utf-8"?>
-<w:ftr xmlns:wpc="http://schemas.microsoft.com/office/word/2010/wordprocessingCanvas" xmlns:cx="http://schemas.microsoft.com/office/drawing/2014/chartex" xmlns:cx1="http://schemas.microsoft.com/office/drawing/2015/9/8/chartex" xmlns:cx2="http://schemas.microsoft.com/office/drawing/2015/10/21/chartex" xmlns:cx3="http://schemas.microsoft.com/office/drawing/2016/5/9/chartex" xmlns:cx4="http://schemas.microsoft.com/office/drawing/2016/5/10/chartex" xmlns:cx5="http://schemas.microsoft.com/office/drawing/2016/5/11/chartex" xmlns:cx6="http://schemas.microsoft.com/office/drawing/2016/5/12/chartex" xmlns:cx7="http://schemas.microsoft.com/office/drawing/2016/5/13/chartex" xmlns:cx8="http://schemas.microsoft.com/office/drawing/2016/5/14/chartex" xmlns:mc="http://schemas.openxmlformats.org/markup-compatibility/2006" xmlns:aink="http://schemas.microsoft.com/office/drawing/2016/ink" xmlns:am3d="http://schemas.microsoft.com/office/drawing/2017/model3d" xmlns:o="urn:schemas-microsoft-com:office:office" xmlns:oel="http://schemas.microsoft.com/office/2019/extlst" xmlns:r="http://schemas.openxmlformats.org/officeDocument/2006/relationships" xmlns:m="http://schemas.openxmlformats.org/officeDocument/2006/math" xmlns:v="urn:schemas-microsoft-com:vml" xmlns:wp14="http://schemas.microsoft.com/office/word/2010/wordprocessingDrawing" xmlns:wp="http://schemas.openxmlformats.org/drawingml/2006/wordprocessingDrawing" xmlns:w10="urn:schemas-microsoft-com:office:word" xmlns:w="http://schemas.openxmlformats.org/wordprocessingml/2006/main" xmlns:w14="http://schemas.microsoft.com/office/word/2010/wordml" xmlns:w15="http://schemas.microsoft.com/office/word/2012/wordml" xmlns:w16cex="http://schemas.microsoft.com/office/word/2018/wordml/cex" xmlns:w16cid="http://schemas.microsoft.com/office/word/2016/wordml/cid" xmlns:w16="http://schemas.microsoft.com/office/word/2018/wordml" xmlns:w16du="http://schemas.microsoft.com/office/word/2023/wordml/word16du" xmlns:w16sdtdh="http://schemas.microsoft.com/office/word/2020/wordml/sdtdatahash" xmlns:w16se="http://schemas.microsoft.com/office/word/2015/wordml/symex" xmlns:wpg="http://schemas.microsoft.com/office/word/2010/wordprocessingGroup" xmlns:wpi="http://schemas.microsoft.com/office/word/2010/wordprocessingInk" xmlns:wne="http://schemas.microsoft.com/office/word/2006/wordml" xmlns:wps="http://schemas.microsoft.com/office/word/2010/wordprocessingShape" mc:Ignorable="w14 w15 w16se w16cid w16 w16cex w16sdtdh wp14">
+<w:ftr xmlns:wpc="http://schemas.microsoft.com/office/word/2010/wordprocessingCanvas" xmlns:cx="http://schemas.microsoft.com/office/drawing/2014/chartex" xmlns:cx1="http://schemas.microsoft.com/office/drawing/2015/9/8/chartex" xmlns:cx2="http://schemas.microsoft.com/office/drawing/2015/10/21/chartex" xmlns:cx3="http://schemas.microsoft.com/office/drawing/2016/5/9/chartex" xmlns:cx4="http://schemas.microsoft.com/office/drawing/2016/5/10/chartex" xmlns:cx5="http://schemas.microsoft.com/office/drawing/2016/5/11/chartex" xmlns:cx6="http://schemas.microsoft.com/office/drawing/2016/5/12/chartex" xmlns:cx7="http://schemas.microsoft.com/office/drawing/2016/5/13/chartex" xmlns:cx8="http://schemas.microsoft.com/office/drawing/2016/5/14/chartex" xmlns:mc="http://schemas.openxmlformats.org/markup-compatibility/2006" xmlns:aink="http://schemas.microsoft.com/office/drawing/2016/ink" xmlns:am3d="http://schemas.microsoft.com/office/drawing/2017/model3d" xmlns:o="urn:schemas-microsoft-com:office:office" xmlns:oel="http://schemas.microsoft.com/office/2019/extlst" xmlns:r="http://schemas.openxmlformats.org/officeDocument/2006/relationships" xmlns:m="http://schemas.openxmlformats.org/officeDocument/2006/math" xmlns:v="urn:schemas-microsoft-com:vml" xmlns:wp14="http://schemas.microsoft.com/office/word/2010/wordprocessingDrawing" xmlns:wp="http://schemas.openxmlformats.org/drawingml/2006/wordprocessingDrawing" xmlns:w10="urn:schemas-microsoft-com:office:word" xmlns:w="http://schemas.openxmlformats.org/wordprocessingml/2006/main" xmlns:w14="http://schemas.microsoft.com/office/word/2010/wordml" xmlns:w15="http://schemas.microsoft.com/office/word/2012/wordml" xmlns:w16cex="http://schemas.microsoft.com/office/word/2018/wordml/cex" xmlns:w16cid="http://schemas.microsoft.com/office/word/2016/wordml/cid" xmlns:w16="http://schemas.microsoft.com/office/word/2018/wordml" xmlns:w16sdtdh="http://schemas.microsoft.com/office/word/2020/wordml/sdtdatahash" xmlns:w16se="http://schemas.microsoft.com/office/word/2015/wordml/symex" xmlns:wpg="http://schemas.microsoft.com/office/word/2010/wordprocessingGroup" xmlns:wpi="http://schemas.microsoft.com/office/word/2010/wordprocessingInk" xmlns:wne="http://schemas.microsoft.com/office/word/2006/wordml" xmlns:wps="http://schemas.microsoft.com/office/word/2010/wordprocessingShape" mc:Ignorable="w14 w15 w16se w16cid w16 w16cex w16sdtdh wp14">
   <w:sdt>
     <w:sdtPr>
       <w:id w:val="955829706"/>
@@ -11280,7 +10056,7 @@
 </file>
 
 <file path=word/footnotes.xml><?xml version="1.0" encoding="utf-8"?>
-<w:footnotes xmlns:wpc="http://schemas.microsoft.com/office/word/2010/wordprocessingCanvas" xmlns:cx="http://schemas.microsoft.com/office/drawing/2014/chartex" xmlns:cx1="http://schemas.microsoft.com/office/drawing/2015/9/8/chartex" xmlns:cx2="http://schemas.microsoft.com/office/drawing/2015/10/21/chartex" xmlns:cx3="http://schemas.microsoft.com/office/drawing/2016/5/9/chartex" xmlns:cx4="http://schemas.microsoft.com/office/drawing/2016/5/10/chartex" xmlns:cx5="http://schemas.microsoft.com/office/drawing/2016/5/11/chartex" xmlns:cx6="http://schemas.microsoft.com/office/drawing/2016/5/12/chartex" xmlns:cx7="http://schemas.microsoft.com/office/drawing/2016/5/13/chartex" xmlns:cx8="http://schemas.microsoft.com/office/drawing/2016/5/14/chartex" xmlns:mc="http://schemas.openxmlformats.org/markup-compatibility/2006" xmlns:aink="http://schemas.microsoft.com/office/drawing/2016/ink" xmlns:am3d="http://schemas.microsoft.com/office/drawing/2017/model3d" xmlns:o="urn:schemas-microsoft-com:office:office" xmlns:oel="http://schemas.microsoft.com/office/2019/extlst" xmlns:r="http://schemas.openxmlformats.org/officeDocument/2006/relationships" xmlns:m="http://schemas.openxmlformats.org/officeDocument/2006/math" xmlns:v="urn:schemas-microsoft-com:vml" xmlns:wp14="http://schemas.microsoft.com/office/word/2010/wordprocessingDrawing" xmlns:wp="http://schemas.openxmlformats.org/drawingml/2006/wordprocessingDrawing" xmlns:w10="urn:schemas-microsoft-com:office:word" xmlns:w="http://schemas.openxmlformats.org/wordprocessingml/2006/main" xmlns:w14="http://schemas.microsoft.com/office/word/2010/wordml" xmlns:w15="http://schemas.microsoft.com/office/word/2012/wordml" xmlns:w16cex="http://schemas.microsoft.com/office/word/2018/wordml/cex" xmlns:w16cid="http://schemas.microsoft.com/office/word/2016/wordml/cid" xmlns:w16="http://schemas.microsoft.com/office/word/2018/wordml" xmlns:w16du="http://schemas.microsoft.com/office/word/2023/wordml/word16du" xmlns:w16sdtdh="http://schemas.microsoft.com/office/word/2020/wordml/sdtdatahash" xmlns:w16se="http://schemas.microsoft.com/office/word/2015/wordml/symex" xmlns:wpg="http://schemas.microsoft.com/office/word/2010/wordprocessingGroup" xmlns:wpi="http://schemas.microsoft.com/office/word/2010/wordprocessingInk" xmlns:wne="http://schemas.microsoft.com/office/word/2006/wordml" xmlns:wps="http://schemas.microsoft.com/office/word/2010/wordprocessingShape" mc:Ignorable="w14 w15 w16se w16cid w16 w16cex w16sdtdh wp14">
+<w:footnotes xmlns:wpc="http://schemas.microsoft.com/office/word/2010/wordprocessingCanvas" xmlns:cx="http://schemas.microsoft.com/office/drawing/2014/chartex" xmlns:cx1="http://schemas.microsoft.com/office/drawing/2015/9/8/chartex" xmlns:cx2="http://schemas.microsoft.com/office/drawing/2015/10/21/chartex" xmlns:cx3="http://schemas.microsoft.com/office/drawing/2016/5/9/chartex" xmlns:cx4="http://schemas.microsoft.com/office/drawing/2016/5/10/chartex" xmlns:cx5="http://schemas.microsoft.com/office/drawing/2016/5/11/chartex" xmlns:cx6="http://schemas.microsoft.com/office/drawing/2016/5/12/chartex" xmlns:cx7="http://schemas.microsoft.com/office/drawing/2016/5/13/chartex" xmlns:cx8="http://schemas.microsoft.com/office/drawing/2016/5/14/chartex" xmlns:mc="http://schemas.openxmlformats.org/markup-compatibility/2006" xmlns:aink="http://schemas.microsoft.com/office/drawing/2016/ink" xmlns:am3d="http://schemas.microsoft.com/office/drawing/2017/model3d" xmlns:o="urn:schemas-microsoft-com:office:office" xmlns:oel="http://schemas.microsoft.com/office/2019/extlst" xmlns:r="http://schemas.openxmlformats.org/officeDocument/2006/relationships" xmlns:m="http://schemas.openxmlformats.org/officeDocument/2006/math" xmlns:v="urn:schemas-microsoft-com:vml" xmlns:wp14="http://schemas.microsoft.com/office/word/2010/wordprocessingDrawing" xmlns:wp="http://schemas.openxmlformats.org/drawingml/2006/wordprocessingDrawing" xmlns:w10="urn:schemas-microsoft-com:office:word" xmlns:w="http://schemas.openxmlformats.org/wordprocessingml/2006/main" xmlns:w14="http://schemas.microsoft.com/office/word/2010/wordml" xmlns:w15="http://schemas.microsoft.com/office/word/2012/wordml" xmlns:w16cex="http://schemas.microsoft.com/office/word/2018/wordml/cex" xmlns:w16cid="http://schemas.microsoft.com/office/word/2016/wordml/cid" xmlns:w16="http://schemas.microsoft.com/office/word/2018/wordml" xmlns:w16sdtdh="http://schemas.microsoft.com/office/word/2020/wordml/sdtdatahash" xmlns:w16se="http://schemas.microsoft.com/office/word/2015/wordml/symex" xmlns:wpg="http://schemas.microsoft.com/office/word/2010/wordprocessingGroup" xmlns:wpi="http://schemas.microsoft.com/office/word/2010/wordprocessingInk" xmlns:wne="http://schemas.microsoft.com/office/word/2006/wordml" xmlns:wps="http://schemas.microsoft.com/office/word/2010/wordprocessingShape" mc:Ignorable="w14 w15 w16se w16cid w16 w16cex w16sdtdh wp14">
   <w:footnote w:type="separator" w:id="-1">
     <w:p>
       <w:r>
@@ -11330,7 +10106,7 @@
 </file>
 
 <file path=word/header1.xml><?xml version="1.0" encoding="utf-8"?>
-<w:hdr xmlns:wpc="http://schemas.microsoft.com/office/word/2010/wordprocessingCanvas" xmlns:cx="http://schemas.microsoft.com/office/drawing/2014/chartex" xmlns:cx1="http://schemas.microsoft.com/office/drawing/2015/9/8/chartex" xmlns:cx2="http://schemas.microsoft.com/office/drawing/2015/10/21/chartex" xmlns:cx3="http://schemas.microsoft.com/office/drawing/2016/5/9/chartex" xmlns:cx4="http://schemas.microsoft.com/office/drawing/2016/5/10/chartex" xmlns:cx5="http://schemas.microsoft.com/office/drawing/2016/5/11/chartex" xmlns:cx6="http://schemas.microsoft.com/office/drawing/2016/5/12/chartex" xmlns:cx7="http://schemas.microsoft.com/office/drawing/2016/5/13/chartex" xmlns:cx8="http://schemas.microsoft.com/office/drawing/2016/5/14/chartex" xmlns:mc="http://schemas.openxmlformats.org/markup-compatibility/2006" xmlns:aink="http://schemas.microsoft.com/office/drawing/2016/ink" xmlns:am3d="http://schemas.microsoft.com/office/drawing/2017/model3d" xmlns:o="urn:schemas-microsoft-com:office:office" xmlns:oel="http://schemas.microsoft.com/office/2019/extlst" xmlns:r="http://schemas.openxmlformats.org/officeDocument/2006/relationships" xmlns:m="http://schemas.openxmlformats.org/officeDocument/2006/math" xmlns:v="urn:schemas-microsoft-com:vml" xmlns:wp14="http://schemas.microsoft.com/office/word/2010/wordprocessingDrawing" xmlns:wp="http://schemas.openxmlformats.org/drawingml/2006/wordprocessingDrawing" xmlns:w10="urn:schemas-microsoft-com:office:word" xmlns:w="http://schemas.openxmlformats.org/wordprocessingml/2006/main" xmlns:w14="http://schemas.microsoft.com/office/word/2010/wordml" xmlns:w15="http://schemas.microsoft.com/office/word/2012/wordml" xmlns:w16cex="http://schemas.microsoft.com/office/word/2018/wordml/cex" xmlns:w16cid="http://schemas.microsoft.com/office/word/2016/wordml/cid" xmlns:w16="http://schemas.microsoft.com/office/word/2018/wordml" xmlns:w16du="http://schemas.microsoft.com/office/word/2023/wordml/word16du" xmlns:w16sdtdh="http://schemas.microsoft.com/office/word/2020/wordml/sdtdatahash" xmlns:w16se="http://schemas.microsoft.com/office/word/2015/wordml/symex" xmlns:wpg="http://schemas.microsoft.com/office/word/2010/wordprocessingGroup" xmlns:wpi="http://schemas.microsoft.com/office/word/2010/wordprocessingInk" xmlns:wne="http://schemas.microsoft.com/office/word/2006/wordml" xmlns:wps="http://schemas.microsoft.com/office/word/2010/wordprocessingShape" mc:Ignorable="w14 w15 w16se w16cid w16 w16cex w16sdtdh wp14">
+<w:hdr xmlns:wpc="http://schemas.microsoft.com/office/word/2010/wordprocessingCanvas" xmlns:cx="http://schemas.microsoft.com/office/drawing/2014/chartex" xmlns:cx1="http://schemas.microsoft.com/office/drawing/2015/9/8/chartex" xmlns:cx2="http://schemas.microsoft.com/office/drawing/2015/10/21/chartex" xmlns:cx3="http://schemas.microsoft.com/office/drawing/2016/5/9/chartex" xmlns:cx4="http://schemas.microsoft.com/office/drawing/2016/5/10/chartex" xmlns:cx5="http://schemas.microsoft.com/office/drawing/2016/5/11/chartex" xmlns:cx6="http://schemas.microsoft.com/office/drawing/2016/5/12/chartex" xmlns:cx7="http://schemas.microsoft.com/office/drawing/2016/5/13/chartex" xmlns:cx8="http://schemas.microsoft.com/office/drawing/2016/5/14/chartex" xmlns:mc="http://schemas.openxmlformats.org/markup-compatibility/2006" xmlns:aink="http://schemas.microsoft.com/office/drawing/2016/ink" xmlns:am3d="http://schemas.microsoft.com/office/drawing/2017/model3d" xmlns:o="urn:schemas-microsoft-com:office:office" xmlns:oel="http://schemas.microsoft.com/office/2019/extlst" xmlns:r="http://schemas.openxmlformats.org/officeDocument/2006/relationships" xmlns:m="http://schemas.openxmlformats.org/officeDocument/2006/math" xmlns:v="urn:schemas-microsoft-com:vml" xmlns:wp14="http://schemas.microsoft.com/office/word/2010/wordprocessingDrawing" xmlns:wp="http://schemas.openxmlformats.org/drawingml/2006/wordprocessingDrawing" xmlns:w10="urn:schemas-microsoft-com:office:word" xmlns:w="http://schemas.openxmlformats.org/wordprocessingml/2006/main" xmlns:w14="http://schemas.microsoft.com/office/word/2010/wordml" xmlns:w15="http://schemas.microsoft.com/office/word/2012/wordml" xmlns:w16cex="http://schemas.microsoft.com/office/word/2018/wordml/cex" xmlns:w16cid="http://schemas.microsoft.com/office/word/2016/wordml/cid" xmlns:w16="http://schemas.microsoft.com/office/word/2018/wordml" xmlns:w16sdtdh="http://schemas.microsoft.com/office/word/2020/wordml/sdtdatahash" xmlns:w16se="http://schemas.microsoft.com/office/word/2015/wordml/symex" xmlns:wpg="http://schemas.microsoft.com/office/word/2010/wordprocessingGroup" xmlns:wpi="http://schemas.microsoft.com/office/word/2010/wordprocessingInk" xmlns:wne="http://schemas.microsoft.com/office/word/2006/wordml" xmlns:wps="http://schemas.microsoft.com/office/word/2010/wordprocessingShape" mc:Ignorable="w14 w15 w16se w16cid w16 w16cex w16sdtdh wp14">
   <w:p>
     <w:pPr>
       <w:pStyle w:val="Header"/>
@@ -11341,7 +10117,7 @@
 </file>
 
 <file path=word/header2.xml><?xml version="1.0" encoding="utf-8"?>
-<w:hdr xmlns:wpc="http://schemas.microsoft.com/office/word/2010/wordprocessingCanvas" xmlns:cx="http://schemas.microsoft.com/office/drawing/2014/chartex" xmlns:cx1="http://schemas.microsoft.com/office/drawing/2015/9/8/chartex" xmlns:cx2="http://schemas.microsoft.com/office/drawing/2015/10/21/chartex" xmlns:cx3="http://schemas.microsoft.com/office/drawing/2016/5/9/chartex" xmlns:cx4="http://schemas.microsoft.com/office/drawing/2016/5/10/chartex" xmlns:cx5="http://schemas.microsoft.com/office/drawing/2016/5/11/chartex" xmlns:cx6="http://schemas.microsoft.com/office/drawing/2016/5/12/chartex" xmlns:cx7="http://schemas.microsoft.com/office/drawing/2016/5/13/chartex" xmlns:cx8="http://schemas.microsoft.com/office/drawing/2016/5/14/chartex" xmlns:mc="http://schemas.openxmlformats.org/markup-compatibility/2006" xmlns:aink="http://schemas.microsoft.com/office/drawing/2016/ink" xmlns:am3d="http://schemas.microsoft.com/office/drawing/2017/model3d" xmlns:o="urn:schemas-microsoft-com:office:office" xmlns:oel="http://schemas.microsoft.com/office/2019/extlst" xmlns:r="http://schemas.openxmlformats.org/officeDocument/2006/relationships" xmlns:m="http://schemas.openxmlformats.org/officeDocument/2006/math" xmlns:v="urn:schemas-microsoft-com:vml" xmlns:wp14="http://schemas.microsoft.com/office/word/2010/wordprocessingDrawing" xmlns:wp="http://schemas.openxmlformats.org/drawingml/2006/wordprocessingDrawing" xmlns:w10="urn:schemas-microsoft-com:office:word" xmlns:w="http://schemas.openxmlformats.org/wordprocessingml/2006/main" xmlns:w14="http://schemas.microsoft.com/office/word/2010/wordml" xmlns:w15="http://schemas.microsoft.com/office/word/2012/wordml" xmlns:w16cex="http://schemas.microsoft.com/office/word/2018/wordml/cex" xmlns:w16cid="http://schemas.microsoft.com/office/word/2016/wordml/cid" xmlns:w16="http://schemas.microsoft.com/office/word/2018/wordml" xmlns:w16du="http://schemas.microsoft.com/office/word/2023/wordml/word16du" xmlns:w16sdtdh="http://schemas.microsoft.com/office/word/2020/wordml/sdtdatahash" xmlns:w16se="http://schemas.microsoft.com/office/word/2015/wordml/symex" xmlns:wpg="http://schemas.microsoft.com/office/word/2010/wordprocessingGroup" xmlns:wpi="http://schemas.microsoft.com/office/word/2010/wordprocessingInk" xmlns:wne="http://schemas.microsoft.com/office/word/2006/wordml" xmlns:wps="http://schemas.microsoft.com/office/word/2010/wordprocessingShape" mc:Ignorable="w14 w15 w16se w16cid w16 w16cex w16sdtdh wp14">
+<w:hdr xmlns:wpc="http://schemas.microsoft.com/office/word/2010/wordprocessingCanvas" xmlns:cx="http://schemas.microsoft.com/office/drawing/2014/chartex" xmlns:cx1="http://schemas.microsoft.com/office/drawing/2015/9/8/chartex" xmlns:cx2="http://schemas.microsoft.com/office/drawing/2015/10/21/chartex" xmlns:cx3="http://schemas.microsoft.com/office/drawing/2016/5/9/chartex" xmlns:cx4="http://schemas.microsoft.com/office/drawing/2016/5/10/chartex" xmlns:cx5="http://schemas.microsoft.com/office/drawing/2016/5/11/chartex" xmlns:cx6="http://schemas.microsoft.com/office/drawing/2016/5/12/chartex" xmlns:cx7="http://schemas.microsoft.com/office/drawing/2016/5/13/chartex" xmlns:cx8="http://schemas.microsoft.com/office/drawing/2016/5/14/chartex" xmlns:mc="http://schemas.openxmlformats.org/markup-compatibility/2006" xmlns:aink="http://schemas.microsoft.com/office/drawing/2016/ink" xmlns:am3d="http://schemas.microsoft.com/office/drawing/2017/model3d" xmlns:o="urn:schemas-microsoft-com:office:office" xmlns:oel="http://schemas.microsoft.com/office/2019/extlst" xmlns:r="http://schemas.openxmlformats.org/officeDocument/2006/relationships" xmlns:m="http://schemas.openxmlformats.org/officeDocument/2006/math" xmlns:v="urn:schemas-microsoft-com:vml" xmlns:wp14="http://schemas.microsoft.com/office/word/2010/wordprocessingDrawing" xmlns:wp="http://schemas.openxmlformats.org/drawingml/2006/wordprocessingDrawing" xmlns:w10="urn:schemas-microsoft-com:office:word" xmlns:w="http://schemas.openxmlformats.org/wordprocessingml/2006/main" xmlns:w14="http://schemas.microsoft.com/office/word/2010/wordml" xmlns:w15="http://schemas.microsoft.com/office/word/2012/wordml" xmlns:w16cex="http://schemas.microsoft.com/office/word/2018/wordml/cex" xmlns:w16cid="http://schemas.microsoft.com/office/word/2016/wordml/cid" xmlns:w16="http://schemas.microsoft.com/office/word/2018/wordml" xmlns:w16sdtdh="http://schemas.microsoft.com/office/word/2020/wordml/sdtdatahash" xmlns:w16se="http://schemas.microsoft.com/office/word/2015/wordml/symex" xmlns:wpg="http://schemas.microsoft.com/office/word/2010/wordprocessingGroup" xmlns:wpi="http://schemas.microsoft.com/office/word/2010/wordprocessingInk" xmlns:wne="http://schemas.microsoft.com/office/word/2006/wordml" xmlns:wps="http://schemas.microsoft.com/office/word/2010/wordprocessingShape" mc:Ignorable="w14 w15 w16se w16cid w16 w16cex w16sdtdh wp14">
   <w:p>
     <w:pPr>
       <w:pStyle w:val="Header"/>
@@ -11411,7 +10187,7 @@
 </file>
 
 <file path=word/numbering.xml><?xml version="1.0" encoding="utf-8"?>
-<w:numbering xmlns:wpc="http://schemas.microsoft.com/office/word/2010/wordprocessingCanvas" xmlns:cx="http://schemas.microsoft.com/office/drawing/2014/chartex" xmlns:cx1="http://schemas.microsoft.com/office/drawing/2015/9/8/chartex" xmlns:cx2="http://schemas.microsoft.com/office/drawing/2015/10/21/chartex" xmlns:cx3="http://schemas.microsoft.com/office/drawing/2016/5/9/chartex" xmlns:cx4="http://schemas.microsoft.com/office/drawing/2016/5/10/chartex" xmlns:cx5="http://schemas.microsoft.com/office/drawing/2016/5/11/chartex" xmlns:cx6="http://schemas.microsoft.com/office/drawing/2016/5/12/chartex" xmlns:cx7="http://schemas.microsoft.com/office/drawing/2016/5/13/chartex" xmlns:cx8="http://schemas.microsoft.com/office/drawing/2016/5/14/chartex" xmlns:mc="http://schemas.openxmlformats.org/markup-compatibility/2006" xmlns:aink="http://schemas.microsoft.com/office/drawing/2016/ink" xmlns:am3d="http://schemas.microsoft.com/office/drawing/2017/model3d" xmlns:o="urn:schemas-microsoft-com:office:office" xmlns:oel="http://schemas.microsoft.com/office/2019/extlst" xmlns:r="http://schemas.openxmlformats.org/officeDocument/2006/relationships" xmlns:m="http://schemas.openxmlformats.org/officeDocument/2006/math" xmlns:v="urn:schemas-microsoft-com:vml" xmlns:wp14="http://schemas.microsoft.com/office/word/2010/wordprocessingDrawing" xmlns:wp="http://schemas.openxmlformats.org/drawingml/2006/wordprocessingDrawing" xmlns:w10="urn:schemas-microsoft-com:office:word" xmlns:w="http://schemas.openxmlformats.org/wordprocessingml/2006/main" xmlns:w14="http://schemas.microsoft.com/office/word/2010/wordml" xmlns:w15="http://schemas.microsoft.com/office/word/2012/wordml" xmlns:w16cex="http://schemas.microsoft.com/office/word/2018/wordml/cex" xmlns:w16cid="http://schemas.microsoft.com/office/word/2016/wordml/cid" xmlns:w16="http://schemas.microsoft.com/office/word/2018/wordml" xmlns:w16du="http://schemas.microsoft.com/office/word/2023/wordml/word16du" xmlns:w16sdtdh="http://schemas.microsoft.com/office/word/2020/wordml/sdtdatahash" xmlns:w16se="http://schemas.microsoft.com/office/word/2015/wordml/symex" xmlns:wpg="http://schemas.microsoft.com/office/word/2010/wordprocessingGroup" xmlns:wpi="http://schemas.microsoft.com/office/word/2010/wordprocessingInk" xmlns:wne="http://schemas.microsoft.com/office/word/2006/wordml" xmlns:wps="http://schemas.microsoft.com/office/word/2010/wordprocessingShape" mc:Ignorable="w14 w15 w16se w16cid w16 w16cex w16sdtdh wp14">
+<w:numbering xmlns:wpc="http://schemas.microsoft.com/office/word/2010/wordprocessingCanvas" xmlns:cx="http://schemas.microsoft.com/office/drawing/2014/chartex" xmlns:cx1="http://schemas.microsoft.com/office/drawing/2015/9/8/chartex" xmlns:cx2="http://schemas.microsoft.com/office/drawing/2015/10/21/chartex" xmlns:cx3="http://schemas.microsoft.com/office/drawing/2016/5/9/chartex" xmlns:cx4="http://schemas.microsoft.com/office/drawing/2016/5/10/chartex" xmlns:cx5="http://schemas.microsoft.com/office/drawing/2016/5/11/chartex" xmlns:cx6="http://schemas.microsoft.com/office/drawing/2016/5/12/chartex" xmlns:cx7="http://schemas.microsoft.com/office/drawing/2016/5/13/chartex" xmlns:cx8="http://schemas.microsoft.com/office/drawing/2016/5/14/chartex" xmlns:mc="http://schemas.openxmlformats.org/markup-compatibility/2006" xmlns:aink="http://schemas.microsoft.com/office/drawing/2016/ink" xmlns:am3d="http://schemas.microsoft.com/office/drawing/2017/model3d" xmlns:o="urn:schemas-microsoft-com:office:office" xmlns:oel="http://schemas.microsoft.com/office/2019/extlst" xmlns:r="http://schemas.openxmlformats.org/officeDocument/2006/relationships" xmlns:m="http://schemas.openxmlformats.org/officeDocument/2006/math" xmlns:v="urn:schemas-microsoft-com:vml" xmlns:wp14="http://schemas.microsoft.com/office/word/2010/wordprocessingDrawing" xmlns:wp="http://schemas.openxmlformats.org/drawingml/2006/wordprocessingDrawing" xmlns:w10="urn:schemas-microsoft-com:office:word" xmlns:w="http://schemas.openxmlformats.org/wordprocessingml/2006/main" xmlns:w14="http://schemas.microsoft.com/office/word/2010/wordml" xmlns:w15="http://schemas.microsoft.com/office/word/2012/wordml" xmlns:w16cex="http://schemas.microsoft.com/office/word/2018/wordml/cex" xmlns:w16cid="http://schemas.microsoft.com/office/word/2016/wordml/cid" xmlns:w16="http://schemas.microsoft.com/office/word/2018/wordml" xmlns:w16sdtdh="http://schemas.microsoft.com/office/word/2020/wordml/sdtdatahash" xmlns:w16se="http://schemas.microsoft.com/office/word/2015/wordml/symex" xmlns:wpg="http://schemas.microsoft.com/office/word/2010/wordprocessingGroup" xmlns:wpi="http://schemas.microsoft.com/office/word/2010/wordprocessingInk" xmlns:wne="http://schemas.microsoft.com/office/word/2006/wordml" xmlns:wps="http://schemas.microsoft.com/office/word/2010/wordprocessingShape" mc:Ignorable="w14 w15 w16se w16cid w16 w16cex w16sdtdh wp14">
   <w:abstractNum w:abstractNumId="0" w15:restartNumberingAfterBreak="0">
     <w:nsid w:val="221C4F6E"/>
     <w:multiLevelType w:val="hybridMultilevel"/>
@@ -11612,6 +10388,178 @@
     </w:lvl>
   </w:abstractNum>
   <w:abstractNum w:abstractNumId="2" w15:restartNumberingAfterBreak="0">
+    <w:nsid w:val="45840BFE"/>
+    <w:multiLevelType w:val="hybridMultilevel"/>
+    <w:tmpl w:val="6CA0A4B4"/>
+    <w:lvl w:ilvl="0" w:tplc="1C09000F">
+      <w:start w:val="1"/>
+      <w:numFmt w:val="decimal"/>
+      <w:lvlText w:val="%1."/>
+      <w:lvlJc w:val="left"/>
+      <w:pPr>
+        <w:ind w:left="720" w:hanging="360"/>
+      </w:pPr>
+    </w:lvl>
+    <w:lvl w:ilvl="1" w:tplc="1C090019" w:tentative="1">
+      <w:start w:val="1"/>
+      <w:numFmt w:val="lowerLetter"/>
+      <w:lvlText w:val="%2."/>
+      <w:lvlJc w:val="left"/>
+      <w:pPr>
+        <w:ind w:left="1440" w:hanging="360"/>
+      </w:pPr>
+    </w:lvl>
+    <w:lvl w:ilvl="2" w:tplc="1C09001B" w:tentative="1">
+      <w:start w:val="1"/>
+      <w:numFmt w:val="lowerRoman"/>
+      <w:lvlText w:val="%3."/>
+      <w:lvlJc w:val="right"/>
+      <w:pPr>
+        <w:ind w:left="2160" w:hanging="180"/>
+      </w:pPr>
+    </w:lvl>
+    <w:lvl w:ilvl="3" w:tplc="1C09000F" w:tentative="1">
+      <w:start w:val="1"/>
+      <w:numFmt w:val="decimal"/>
+      <w:lvlText w:val="%4."/>
+      <w:lvlJc w:val="left"/>
+      <w:pPr>
+        <w:ind w:left="2880" w:hanging="360"/>
+      </w:pPr>
+    </w:lvl>
+    <w:lvl w:ilvl="4" w:tplc="1C090019" w:tentative="1">
+      <w:start w:val="1"/>
+      <w:numFmt w:val="lowerLetter"/>
+      <w:lvlText w:val="%5."/>
+      <w:lvlJc w:val="left"/>
+      <w:pPr>
+        <w:ind w:left="3600" w:hanging="360"/>
+      </w:pPr>
+    </w:lvl>
+    <w:lvl w:ilvl="5" w:tplc="1C09001B" w:tentative="1">
+      <w:start w:val="1"/>
+      <w:numFmt w:val="lowerRoman"/>
+      <w:lvlText w:val="%6."/>
+      <w:lvlJc w:val="right"/>
+      <w:pPr>
+        <w:ind w:left="4320" w:hanging="180"/>
+      </w:pPr>
+    </w:lvl>
+    <w:lvl w:ilvl="6" w:tplc="1C09000F" w:tentative="1">
+      <w:start w:val="1"/>
+      <w:numFmt w:val="decimal"/>
+      <w:lvlText w:val="%7."/>
+      <w:lvlJc w:val="left"/>
+      <w:pPr>
+        <w:ind w:left="5040" w:hanging="360"/>
+      </w:pPr>
+    </w:lvl>
+    <w:lvl w:ilvl="7" w:tplc="1C090019" w:tentative="1">
+      <w:start w:val="1"/>
+      <w:numFmt w:val="lowerLetter"/>
+      <w:lvlText w:val="%8."/>
+      <w:lvlJc w:val="left"/>
+      <w:pPr>
+        <w:ind w:left="5760" w:hanging="360"/>
+      </w:pPr>
+    </w:lvl>
+    <w:lvl w:ilvl="8" w:tplc="1C09001B" w:tentative="1">
+      <w:start w:val="1"/>
+      <w:numFmt w:val="lowerRoman"/>
+      <w:lvlText w:val="%9."/>
+      <w:lvlJc w:val="right"/>
+      <w:pPr>
+        <w:ind w:left="6480" w:hanging="180"/>
+      </w:pPr>
+    </w:lvl>
+  </w:abstractNum>
+  <w:abstractNum w:abstractNumId="3" w15:restartNumberingAfterBreak="0">
+    <w:nsid w:val="459D4D5E"/>
+    <w:multiLevelType w:val="hybridMultilevel"/>
+    <w:tmpl w:val="CAAE1AFA"/>
+    <w:lvl w:ilvl="0" w:tplc="1C09000F">
+      <w:start w:val="1"/>
+      <w:numFmt w:val="decimal"/>
+      <w:lvlText w:val="%1."/>
+      <w:lvlJc w:val="left"/>
+      <w:pPr>
+        <w:ind w:left="720" w:hanging="360"/>
+      </w:pPr>
+    </w:lvl>
+    <w:lvl w:ilvl="1" w:tplc="1C090019" w:tentative="1">
+      <w:start w:val="1"/>
+      <w:numFmt w:val="lowerLetter"/>
+      <w:lvlText w:val="%2."/>
+      <w:lvlJc w:val="left"/>
+      <w:pPr>
+        <w:ind w:left="1440" w:hanging="360"/>
+      </w:pPr>
+    </w:lvl>
+    <w:lvl w:ilvl="2" w:tplc="1C09001B" w:tentative="1">
+      <w:start w:val="1"/>
+      <w:numFmt w:val="lowerRoman"/>
+      <w:lvlText w:val="%3."/>
+      <w:lvlJc w:val="right"/>
+      <w:pPr>
+        <w:ind w:left="2160" w:hanging="180"/>
+      </w:pPr>
+    </w:lvl>
+    <w:lvl w:ilvl="3" w:tplc="1C09000F" w:tentative="1">
+      <w:start w:val="1"/>
+      <w:numFmt w:val="decimal"/>
+      <w:lvlText w:val="%4."/>
+      <w:lvlJc w:val="left"/>
+      <w:pPr>
+        <w:ind w:left="2880" w:hanging="360"/>
+      </w:pPr>
+    </w:lvl>
+    <w:lvl w:ilvl="4" w:tplc="1C090019" w:tentative="1">
+      <w:start w:val="1"/>
+      <w:numFmt w:val="lowerLetter"/>
+      <w:lvlText w:val="%5."/>
+      <w:lvlJc w:val="left"/>
+      <w:pPr>
+        <w:ind w:left="3600" w:hanging="360"/>
+      </w:pPr>
+    </w:lvl>
+    <w:lvl w:ilvl="5" w:tplc="1C09001B" w:tentative="1">
+      <w:start w:val="1"/>
+      <w:numFmt w:val="lowerRoman"/>
+      <w:lvlText w:val="%6."/>
+      <w:lvlJc w:val="right"/>
+      <w:pPr>
+        <w:ind w:left="4320" w:hanging="180"/>
+      </w:pPr>
+    </w:lvl>
+    <w:lvl w:ilvl="6" w:tplc="1C09000F" w:tentative="1">
+      <w:start w:val="1"/>
+      <w:numFmt w:val="decimal"/>
+      <w:lvlText w:val="%7."/>
+      <w:lvlJc w:val="left"/>
+      <w:pPr>
+        <w:ind w:left="5040" w:hanging="360"/>
+      </w:pPr>
+    </w:lvl>
+    <w:lvl w:ilvl="7" w:tplc="1C090019" w:tentative="1">
+      <w:start w:val="1"/>
+      <w:numFmt w:val="lowerLetter"/>
+      <w:lvlText w:val="%8."/>
+      <w:lvlJc w:val="left"/>
+      <w:pPr>
+        <w:ind w:left="5760" w:hanging="360"/>
+      </w:pPr>
+    </w:lvl>
+    <w:lvl w:ilvl="8" w:tplc="1C09001B" w:tentative="1">
+      <w:start w:val="1"/>
+      <w:numFmt w:val="lowerRoman"/>
+      <w:lvlText w:val="%9."/>
+      <w:lvlJc w:val="right"/>
+      <w:pPr>
+        <w:ind w:left="6480" w:hanging="180"/>
+      </w:pPr>
+    </w:lvl>
+  </w:abstractNum>
+  <w:abstractNum w:abstractNumId="4" w15:restartNumberingAfterBreak="0">
     <w:nsid w:val="4DF035E8"/>
     <w:multiLevelType w:val="hybridMultilevel"/>
     <w:tmpl w:val="88BE7C5A"/>
@@ -11702,7 +10650,182 @@
       </w:pPr>
     </w:lvl>
   </w:abstractNum>
-  <w:abstractNum w:abstractNumId="3" w15:restartNumberingAfterBreak="0">
+  <w:abstractNum w:abstractNumId="5" w15:restartNumberingAfterBreak="0">
+    <w:nsid w:val="56083678"/>
+    <w:multiLevelType w:val="hybridMultilevel"/>
+    <w:tmpl w:val="D4F0A8E6"/>
+    <w:lvl w:ilvl="0" w:tplc="1C09000F">
+      <w:start w:val="1"/>
+      <w:numFmt w:val="decimal"/>
+      <w:lvlText w:val="%1."/>
+      <w:lvlJc w:val="left"/>
+      <w:pPr>
+        <w:ind w:left="720" w:hanging="360"/>
+      </w:pPr>
+    </w:lvl>
+    <w:lvl w:ilvl="1" w:tplc="1C090019" w:tentative="1">
+      <w:start w:val="1"/>
+      <w:numFmt w:val="lowerLetter"/>
+      <w:lvlText w:val="%2."/>
+      <w:lvlJc w:val="left"/>
+      <w:pPr>
+        <w:ind w:left="1440" w:hanging="360"/>
+      </w:pPr>
+    </w:lvl>
+    <w:lvl w:ilvl="2" w:tplc="1C09001B" w:tentative="1">
+      <w:start w:val="1"/>
+      <w:numFmt w:val="lowerRoman"/>
+      <w:lvlText w:val="%3."/>
+      <w:lvlJc w:val="right"/>
+      <w:pPr>
+        <w:ind w:left="2160" w:hanging="180"/>
+      </w:pPr>
+    </w:lvl>
+    <w:lvl w:ilvl="3" w:tplc="1C09000F" w:tentative="1">
+      <w:start w:val="1"/>
+      <w:numFmt w:val="decimal"/>
+      <w:lvlText w:val="%4."/>
+      <w:lvlJc w:val="left"/>
+      <w:pPr>
+        <w:ind w:left="2880" w:hanging="360"/>
+      </w:pPr>
+    </w:lvl>
+    <w:lvl w:ilvl="4" w:tplc="1C090019" w:tentative="1">
+      <w:start w:val="1"/>
+      <w:numFmt w:val="lowerLetter"/>
+      <w:lvlText w:val="%5."/>
+      <w:lvlJc w:val="left"/>
+      <w:pPr>
+        <w:ind w:left="3600" w:hanging="360"/>
+      </w:pPr>
+    </w:lvl>
+    <w:lvl w:ilvl="5" w:tplc="1C09001B" w:tentative="1">
+      <w:start w:val="1"/>
+      <w:numFmt w:val="lowerRoman"/>
+      <w:lvlText w:val="%6."/>
+      <w:lvlJc w:val="right"/>
+      <w:pPr>
+        <w:ind w:left="4320" w:hanging="180"/>
+      </w:pPr>
+    </w:lvl>
+    <w:lvl w:ilvl="6" w:tplc="1C09000F" w:tentative="1">
+      <w:start w:val="1"/>
+      <w:numFmt w:val="decimal"/>
+      <w:lvlText w:val="%7."/>
+      <w:lvlJc w:val="left"/>
+      <w:pPr>
+        <w:ind w:left="5040" w:hanging="360"/>
+      </w:pPr>
+    </w:lvl>
+    <w:lvl w:ilvl="7" w:tplc="1C090019" w:tentative="1">
+      <w:start w:val="1"/>
+      <w:numFmt w:val="lowerLetter"/>
+      <w:lvlText w:val="%8."/>
+      <w:lvlJc w:val="left"/>
+      <w:pPr>
+        <w:ind w:left="5760" w:hanging="360"/>
+      </w:pPr>
+    </w:lvl>
+    <w:lvl w:ilvl="8" w:tplc="1C09001B" w:tentative="1">
+      <w:start w:val="1"/>
+      <w:numFmt w:val="lowerRoman"/>
+      <w:lvlText w:val="%9."/>
+      <w:lvlJc w:val="right"/>
+      <w:pPr>
+        <w:ind w:left="6480" w:hanging="180"/>
+      </w:pPr>
+    </w:lvl>
+  </w:abstractNum>
+  <w:abstractNum w:abstractNumId="6" w15:restartNumberingAfterBreak="0">
+    <w:nsid w:val="5D234AFE"/>
+    <w:multiLevelType w:val="hybridMultilevel"/>
+    <w:tmpl w:val="95E037AA"/>
+    <w:lvl w:ilvl="0" w:tplc="89F054B8">
+      <w:start w:val="1"/>
+      <w:numFmt w:val="lowerLetter"/>
+      <w:lvlText w:val="(%1)"/>
+      <w:lvlJc w:val="left"/>
+      <w:pPr>
+        <w:ind w:left="720" w:hanging="360"/>
+      </w:pPr>
+      <w:rPr>
+        <w:rFonts w:hint="default"/>
+      </w:rPr>
+    </w:lvl>
+    <w:lvl w:ilvl="1" w:tplc="1C090019" w:tentative="1">
+      <w:start w:val="1"/>
+      <w:numFmt w:val="lowerLetter"/>
+      <w:lvlText w:val="%2."/>
+      <w:lvlJc w:val="left"/>
+      <w:pPr>
+        <w:ind w:left="1440" w:hanging="360"/>
+      </w:pPr>
+    </w:lvl>
+    <w:lvl w:ilvl="2" w:tplc="1C09001B" w:tentative="1">
+      <w:start w:val="1"/>
+      <w:numFmt w:val="lowerRoman"/>
+      <w:lvlText w:val="%3."/>
+      <w:lvlJc w:val="right"/>
+      <w:pPr>
+        <w:ind w:left="2160" w:hanging="180"/>
+      </w:pPr>
+    </w:lvl>
+    <w:lvl w:ilvl="3" w:tplc="1C09000F" w:tentative="1">
+      <w:start w:val="1"/>
+      <w:numFmt w:val="decimal"/>
+      <w:lvlText w:val="%4."/>
+      <w:lvlJc w:val="left"/>
+      <w:pPr>
+        <w:ind w:left="2880" w:hanging="360"/>
+      </w:pPr>
+    </w:lvl>
+    <w:lvl w:ilvl="4" w:tplc="1C090019" w:tentative="1">
+      <w:start w:val="1"/>
+      <w:numFmt w:val="lowerLetter"/>
+      <w:lvlText w:val="%5."/>
+      <w:lvlJc w:val="left"/>
+      <w:pPr>
+        <w:ind w:left="3600" w:hanging="360"/>
+      </w:pPr>
+    </w:lvl>
+    <w:lvl w:ilvl="5" w:tplc="1C09001B" w:tentative="1">
+      <w:start w:val="1"/>
+      <w:numFmt w:val="lowerRoman"/>
+      <w:lvlText w:val="%6."/>
+      <w:lvlJc w:val="right"/>
+      <w:pPr>
+        <w:ind w:left="4320" w:hanging="180"/>
+      </w:pPr>
+    </w:lvl>
+    <w:lvl w:ilvl="6" w:tplc="1C09000F" w:tentative="1">
+      <w:start w:val="1"/>
+      <w:numFmt w:val="decimal"/>
+      <w:lvlText w:val="%7."/>
+      <w:lvlJc w:val="left"/>
+      <w:pPr>
+        <w:ind w:left="5040" w:hanging="360"/>
+      </w:pPr>
+    </w:lvl>
+    <w:lvl w:ilvl="7" w:tplc="1C090019" w:tentative="1">
+      <w:start w:val="1"/>
+      <w:numFmt w:val="lowerLetter"/>
+      <w:lvlText w:val="%8."/>
+      <w:lvlJc w:val="left"/>
+      <w:pPr>
+        <w:ind w:left="5760" w:hanging="360"/>
+      </w:pPr>
+    </w:lvl>
+    <w:lvl w:ilvl="8" w:tplc="1C09001B" w:tentative="1">
+      <w:start w:val="1"/>
+      <w:numFmt w:val="lowerRoman"/>
+      <w:lvlText w:val="%9."/>
+      <w:lvlJc w:val="right"/>
+      <w:pPr>
+        <w:ind w:left="6480" w:hanging="180"/>
+      </w:pPr>
+    </w:lvl>
+  </w:abstractNum>
+  <w:abstractNum w:abstractNumId="7" w15:restartNumberingAfterBreak="0">
     <w:nsid w:val="5DC47F47"/>
     <w:multiLevelType w:val="hybridMultilevel"/>
     <w:tmpl w:val="2E864AEC"/>
@@ -11792,7 +10915,7 @@
       </w:pPr>
     </w:lvl>
   </w:abstractNum>
-  <w:abstractNum w:abstractNumId="4" w15:restartNumberingAfterBreak="0">
+  <w:abstractNum w:abstractNumId="8" w15:restartNumberingAfterBreak="0">
     <w:nsid w:val="62300E95"/>
     <w:multiLevelType w:val="hybridMultilevel"/>
     <w:tmpl w:val="307A3C3E"/>
@@ -11905,7 +11028,7 @@
       </w:rPr>
     </w:lvl>
   </w:abstractNum>
-  <w:abstractNum w:abstractNumId="5" w15:restartNumberingAfterBreak="0">
+  <w:abstractNum w:abstractNumId="9" w15:restartNumberingAfterBreak="0">
     <w:nsid w:val="73607137"/>
     <w:multiLevelType w:val="hybridMultilevel"/>
     <w:tmpl w:val="49A24B18"/>
@@ -12025,16 +11148,28 @@
     <w:abstractNumId w:val="0"/>
   </w:num>
   <w:num w:numId="3" w16cid:durableId="298800243">
+    <w:abstractNumId w:val="8"/>
+  </w:num>
+  <w:num w:numId="4" w16cid:durableId="611594820">
+    <w:abstractNumId w:val="7"/>
+  </w:num>
+  <w:num w:numId="5" w16cid:durableId="1049187053">
     <w:abstractNumId w:val="4"/>
   </w:num>
-  <w:num w:numId="4" w16cid:durableId="611594820">
+  <w:num w:numId="6" w16cid:durableId="1314800746">
+    <w:abstractNumId w:val="9"/>
+  </w:num>
+  <w:num w:numId="7" w16cid:durableId="1117019206">
+    <w:abstractNumId w:val="2"/>
+  </w:num>
+  <w:num w:numId="8" w16cid:durableId="1110468299">
     <w:abstractNumId w:val="3"/>
   </w:num>
-  <w:num w:numId="5" w16cid:durableId="1049187053">
-    <w:abstractNumId w:val="2"/>
+  <w:num w:numId="9" w16cid:durableId="346904853">
+    <w:abstractNumId w:val="5"/>
   </w:num>
-  <w:num w:numId="6" w16cid:durableId="1314800746">
-    <w:abstractNumId w:val="5"/>
+  <w:num w:numId="10" w16cid:durableId="303849309">
+    <w:abstractNumId w:val="6"/>
   </w:num>
 </w:numbering>
 </file>
@@ -12799,6 +11934,16 @@
       <w:szCs w:val="18"/>
     </w:rPr>
   </w:style>
+  <w:style w:type="character" w:styleId="PlaceholderText">
+    <w:name w:val="Placeholder Text"/>
+    <w:basedOn w:val="DefaultParagraphFont"/>
+    <w:uiPriority w:val="99"/>
+    <w:semiHidden/>
+    <w:rsid w:val="00AC5423"/>
+    <w:rPr>
+      <w:color w:val="666666"/>
+    </w:rPr>
+  </w:style>
 </w:styles>
 </file>
 
@@ -13098,30 +12243,6 @@
 </file>
 
 <file path=customXml/item1.xml><?xml version="1.0" encoding="utf-8"?>
-<b:Sources xmlns:b="http://schemas.openxmlformats.org/officeDocument/2006/bibliography" xmlns="http://schemas.openxmlformats.org/officeDocument/2006/bibliography" SelectedStyle="\APASixthEditionOfficeOnline.xsl" StyleName="APA" Version="6"/>
-</file>
-
-<file path=customXml/item2.xml><?xml version="1.0" encoding="utf-8"?>
-<p:properties xmlns:p="http://schemas.microsoft.com/office/2006/metadata/properties" xmlns:xsi="http://www.w3.org/2001/XMLSchema-instance" xmlns:pc="http://schemas.microsoft.com/office/infopath/2007/PartnerControls">
-  <documentManagement>
-    <lcf76f155ced4ddcb4097134ff3c332f xmlns="49b67118-50a5-4d3e-89b7-9848e8a6257b">
-      <Terms xmlns="http://schemas.microsoft.com/office/infopath/2007/PartnerControls"/>
-    </lcf76f155ced4ddcb4097134ff3c332f>
-    <TaxCatchAll xmlns="876e04ec-c44d-45fb-a45b-87644b3a9fdd" xsi:nil="true"/>
-  </documentManagement>
-</p:properties>
-</file>
-
-<file path=customXml/item3.xml><?xml version="1.0" encoding="utf-8"?>
-<?mso-contentType ?>
-<FormTemplates xmlns="http://schemas.microsoft.com/sharepoint/v3/contenttype/forms">
-  <Display>DocumentLibraryForm</Display>
-  <Edit>DocumentLibraryForm</Edit>
-  <New>DocumentLibraryForm</New>
-</FormTemplates>
-</file>
-
-<file path=customXml/item4.xml><?xml version="1.0" encoding="utf-8"?>
 <ct:contentTypeSchema xmlns:ct="http://schemas.microsoft.com/office/2006/metadata/contentType" xmlns:ma="http://schemas.microsoft.com/office/2006/metadata/properties/metaAttributes" ct:_="" ma:_="" ma:contentTypeName="Document" ma:contentTypeID="0x010100663712DCE29D0945B25F4C5A40C282BF" ma:contentTypeVersion="12" ma:contentTypeDescription="Create a new document." ma:contentTypeScope="" ma:versionID="fcfa37499a7459845d01f12cf1c09b9b">
   <xsd:schema xmlns:xsd="http://www.w3.org/2001/XMLSchema" xmlns:xs="http://www.w3.org/2001/XMLSchema" xmlns:p="http://schemas.microsoft.com/office/2006/metadata/properties" xmlns:ns2="49b67118-50a5-4d3e-89b7-9848e8a6257b" xmlns:ns3="876e04ec-c44d-45fb-a45b-87644b3a9fdd" targetNamespace="http://schemas.microsoft.com/office/2006/metadata/properties" ma:root="true" ma:fieldsID="4a0dc762b5d20e9128f6e5959d8fc2f5" ns2:_="" ns3:_="">
     <xsd:import namespace="49b67118-50a5-4d3e-89b7-9848e8a6257b"/>
@@ -13316,7 +12437,50 @@
 </ct:contentTypeSchema>
 </file>
 
+<file path=customXml/item2.xml><?xml version="1.0" encoding="utf-8"?>
+<b:Sources xmlns:b="http://schemas.openxmlformats.org/officeDocument/2006/bibliography" xmlns="http://schemas.openxmlformats.org/officeDocument/2006/bibliography" SelectedStyle="\APASixthEditionOfficeOnline.xsl" StyleName="APA" Version="6"/>
+</file>
+
+<file path=customXml/item3.xml><?xml version="1.0" encoding="utf-8"?>
+<p:properties xmlns:p="http://schemas.microsoft.com/office/2006/metadata/properties" xmlns:xsi="http://www.w3.org/2001/XMLSchema-instance" xmlns:pc="http://schemas.microsoft.com/office/infopath/2007/PartnerControls">
+  <documentManagement>
+    <lcf76f155ced4ddcb4097134ff3c332f xmlns="49b67118-50a5-4d3e-89b7-9848e8a6257b">
+      <Terms xmlns="http://schemas.microsoft.com/office/infopath/2007/PartnerControls"/>
+    </lcf76f155ced4ddcb4097134ff3c332f>
+    <TaxCatchAll xmlns="876e04ec-c44d-45fb-a45b-87644b3a9fdd" xsi:nil="true"/>
+  </documentManagement>
+</p:properties>
+</file>
+
+<file path=customXml/item4.xml><?xml version="1.0" encoding="utf-8"?>
+<?mso-contentType ?>
+<FormTemplates xmlns="http://schemas.microsoft.com/sharepoint/v3/contenttype/forms">
+  <Display>DocumentLibraryForm</Display>
+  <Edit>DocumentLibraryForm</Edit>
+  <New>DocumentLibraryForm</New>
+</FormTemplates>
+</file>
+
 <file path=customXml/itemProps1.xml><?xml version="1.0" encoding="utf-8"?>
+<ds:datastoreItem xmlns:ds="http://schemas.openxmlformats.org/officeDocument/2006/customXml" ds:itemID="{EE464A99-880F-4ABD-8281-73BDBD33F722}">
+  <ds:schemaRefs>
+    <ds:schemaRef ds:uri="http://schemas.microsoft.com/office/2006/metadata/contentType"/>
+    <ds:schemaRef ds:uri="http://schemas.microsoft.com/office/2006/metadata/properties/metaAttributes"/>
+    <ds:schemaRef ds:uri="http://www.w3.org/2001/XMLSchema"/>
+    <ds:schemaRef ds:uri="http://schemas.microsoft.com/office/2006/metadata/properties"/>
+    <ds:schemaRef ds:uri="49b67118-50a5-4d3e-89b7-9848e8a6257b"/>
+    <ds:schemaRef ds:uri="876e04ec-c44d-45fb-a45b-87644b3a9fdd"/>
+    <ds:schemaRef ds:uri="http://schemas.microsoft.com/office/2006/documentManagement/types"/>
+    <ds:schemaRef ds:uri="http://schemas.microsoft.com/office/infopath/2007/PartnerControls"/>
+    <ds:schemaRef ds:uri="http://schemas.openxmlformats.org/package/2006/metadata/core-properties"/>
+    <ds:schemaRef ds:uri="http://purl.org/dc/elements/1.1/"/>
+    <ds:schemaRef ds:uri="http://purl.org/dc/terms/"/>
+    <ds:schemaRef ds:uri="http://schemas.microsoft.com/internal/obd"/>
+  </ds:schemaRefs>
+</ds:datastoreItem>
+</file>
+
+<file path=customXml/itemProps2.xml><?xml version="1.0" encoding="utf-8"?>
 <ds:datastoreItem xmlns:ds="http://schemas.openxmlformats.org/officeDocument/2006/customXml" ds:itemID="{35695F99-B626-4191-B469-724B0EB6D6EA}">
   <ds:schemaRefs>
     <ds:schemaRef ds:uri="http://schemas.openxmlformats.org/officeDocument/2006/bibliography"/>
@@ -13324,23 +12488,27 @@
 </ds:datastoreItem>
 </file>
 
-<file path=customXml/itemProps2.xml><?xml version="1.0" encoding="utf-8"?>
+<file path=customXml/itemProps3.xml><?xml version="1.0" encoding="utf-8"?>
 <ds:datastoreItem xmlns:ds="http://schemas.openxmlformats.org/officeDocument/2006/customXml" ds:itemID="{F0FA16F4-B3B5-4912-B9B6-0EFF6DB2AB2E}">
   <ds:schemaRefs>
+    <ds:schemaRef ds:uri="http://schemas.microsoft.com/office/2006/documentManagement/types"/>
+    <ds:schemaRef ds:uri="http://purl.org/dc/dcmitype/"/>
+    <ds:schemaRef ds:uri="http://purl.org/dc/terms/"/>
+    <ds:schemaRef ds:uri="http://schemas.openxmlformats.org/package/2006/metadata/core-properties"/>
+    <ds:schemaRef ds:uri="49b67118-50a5-4d3e-89b7-9848e8a6257b"/>
     <ds:schemaRef ds:uri="http://schemas.microsoft.com/office/2006/metadata/properties"/>
+    <ds:schemaRef ds:uri="http://purl.org/dc/elements/1.1/"/>
+    <ds:schemaRef ds:uri="http://www.w3.org/XML/1998/namespace"/>
+    <ds:schemaRef ds:uri="876e04ec-c44d-45fb-a45b-87644b3a9fdd"/>
     <ds:schemaRef ds:uri="http://schemas.microsoft.com/office/infopath/2007/PartnerControls"/>
   </ds:schemaRefs>
 </ds:datastoreItem>
 </file>
 
-<file path=customXml/itemProps3.xml><?xml version="1.0" encoding="utf-8"?>
+<file path=customXml/itemProps4.xml><?xml version="1.0" encoding="utf-8"?>
 <ds:datastoreItem xmlns:ds="http://schemas.openxmlformats.org/officeDocument/2006/customXml" ds:itemID="{A0C1A221-436E-42DA-97DA-47502C48A139}">
   <ds:schemaRefs>
     <ds:schemaRef ds:uri="http://schemas.microsoft.com/sharepoint/v3/contenttype/forms"/>
   </ds:schemaRefs>
 </ds:datastoreItem>
-</file>
-
-<file path=customXml/itemProps4.xml><?xml version="1.0" encoding="utf-8"?>
-<ds:datastoreItem xmlns:ds="http://schemas.openxmlformats.org/officeDocument/2006/customXml" ds:itemID="{EE464A99-880F-4ABD-8281-73BDBD33F722}"/>
 </file>
--- a/General Safety Induction/2023_StructuresLab_Safety_Template_final.docx
+++ b/General Safety Induction/2023_StructuresLab_Safety_Template_final.docx
@@ -1,6 +1,6 @@
 
 <file path=word/document.xml><?xml version="1.0" encoding="utf-8"?>
-<w:document xmlns:wpc="http://schemas.microsoft.com/office/word/2010/wordprocessingCanvas" xmlns:cx="http://schemas.microsoft.com/office/drawing/2014/chartex" xmlns:cx1="http://schemas.microsoft.com/office/drawing/2015/9/8/chartex" xmlns:cx2="http://schemas.microsoft.com/office/drawing/2015/10/21/chartex" xmlns:cx3="http://schemas.microsoft.com/office/drawing/2016/5/9/chartex" xmlns:cx4="http://schemas.microsoft.com/office/drawing/2016/5/10/chartex" xmlns:cx5="http://schemas.microsoft.com/office/drawing/2016/5/11/chartex" xmlns:cx6="http://schemas.microsoft.com/office/drawing/2016/5/12/chartex" xmlns:cx7="http://schemas.microsoft.com/office/drawing/2016/5/13/chartex" xmlns:cx8="http://schemas.microsoft.com/office/drawing/2016/5/14/chartex" xmlns:mc="http://schemas.openxmlformats.org/markup-compatibility/2006" xmlns:aink="http://schemas.microsoft.com/office/drawing/2016/ink" xmlns:am3d="http://schemas.microsoft.com/office/drawing/2017/model3d" xmlns:o="urn:schemas-microsoft-com:office:office" xmlns:oel="http://schemas.microsoft.com/office/2019/extlst" xmlns:r="http://schemas.openxmlformats.org/officeDocument/2006/relationships" xmlns:m="http://schemas.openxmlformats.org/officeDocument/2006/math" xmlns:v="urn:schemas-microsoft-com:vml" xmlns:wp14="http://schemas.microsoft.com/office/word/2010/wordprocessingDrawing" xmlns:wp="http://schemas.openxmlformats.org/drawingml/2006/wordprocessingDrawing" xmlns:w10="urn:schemas-microsoft-com:office:word" xmlns:w="http://schemas.openxmlformats.org/wordprocessingml/2006/main" xmlns:w14="http://schemas.microsoft.com/office/word/2010/wordml" xmlns:w15="http://schemas.microsoft.com/office/word/2012/wordml" xmlns:w16cex="http://schemas.microsoft.com/office/word/2018/wordml/cex" xmlns:w16cid="http://schemas.microsoft.com/office/word/2016/wordml/cid" xmlns:w16="http://schemas.microsoft.com/office/word/2018/wordml" xmlns:w16sdtdh="http://schemas.microsoft.com/office/word/2020/wordml/sdtdatahash" xmlns:w16se="http://schemas.microsoft.com/office/word/2015/wordml/symex" xmlns:wpg="http://schemas.microsoft.com/office/word/2010/wordprocessingGroup" xmlns:wpi="http://schemas.microsoft.com/office/word/2010/wordprocessingInk" xmlns:wne="http://schemas.microsoft.com/office/word/2006/wordml" xmlns:wps="http://schemas.microsoft.com/office/word/2010/wordprocessingShape" mc:Ignorable="w14 w15 w16se w16cid w16 w16cex w16sdtdh wp14">
+<w:document xmlns:wpc="http://schemas.microsoft.com/office/word/2010/wordprocessingCanvas" xmlns:cx="http://schemas.microsoft.com/office/drawing/2014/chartex" xmlns:cx1="http://schemas.microsoft.com/office/drawing/2015/9/8/chartex" xmlns:cx2="http://schemas.microsoft.com/office/drawing/2015/10/21/chartex" xmlns:cx3="http://schemas.microsoft.com/office/drawing/2016/5/9/chartex" xmlns:cx4="http://schemas.microsoft.com/office/drawing/2016/5/10/chartex" xmlns:cx5="http://schemas.microsoft.com/office/drawing/2016/5/11/chartex" xmlns:cx6="http://schemas.microsoft.com/office/drawing/2016/5/12/chartex" xmlns:cx7="http://schemas.microsoft.com/office/drawing/2016/5/13/chartex" xmlns:cx8="http://schemas.microsoft.com/office/drawing/2016/5/14/chartex" xmlns:mc="http://schemas.openxmlformats.org/markup-compatibility/2006" xmlns:aink="http://schemas.microsoft.com/office/drawing/2016/ink" xmlns:am3d="http://schemas.microsoft.com/office/drawing/2017/model3d" xmlns:o="urn:schemas-microsoft-com:office:office" xmlns:oel="http://schemas.microsoft.com/office/2019/extlst" xmlns:r="http://schemas.openxmlformats.org/officeDocument/2006/relationships" xmlns:m="http://schemas.openxmlformats.org/officeDocument/2006/math" xmlns:v="urn:schemas-microsoft-com:vml" xmlns:wp14="http://schemas.microsoft.com/office/word/2010/wordprocessingDrawing" xmlns:wp="http://schemas.openxmlformats.org/drawingml/2006/wordprocessingDrawing" xmlns:w10="urn:schemas-microsoft-com:office:word" xmlns:w="http://schemas.openxmlformats.org/wordprocessingml/2006/main" xmlns:w14="http://schemas.microsoft.com/office/word/2010/wordml" xmlns:w15="http://schemas.microsoft.com/office/word/2012/wordml" xmlns:w16cex="http://schemas.microsoft.com/office/word/2018/wordml/cex" xmlns:w16cid="http://schemas.microsoft.com/office/word/2016/wordml/cid" xmlns:w16="http://schemas.microsoft.com/office/word/2018/wordml" xmlns:w16du="http://schemas.microsoft.com/office/word/2023/wordml/word16du" xmlns:w16sdtdh="http://schemas.microsoft.com/office/word/2020/wordml/sdtdatahash" xmlns:w16sdtfl="http://schemas.microsoft.com/office/word/2024/wordml/sdtformatlock" xmlns:w16se="http://schemas.microsoft.com/office/word/2015/wordml/symex" xmlns:wpg="http://schemas.microsoft.com/office/word/2010/wordprocessingGroup" xmlns:wpi="http://schemas.microsoft.com/office/word/2010/wordprocessingInk" xmlns:wne="http://schemas.microsoft.com/office/word/2006/wordml" xmlns:wps="http://schemas.microsoft.com/office/word/2010/wordprocessingShape" mc:Ignorable="w14 w15 w16se w16cid w16 w16cex w16sdtdh w16sdtfl w16du wp14">
   <w:body>
     <w:p>
       <w:pPr>
@@ -20,7 +20,7 @@
         <mc:AlternateContent>
           <mc:Choice Requires="wps">
             <w:drawing>
-              <wp:anchor distT="45720" distB="45720" distL="114300" distR="114300" simplePos="0" relativeHeight="251665408" behindDoc="0" locked="0" layoutInCell="1" allowOverlap="1" wp14:anchorId="4B85D3C5" wp14:editId="43AD3E00">
+              <wp:anchor distT="45720" distB="45720" distL="114300" distR="114300" simplePos="0" relativeHeight="251658240" behindDoc="0" locked="0" layoutInCell="1" allowOverlap="1" wp14:anchorId="4B85D3C5" wp14:editId="43AD3E00">
                 <wp:simplePos x="0" y="0"/>
                 <wp:positionH relativeFrom="margin">
                   <wp:posOffset>289560</wp:posOffset>
@@ -820,18 +820,8 @@
                                       <w:sz w:val="24"/>
                                       <w:szCs w:val="24"/>
                                     </w:rPr>
-                                    <w:t xml:space="preserve"> </w:t>
+                                    <w:t xml:space="preserve"> Zietsman</w:t>
                                   </w:r>
-                                  <w:proofErr w:type="spellStart"/>
-                                  <w:r>
-                                    <w:rPr>
-                                      <w:rFonts w:ascii="Arial" w:eastAsia="Arial" w:hAnsi="Arial"/>
-                                      <w:sz w:val="24"/>
-                                      <w:szCs w:val="24"/>
-                                    </w:rPr>
-                                    <w:t>Zietsman</w:t>
-                                  </w:r>
-                                  <w:proofErr w:type="spellEnd"/>
                                   <w:r>
                                     <w:rPr>
                                       <w:rFonts w:ascii="Arial" w:eastAsia="Arial" w:hAnsi="Arial"/>
@@ -1713,7 +1703,6 @@
                                   <w14:uncheckedState w14:val="2610" w14:font="MS Gothic"/>
                                 </w14:checkbox>
                               </w:sdtPr>
-                              <w:sdtEndPr/>
                               <w:sdtContent>
                                 <w:r>
                                   <w:rPr>
@@ -1772,7 +1761,6 @@
                                   <w14:uncheckedState w14:val="2610" w14:font="MS Gothic"/>
                                 </w14:checkbox>
                               </w:sdtPr>
-                              <w:sdtEndPr/>
                               <w:sdtContent>
                                 <w:r>
                                   <w:rPr>
@@ -1968,7 +1956,6 @@
                                   <w14:uncheckedState w14:val="2610" w14:font="MS Gothic"/>
                                 </w14:checkbox>
                               </w:sdtPr>
-                              <w:sdtEndPr/>
                               <w:sdtContent>
                                 <w:r>
                                   <w:rPr>
@@ -2020,7 +2007,6 @@
                                   <w14:uncheckedState w14:val="2610" w14:font="MS Gothic"/>
                                 </w14:checkbox>
                               </w:sdtPr>
-                              <w:sdtEndPr/>
                               <w:sdtContent>
                                 <w:r>
                                   <w:rPr>
@@ -2096,7 +2082,7 @@
                 <v:stroke joinstyle="miter"/>
                 <v:path gradientshapeok="t" o:connecttype="rect"/>
               </v:shapetype>
-              <v:shape id="Text Box 2" o:spid="_x0000_s1026" type="#_x0000_t202" style="position:absolute;margin-left:22.8pt;margin-top:0;width:420.6pt;height:664.8pt;z-index:251665408;visibility:visible;mso-wrap-style:square;mso-width-percent:0;mso-height-percent:0;mso-wrap-distance-left:9pt;mso-wrap-distance-top:3.6pt;mso-wrap-distance-right:9pt;mso-wrap-distance-bottom:3.6pt;mso-position-horizontal:absolute;mso-position-horizontal-relative:margin;mso-position-vertical:absolute;mso-position-vertical-relative:text;mso-width-percent:0;mso-height-percent:0;mso-width-relative:margin;mso-height-relative:margin;v-text-anchor:top" o:gfxdata="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" strokecolor="black [3213]">
+              <v:shape id="Text Box 2" o:spid="_x0000_s1026" type="#_x0000_t202" style="position:absolute;margin-left:22.8pt;margin-top:0;width:420.6pt;height:664.8pt;z-index:251658240;visibility:visible;mso-wrap-style:square;mso-width-percent:0;mso-height-percent:0;mso-wrap-distance-left:9pt;mso-wrap-distance-top:3.6pt;mso-wrap-distance-right:9pt;mso-wrap-distance-bottom:3.6pt;mso-position-horizontal:absolute;mso-position-horizontal-relative:margin;mso-position-vertical:absolute;mso-position-vertical-relative:text;mso-width-percent:0;mso-height-percent:0;mso-width-relative:margin;mso-height-relative:margin;v-text-anchor:top" o:gfxdata="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" strokecolor="black [3213]">
                 <v:textbox>
                   <w:txbxContent>
                     <w:p>
@@ -2856,18 +2842,8 @@
                                 <w:sz w:val="24"/>
                                 <w:szCs w:val="24"/>
                               </w:rPr>
-                              <w:t xml:space="preserve"> </w:t>
+                              <w:t xml:space="preserve"> Zietsman</w:t>
                             </w:r>
-                            <w:proofErr w:type="spellStart"/>
-                            <w:r>
-                              <w:rPr>
-                                <w:rFonts w:ascii="Arial" w:eastAsia="Arial" w:hAnsi="Arial"/>
-                                <w:sz w:val="24"/>
-                                <w:szCs w:val="24"/>
-                              </w:rPr>
-                              <w:t>Zietsman</w:t>
-                            </w:r>
-                            <w:proofErr w:type="spellEnd"/>
                             <w:r>
                               <w:rPr>
                                 <w:rFonts w:ascii="Arial" w:eastAsia="Arial" w:hAnsi="Arial"/>
@@ -3749,7 +3725,6 @@
                             <w14:uncheckedState w14:val="2610" w14:font="MS Gothic"/>
                           </w14:checkbox>
                         </w:sdtPr>
-                        <w:sdtEndPr/>
                         <w:sdtContent>
                           <w:r>
                             <w:rPr>
@@ -3808,7 +3783,6 @@
                             <w14:uncheckedState w14:val="2610" w14:font="MS Gothic"/>
                           </w14:checkbox>
                         </w:sdtPr>
-                        <w:sdtEndPr/>
                         <w:sdtContent>
                           <w:r>
                             <w:rPr>
@@ -4004,7 +3978,6 @@
                             <w14:uncheckedState w14:val="2610" w14:font="MS Gothic"/>
                           </w14:checkbox>
                         </w:sdtPr>
-                        <w:sdtEndPr/>
                         <w:sdtContent>
                           <w:r>
                             <w:rPr>
@@ -4056,7 +4029,6 @@
                             <w14:uncheckedState w14:val="2610" w14:font="MS Gothic"/>
                           </w14:checkbox>
                         </w:sdtPr>
-                        <w:sdtEndPr/>
                         <w:sdtContent>
                           <w:r>
                             <w:rPr>
@@ -4139,7 +4111,6 @@
           <w:sz w:val="28"/>
           <w:szCs w:val="16"/>
         </w:rPr>
-        <w:lastRenderedPageBreak/>
         <w:t>Overview of Testing</w:t>
       </w:r>
     </w:p>
@@ -4274,7 +4245,23 @@
                 <w:sz w:val="22"/>
                 <w:szCs w:val="22"/>
               </w:rPr>
-              <w:t>Starin gauge and deflection measurement of an electromagnet</w:t>
+              <w:t>St</w:t>
+            </w:r>
+            <w:r>
+              <w:rPr>
+                <w:rFonts w:ascii="Arial" w:eastAsia="Arial" w:hAnsi="Arial"/>
+                <w:sz w:val="22"/>
+                <w:szCs w:val="22"/>
+              </w:rPr>
+              <w:t>rai</w:t>
+            </w:r>
+            <w:r>
+              <w:rPr>
+                <w:rFonts w:ascii="Arial" w:eastAsia="Arial" w:hAnsi="Arial"/>
+                <w:sz w:val="22"/>
+                <w:szCs w:val="22"/>
+              </w:rPr>
+              <w:t>n gauge and deflection measurement of an electromagnet</w:t>
             </w:r>
           </w:p>
         </w:tc>
@@ -4599,7 +4586,15 @@
                 <w:sz w:val="22"/>
                 <w:szCs w:val="22"/>
               </w:rPr>
-              <w:t xml:space="preserve">Max </w:t>
+              <w:t>Max</w:t>
+            </w:r>
+            <w:r>
+              <w:rPr>
+                <w:rFonts w:ascii="Arial" w:eastAsia="Arial" w:hAnsi="Arial"/>
+                <w:sz w:val="22"/>
+                <w:szCs w:val="22"/>
+              </w:rPr>
+              <w:t xml:space="preserve"> </w:t>
             </w:r>
             <m:oMath>
               <m:r>
@@ -4608,7 +4603,7 @@
                   <w:sz w:val="22"/>
                   <w:szCs w:val="22"/>
                 </w:rPr>
-                <m:t>36</m:t>
+                <m:t>12</m:t>
               </m:r>
               <m:sSub>
                 <m:sSubPr>
@@ -4651,6 +4646,14 @@
               </w:rPr>
               <w:t xml:space="preserve">, </w:t>
             </w:r>
+            <w:r>
+              <w:rPr>
+                <w:rFonts w:ascii="Arial" w:eastAsia="Arial" w:hAnsi="Arial"/>
+                <w:sz w:val="22"/>
+                <w:szCs w:val="22"/>
+              </w:rPr>
+              <w:t>6</w:t>
+            </w:r>
             <m:oMath>
               <m:r>
                 <w:rPr>
@@ -4658,7 +4661,7 @@
                   <w:sz w:val="22"/>
                   <w:szCs w:val="22"/>
                 </w:rPr>
-                <m:t>10 A</m:t>
+                <m:t xml:space="preserve"> A</m:t>
               </m:r>
             </m:oMath>
           </w:p>
@@ -4708,39 +4711,7 @@
                 <w:sz w:val="22"/>
                 <w:szCs w:val="22"/>
               </w:rPr>
-              <w:t xml:space="preserve">Data </w:t>
-            </w:r>
-            <w:r>
-              <w:rPr>
-                <w:rFonts w:ascii="Arial" w:eastAsia="Arial" w:hAnsi="Arial"/>
-                <w:sz w:val="22"/>
-                <w:szCs w:val="22"/>
-              </w:rPr>
-              <w:t>a</w:t>
-            </w:r>
-            <w:r>
-              <w:rPr>
-                <w:rFonts w:ascii="Arial" w:eastAsia="Arial" w:hAnsi="Arial"/>
-                <w:sz w:val="22"/>
-                <w:szCs w:val="22"/>
-              </w:rPr>
-              <w:t xml:space="preserve">cquisition </w:t>
-            </w:r>
-            <w:r>
-              <w:rPr>
-                <w:rFonts w:ascii="Arial" w:eastAsia="Arial" w:hAnsi="Arial"/>
-                <w:sz w:val="22"/>
-                <w:szCs w:val="22"/>
-              </w:rPr>
-              <w:t>s</w:t>
-            </w:r>
-            <w:r>
-              <w:rPr>
-                <w:rFonts w:ascii="Arial" w:eastAsia="Arial" w:hAnsi="Arial"/>
-                <w:sz w:val="22"/>
-                <w:szCs w:val="22"/>
-              </w:rPr>
-              <w:t>ystem</w:t>
+              <w:t>Emergency Stop Button</w:t>
             </w:r>
           </w:p>
         </w:tc>
@@ -4764,25 +4735,1167 @@
                 <w:sz w:val="22"/>
                 <w:szCs w:val="22"/>
               </w:rPr>
-              <w:t xml:space="preserve">HBM </w:t>
-            </w:r>
-            <w:proofErr w:type="spellStart"/>
-            <w:r>
-              <w:rPr>
-                <w:rFonts w:ascii="Arial" w:eastAsia="Arial" w:hAnsi="Arial"/>
-                <w:sz w:val="22"/>
-                <w:szCs w:val="22"/>
-              </w:rPr>
-              <w:t>QuantumX</w:t>
-            </w:r>
-            <w:proofErr w:type="spellEnd"/>
-            <w:r>
-              <w:rPr>
-                <w:rFonts w:ascii="Arial" w:eastAsia="Arial" w:hAnsi="Arial"/>
-                <w:sz w:val="22"/>
-                <w:szCs w:val="22"/>
-              </w:rPr>
-              <w:t xml:space="preserve"> (801433534)</w:t>
+              <w:t>NC Latching Push Button</w:t>
+            </w:r>
+          </w:p>
+        </w:tc>
+        <w:tc>
+          <w:tcPr>
+            <w:tcW w:w="2254" w:type="dxa"/>
+          </w:tcPr>
+          <w:p>
+            <w:pPr>
+              <w:spacing w:line="0" w:lineRule="atLeast"/>
+              <w:rPr>
+                <w:rFonts w:ascii="Arial" w:eastAsia="Arial" w:hAnsi="Arial"/>
+                <w:sz w:val="22"/>
+                <w:szCs w:val="22"/>
+              </w:rPr>
+            </w:pPr>
+            <w:r>
+              <w:rPr>
+                <w:rFonts w:ascii="Arial" w:eastAsia="Arial" w:hAnsi="Arial"/>
+                <w:sz w:val="22"/>
+                <w:szCs w:val="22"/>
+              </w:rPr>
+              <w:t>Max</w:t>
+            </w:r>
+            <w:r>
+              <w:rPr>
+                <w:rFonts w:ascii="Arial" w:eastAsia="Arial" w:hAnsi="Arial"/>
+                <w:sz w:val="22"/>
+                <w:szCs w:val="22"/>
+              </w:rPr>
+              <w:t xml:space="preserve"> 24</w:t>
+            </w:r>
+            <m:oMath>
+              <m:sSub>
+                <m:sSubPr>
+                  <m:ctrlPr>
+                    <w:rPr>
+                      <w:rFonts w:ascii="Cambria Math" w:eastAsia="Arial" w:hAnsi="Cambria Math"/>
+                      <w:i/>
+                      <w:sz w:val="22"/>
+                      <w:szCs w:val="22"/>
+                    </w:rPr>
+                  </m:ctrlPr>
+                </m:sSubPr>
+                <m:e>
+                  <m:r>
+                    <w:rPr>
+                      <w:rFonts w:ascii="Cambria Math" w:eastAsia="Arial" w:hAnsi="Cambria Math"/>
+                      <w:sz w:val="22"/>
+                      <w:szCs w:val="22"/>
+                    </w:rPr>
+                    <m:t xml:space="preserve"> V</m:t>
+                  </m:r>
+                </m:e>
+                <m:sub>
+                  <m:r>
+                    <w:rPr>
+                      <w:rFonts w:ascii="Cambria Math" w:eastAsia="Arial" w:hAnsi="Cambria Math"/>
+                      <w:sz w:val="22"/>
+                      <w:szCs w:val="22"/>
+                    </w:rPr>
+                    <m:t>DC</m:t>
+                  </m:r>
+                </m:sub>
+              </m:sSub>
+            </m:oMath>
+            <w:r>
+              <w:rPr>
+                <w:rFonts w:ascii="Arial" w:eastAsia="Arial" w:hAnsi="Arial"/>
+                <w:sz w:val="22"/>
+                <w:szCs w:val="22"/>
+              </w:rPr>
+              <w:t>,</w:t>
+            </w:r>
+            <w:r>
+              <w:rPr>
+                <w:rFonts w:ascii="Arial" w:eastAsia="Arial" w:hAnsi="Arial"/>
+                <w:sz w:val="22"/>
+                <w:szCs w:val="22"/>
+              </w:rPr>
+              <w:t xml:space="preserve"> </w:t>
+            </w:r>
+            <m:oMath>
+              <m:r>
+                <w:rPr>
+                  <w:rFonts w:ascii="Cambria Math" w:eastAsia="Arial" w:hAnsi="Cambria Math"/>
+                  <w:sz w:val="22"/>
+                  <w:szCs w:val="22"/>
+                </w:rPr>
+                <m:t>10 A</m:t>
+              </m:r>
+            </m:oMath>
+          </w:p>
+          <w:p>
+            <w:pPr>
+              <w:spacing w:line="0" w:lineRule="atLeast"/>
+              <w:rPr>
+                <w:rFonts w:ascii="Arial" w:eastAsia="Arial" w:hAnsi="Arial"/>
+                <w:sz w:val="22"/>
+                <w:szCs w:val="22"/>
+              </w:rPr>
+            </w:pPr>
+            <w:r>
+              <w:rPr>
+                <w:rFonts w:ascii="Arial" w:eastAsia="Arial" w:hAnsi="Arial"/>
+                <w:sz w:val="22"/>
+                <w:szCs w:val="22"/>
+              </w:rPr>
+              <w:t xml:space="preserve">Max </w:t>
+            </w:r>
+            <m:oMath>
+              <m:r>
+                <w:rPr>
+                  <w:rFonts w:ascii="Cambria Math" w:eastAsia="Arial" w:hAnsi="Cambria Math"/>
+                  <w:sz w:val="22"/>
+                  <w:szCs w:val="22"/>
+                </w:rPr>
+                <m:t xml:space="preserve">24 </m:t>
+              </m:r>
+            </m:oMath>
+          </w:p>
+        </w:tc>
+        <w:tc>
+          <w:tcPr>
+            <w:tcW w:w="2254" w:type="dxa"/>
+          </w:tcPr>
+          <w:p>
+            <w:pPr>
+              <w:spacing w:line="0" w:lineRule="atLeast"/>
+              <w:rPr>
+                <w:rFonts w:ascii="Arial" w:eastAsia="Arial" w:hAnsi="Arial"/>
+                <w:sz w:val="22"/>
+                <w:szCs w:val="22"/>
+              </w:rPr>
+            </w:pPr>
+            <w:r>
+              <w:rPr>
+                <w:rFonts w:ascii="Arial" w:eastAsia="Arial" w:hAnsi="Arial"/>
+                <w:sz w:val="22"/>
+                <w:szCs w:val="22"/>
+              </w:rPr>
+              <w:t>-</w:t>
+            </w:r>
+          </w:p>
+        </w:tc>
+      </w:tr>
+      <w:tr>
+        <w:tc>
+          <w:tcPr>
+            <w:tcW w:w="2254" w:type="dxa"/>
+            <w:vAlign w:val="center"/>
+          </w:tcPr>
+          <w:p>
+            <w:pPr>
+              <w:spacing w:line="0" w:lineRule="atLeast"/>
+              <w:rPr>
+                <w:rFonts w:ascii="Arial" w:eastAsia="Arial" w:hAnsi="Arial"/>
+                <w:sz w:val="22"/>
+                <w:szCs w:val="22"/>
+              </w:rPr>
+            </w:pPr>
+            <w:r>
+              <w:rPr>
+                <w:rFonts w:ascii="Arial" w:eastAsia="Arial" w:hAnsi="Arial"/>
+                <w:sz w:val="22"/>
+                <w:szCs w:val="22"/>
+              </w:rPr>
+              <w:t>Microcontroller</w:t>
+            </w:r>
+          </w:p>
+        </w:tc>
+        <w:tc>
+          <w:tcPr>
+            <w:tcW w:w="2254" w:type="dxa"/>
+            <w:vAlign w:val="center"/>
+          </w:tcPr>
+          <w:p>
+            <w:pPr>
+              <w:spacing w:line="0" w:lineRule="atLeast"/>
+              <w:rPr>
+                <w:rFonts w:ascii="Arial" w:eastAsia="Arial" w:hAnsi="Arial"/>
+                <w:sz w:val="22"/>
+                <w:szCs w:val="22"/>
+              </w:rPr>
+            </w:pPr>
+            <w:r>
+              <w:rPr>
+                <w:rFonts w:ascii="Arial" w:eastAsia="Arial" w:hAnsi="Arial"/>
+                <w:sz w:val="22"/>
+                <w:szCs w:val="22"/>
+              </w:rPr>
+              <w:t>STM32 Nucleo F11</w:t>
+            </w:r>
+            <w:r>
+              <w:rPr>
+                <w:rFonts w:ascii="Arial" w:eastAsia="Arial" w:hAnsi="Arial"/>
+                <w:sz w:val="22"/>
+                <w:szCs w:val="22"/>
+              </w:rPr>
+              <w:t>4RE</w:t>
+            </w:r>
+          </w:p>
+        </w:tc>
+        <w:tc>
+          <w:tcPr>
+            <w:tcW w:w="2254" w:type="dxa"/>
+          </w:tcPr>
+          <w:p>
+            <w:pPr>
+              <w:spacing w:line="0" w:lineRule="atLeast"/>
+              <w:rPr>
+                <w:rFonts w:ascii="Arial" w:eastAsia="Arial" w:hAnsi="Arial"/>
+                <w:sz w:val="22"/>
+                <w:szCs w:val="22"/>
+              </w:rPr>
+            </w:pPr>
+            <m:oMath>
+              <m:r>
+                <w:rPr>
+                  <w:rFonts w:ascii="Cambria Math" w:eastAsia="Arial" w:hAnsi="Cambria Math"/>
+                  <w:sz w:val="22"/>
+                  <w:szCs w:val="22"/>
+                </w:rPr>
+                <m:t>3-3.6</m:t>
+              </m:r>
+              <m:sSub>
+                <m:sSubPr>
+                  <m:ctrlPr>
+                    <w:rPr>
+                      <w:rFonts w:ascii="Cambria Math" w:eastAsia="Arial" w:hAnsi="Cambria Math"/>
+                      <w:i/>
+                      <w:sz w:val="22"/>
+                      <w:szCs w:val="22"/>
+                    </w:rPr>
+                  </m:ctrlPr>
+                </m:sSubPr>
+                <m:e>
+                  <m:r>
+                    <w:rPr>
+                      <w:rFonts w:ascii="Cambria Math" w:eastAsia="Arial" w:hAnsi="Cambria Math"/>
+                      <w:sz w:val="22"/>
+                      <w:szCs w:val="22"/>
+                    </w:rPr>
+                    <m:t xml:space="preserve"> V</m:t>
+                  </m:r>
+                </m:e>
+                <m:sub>
+                  <m:r>
+                    <w:rPr>
+                      <w:rFonts w:ascii="Cambria Math" w:eastAsia="Arial" w:hAnsi="Cambria Math"/>
+                      <w:sz w:val="22"/>
+                      <w:szCs w:val="22"/>
+                    </w:rPr>
+                    <m:t>DC</m:t>
+                  </m:r>
+                </m:sub>
+              </m:sSub>
+            </m:oMath>
+            <w:r>
+              <w:rPr>
+                <w:rFonts w:ascii="Arial" w:eastAsia="Arial" w:hAnsi="Arial"/>
+                <w:sz w:val="22"/>
+                <w:szCs w:val="22"/>
+              </w:rPr>
+              <w:t xml:space="preserve">, </w:t>
+            </w:r>
+            <m:oMath>
+              <m:r>
+                <w:rPr>
+                  <w:rFonts w:ascii="Cambria Math" w:eastAsia="Arial" w:hAnsi="Cambria Math"/>
+                  <w:sz w:val="22"/>
+                  <w:szCs w:val="22"/>
+                </w:rPr>
+                <m:t>0.8 A</m:t>
+              </m:r>
+            </m:oMath>
+          </w:p>
+        </w:tc>
+        <w:tc>
+          <w:tcPr>
+            <w:tcW w:w="2254" w:type="dxa"/>
+          </w:tcPr>
+          <w:p>
+            <w:pPr>
+              <w:spacing w:line="0" w:lineRule="atLeast"/>
+              <w:rPr>
+                <w:rFonts w:ascii="Arial" w:eastAsia="Arial" w:hAnsi="Arial"/>
+                <w:sz w:val="22"/>
+                <w:szCs w:val="22"/>
+              </w:rPr>
+            </w:pPr>
+            <w:r>
+              <w:rPr>
+                <w:rFonts w:ascii="Arial" w:eastAsia="Arial" w:hAnsi="Arial"/>
+                <w:sz w:val="22"/>
+                <w:szCs w:val="22"/>
+              </w:rPr>
+              <w:t>-</w:t>
+            </w:r>
+          </w:p>
+        </w:tc>
+      </w:tr>
+      <w:tr>
+        <w:tc>
+          <w:tcPr>
+            <w:tcW w:w="2254" w:type="dxa"/>
+            <w:vAlign w:val="center"/>
+          </w:tcPr>
+          <w:p>
+            <w:pPr>
+              <w:spacing w:line="0" w:lineRule="atLeast"/>
+              <w:rPr>
+                <w:rFonts w:ascii="Arial" w:eastAsia="Arial" w:hAnsi="Arial"/>
+                <w:sz w:val="22"/>
+                <w:szCs w:val="22"/>
+              </w:rPr>
+            </w:pPr>
+            <w:r>
+              <w:rPr>
+                <w:rFonts w:ascii="Arial" w:eastAsia="Arial" w:hAnsi="Arial"/>
+                <w:sz w:val="22"/>
+                <w:szCs w:val="22"/>
+              </w:rPr>
+              <w:t>MOSFET</w:t>
+            </w:r>
+          </w:p>
+        </w:tc>
+        <w:tc>
+          <w:tcPr>
+            <w:tcW w:w="2254" w:type="dxa"/>
+            <w:vAlign w:val="center"/>
+          </w:tcPr>
+          <w:p>
+            <w:pPr>
+              <w:spacing w:line="0" w:lineRule="atLeast"/>
+              <w:rPr>
+                <w:rFonts w:ascii="Arial" w:eastAsia="Arial" w:hAnsi="Arial"/>
+                <w:sz w:val="22"/>
+                <w:szCs w:val="22"/>
+              </w:rPr>
+            </w:pPr>
+            <w:r>
+              <w:rPr>
+                <w:rFonts w:ascii="Arial" w:eastAsia="Arial" w:hAnsi="Arial"/>
+                <w:sz w:val="22"/>
+                <w:szCs w:val="22"/>
+              </w:rPr>
+              <w:t>Infineon IRF640N</w:t>
+            </w:r>
+            <w:r>
+              <w:rPr>
+                <w:rFonts w:ascii="Arial" w:eastAsia="Arial" w:hAnsi="Arial"/>
+                <w:sz w:val="22"/>
+                <w:szCs w:val="22"/>
+              </w:rPr>
+              <w:t>P</w:t>
+            </w:r>
+            <w:r>
+              <w:rPr>
+                <w:rFonts w:ascii="Arial" w:eastAsia="Arial" w:hAnsi="Arial"/>
+                <w:sz w:val="22"/>
+                <w:szCs w:val="22"/>
+              </w:rPr>
+              <w:t>BF</w:t>
+            </w:r>
+          </w:p>
+        </w:tc>
+        <w:tc>
+          <w:tcPr>
+            <w:tcW w:w="2254" w:type="dxa"/>
+          </w:tcPr>
+          <w:p>
+            <w:pPr>
+              <w:spacing w:line="0" w:lineRule="atLeast"/>
+              <w:rPr>
+                <w:rFonts w:ascii="Arial" w:eastAsia="Arial" w:hAnsi="Arial"/>
+                <w:sz w:val="22"/>
+                <w:szCs w:val="22"/>
+              </w:rPr>
+            </w:pPr>
+            <m:oMath>
+              <m:sSub>
+                <m:sSubPr>
+                  <m:ctrlPr>
+                    <w:rPr>
+                      <w:rFonts w:ascii="Cambria Math" w:eastAsia="Arial" w:hAnsi="Cambria Math"/>
+                      <w:i/>
+                      <w:sz w:val="22"/>
+                      <w:szCs w:val="22"/>
+                    </w:rPr>
+                  </m:ctrlPr>
+                </m:sSubPr>
+                <m:e>
+                  <m:r>
+                    <w:rPr>
+                      <w:rFonts w:ascii="Cambria Math" w:eastAsia="Arial" w:hAnsi="Cambria Math"/>
+                      <w:sz w:val="22"/>
+                      <w:szCs w:val="22"/>
+                    </w:rPr>
+                    <m:t>20 V</m:t>
+                  </m:r>
+                </m:e>
+                <m:sub>
+                  <m:r>
+                    <w:rPr>
+                      <w:rFonts w:ascii="Cambria Math" w:eastAsia="Arial" w:hAnsi="Cambria Math"/>
+                      <w:sz w:val="22"/>
+                      <w:szCs w:val="22"/>
+                    </w:rPr>
+                    <m:t>DC</m:t>
+                  </m:r>
+                </m:sub>
+              </m:sSub>
+            </m:oMath>
+            <w:r>
+              <w:rPr>
+                <w:rFonts w:ascii="Arial" w:eastAsia="Arial" w:hAnsi="Arial"/>
+                <w:sz w:val="22"/>
+                <w:szCs w:val="22"/>
+              </w:rPr>
+              <w:t xml:space="preserve">, </w:t>
+            </w:r>
+            <m:oMath>
+              <m:r>
+                <w:rPr>
+                  <w:rFonts w:ascii="Cambria Math" w:eastAsia="Arial" w:hAnsi="Cambria Math"/>
+                  <w:sz w:val="22"/>
+                  <w:szCs w:val="22"/>
+                </w:rPr>
+                <m:t>18 A</m:t>
+              </m:r>
+            </m:oMath>
+          </w:p>
+        </w:tc>
+        <w:tc>
+          <w:tcPr>
+            <w:tcW w:w="2254" w:type="dxa"/>
+          </w:tcPr>
+          <w:p>
+            <w:pPr>
+              <w:spacing w:line="0" w:lineRule="atLeast"/>
+              <w:rPr>
+                <w:rFonts w:ascii="Arial" w:eastAsia="Arial" w:hAnsi="Arial"/>
+                <w:sz w:val="22"/>
+                <w:szCs w:val="22"/>
+              </w:rPr>
+            </w:pPr>
+            <w:r>
+              <w:rPr>
+                <w:rFonts w:ascii="Arial" w:eastAsia="Arial" w:hAnsi="Arial"/>
+                <w:sz w:val="22"/>
+                <w:szCs w:val="22"/>
+              </w:rPr>
+              <w:t>-</w:t>
+            </w:r>
+          </w:p>
+        </w:tc>
+      </w:tr>
+      <w:tr>
+        <w:tc>
+          <w:tcPr>
+            <w:tcW w:w="2254" w:type="dxa"/>
+            <w:vAlign w:val="center"/>
+          </w:tcPr>
+          <w:p>
+            <w:pPr>
+              <w:spacing w:line="0" w:lineRule="atLeast"/>
+              <w:rPr>
+                <w:rFonts w:ascii="Arial" w:eastAsia="Arial" w:hAnsi="Arial"/>
+                <w:sz w:val="22"/>
+                <w:szCs w:val="22"/>
+              </w:rPr>
+            </w:pPr>
+            <w:r>
+              <w:rPr>
+                <w:rFonts w:ascii="Arial" w:eastAsia="Arial" w:hAnsi="Arial"/>
+                <w:sz w:val="22"/>
+                <w:szCs w:val="22"/>
+              </w:rPr>
+              <w:t xml:space="preserve">Voltage </w:t>
+            </w:r>
+            <w:r>
+              <w:rPr>
+                <w:rFonts w:ascii="Arial" w:eastAsia="Arial" w:hAnsi="Arial"/>
+                <w:sz w:val="22"/>
+                <w:szCs w:val="22"/>
+              </w:rPr>
+              <w:t>Buck Converter</w:t>
+            </w:r>
+          </w:p>
+        </w:tc>
+        <w:tc>
+          <w:tcPr>
+            <w:tcW w:w="2254" w:type="dxa"/>
+            <w:vAlign w:val="center"/>
+          </w:tcPr>
+          <w:p>
+            <w:pPr>
+              <w:spacing w:line="0" w:lineRule="atLeast"/>
+              <w:rPr>
+                <w:rFonts w:ascii="Arial" w:eastAsia="Arial" w:hAnsi="Arial"/>
+                <w:sz w:val="22"/>
+                <w:szCs w:val="22"/>
+              </w:rPr>
+            </w:pPr>
+            <w:r>
+              <w:rPr>
+                <w:rFonts w:ascii="Arial" w:eastAsia="Arial" w:hAnsi="Arial"/>
+                <w:sz w:val="22"/>
+                <w:szCs w:val="22"/>
+              </w:rPr>
+              <w:t>XL7015</w:t>
+            </w:r>
+            <w:r>
+              <w:rPr>
+                <w:rFonts w:ascii="Arial" w:eastAsia="Arial" w:hAnsi="Arial"/>
+                <w:sz w:val="22"/>
+                <w:szCs w:val="22"/>
+              </w:rPr>
+              <w:t xml:space="preserve"> Step-Down Buck Regulator</w:t>
+            </w:r>
+          </w:p>
+        </w:tc>
+        <w:tc>
+          <w:tcPr>
+            <w:tcW w:w="2254" w:type="dxa"/>
+          </w:tcPr>
+          <w:p>
+            <w:pPr>
+              <w:spacing w:line="0" w:lineRule="atLeast"/>
+              <w:rPr>
+                <w:rFonts w:ascii="Arial" w:eastAsia="Arial" w:hAnsi="Arial"/>
+                <w:sz w:val="22"/>
+                <w:szCs w:val="22"/>
+              </w:rPr>
+            </w:pPr>
+            <m:oMath>
+              <m:sSub>
+                <m:sSubPr>
+                  <m:ctrlPr>
+                    <w:rPr>
+                      <w:rFonts w:ascii="Cambria Math" w:eastAsia="Arial" w:hAnsi="Cambria Math"/>
+                      <w:i/>
+                      <w:sz w:val="22"/>
+                      <w:szCs w:val="22"/>
+                    </w:rPr>
+                  </m:ctrlPr>
+                </m:sSubPr>
+                <m:e>
+                  <m:r>
+                    <w:rPr>
+                      <w:rFonts w:ascii="Cambria Math" w:eastAsia="Arial" w:hAnsi="Cambria Math"/>
+                      <w:sz w:val="22"/>
+                      <w:szCs w:val="22"/>
+                    </w:rPr>
+                    <m:t>V</m:t>
+                  </m:r>
+                </m:e>
+                <m:sub>
+                  <m:r>
+                    <w:rPr>
+                      <w:rFonts w:ascii="Cambria Math" w:eastAsia="Arial" w:hAnsi="Cambria Math"/>
+                      <w:sz w:val="22"/>
+                      <w:szCs w:val="22"/>
+                    </w:rPr>
+                    <m:t>in</m:t>
+                  </m:r>
+                </m:sub>
+              </m:sSub>
+            </m:oMath>
+            <w:r>
+              <w:rPr>
+                <w:rFonts w:ascii="Arial" w:eastAsia="Arial" w:hAnsi="Arial"/>
+                <w:sz w:val="22"/>
+                <w:szCs w:val="22"/>
+              </w:rPr>
+              <w:t xml:space="preserve">: </w:t>
+            </w:r>
+            <m:oMath>
+              <m:r>
+                <w:rPr>
+                  <w:rFonts w:ascii="Cambria Math" w:eastAsia="Arial" w:hAnsi="Cambria Math"/>
+                  <w:sz w:val="22"/>
+                  <w:szCs w:val="22"/>
+                </w:rPr>
+                <m:t>5-80 V</m:t>
+              </m:r>
+            </m:oMath>
+            <w:r>
+              <w:rPr>
+                <w:rFonts w:ascii="Arial" w:eastAsia="Arial" w:hAnsi="Arial"/>
+                <w:sz w:val="22"/>
+                <w:szCs w:val="22"/>
+              </w:rPr>
+              <w:t xml:space="preserve">, </w:t>
+            </w:r>
+            <m:oMath>
+              <m:sSub>
+                <m:sSubPr>
+                  <m:ctrlPr>
+                    <w:rPr>
+                      <w:rFonts w:ascii="Cambria Math" w:eastAsia="Arial" w:hAnsi="Cambria Math"/>
+                      <w:i/>
+                      <w:sz w:val="22"/>
+                      <w:szCs w:val="22"/>
+                    </w:rPr>
+                  </m:ctrlPr>
+                </m:sSubPr>
+                <m:e>
+                  <m:r>
+                    <w:rPr>
+                      <w:rFonts w:ascii="Cambria Math" w:eastAsia="Arial" w:hAnsi="Cambria Math"/>
+                      <w:sz w:val="22"/>
+                      <w:szCs w:val="22"/>
+                    </w:rPr>
+                    <m:t>V</m:t>
+                  </m:r>
+                </m:e>
+                <m:sub>
+                  <m:r>
+                    <w:rPr>
+                      <w:rFonts w:ascii="Cambria Math" w:eastAsia="Arial" w:hAnsi="Cambria Math"/>
+                      <w:sz w:val="22"/>
+                      <w:szCs w:val="22"/>
+                    </w:rPr>
+                    <m:t>out</m:t>
+                  </m:r>
+                </m:sub>
+              </m:sSub>
+            </m:oMath>
+            <w:r>
+              <w:rPr>
+                <w:rFonts w:ascii="Arial" w:eastAsia="Arial" w:hAnsi="Arial"/>
+                <w:sz w:val="22"/>
+                <w:szCs w:val="22"/>
+              </w:rPr>
+              <w:t xml:space="preserve">: </w:t>
+            </w:r>
+            <m:oMath>
+              <m:r>
+                <w:rPr>
+                  <w:rFonts w:ascii="Cambria Math" w:eastAsia="Arial" w:hAnsi="Cambria Math"/>
+                  <w:sz w:val="22"/>
+                  <w:szCs w:val="22"/>
+                </w:rPr>
+                <m:t>5-20 V</m:t>
+              </m:r>
+            </m:oMath>
+            <w:r>
+              <w:rPr>
+                <w:rFonts w:ascii="Arial" w:eastAsia="Arial" w:hAnsi="Arial"/>
+                <w:sz w:val="22"/>
+                <w:szCs w:val="22"/>
+              </w:rPr>
+              <w:t xml:space="preserve"> @ </w:t>
+            </w:r>
+            <m:oMath>
+              <m:r>
+                <w:rPr>
+                  <w:rFonts w:ascii="Cambria Math" w:eastAsia="Arial" w:hAnsi="Cambria Math"/>
+                  <w:sz w:val="22"/>
+                  <w:szCs w:val="22"/>
+                </w:rPr>
+                <m:t>0.8 A</m:t>
+              </m:r>
+            </m:oMath>
+          </w:p>
+        </w:tc>
+        <w:tc>
+          <w:tcPr>
+            <w:tcW w:w="2254" w:type="dxa"/>
+          </w:tcPr>
+          <w:p>
+            <w:pPr>
+              <w:spacing w:line="0" w:lineRule="atLeast"/>
+              <w:rPr>
+                <w:rFonts w:ascii="Arial" w:eastAsia="Arial" w:hAnsi="Arial"/>
+                <w:sz w:val="22"/>
+                <w:szCs w:val="22"/>
+              </w:rPr>
+            </w:pPr>
+            <w:r>
+              <w:rPr>
+                <w:rFonts w:ascii="Arial" w:eastAsia="Arial" w:hAnsi="Arial"/>
+                <w:sz w:val="22"/>
+                <w:szCs w:val="22"/>
+              </w:rPr>
+              <w:t>-</w:t>
+            </w:r>
+          </w:p>
+        </w:tc>
+      </w:tr>
+      <w:tr>
+        <w:tc>
+          <w:tcPr>
+            <w:tcW w:w="2254" w:type="dxa"/>
+            <w:vAlign w:val="center"/>
+          </w:tcPr>
+          <w:p>
+            <w:pPr>
+              <w:spacing w:line="0" w:lineRule="atLeast"/>
+              <w:rPr>
+                <w:rFonts w:ascii="Arial" w:eastAsia="Arial" w:hAnsi="Arial"/>
+                <w:sz w:val="22"/>
+                <w:szCs w:val="22"/>
+              </w:rPr>
+            </w:pPr>
+            <w:r>
+              <w:rPr>
+                <w:rFonts w:ascii="Arial" w:eastAsia="Arial" w:hAnsi="Arial"/>
+                <w:sz w:val="22"/>
+                <w:szCs w:val="22"/>
+              </w:rPr>
+              <w:t>Flyback Diode</w:t>
+            </w:r>
+          </w:p>
+        </w:tc>
+        <w:tc>
+          <w:tcPr>
+            <w:tcW w:w="2254" w:type="dxa"/>
+            <w:vAlign w:val="center"/>
+          </w:tcPr>
+          <w:p>
+            <w:pPr>
+              <w:spacing w:line="0" w:lineRule="atLeast"/>
+              <w:rPr>
+                <w:rFonts w:ascii="Arial" w:eastAsia="Arial" w:hAnsi="Arial"/>
+                <w:sz w:val="22"/>
+                <w:szCs w:val="22"/>
+              </w:rPr>
+            </w:pPr>
+            <w:r>
+              <w:rPr>
+                <w:rFonts w:ascii="Arial" w:eastAsia="Arial" w:hAnsi="Arial"/>
+                <w:sz w:val="22"/>
+                <w:szCs w:val="22"/>
+              </w:rPr>
+              <w:t>STMicroelectronics STPS20H100CT</w:t>
+            </w:r>
+          </w:p>
+        </w:tc>
+        <w:tc>
+          <w:tcPr>
+            <w:tcW w:w="2254" w:type="dxa"/>
+          </w:tcPr>
+          <w:p>
+            <w:pPr>
+              <w:spacing w:line="0" w:lineRule="atLeast"/>
+              <w:rPr>
+                <w:rFonts w:ascii="Arial" w:eastAsia="Arial" w:hAnsi="Arial"/>
+                <w:sz w:val="22"/>
+                <w:szCs w:val="22"/>
+              </w:rPr>
+            </w:pPr>
+            <w:r>
+              <w:rPr>
+                <w:rFonts w:ascii="Arial" w:eastAsia="Arial" w:hAnsi="Arial"/>
+                <w:sz w:val="22"/>
+                <w:szCs w:val="22"/>
+              </w:rPr>
+              <w:t>Max 100</w:t>
+            </w:r>
+            <m:oMath>
+              <m:sSub>
+                <m:sSubPr>
+                  <m:ctrlPr>
+                    <w:rPr>
+                      <w:rFonts w:ascii="Cambria Math" w:eastAsia="Arial" w:hAnsi="Cambria Math"/>
+                      <w:i/>
+                      <w:sz w:val="22"/>
+                      <w:szCs w:val="22"/>
+                    </w:rPr>
+                  </m:ctrlPr>
+                </m:sSubPr>
+                <m:e>
+                  <m:r>
+                    <w:rPr>
+                      <w:rFonts w:ascii="Cambria Math" w:eastAsia="Arial" w:hAnsi="Cambria Math"/>
+                      <w:sz w:val="22"/>
+                      <w:szCs w:val="22"/>
+                    </w:rPr>
+                    <m:t xml:space="preserve"> V</m:t>
+                  </m:r>
+                </m:e>
+                <m:sub>
+                  <m:r>
+                    <w:rPr>
+                      <w:rFonts w:ascii="Cambria Math" w:eastAsia="Arial" w:hAnsi="Cambria Math"/>
+                      <w:sz w:val="22"/>
+                      <w:szCs w:val="22"/>
+                    </w:rPr>
+                    <m:t>DC</m:t>
+                  </m:r>
+                </m:sub>
+              </m:sSub>
+            </m:oMath>
+            <w:r>
+              <w:rPr>
+                <w:rFonts w:ascii="Arial" w:eastAsia="Arial" w:hAnsi="Arial"/>
+                <w:sz w:val="22"/>
+                <w:szCs w:val="22"/>
+              </w:rPr>
+              <w:t>, 2</w:t>
+            </w:r>
+            <m:oMath>
+              <m:r>
+                <w:rPr>
+                  <w:rFonts w:ascii="Cambria Math" w:eastAsia="Arial" w:hAnsi="Cambria Math"/>
+                  <w:sz w:val="22"/>
+                  <w:szCs w:val="22"/>
+                </w:rPr>
+                <m:t>0 A</m:t>
+              </m:r>
+            </m:oMath>
+          </w:p>
+        </w:tc>
+        <w:tc>
+          <w:tcPr>
+            <w:tcW w:w="2254" w:type="dxa"/>
+          </w:tcPr>
+          <w:p>
+            <w:pPr>
+              <w:spacing w:line="0" w:lineRule="atLeast"/>
+              <w:rPr>
+                <w:rFonts w:ascii="Arial" w:eastAsia="Arial" w:hAnsi="Arial"/>
+                <w:sz w:val="22"/>
+                <w:szCs w:val="22"/>
+              </w:rPr>
+            </w:pPr>
+            <w:r>
+              <w:rPr>
+                <w:rFonts w:ascii="Arial" w:eastAsia="Arial" w:hAnsi="Arial"/>
+                <w:sz w:val="22"/>
+                <w:szCs w:val="22"/>
+              </w:rPr>
+              <w:t>-</w:t>
+            </w:r>
+          </w:p>
+        </w:tc>
+      </w:tr>
+      <w:tr>
+        <w:tc>
+          <w:tcPr>
+            <w:tcW w:w="2254" w:type="dxa"/>
+            <w:vAlign w:val="center"/>
+          </w:tcPr>
+          <w:p>
+            <w:pPr>
+              <w:spacing w:line="0" w:lineRule="atLeast"/>
+              <w:rPr>
+                <w:rFonts w:ascii="Arial" w:eastAsia="Arial" w:hAnsi="Arial"/>
+                <w:sz w:val="22"/>
+                <w:szCs w:val="22"/>
+              </w:rPr>
+            </w:pPr>
+            <w:r>
+              <w:rPr>
+                <w:rFonts w:ascii="Arial" w:eastAsia="Arial" w:hAnsi="Arial"/>
+                <w:sz w:val="22"/>
+                <w:szCs w:val="22"/>
+              </w:rPr>
+              <w:t>Gate Resistor</w:t>
+            </w:r>
+          </w:p>
+        </w:tc>
+        <w:tc>
+          <w:tcPr>
+            <w:tcW w:w="2254" w:type="dxa"/>
+            <w:vAlign w:val="center"/>
+          </w:tcPr>
+          <w:p>
+            <w:pPr>
+              <w:spacing w:line="0" w:lineRule="atLeast"/>
+              <w:rPr>
+                <w:rFonts w:ascii="Arial" w:eastAsia="Arial" w:hAnsi="Arial"/>
+                <w:sz w:val="22"/>
+                <w:szCs w:val="22"/>
+              </w:rPr>
+            </w:pPr>
+            <w:r>
+              <w:rPr>
+                <w:rFonts w:ascii="Arial" w:eastAsia="Arial" w:hAnsi="Arial"/>
+                <w:sz w:val="22"/>
+                <w:szCs w:val="22"/>
+              </w:rPr>
+              <w:t>-</w:t>
+            </w:r>
+          </w:p>
+        </w:tc>
+        <w:tc>
+          <w:tcPr>
+            <w:tcW w:w="2254" w:type="dxa"/>
+          </w:tcPr>
+          <w:p>
+            <w:pPr>
+              <w:spacing w:line="0" w:lineRule="atLeast"/>
+              <w:rPr>
+                <w:rFonts w:ascii="Arial" w:eastAsia="Arial" w:hAnsi="Arial"/>
+                <w:sz w:val="22"/>
+                <w:szCs w:val="22"/>
+              </w:rPr>
+            </w:pPr>
+            <m:oMath>
+              <m:r>
+                <w:rPr>
+                  <w:rFonts w:ascii="Cambria Math" w:eastAsia="Arial" w:hAnsi="Cambria Math"/>
+                  <w:sz w:val="22"/>
+                  <w:szCs w:val="22"/>
+                </w:rPr>
+                <m:t xml:space="preserve">330 </m:t>
+              </m:r>
+              <m:r>
+                <m:rPr>
+                  <m:sty m:val="p"/>
+                </m:rPr>
+                <w:rPr>
+                  <w:rFonts w:ascii="Cambria Math" w:eastAsia="Arial" w:hAnsi="Cambria Math"/>
+                  <w:sz w:val="22"/>
+                  <w:szCs w:val="22"/>
+                </w:rPr>
+                <m:t>Ω</m:t>
+              </m:r>
+            </m:oMath>
+            <w:r>
+              <w:rPr>
+                <w:rFonts w:ascii="Arial" w:eastAsia="Arial" w:hAnsi="Arial"/>
+                <w:sz w:val="22"/>
+                <w:szCs w:val="22"/>
+              </w:rPr>
+              <w:t xml:space="preserve"> </w:t>
+            </w:r>
+          </w:p>
+        </w:tc>
+        <w:tc>
+          <w:tcPr>
+            <w:tcW w:w="2254" w:type="dxa"/>
+          </w:tcPr>
+          <w:p>
+            <w:pPr>
+              <w:spacing w:line="0" w:lineRule="atLeast"/>
+              <w:rPr>
+                <w:rFonts w:ascii="Arial" w:eastAsia="Arial" w:hAnsi="Arial"/>
+                <w:sz w:val="22"/>
+                <w:szCs w:val="22"/>
+              </w:rPr>
+            </w:pPr>
+            <w:r>
+              <w:rPr>
+                <w:rFonts w:ascii="Arial" w:eastAsia="Arial" w:hAnsi="Arial"/>
+                <w:sz w:val="22"/>
+                <w:szCs w:val="22"/>
+              </w:rPr>
+              <w:t>-</w:t>
+            </w:r>
+          </w:p>
+        </w:tc>
+      </w:tr>
+      <w:tr>
+        <w:tc>
+          <w:tcPr>
+            <w:tcW w:w="2254" w:type="dxa"/>
+            <w:vAlign w:val="center"/>
+          </w:tcPr>
+          <w:p>
+            <w:pPr>
+              <w:spacing w:line="0" w:lineRule="atLeast"/>
+              <w:rPr>
+                <w:rFonts w:ascii="Arial" w:eastAsia="Arial" w:hAnsi="Arial"/>
+                <w:sz w:val="22"/>
+                <w:szCs w:val="22"/>
+              </w:rPr>
+            </w:pPr>
+            <w:r>
+              <w:rPr>
+                <w:rFonts w:ascii="Arial" w:eastAsia="Arial" w:hAnsi="Arial"/>
+                <w:sz w:val="22"/>
+                <w:szCs w:val="22"/>
+              </w:rPr>
+              <w:t>Pull</w:t>
+            </w:r>
+            <w:r>
+              <w:rPr>
+                <w:rFonts w:ascii="Arial" w:eastAsia="Arial" w:hAnsi="Arial"/>
+                <w:sz w:val="22"/>
+                <w:szCs w:val="22"/>
+              </w:rPr>
+              <w:t>-down Resistor</w:t>
+            </w:r>
+          </w:p>
+        </w:tc>
+        <w:tc>
+          <w:tcPr>
+            <w:tcW w:w="2254" w:type="dxa"/>
+            <w:vAlign w:val="center"/>
+          </w:tcPr>
+          <w:p>
+            <w:pPr>
+              <w:spacing w:line="0" w:lineRule="atLeast"/>
+              <w:rPr>
+                <w:rFonts w:ascii="Arial" w:eastAsia="Arial" w:hAnsi="Arial"/>
+                <w:sz w:val="22"/>
+                <w:szCs w:val="22"/>
+              </w:rPr>
+            </w:pPr>
+            <w:r>
+              <w:rPr>
+                <w:rFonts w:ascii="Arial" w:eastAsia="Arial" w:hAnsi="Arial"/>
+                <w:sz w:val="22"/>
+                <w:szCs w:val="22"/>
+              </w:rPr>
+              <w:t>-</w:t>
+            </w:r>
+          </w:p>
+        </w:tc>
+        <w:tc>
+          <w:tcPr>
+            <w:tcW w:w="2254" w:type="dxa"/>
+          </w:tcPr>
+          <w:p>
+            <w:pPr>
+              <w:spacing w:line="0" w:lineRule="atLeast"/>
+              <w:rPr>
+                <w:rFonts w:ascii="Arial" w:eastAsia="Arial" w:hAnsi="Arial"/>
+                <w:sz w:val="22"/>
+                <w:szCs w:val="22"/>
+              </w:rPr>
+            </w:pPr>
+            <m:oMath>
+              <m:r>
+                <w:rPr>
+                  <w:rFonts w:ascii="Cambria Math" w:eastAsia="Arial" w:hAnsi="Cambria Math"/>
+                  <w:sz w:val="22"/>
+                  <w:szCs w:val="22"/>
+                </w:rPr>
+                <m:t>10 k</m:t>
+              </m:r>
+              <m:r>
+                <m:rPr>
+                  <m:sty m:val="p"/>
+                </m:rPr>
+                <w:rPr>
+                  <w:rFonts w:ascii="Cambria Math" w:eastAsia="Arial" w:hAnsi="Cambria Math"/>
+                  <w:sz w:val="22"/>
+                  <w:szCs w:val="22"/>
+                </w:rPr>
+                <m:t>Ω</m:t>
+              </m:r>
+            </m:oMath>
+            <w:r>
+              <w:rPr>
+                <w:rFonts w:ascii="Arial" w:eastAsia="Arial" w:hAnsi="Arial"/>
+                <w:sz w:val="22"/>
+                <w:szCs w:val="22"/>
+              </w:rPr>
+              <w:t xml:space="preserve"> </w:t>
+            </w:r>
+          </w:p>
+        </w:tc>
+        <w:tc>
+          <w:tcPr>
+            <w:tcW w:w="2254" w:type="dxa"/>
+          </w:tcPr>
+          <w:p>
+            <w:pPr>
+              <w:spacing w:line="0" w:lineRule="atLeast"/>
+              <w:rPr>
+                <w:rFonts w:ascii="Arial" w:eastAsia="Arial" w:hAnsi="Arial"/>
+                <w:sz w:val="22"/>
+                <w:szCs w:val="22"/>
+              </w:rPr>
+            </w:pPr>
+            <w:r>
+              <w:rPr>
+                <w:rFonts w:ascii="Arial" w:eastAsia="Arial" w:hAnsi="Arial"/>
+                <w:sz w:val="22"/>
+                <w:szCs w:val="22"/>
+              </w:rPr>
+              <w:t>-</w:t>
+            </w:r>
+          </w:p>
+        </w:tc>
+      </w:tr>
+      <w:tr>
+        <w:tc>
+          <w:tcPr>
+            <w:tcW w:w="2254" w:type="dxa"/>
+            <w:vAlign w:val="center"/>
+          </w:tcPr>
+          <w:p>
+            <w:pPr>
+              <w:spacing w:line="0" w:lineRule="atLeast"/>
+              <w:rPr>
+                <w:rFonts w:ascii="Arial" w:eastAsia="Arial" w:hAnsi="Arial"/>
+                <w:sz w:val="22"/>
+                <w:szCs w:val="22"/>
+              </w:rPr>
+            </w:pPr>
+            <w:r>
+              <w:rPr>
+                <w:rFonts w:ascii="Arial" w:eastAsia="Arial" w:hAnsi="Arial"/>
+                <w:sz w:val="22"/>
+                <w:szCs w:val="22"/>
+              </w:rPr>
+              <w:t xml:space="preserve">Data </w:t>
+            </w:r>
+            <w:r>
+              <w:rPr>
+                <w:rFonts w:ascii="Arial" w:eastAsia="Arial" w:hAnsi="Arial"/>
+                <w:sz w:val="22"/>
+                <w:szCs w:val="22"/>
+              </w:rPr>
+              <w:t>a</w:t>
+            </w:r>
+            <w:r>
+              <w:rPr>
+                <w:rFonts w:ascii="Arial" w:eastAsia="Arial" w:hAnsi="Arial"/>
+                <w:sz w:val="22"/>
+                <w:szCs w:val="22"/>
+              </w:rPr>
+              <w:t xml:space="preserve">cquisition </w:t>
+            </w:r>
+            <w:r>
+              <w:rPr>
+                <w:rFonts w:ascii="Arial" w:eastAsia="Arial" w:hAnsi="Arial"/>
+                <w:sz w:val="22"/>
+                <w:szCs w:val="22"/>
+              </w:rPr>
+              <w:t>s</w:t>
+            </w:r>
+            <w:r>
+              <w:rPr>
+                <w:rFonts w:ascii="Arial" w:eastAsia="Arial" w:hAnsi="Arial"/>
+                <w:sz w:val="22"/>
+                <w:szCs w:val="22"/>
+              </w:rPr>
+              <w:t>ystem</w:t>
+            </w:r>
+          </w:p>
+        </w:tc>
+        <w:tc>
+          <w:tcPr>
+            <w:tcW w:w="2254" w:type="dxa"/>
+            <w:vAlign w:val="center"/>
+          </w:tcPr>
+          <w:p>
+            <w:pPr>
+              <w:spacing w:line="0" w:lineRule="atLeast"/>
+              <w:rPr>
+                <w:rFonts w:ascii="Arial" w:eastAsia="Arial" w:hAnsi="Arial"/>
+                <w:sz w:val="22"/>
+                <w:szCs w:val="22"/>
+              </w:rPr>
+            </w:pPr>
+            <w:r>
+              <w:rPr>
+                <w:rFonts w:ascii="Arial" w:eastAsia="Arial" w:hAnsi="Arial"/>
+                <w:sz w:val="22"/>
+                <w:szCs w:val="22"/>
+              </w:rPr>
+              <w:t>HBM QuantumX (801433534)</w:t>
             </w:r>
           </w:p>
         </w:tc>
@@ -5433,6 +6546,26 @@
     </w:p>
     <w:p>
       <w:pPr>
+        <w:pStyle w:val="Heading2"/>
+        <w:rPr>
+          <w:rFonts w:ascii="Arial" w:eastAsia="Arial" w:hAnsi="Arial" w:cs="Arial"/>
+          <w:b/>
+          <w:bCs/>
+          <w:color w:val="000000" w:themeColor="text1"/>
+        </w:rPr>
+      </w:pPr>
+      <w:r>
+        <w:rPr>
+          <w:rFonts w:ascii="Arial" w:eastAsia="Arial" w:hAnsi="Arial" w:cs="Arial"/>
+          <w:b/>
+          <w:bCs/>
+          <w:color w:val="000000" w:themeColor="text1"/>
+        </w:rPr>
+        <w:t>Introduction</w:t>
+      </w:r>
+    </w:p>
+    <w:p>
+      <w:pPr>
         <w:spacing w:line="0" w:lineRule="atLeast"/>
         <w:rPr>
           <w:rFonts w:ascii="Arial" w:eastAsia="Arial" w:hAnsi="Arial"/>
@@ -5470,7 +6603,23 @@
           <w:sz w:val="22"/>
           <w:szCs w:val="22"/>
         </w:rPr>
-        <w:t>on the pressure platform where strain is the highest to calculated the holding torque</w:t>
+        <w:t xml:space="preserve">on the pressure platform where strain is the highest to </w:t>
+      </w:r>
+      <w:r>
+        <w:rPr>
+          <w:rFonts w:ascii="Arial" w:eastAsia="Arial" w:hAnsi="Arial"/>
+          <w:sz w:val="22"/>
+          <w:szCs w:val="22"/>
+        </w:rPr>
+        <w:t>calculate</w:t>
+      </w:r>
+      <w:r>
+        <w:rPr>
+          <w:rFonts w:ascii="Arial" w:eastAsia="Arial" w:hAnsi="Arial"/>
+          <w:sz w:val="22"/>
+          <w:szCs w:val="22"/>
+        </w:rPr>
+        <w:t xml:space="preserve"> the holding torque</w:t>
       </w:r>
       <w:r>
         <w:rPr>
@@ -5519,6 +6668,70 @@
     </w:p>
     <w:p>
       <w:pPr>
+        <w:pStyle w:val="Heading2"/>
+        <w:rPr>
+          <w:rFonts w:ascii="Arial" w:eastAsia="Arial" w:hAnsi="Arial" w:cs="Arial"/>
+          <w:b/>
+          <w:bCs/>
+          <w:color w:val="000000" w:themeColor="text1"/>
+        </w:rPr>
+      </w:pPr>
+      <w:r>
+        <w:rPr>
+          <w:rFonts w:ascii="Arial" w:eastAsia="Arial" w:hAnsi="Arial" w:cs="Arial"/>
+          <w:b/>
+          <w:bCs/>
+          <w:color w:val="000000" w:themeColor="text1"/>
+        </w:rPr>
+        <w:t>PPE Required</w:t>
+      </w:r>
+    </w:p>
+    <w:p>
+      <w:pPr>
+        <w:pStyle w:val="ListParagraph"/>
+        <w:numPr>
+          <w:ilvl w:val="0"/>
+          <w:numId w:val="11"/>
+        </w:numPr>
+      </w:pPr>
+      <w:r>
+        <w:rPr>
+          <w:rFonts w:ascii="Arial" w:hAnsi="Arial"/>
+          <w:sz w:val="22"/>
+          <w:szCs w:val="22"/>
+        </w:rPr>
+        <w:t>Safety glasses</w:t>
+      </w:r>
+    </w:p>
+    <w:p>
+      <w:pPr>
+        <w:pStyle w:val="ListParagraph"/>
+        <w:numPr>
+          <w:ilvl w:val="0"/>
+          <w:numId w:val="11"/>
+        </w:numPr>
+      </w:pPr>
+      <w:r>
+        <w:rPr>
+          <w:rFonts w:ascii="Arial" w:hAnsi="Arial"/>
+          <w:sz w:val="22"/>
+          <w:szCs w:val="22"/>
+        </w:rPr>
+        <w:t>Protective gloves</w:t>
+      </w:r>
+    </w:p>
+    <w:p>
+      <w:pPr>
+        <w:spacing w:line="0" w:lineRule="atLeast"/>
+        <w:rPr>
+          <w:rFonts w:ascii="Arial" w:eastAsia="Arial" w:hAnsi="Arial"/>
+          <w:sz w:val="22"/>
+          <w:szCs w:val="22"/>
+        </w:rPr>
+      </w:pPr>
+    </w:p>
+    <w:p>
+      <w:pPr>
         <w:spacing w:line="0" w:lineRule="atLeast"/>
         <w:rPr>
           <w:rFonts w:ascii="Arial" w:eastAsia="Arial" w:hAnsi="Arial"/>
@@ -5551,13 +6764,40 @@
     </w:p>
     <w:p>
       <w:pPr>
-        <w:spacing w:line="0" w:lineRule="atLeast"/>
-        <w:rPr>
-          <w:rFonts w:ascii="Arial" w:eastAsia="Arial" w:hAnsi="Arial"/>
+        <w:pStyle w:val="Heading2"/>
+        <w:rPr>
+          <w:rFonts w:ascii="Arial" w:eastAsia="Arial" w:hAnsi="Arial" w:cs="Arial"/>
           <w:b/>
           <w:bCs/>
-          <w:sz w:val="28"/>
-          <w:szCs w:val="28"/>
+          <w:color w:val="000000" w:themeColor="text1"/>
+        </w:rPr>
+      </w:pPr>
+      <w:r>
+        <w:rPr>
+          <w:rFonts w:ascii="Arial" w:eastAsia="Arial" w:hAnsi="Arial" w:cs="Arial"/>
+          <w:b/>
+          <w:bCs/>
+          <w:color w:val="000000" w:themeColor="text1"/>
+        </w:rPr>
+        <w:t xml:space="preserve">Setup </w:t>
+      </w:r>
+      <w:r>
+        <w:rPr>
+          <w:rFonts w:ascii="Arial" w:eastAsia="Arial" w:hAnsi="Arial" w:cs="Arial"/>
+          <w:b/>
+          <w:bCs/>
+          <w:color w:val="000000" w:themeColor="text1"/>
+        </w:rPr>
+        <w:t>Procedure</w:t>
+      </w:r>
+    </w:p>
+    <w:p>
+      <w:pPr>
+        <w:spacing w:line="0" w:lineRule="atLeast"/>
+        <w:rPr>
+          <w:rFonts w:ascii="Arial" w:eastAsia="Arial" w:hAnsi="Arial"/>
+          <w:sz w:val="22"/>
+          <w:szCs w:val="22"/>
         </w:rPr>
       </w:pPr>
     </w:p>
@@ -5589,15 +6829,119 @@
           <w:sz w:val="22"/>
           <w:szCs w:val="22"/>
         </w:rPr>
-        <w:t>circuit and connect it to the fabricated electromagnet and the Manson HCS-3202 power supply.</w:t>
-      </w:r>
+        <w:t>circuit</w:t>
+      </w:r>
+      <w:r>
+        <w:rPr>
+          <w:rFonts w:ascii="Arial" w:eastAsia="Arial" w:hAnsi="Arial"/>
+          <w:sz w:val="22"/>
+          <w:szCs w:val="22"/>
+        </w:rPr>
+        <w:t xml:space="preserve">, wiring the </w:t>
+      </w:r>
+      <w:r>
+        <w:rPr>
+          <w:rFonts w:ascii="Arial" w:eastAsia="Arial" w:hAnsi="Arial"/>
+          <w:sz w:val="22"/>
+          <w:szCs w:val="22"/>
+        </w:rPr>
+        <w:t>normally closed (NC) emergency stop button in series with the DC power supply</w:t>
+      </w:r>
+      <w:r>
+        <w:rPr>
+          <w:rFonts w:ascii="Arial" w:eastAsia="Arial" w:hAnsi="Arial"/>
+          <w:sz w:val="22"/>
+          <w:szCs w:val="22"/>
+        </w:rPr>
+        <w:t>.</w:t>
+      </w:r>
+      <w:r>
+        <w:rPr>
+          <w:rFonts w:ascii="Arial" w:eastAsia="Arial" w:hAnsi="Arial"/>
+          <w:sz w:val="22"/>
+          <w:szCs w:val="22"/>
+        </w:rPr>
+        <w:t xml:space="preserve"> </w:t>
+      </w:r>
+      <w:r>
+        <w:rPr>
+          <w:rFonts w:ascii="Arial" w:eastAsia="Arial" w:hAnsi="Arial"/>
+          <w:sz w:val="22"/>
+          <w:szCs w:val="22"/>
+        </w:rPr>
+        <w:t>C</w:t>
+      </w:r>
+      <w:r>
+        <w:rPr>
+          <w:rFonts w:ascii="Arial" w:eastAsia="Arial" w:hAnsi="Arial"/>
+          <w:sz w:val="22"/>
+          <w:szCs w:val="22"/>
+        </w:rPr>
+        <w:t xml:space="preserve">onnect </w:t>
+      </w:r>
+      <w:r>
+        <w:rPr>
+          <w:rFonts w:ascii="Arial" w:eastAsia="Arial" w:hAnsi="Arial"/>
+          <w:sz w:val="22"/>
+          <w:szCs w:val="22"/>
+        </w:rPr>
+        <w:t>the circuit</w:t>
+      </w:r>
+      <w:r>
+        <w:rPr>
+          <w:rFonts w:ascii="Arial" w:eastAsia="Arial" w:hAnsi="Arial"/>
+          <w:sz w:val="22"/>
+          <w:szCs w:val="22"/>
+        </w:rPr>
+        <w:t xml:space="preserve"> to the fabricated electromagnet.</w:t>
+      </w:r>
+    </w:p>
+    <w:p>
+      <w:pPr>
+        <w:spacing w:line="0" w:lineRule="atLeast"/>
+        <w:rPr>
+          <w:rFonts w:ascii="Arial" w:eastAsia="Arial" w:hAnsi="Arial"/>
+          <w:sz w:val="22"/>
+          <w:szCs w:val="22"/>
+        </w:rPr>
+      </w:pPr>
+    </w:p>
+    <w:p>
+      <w:pPr>
+        <w:pStyle w:val="Heading2"/>
+        <w:rPr>
+          <w:rFonts w:ascii="Arial" w:eastAsia="Arial" w:hAnsi="Arial" w:cs="Arial"/>
+          <w:b/>
+          <w:bCs/>
+          <w:color w:val="000000" w:themeColor="text1"/>
+        </w:rPr>
+      </w:pPr>
+      <w:r>
+        <w:rPr>
+          <w:rFonts w:ascii="Arial" w:eastAsia="Arial" w:hAnsi="Arial" w:cs="Arial"/>
+          <w:b/>
+          <w:bCs/>
+          <w:color w:val="000000" w:themeColor="text1"/>
+        </w:rPr>
+        <w:t>Safety Checks</w:t>
+      </w:r>
+    </w:p>
+    <w:p>
+      <w:pPr>
+        <w:spacing w:line="0" w:lineRule="atLeast"/>
+        <w:rPr>
+          <w:rFonts w:ascii="Arial" w:eastAsia="Arial" w:hAnsi="Arial"/>
+          <w:sz w:val="22"/>
+          <w:szCs w:val="22"/>
+        </w:rPr>
+      </w:pPr>
     </w:p>
     <w:p>
       <w:pPr>
         <w:pStyle w:val="ListParagraph"/>
         <w:numPr>
           <w:ilvl w:val="0"/>
-          <w:numId w:val="7"/>
+          <w:numId w:val="12"/>
         </w:numPr>
         <w:spacing w:line="0" w:lineRule="atLeast"/>
         <w:rPr>
@@ -5612,15 +6956,23 @@
           <w:sz w:val="22"/>
           <w:szCs w:val="22"/>
         </w:rPr>
-        <w:t xml:space="preserve">Clean the pressure platform surface </w:t>
-      </w:r>
-      <w:r>
-        <w:rPr>
-          <w:rFonts w:ascii="Arial" w:eastAsia="Arial" w:hAnsi="Arial"/>
-          <w:sz w:val="22"/>
-          <w:szCs w:val="22"/>
-        </w:rPr>
-        <w:t>thoroughly using RMS 1 spray ad cleaning pads to remove grease or oil prior to sanding</w:t>
+        <w:t xml:space="preserve">Verify the functionality of the emergency stop button by engaging it before </w:t>
+      </w:r>
+      <w:r>
+        <w:rPr>
+          <w:rFonts w:ascii="Arial" w:eastAsia="Arial" w:hAnsi="Arial"/>
+          <w:sz w:val="22"/>
+          <w:szCs w:val="22"/>
+        </w:rPr>
+        <w:t xml:space="preserve">running </w:t>
+      </w:r>
+      <w:r>
+        <w:rPr>
+          <w:rFonts w:ascii="Arial" w:eastAsia="Arial" w:hAnsi="Arial"/>
+          <w:sz w:val="22"/>
+          <w:szCs w:val="22"/>
+        </w:rPr>
+        <w:t>full power through the electromagnet</w:t>
       </w:r>
       <w:r>
         <w:rPr>
@@ -5630,13 +6982,92 @@
         </w:rPr>
         <w:t>.</w:t>
       </w:r>
+    </w:p>
+    <w:p>
+      <w:pPr>
+        <w:spacing w:line="0" w:lineRule="atLeast"/>
+        <w:rPr>
+          <w:rFonts w:ascii="Arial" w:eastAsia="Arial" w:hAnsi="Arial"/>
+          <w:sz w:val="22"/>
+          <w:szCs w:val="22"/>
+        </w:rPr>
+      </w:pPr>
+    </w:p>
+    <w:p>
+      <w:pPr>
+        <w:pStyle w:val="Heading2"/>
+        <w:rPr>
+          <w:rFonts w:ascii="Arial" w:eastAsia="Arial" w:hAnsi="Arial" w:cs="Arial"/>
+          <w:b/>
+          <w:bCs/>
+          <w:color w:val="000000" w:themeColor="text1"/>
+        </w:rPr>
+      </w:pPr>
+      <w:r>
+        <w:rPr>
+          <w:rFonts w:ascii="Arial" w:eastAsia="Arial" w:hAnsi="Arial" w:cs="Arial"/>
+          <w:b/>
+          <w:bCs/>
+          <w:color w:val="000000" w:themeColor="text1"/>
+        </w:rPr>
+        <w:t>Connections and Loading</w:t>
+      </w:r>
+    </w:p>
+    <w:p>
+      <w:pPr>
+        <w:spacing w:line="0" w:lineRule="atLeast"/>
+        <w:rPr>
+          <w:rFonts w:ascii="Arial" w:eastAsia="Arial" w:hAnsi="Arial"/>
+          <w:sz w:val="22"/>
+          <w:szCs w:val="22"/>
+        </w:rPr>
+      </w:pPr>
     </w:p>
     <w:p>
       <w:pPr>
         <w:pStyle w:val="ListParagraph"/>
         <w:numPr>
           <w:ilvl w:val="0"/>
-          <w:numId w:val="7"/>
+          <w:numId w:val="13"/>
+        </w:numPr>
+        <w:spacing w:line="0" w:lineRule="atLeast"/>
+        <w:rPr>
+          <w:rFonts w:ascii="Arial" w:eastAsia="Arial" w:hAnsi="Arial"/>
+          <w:sz w:val="22"/>
+          <w:szCs w:val="22"/>
+        </w:rPr>
+      </w:pPr>
+      <w:r>
+        <w:rPr>
+          <w:rFonts w:ascii="Arial" w:eastAsia="Arial" w:hAnsi="Arial"/>
+          <w:sz w:val="22"/>
+          <w:szCs w:val="22"/>
+        </w:rPr>
+        <w:t xml:space="preserve">Clean the pressure platform surface </w:t>
+      </w:r>
+      <w:r>
+        <w:rPr>
+          <w:rFonts w:ascii="Arial" w:eastAsia="Arial" w:hAnsi="Arial"/>
+          <w:sz w:val="22"/>
+          <w:szCs w:val="22"/>
+        </w:rPr>
+        <w:t>thoroughly using RMS 1 spray ad cleaning pads to remove grease or oil prior to sanding</w:t>
+      </w:r>
+      <w:r>
+        <w:rPr>
+          <w:rFonts w:ascii="Arial" w:eastAsia="Arial" w:hAnsi="Arial"/>
+          <w:sz w:val="22"/>
+          <w:szCs w:val="22"/>
+        </w:rPr>
+        <w:t>.</w:t>
+      </w:r>
+    </w:p>
+    <w:p>
+      <w:pPr>
+        <w:pStyle w:val="ListParagraph"/>
+        <w:numPr>
+          <w:ilvl w:val="0"/>
+          <w:numId w:val="13"/>
         </w:numPr>
         <w:spacing w:line="0" w:lineRule="atLeast"/>
         <w:rPr>
@@ -5717,7 +7148,7 @@
         <w:pStyle w:val="ListParagraph"/>
         <w:numPr>
           <w:ilvl w:val="0"/>
-          <w:numId w:val="7"/>
+          <w:numId w:val="13"/>
         </w:numPr>
         <w:spacing w:line="0" w:lineRule="atLeast"/>
         <w:rPr>
@@ -5756,7 +7187,7 @@
         <w:pStyle w:val="ListParagraph"/>
         <w:numPr>
           <w:ilvl w:val="0"/>
-          <w:numId w:val="7"/>
+          <w:numId w:val="13"/>
         </w:numPr>
         <w:spacing w:line="0" w:lineRule="atLeast"/>
         <w:rPr>
@@ -5819,7 +7250,7 @@
         <w:pStyle w:val="ListParagraph"/>
         <w:numPr>
           <w:ilvl w:val="0"/>
-          <w:numId w:val="7"/>
+          <w:numId w:val="13"/>
         </w:numPr>
         <w:spacing w:line="0" w:lineRule="atLeast"/>
         <w:rPr>
@@ -5858,7 +7289,7 @@
         <w:pStyle w:val="ListParagraph"/>
         <w:numPr>
           <w:ilvl w:val="0"/>
-          <w:numId w:val="7"/>
+          <w:numId w:val="13"/>
         </w:numPr>
         <w:spacing w:line="0" w:lineRule="atLeast"/>
         <w:rPr>
@@ -5945,7 +7376,7 @@
         <w:pStyle w:val="ListParagraph"/>
         <w:numPr>
           <w:ilvl w:val="0"/>
-          <w:numId w:val="7"/>
+          <w:numId w:val="13"/>
         </w:numPr>
         <w:spacing w:line="0" w:lineRule="atLeast"/>
         <w:rPr>
@@ -5976,7 +7407,7 @@
         <w:pStyle w:val="ListParagraph"/>
         <w:numPr>
           <w:ilvl w:val="0"/>
-          <w:numId w:val="7"/>
+          <w:numId w:val="13"/>
         </w:numPr>
         <w:spacing w:line="0" w:lineRule="atLeast"/>
         <w:rPr>
@@ -5991,7 +7422,6 @@
           <w:sz w:val="22"/>
           <w:szCs w:val="22"/>
         </w:rPr>
-        <w:lastRenderedPageBreak/>
         <w:t xml:space="preserve">Apply protective covering </w:t>
       </w:r>
       <w:r>
@@ -6003,6 +7433,394 @@
         <w:t>over the soldering connections.</w:t>
       </w:r>
     </w:p>
+    <w:p>
+      <w:pPr>
+        <w:spacing w:line="0" w:lineRule="atLeast"/>
+        <w:rPr>
+          <w:rFonts w:ascii="Arial" w:eastAsia="Arial" w:hAnsi="Arial"/>
+          <w:b/>
+          <w:bCs/>
+          <w:sz w:val="28"/>
+          <w:szCs w:val="28"/>
+        </w:rPr>
+      </w:pPr>
+    </w:p>
+    <w:p>
+      <w:pPr>
+        <w:spacing w:line="0" w:lineRule="atLeast"/>
+        <w:jc w:val="center"/>
+        <w:rPr>
+          <w:rFonts w:ascii="Arial" w:eastAsia="Arial" w:hAnsi="Arial"/>
+          <w:sz w:val="24"/>
+          <w:szCs w:val="24"/>
+          <w:u w:val="single"/>
+        </w:rPr>
+      </w:pPr>
+      <w:r>
+        <w:rPr>
+          <w:rFonts w:ascii="Arial" w:eastAsia="Arial" w:hAnsi="Arial"/>
+          <w:sz w:val="24"/>
+          <w:szCs w:val="24"/>
+          <w:u w:val="single"/>
+        </w:rPr>
+        <w:t>Signatures:</w:t>
+      </w:r>
+    </w:p>
+    <w:p>
+      <w:pPr>
+        <w:spacing w:line="0" w:lineRule="atLeast"/>
+        <w:jc w:val="center"/>
+        <w:rPr>
+          <w:rFonts w:ascii="Arial" w:eastAsia="Arial" w:hAnsi="Arial"/>
+          <w:sz w:val="24"/>
+          <w:szCs w:val="24"/>
+          <w:u w:val="single"/>
+        </w:rPr>
+      </w:pPr>
+    </w:p>
+    <w:tbl>
+      <w:tblPr>
+        <w:tblStyle w:val="TableGrid"/>
+        <w:tblW w:w="0" w:type="auto"/>
+        <w:tblLook w:val="04A0" w:firstRow="1" w:lastRow="0" w:firstColumn="1" w:lastColumn="0" w:noHBand="0" w:noVBand="1"/>
+      </w:tblPr>
+      <w:tblGrid>
+        <w:gridCol w:w="3964"/>
+        <w:gridCol w:w="4136"/>
+      </w:tblGrid>
+      <w:tr>
+        <w:tc>
+          <w:tcPr>
+            <w:tcW w:w="3964" w:type="dxa"/>
+            <w:tcBorders>
+              <w:top w:val="single" w:sz="4" w:space="0" w:color="FFFFFF" w:themeColor="background1"/>
+              <w:left w:val="single" w:sz="4" w:space="0" w:color="FFFFFF" w:themeColor="background1"/>
+              <w:bottom w:val="single" w:sz="4" w:space="0" w:color="FFFFFF" w:themeColor="background1"/>
+              <w:right w:val="single" w:sz="4" w:space="0" w:color="FFFFFF" w:themeColor="background1"/>
+            </w:tcBorders>
+          </w:tcPr>
+          <w:p>
+            <w:pPr>
+              <w:spacing w:line="276" w:lineRule="auto"/>
+              <w:rPr>
+                <w:rFonts w:ascii="Arial" w:eastAsia="Arial" w:hAnsi="Arial"/>
+                <w:sz w:val="22"/>
+                <w:szCs w:val="22"/>
+              </w:rPr>
+            </w:pPr>
+            <w:r>
+              <w:rPr>
+                <w:rFonts w:ascii="Arial" w:eastAsia="Arial" w:hAnsi="Arial"/>
+                <w:sz w:val="22"/>
+                <w:szCs w:val="22"/>
+              </w:rPr>
+              <w:t>Student:</w:t>
+            </w:r>
+          </w:p>
+          <w:p>
+            <w:pPr>
+              <w:spacing w:line="276" w:lineRule="auto"/>
+              <w:rPr>
+                <w:rFonts w:ascii="Arial" w:eastAsia="Arial" w:hAnsi="Arial"/>
+                <w:sz w:val="22"/>
+                <w:szCs w:val="22"/>
+                <w:u w:val="single"/>
+              </w:rPr>
+            </w:pPr>
+            <w:r>
+              <w:rPr>
+                <w:rFonts w:ascii="Arial" w:eastAsia="Arial" w:hAnsi="Arial"/>
+                <w:sz w:val="22"/>
+                <w:szCs w:val="22"/>
+              </w:rPr>
+              <w:t>(</w:t>
+            </w:r>
+            <w:r>
+              <w:rPr>
+                <w:rFonts w:ascii="Arial" w:eastAsia="Arial" w:hAnsi="Arial"/>
+                <w:sz w:val="22"/>
+                <w:szCs w:val="22"/>
+              </w:rPr>
+              <w:t>Lena Matota</w:t>
+            </w:r>
+            <w:r>
+              <w:rPr>
+                <w:rFonts w:ascii="Arial" w:eastAsia="Arial" w:hAnsi="Arial"/>
+                <w:sz w:val="22"/>
+                <w:szCs w:val="22"/>
+              </w:rPr>
+              <w:t>)</w:t>
+            </w:r>
+          </w:p>
+        </w:tc>
+        <w:tc>
+          <w:tcPr>
+            <w:tcW w:w="4136" w:type="dxa"/>
+            <w:tcBorders>
+              <w:top w:val="single" w:sz="4" w:space="0" w:color="FFFFFF" w:themeColor="background1"/>
+              <w:left w:val="single" w:sz="4" w:space="0" w:color="FFFFFF" w:themeColor="background1"/>
+              <w:right w:val="single" w:sz="4" w:space="0" w:color="FFFFFF" w:themeColor="background1"/>
+            </w:tcBorders>
+          </w:tcPr>
+          <w:p>
+            <w:pPr>
+              <w:spacing w:line="0" w:lineRule="atLeast"/>
+              <w:jc w:val="center"/>
+              <w:rPr>
+                <w:rFonts w:ascii="Arial" w:eastAsia="Arial" w:hAnsi="Arial"/>
+                <w:sz w:val="24"/>
+                <w:szCs w:val="24"/>
+                <w:u w:val="single"/>
+              </w:rPr>
+            </w:pPr>
+          </w:p>
+        </w:tc>
+      </w:tr>
+      <w:tr>
+        <w:tc>
+          <w:tcPr>
+            <w:tcW w:w="3964" w:type="dxa"/>
+            <w:tcBorders>
+              <w:top w:val="single" w:sz="4" w:space="0" w:color="FFFFFF" w:themeColor="background1"/>
+              <w:left w:val="single" w:sz="4" w:space="0" w:color="FFFFFF" w:themeColor="background1"/>
+              <w:bottom w:val="single" w:sz="4" w:space="0" w:color="FFFFFF" w:themeColor="background1"/>
+              <w:right w:val="single" w:sz="4" w:space="0" w:color="FFFFFF" w:themeColor="background1"/>
+            </w:tcBorders>
+          </w:tcPr>
+          <w:p>
+            <w:pPr>
+              <w:spacing w:line="276" w:lineRule="auto"/>
+              <w:rPr>
+                <w:rFonts w:ascii="Arial" w:eastAsia="Arial" w:hAnsi="Arial"/>
+                <w:sz w:val="22"/>
+                <w:szCs w:val="22"/>
+              </w:rPr>
+            </w:pPr>
+            <w:r>
+              <w:rPr>
+                <w:rFonts w:ascii="Arial" w:eastAsia="Arial" w:hAnsi="Arial"/>
+                <w:sz w:val="22"/>
+                <w:szCs w:val="22"/>
+              </w:rPr>
+              <w:t>Supervisor:</w:t>
+            </w:r>
+          </w:p>
+          <w:p>
+            <w:pPr>
+              <w:spacing w:line="276" w:lineRule="auto"/>
+              <w:rPr>
+                <w:rFonts w:ascii="Arial" w:eastAsia="Arial" w:hAnsi="Arial"/>
+                <w:sz w:val="22"/>
+                <w:szCs w:val="22"/>
+                <w:u w:val="single"/>
+              </w:rPr>
+            </w:pPr>
+            <w:r>
+              <w:rPr>
+                <w:rFonts w:ascii="Arial" w:eastAsia="Arial" w:hAnsi="Arial"/>
+                <w:sz w:val="22"/>
+                <w:szCs w:val="22"/>
+              </w:rPr>
+              <w:t>(</w:t>
+            </w:r>
+            <w:r>
+              <w:rPr>
+                <w:rFonts w:ascii="Arial" w:eastAsia="Arial" w:hAnsi="Arial"/>
+                <w:sz w:val="22"/>
+                <w:szCs w:val="22"/>
+              </w:rPr>
+              <w:t>Kristiaan Schreve</w:t>
+            </w:r>
+            <w:r>
+              <w:rPr>
+                <w:rFonts w:ascii="Arial" w:eastAsia="Arial" w:hAnsi="Arial"/>
+                <w:sz w:val="22"/>
+                <w:szCs w:val="22"/>
+              </w:rPr>
+              <w:t>)</w:t>
+            </w:r>
+          </w:p>
+        </w:tc>
+        <w:tc>
+          <w:tcPr>
+            <w:tcW w:w="4136" w:type="dxa"/>
+            <w:tcBorders>
+              <w:left w:val="single" w:sz="4" w:space="0" w:color="FFFFFF" w:themeColor="background1"/>
+              <w:right w:val="single" w:sz="4" w:space="0" w:color="FFFFFF" w:themeColor="background1"/>
+            </w:tcBorders>
+          </w:tcPr>
+          <w:p>
+            <w:pPr>
+              <w:spacing w:line="0" w:lineRule="atLeast"/>
+              <w:jc w:val="center"/>
+              <w:rPr>
+                <w:rFonts w:ascii="Arial" w:eastAsia="Arial" w:hAnsi="Arial"/>
+                <w:sz w:val="24"/>
+                <w:szCs w:val="24"/>
+                <w:u w:val="single"/>
+              </w:rPr>
+            </w:pPr>
+          </w:p>
+        </w:tc>
+      </w:tr>
+      <w:tr>
+        <w:tc>
+          <w:tcPr>
+            <w:tcW w:w="3964" w:type="dxa"/>
+            <w:tcBorders>
+              <w:top w:val="single" w:sz="4" w:space="0" w:color="FFFFFF" w:themeColor="background1"/>
+              <w:left w:val="single" w:sz="4" w:space="0" w:color="FFFFFF" w:themeColor="background1"/>
+              <w:bottom w:val="single" w:sz="4" w:space="0" w:color="FFFFFF" w:themeColor="background1"/>
+              <w:right w:val="single" w:sz="4" w:space="0" w:color="FFFFFF" w:themeColor="background1"/>
+            </w:tcBorders>
+          </w:tcPr>
+          <w:p>
+            <w:pPr>
+              <w:spacing w:line="276" w:lineRule="auto"/>
+              <w:rPr>
+                <w:rFonts w:ascii="Arial" w:eastAsia="Arial" w:hAnsi="Arial"/>
+                <w:sz w:val="22"/>
+                <w:szCs w:val="22"/>
+              </w:rPr>
+            </w:pPr>
+            <w:r>
+              <w:rPr>
+                <w:rFonts w:ascii="Arial" w:eastAsia="Arial" w:hAnsi="Arial"/>
+                <w:sz w:val="22"/>
+                <w:szCs w:val="22"/>
+              </w:rPr>
+              <w:t>Lab Engineer:</w:t>
+            </w:r>
+          </w:p>
+          <w:p>
+            <w:pPr>
+              <w:spacing w:line="276" w:lineRule="auto"/>
+              <w:rPr>
+                <w:rFonts w:ascii="Arial" w:eastAsia="Arial" w:hAnsi="Arial"/>
+                <w:sz w:val="22"/>
+                <w:szCs w:val="22"/>
+                <w:u w:val="single"/>
+              </w:rPr>
+            </w:pPr>
+            <w:r>
+              <w:rPr>
+                <w:rFonts w:ascii="Arial" w:eastAsia="Arial" w:hAnsi="Arial"/>
+                <w:sz w:val="22"/>
+                <w:szCs w:val="22"/>
+              </w:rPr>
+              <w:t>(</w:t>
+            </w:r>
+            <w:r>
+              <w:rPr>
+                <w:rFonts w:ascii="Arial" w:eastAsia="Arial" w:hAnsi="Arial"/>
+                <w:sz w:val="22"/>
+                <w:szCs w:val="22"/>
+              </w:rPr>
+              <w:t>Karl Zapke</w:t>
+            </w:r>
+            <w:r>
+              <w:rPr>
+                <w:rFonts w:ascii="Arial" w:eastAsia="Arial" w:hAnsi="Arial"/>
+                <w:sz w:val="22"/>
+                <w:szCs w:val="22"/>
+              </w:rPr>
+              <w:t>)</w:t>
+            </w:r>
+          </w:p>
+        </w:tc>
+        <w:tc>
+          <w:tcPr>
+            <w:tcW w:w="4136" w:type="dxa"/>
+            <w:tcBorders>
+              <w:left w:val="single" w:sz="4" w:space="0" w:color="FFFFFF" w:themeColor="background1"/>
+              <w:right w:val="single" w:sz="4" w:space="0" w:color="FFFFFF" w:themeColor="background1"/>
+            </w:tcBorders>
+          </w:tcPr>
+          <w:p>
+            <w:pPr>
+              <w:spacing w:line="0" w:lineRule="atLeast"/>
+              <w:jc w:val="center"/>
+              <w:rPr>
+                <w:rFonts w:ascii="Arial" w:eastAsia="Arial" w:hAnsi="Arial"/>
+                <w:sz w:val="24"/>
+                <w:szCs w:val="24"/>
+                <w:u w:val="single"/>
+              </w:rPr>
+            </w:pPr>
+          </w:p>
+        </w:tc>
+      </w:tr>
+      <w:tr>
+        <w:tc>
+          <w:tcPr>
+            <w:tcW w:w="3964" w:type="dxa"/>
+            <w:tcBorders>
+              <w:top w:val="single" w:sz="4" w:space="0" w:color="FFFFFF" w:themeColor="background1"/>
+              <w:left w:val="single" w:sz="4" w:space="0" w:color="FFFFFF" w:themeColor="background1"/>
+              <w:bottom w:val="single" w:sz="4" w:space="0" w:color="FFFFFF" w:themeColor="background1"/>
+              <w:right w:val="single" w:sz="4" w:space="0" w:color="FFFFFF" w:themeColor="background1"/>
+            </w:tcBorders>
+          </w:tcPr>
+          <w:p>
+            <w:pPr>
+              <w:spacing w:line="276" w:lineRule="auto"/>
+              <w:rPr>
+                <w:rFonts w:ascii="Arial" w:eastAsia="Arial" w:hAnsi="Arial"/>
+                <w:sz w:val="22"/>
+                <w:szCs w:val="22"/>
+              </w:rPr>
+            </w:pPr>
+            <w:r>
+              <w:rPr>
+                <w:rFonts w:ascii="Arial" w:eastAsia="Arial" w:hAnsi="Arial"/>
+                <w:sz w:val="22"/>
+                <w:szCs w:val="22"/>
+              </w:rPr>
+              <w:t>Head of Safety:</w:t>
+            </w:r>
+          </w:p>
+          <w:p>
+            <w:pPr>
+              <w:spacing w:line="276" w:lineRule="auto"/>
+              <w:rPr>
+                <w:rFonts w:ascii="Arial" w:eastAsia="Arial" w:hAnsi="Arial"/>
+                <w:sz w:val="22"/>
+                <w:szCs w:val="22"/>
+              </w:rPr>
+            </w:pPr>
+            <w:r>
+              <w:rPr>
+                <w:rFonts w:ascii="Arial" w:eastAsia="Arial" w:hAnsi="Arial"/>
+                <w:sz w:val="22"/>
+                <w:szCs w:val="22"/>
+              </w:rPr>
+              <w:t>(C Zietsman)</w:t>
+            </w:r>
+          </w:p>
+        </w:tc>
+        <w:tc>
+          <w:tcPr>
+            <w:tcW w:w="4136" w:type="dxa"/>
+            <w:tcBorders>
+              <w:left w:val="single" w:sz="4" w:space="0" w:color="FFFFFF" w:themeColor="background1"/>
+              <w:right w:val="single" w:sz="4" w:space="0" w:color="FFFFFF" w:themeColor="background1"/>
+            </w:tcBorders>
+          </w:tcPr>
+          <w:p>
+            <w:pPr>
+              <w:spacing w:line="0" w:lineRule="atLeast"/>
+              <w:jc w:val="center"/>
+              <w:rPr>
+                <w:rFonts w:ascii="Arial" w:eastAsia="Arial" w:hAnsi="Arial"/>
+                <w:sz w:val="24"/>
+                <w:szCs w:val="24"/>
+                <w:u w:val="single"/>
+              </w:rPr>
+            </w:pPr>
+          </w:p>
+        </w:tc>
+      </w:tr>
+    </w:tbl>
     <w:p>
       <w:pPr>
         <w:spacing w:line="0" w:lineRule="atLeast"/>
@@ -6108,25 +7926,7 @@
           <w:sz w:val="22"/>
           <w:szCs w:val="22"/>
         </w:rPr>
-        <w:t xml:space="preserve">Connect the installed strain gauges to the HBM </w:t>
-      </w:r>
-      <w:proofErr w:type="spellStart"/>
-      <w:r>
-        <w:rPr>
-          <w:rFonts w:ascii="Arial" w:eastAsia="Arial" w:hAnsi="Arial"/>
-          <w:sz w:val="22"/>
-          <w:szCs w:val="22"/>
-        </w:rPr>
-        <w:t>QuantumX</w:t>
-      </w:r>
-      <w:proofErr w:type="spellEnd"/>
-      <w:r>
-        <w:rPr>
-          <w:rFonts w:ascii="Arial" w:eastAsia="Arial" w:hAnsi="Arial"/>
-          <w:sz w:val="22"/>
-          <w:szCs w:val="22"/>
-        </w:rPr>
-        <w:t xml:space="preserve"> DAQ.</w:t>
+        <w:t>Connect the installed strain gauges to the HBM QuantumX DAQ.</w:t>
       </w:r>
     </w:p>
     <w:p>
@@ -6235,6 +8035,134 @@
           <w:szCs w:val="22"/>
         </w:rPr>
         <w:t>Deactivate the switching circuit and verify the components return to their resting state.</w:t>
+      </w:r>
+    </w:p>
+    <w:p>
+      <w:pPr>
+        <w:pStyle w:val="Heading2"/>
+        <w:rPr>
+          <w:rFonts w:ascii="Arial" w:eastAsia="Arial" w:hAnsi="Arial" w:cs="Arial"/>
+          <w:b/>
+          <w:bCs/>
+          <w:color w:val="000000" w:themeColor="text1"/>
+        </w:rPr>
+      </w:pPr>
+      <w:r>
+        <w:rPr>
+          <w:rFonts w:ascii="Arial" w:eastAsia="Arial" w:hAnsi="Arial" w:cs="Arial"/>
+          <w:b/>
+          <w:bCs/>
+          <w:color w:val="000000" w:themeColor="text1"/>
+        </w:rPr>
+        <w:t>Data Handling</w:t>
+      </w:r>
+    </w:p>
+    <w:p>
+      <w:pPr>
+        <w:pStyle w:val="ListParagraph"/>
+        <w:numPr>
+          <w:ilvl w:val="0"/>
+          <w:numId w:val="14"/>
+        </w:numPr>
+        <w:rPr>
+          <w:rFonts w:ascii="Arial" w:hAnsi="Arial"/>
+          <w:sz w:val="22"/>
+          <w:szCs w:val="22"/>
+        </w:rPr>
+      </w:pPr>
+      <w:r>
+        <w:rPr>
+          <w:rFonts w:ascii="Arial" w:hAnsi="Arial"/>
+          <w:sz w:val="22"/>
+          <w:szCs w:val="22"/>
+        </w:rPr>
+        <w:t>Save the recorded strain</w:t>
+      </w:r>
+      <w:r>
+        <w:rPr>
+          <w:rFonts w:ascii="Arial" w:hAnsi="Arial"/>
+          <w:sz w:val="22"/>
+          <w:szCs w:val="22"/>
+        </w:rPr>
+        <w:t xml:space="preserve"> and deflection data from the HBM QuantumX to </w:t>
+      </w:r>
+      <w:r>
+        <w:rPr>
+          <w:rFonts w:ascii="Arial" w:hAnsi="Arial"/>
+          <w:sz w:val="22"/>
+          <w:szCs w:val="22"/>
+        </w:rPr>
+        <w:t xml:space="preserve">a </w:t>
+      </w:r>
+      <w:r>
+        <w:rPr>
+          <w:rFonts w:ascii="Arial" w:hAnsi="Arial"/>
+          <w:sz w:val="22"/>
+          <w:szCs w:val="22"/>
+        </w:rPr>
+        <w:t>de</w:t>
+      </w:r>
+      <w:r>
+        <w:rPr>
+          <w:rFonts w:ascii="Arial" w:hAnsi="Arial"/>
+          <w:sz w:val="22"/>
+          <w:szCs w:val="22"/>
+        </w:rPr>
+        <w:t xml:space="preserve">signated folder using a consistent naming </w:t>
+      </w:r>
+      <w:r>
+        <w:rPr>
+          <w:rFonts w:ascii="Arial" w:hAnsi="Arial"/>
+          <w:sz w:val="22"/>
+          <w:szCs w:val="22"/>
+        </w:rPr>
+        <w:t>convention (e.g. “Sample#_Date</w:t>
+      </w:r>
+      <w:r>
+        <w:rPr>
+          <w:rFonts w:ascii="Arial" w:hAnsi="Arial"/>
+          <w:sz w:val="22"/>
+          <w:szCs w:val="22"/>
+        </w:rPr>
+        <w:t>_Test#</w:t>
+      </w:r>
+      <w:r>
+        <w:rPr>
+          <w:rFonts w:ascii="Arial" w:hAnsi="Arial"/>
+          <w:sz w:val="22"/>
+          <w:szCs w:val="22"/>
+        </w:rPr>
+        <w:t>”)</w:t>
+      </w:r>
+      <w:r>
+        <w:rPr>
+          <w:rFonts w:ascii="Arial" w:hAnsi="Arial"/>
+          <w:sz w:val="22"/>
+          <w:szCs w:val="22"/>
+        </w:rPr>
+        <w:t>.</w:t>
+      </w:r>
+    </w:p>
+    <w:p>
+      <w:pPr>
+        <w:pStyle w:val="ListParagraph"/>
+        <w:numPr>
+          <w:ilvl w:val="0"/>
+          <w:numId w:val="14"/>
+        </w:numPr>
+        <w:rPr>
+          <w:rFonts w:ascii="Arial" w:hAnsi="Arial"/>
+          <w:sz w:val="22"/>
+          <w:szCs w:val="22"/>
+        </w:rPr>
+      </w:pPr>
+      <w:r>
+        <w:rPr>
+          <w:rFonts w:ascii="Arial" w:hAnsi="Arial"/>
+          <w:sz w:val="22"/>
+          <w:szCs w:val="22"/>
+        </w:rPr>
+        <w:t>Transfer the data to an external drive or cloud storage before powering down.</w:t>
       </w:r>
     </w:p>
     <w:p>
@@ -6463,7 +8391,7 @@
                 <w:noProof/>
               </w:rPr>
               <w:drawing>
-                <wp:anchor distT="0" distB="0" distL="114300" distR="114300" simplePos="0" relativeHeight="251666432" behindDoc="0" locked="0" layoutInCell="1" allowOverlap="1" wp14:anchorId="2CE8ADBE" wp14:editId="4C2A48A5">
+                <wp:anchor distT="0" distB="0" distL="114300" distR="114300" simplePos="0" relativeHeight="251658241" behindDoc="0" locked="0" layoutInCell="1" allowOverlap="1" wp14:anchorId="2CE8ADBE" wp14:editId="4C2A48A5">
                   <wp:simplePos x="0" y="0"/>
                   <wp:positionH relativeFrom="column">
                     <wp:posOffset>13970</wp:posOffset>
@@ -6565,7 +8493,7 @@
                 <w:noProof/>
               </w:rPr>
               <w:drawing>
-                <wp:anchor distT="0" distB="0" distL="114300" distR="114300" simplePos="0" relativeHeight="251667456" behindDoc="0" locked="0" layoutInCell="1" allowOverlap="1" wp14:anchorId="1DEE5F60" wp14:editId="4F5A4DFF">
+                <wp:anchor distT="0" distB="0" distL="114300" distR="114300" simplePos="0" relativeHeight="251658242" behindDoc="0" locked="0" layoutInCell="1" allowOverlap="1" wp14:anchorId="1DEE5F60" wp14:editId="4F5A4DFF">
                   <wp:simplePos x="0" y="0"/>
                   <wp:positionH relativeFrom="column">
                     <wp:posOffset>48260</wp:posOffset>
@@ -6665,7 +8593,7 @@
                 <w:noProof/>
               </w:rPr>
               <w:drawing>
-                <wp:anchor distT="0" distB="0" distL="114300" distR="114300" simplePos="0" relativeHeight="251668480" behindDoc="0" locked="0" layoutInCell="1" allowOverlap="1" wp14:anchorId="1FA167BD" wp14:editId="7C1D8046">
+                <wp:anchor distT="0" distB="0" distL="114300" distR="114300" simplePos="0" relativeHeight="251658243" behindDoc="0" locked="0" layoutInCell="1" allowOverlap="1" wp14:anchorId="1FA167BD" wp14:editId="7C1D8046">
                   <wp:simplePos x="0" y="0"/>
                   <wp:positionH relativeFrom="column">
                     <wp:posOffset>17145</wp:posOffset>
@@ -6769,7 +8697,7 @@
                 <w:noProof/>
               </w:rPr>
               <w:drawing>
-                <wp:anchor distT="0" distB="0" distL="114300" distR="114300" simplePos="0" relativeHeight="251669504" behindDoc="0" locked="0" layoutInCell="1" allowOverlap="1" wp14:anchorId="5F300DA7" wp14:editId="7EA5E993">
+                <wp:anchor distT="0" distB="0" distL="114300" distR="114300" simplePos="0" relativeHeight="251658244" behindDoc="0" locked="0" layoutInCell="1" allowOverlap="1" wp14:anchorId="5F300DA7" wp14:editId="7EA5E993">
                   <wp:simplePos x="0" y="0"/>
                   <wp:positionH relativeFrom="column">
                     <wp:posOffset>509270</wp:posOffset>
@@ -6876,7 +8804,7 @@
                 <w:noProof/>
               </w:rPr>
               <w:drawing>
-                <wp:anchor distT="0" distB="0" distL="114300" distR="114300" simplePos="0" relativeHeight="251670528" behindDoc="0" locked="0" layoutInCell="1" allowOverlap="1" wp14:anchorId="044C59C2" wp14:editId="1D7185A4">
+                <wp:anchor distT="0" distB="0" distL="114300" distR="114300" simplePos="0" relativeHeight="251658245" behindDoc="0" locked="0" layoutInCell="1" allowOverlap="1" wp14:anchorId="044C59C2" wp14:editId="1D7185A4">
                   <wp:simplePos x="0" y="0"/>
                   <wp:positionH relativeFrom="column">
                     <wp:posOffset>439420</wp:posOffset>
@@ -7126,7 +9054,6 @@
           <w:sz w:val="22"/>
           <w:szCs w:val="22"/>
         </w:rPr>
-        <w:lastRenderedPageBreak/>
         <w:t>No afterhours testing may be performed without the necessary permissions</w:t>
       </w:r>
       <w:r>
@@ -8129,8 +10056,7 @@
                 <w:sz w:val="22"/>
                 <w:szCs w:val="22"/>
               </w:rPr>
-              <w:lastRenderedPageBreak/>
-              <w:t>Manual surface prep</w:t>
+              <w:t>Moving around the lab</w:t>
             </w:r>
           </w:p>
         </w:tc>
@@ -8153,15 +10079,23 @@
                 <w:sz w:val="22"/>
                 <w:szCs w:val="22"/>
               </w:rPr>
-              <w:t xml:space="preserve">Minor abrasions / </w:t>
-            </w:r>
-            <w:r>
-              <w:rPr>
-                <w:rFonts w:ascii="Arial" w:eastAsia="Arial" w:hAnsi="Arial"/>
-                <w:sz w:val="22"/>
-                <w:szCs w:val="22"/>
-              </w:rPr>
-              <w:t>Dust</w:t>
+              <w:t xml:space="preserve">Tripping over cables or knocking equipment </w:t>
+            </w:r>
+            <w:r>
+              <w:rPr>
+                <w:rFonts w:ascii="Arial" w:eastAsia="Arial" w:hAnsi="Arial"/>
+                <w:sz w:val="22"/>
+                <w:szCs w:val="22"/>
+              </w:rPr>
+              <w:t>over</w:t>
+            </w:r>
+            <w:r>
+              <w:rPr>
+                <w:rFonts w:ascii="Arial" w:eastAsia="Arial" w:hAnsi="Arial"/>
+                <w:sz w:val="22"/>
+                <w:szCs w:val="22"/>
+              </w:rPr>
+              <w:t xml:space="preserve"> </w:t>
             </w:r>
           </w:p>
         </w:tc>
@@ -8207,7 +10141,15 @@
                 <w:sz w:val="22"/>
                 <w:szCs w:val="22"/>
               </w:rPr>
-              <w:t>Sand carefully away from the body and wipe away dust. Wear safety glasses.</w:t>
+              <w:t>Do not use a cell phone when moving through th</w:t>
+            </w:r>
+            <w:r>
+              <w:rPr>
+                <w:rFonts w:ascii="Arial" w:eastAsia="Arial" w:hAnsi="Arial"/>
+                <w:sz w:val="22"/>
+                <w:szCs w:val="22"/>
+              </w:rPr>
+              <w:t>e lab and be aware of your surroundings.</w:t>
             </w:r>
           </w:p>
         </w:tc>
@@ -8230,15 +10172,7 @@
                 <w:sz w:val="22"/>
                 <w:szCs w:val="22"/>
               </w:rPr>
-              <w:t>Accep</w:t>
-            </w:r>
-            <w:r>
-              <w:rPr>
-                <w:rFonts w:ascii="Arial" w:eastAsia="Arial" w:hAnsi="Arial"/>
-                <w:sz w:val="22"/>
-                <w:szCs w:val="22"/>
-              </w:rPr>
-              <w:t>table risk</w:t>
+              <w:t>Acceptable risk</w:t>
             </w:r>
           </w:p>
         </w:tc>
@@ -8266,7 +10200,7 @@
                 <w:sz w:val="22"/>
                 <w:szCs w:val="22"/>
               </w:rPr>
-              <w:t>Using RMS 1 spray and adhesives</w:t>
+              <w:t>Manual surface prep</w:t>
             </w:r>
           </w:p>
         </w:tc>
@@ -8289,7 +10223,15 @@
                 <w:sz w:val="22"/>
                 <w:szCs w:val="22"/>
               </w:rPr>
-              <w:t>Skin irritation, inhalation</w:t>
+              <w:t xml:space="preserve">Minor abrasions / </w:t>
+            </w:r>
+            <w:r>
+              <w:rPr>
+                <w:rFonts w:ascii="Arial" w:eastAsia="Arial" w:hAnsi="Arial"/>
+                <w:sz w:val="22"/>
+                <w:szCs w:val="22"/>
+              </w:rPr>
+              <w:t>Dust</w:t>
             </w:r>
           </w:p>
         </w:tc>
@@ -8335,15 +10277,7 @@
                 <w:sz w:val="22"/>
                 <w:szCs w:val="22"/>
               </w:rPr>
-              <w:t xml:space="preserve">Ensure </w:t>
-            </w:r>
-            <w:r>
-              <w:rPr>
-                <w:rFonts w:ascii="Arial" w:eastAsia="Arial" w:hAnsi="Arial"/>
-                <w:sz w:val="22"/>
-                <w:szCs w:val="22"/>
-              </w:rPr>
-              <w:t>adequate ventilation. Avoid breathing vapours and wear gloves.</w:t>
+              <w:t>Sand carefully away from the body and wipe away dust. Wear safety glasses.</w:t>
             </w:r>
           </w:p>
         </w:tc>
@@ -8366,7 +10300,15 @@
                 <w:sz w:val="22"/>
                 <w:szCs w:val="22"/>
               </w:rPr>
-              <w:t>Possible risk</w:t>
+              <w:t>Accep</w:t>
+            </w:r>
+            <w:r>
+              <w:rPr>
+                <w:rFonts w:ascii="Arial" w:eastAsia="Arial" w:hAnsi="Arial"/>
+                <w:sz w:val="22"/>
+                <w:szCs w:val="22"/>
+              </w:rPr>
+              <w:t>table risk</w:t>
             </w:r>
           </w:p>
         </w:tc>
@@ -8394,7 +10336,7 @@
                 <w:sz w:val="22"/>
                 <w:szCs w:val="22"/>
               </w:rPr>
-              <w:t>Soldering strain gauges</w:t>
+              <w:t>Using RMS 1 spray and adhesives</w:t>
             </w:r>
           </w:p>
         </w:tc>
@@ -8417,7 +10359,7 @@
                 <w:sz w:val="22"/>
                 <w:szCs w:val="22"/>
               </w:rPr>
-              <w:t>Burns to skin, fire hazard</w:t>
+              <w:t>Skin irritation, inhalation</w:t>
             </w:r>
           </w:p>
         </w:tc>
@@ -8440,7 +10382,7 @@
                 <w:sz w:val="22"/>
                 <w:szCs w:val="22"/>
               </w:rPr>
-              <w:t>P/E</w:t>
+              <w:t>P</w:t>
             </w:r>
           </w:p>
         </w:tc>
@@ -8463,15 +10405,15 @@
                 <w:sz w:val="22"/>
                 <w:szCs w:val="22"/>
               </w:rPr>
-              <w:t xml:space="preserve">Use a soldering iron stand. Keep flammable liquids away. Never </w:t>
-            </w:r>
-            <w:r>
-              <w:rPr>
-                <w:rFonts w:ascii="Arial" w:eastAsia="Arial" w:hAnsi="Arial"/>
-                <w:sz w:val="22"/>
-                <w:szCs w:val="22"/>
-              </w:rPr>
-              <w:t>leave iron unattended.</w:t>
+              <w:t xml:space="preserve">Ensure </w:t>
+            </w:r>
+            <w:r>
+              <w:rPr>
+                <w:rFonts w:ascii="Arial" w:eastAsia="Arial" w:hAnsi="Arial"/>
+                <w:sz w:val="22"/>
+                <w:szCs w:val="22"/>
+              </w:rPr>
+              <w:t>adequate ventilation. Avoid breathing vapours and wear gloves.</w:t>
             </w:r>
           </w:p>
         </w:tc>
@@ -8494,7 +10436,7 @@
                 <w:sz w:val="22"/>
                 <w:szCs w:val="22"/>
               </w:rPr>
-              <w:t>High risk</w:t>
+              <w:t>Possible risk</w:t>
             </w:r>
           </w:p>
         </w:tc>
@@ -8522,7 +10464,7 @@
                 <w:sz w:val="22"/>
                 <w:szCs w:val="22"/>
               </w:rPr>
-              <w:t>Testing the switching circuit</w:t>
+              <w:t>Soldering strain gauges</w:t>
             </w:r>
           </w:p>
         </w:tc>
@@ -8545,7 +10487,7 @@
                 <w:sz w:val="22"/>
                 <w:szCs w:val="22"/>
               </w:rPr>
-              <w:t>Electric shock</w:t>
+              <w:t>Burns to skin, fire hazard</w:t>
             </w:r>
           </w:p>
         </w:tc>
@@ -8568,7 +10510,7 @@
                 <w:sz w:val="22"/>
                 <w:szCs w:val="22"/>
               </w:rPr>
-              <w:t>P</w:t>
+              <w:t>P/E</w:t>
             </w:r>
           </w:p>
         </w:tc>
@@ -8591,15 +10533,15 @@
                 <w:sz w:val="22"/>
                 <w:szCs w:val="22"/>
               </w:rPr>
-              <w:t xml:space="preserve">Inspect all cable insulation before turning </w:t>
-            </w:r>
-            <w:r>
-              <w:rPr>
-                <w:rFonts w:ascii="Arial" w:eastAsia="Arial" w:hAnsi="Arial"/>
-                <w:sz w:val="22"/>
-                <w:szCs w:val="22"/>
-              </w:rPr>
-              <w:t>on the power.</w:t>
+              <w:t xml:space="preserve">Use a soldering iron stand. Keep flammable liquids away. Never </w:t>
+            </w:r>
+            <w:r>
+              <w:rPr>
+                <w:rFonts w:ascii="Arial" w:eastAsia="Arial" w:hAnsi="Arial"/>
+                <w:sz w:val="22"/>
+                <w:szCs w:val="22"/>
+              </w:rPr>
+              <w:t>leave iron unattended.</w:t>
             </w:r>
           </w:p>
         </w:tc>
@@ -8622,7 +10564,7 @@
                 <w:sz w:val="22"/>
                 <w:szCs w:val="22"/>
               </w:rPr>
-              <w:t>Substantial risk</w:t>
+              <w:t>High risk</w:t>
             </w:r>
           </w:p>
         </w:tc>
@@ -8650,7 +10592,7 @@
                 <w:sz w:val="22"/>
                 <w:szCs w:val="22"/>
               </w:rPr>
-              <w:t>Actuating the electromagnet</w:t>
+              <w:t>Testing the switching circuit</w:t>
             </w:r>
           </w:p>
         </w:tc>
@@ -8673,7 +10615,7 @@
                 <w:sz w:val="22"/>
                 <w:szCs w:val="22"/>
               </w:rPr>
-              <w:t>Crushing fingers / Pinch point</w:t>
+              <w:t>Electric shock</w:t>
             </w:r>
           </w:p>
         </w:tc>
@@ -8719,7 +10661,105 @@
                 <w:sz w:val="22"/>
                 <w:szCs w:val="22"/>
               </w:rPr>
-              <w:t>Keep hands clear of moving parts</w:t>
+              <w:t xml:space="preserve">Inspect all cable insulation before turning </w:t>
+            </w:r>
+            <w:r>
+              <w:rPr>
+                <w:rFonts w:ascii="Arial" w:eastAsia="Arial" w:hAnsi="Arial"/>
+                <w:sz w:val="22"/>
+                <w:szCs w:val="22"/>
+              </w:rPr>
+              <w:t>on the power</w:t>
+            </w:r>
+            <w:r>
+              <w:rPr>
+                <w:rFonts w:ascii="Arial" w:eastAsia="Arial" w:hAnsi="Arial"/>
+                <w:sz w:val="22"/>
+                <w:szCs w:val="22"/>
+              </w:rPr>
+              <w:t xml:space="preserve"> and ensure </w:t>
+            </w:r>
+            <w:r>
+              <w:rPr>
+                <w:rFonts w:ascii="Arial" w:eastAsia="Arial" w:hAnsi="Arial"/>
+                <w:sz w:val="22"/>
+                <w:szCs w:val="22"/>
+              </w:rPr>
+              <w:t xml:space="preserve">wire gauges can handle </w:t>
+            </w:r>
+            <m:oMath>
+              <m:r>
+                <w:rPr>
+                  <w:rFonts w:ascii="Cambria Math" w:eastAsia="Arial" w:hAnsi="Cambria Math"/>
+                  <w:sz w:val="22"/>
+                  <w:szCs w:val="22"/>
+                </w:rPr>
+                <m:t>6 A</m:t>
+              </m:r>
+            </m:oMath>
+            <w:r>
+              <w:rPr>
+                <w:rFonts w:ascii="Arial" w:eastAsia="Arial" w:hAnsi="Arial"/>
+                <w:sz w:val="22"/>
+                <w:szCs w:val="22"/>
+              </w:rPr>
+              <w:t xml:space="preserve"> safely </w:t>
+            </w:r>
+            <w:r>
+              <w:rPr>
+                <w:rFonts w:ascii="Arial" w:eastAsia="Arial" w:hAnsi="Arial"/>
+                <w:sz w:val="22"/>
+                <w:szCs w:val="22"/>
+              </w:rPr>
+              <w:t xml:space="preserve">before turning on </w:t>
+            </w:r>
+            <w:r>
+              <w:rPr>
+                <w:rFonts w:ascii="Arial" w:eastAsia="Arial" w:hAnsi="Arial"/>
+                <w:sz w:val="22"/>
+                <w:szCs w:val="22"/>
+              </w:rPr>
+              <w:t>the power</w:t>
+            </w:r>
+            <w:r>
+              <w:rPr>
+                <w:rFonts w:ascii="Arial" w:eastAsia="Arial" w:hAnsi="Arial"/>
+                <w:sz w:val="22"/>
+                <w:szCs w:val="22"/>
+              </w:rPr>
+              <w:t>.</w:t>
+            </w:r>
+            <w:r>
+              <w:rPr>
+                <w:rFonts w:ascii="Arial" w:eastAsia="Arial" w:hAnsi="Arial"/>
+                <w:sz w:val="22"/>
+                <w:szCs w:val="22"/>
+              </w:rPr>
+              <w:t xml:space="preserve"> Ensure the dedicated </w:t>
+            </w:r>
+            <w:r>
+              <w:rPr>
+                <w:rFonts w:ascii="Arial" w:eastAsia="Arial" w:hAnsi="Arial"/>
+                <w:sz w:val="22"/>
+                <w:szCs w:val="22"/>
+              </w:rPr>
+              <w:t xml:space="preserve">normally closed (NC) emergency stop button is </w:t>
+            </w:r>
+            <w:r>
+              <w:rPr>
+                <w:rFonts w:ascii="Arial" w:eastAsia="Arial" w:hAnsi="Arial"/>
+                <w:sz w:val="22"/>
+                <w:szCs w:val="22"/>
+              </w:rPr>
+              <w:t>within immediate reach and tested before</w:t>
+            </w:r>
+            <w:r>
+              <w:rPr>
+                <w:rFonts w:ascii="Arial" w:eastAsia="Arial" w:hAnsi="Arial"/>
+                <w:sz w:val="22"/>
+                <w:szCs w:val="22"/>
+              </w:rPr>
+              <w:t xml:space="preserve"> full operation</w:t>
             </w:r>
             <w:r>
               <w:rPr>
@@ -8750,7 +10790,7 @@
                 <w:sz w:val="22"/>
                 <w:szCs w:val="22"/>
               </w:rPr>
-              <w:t>Possible risk</w:t>
+              <w:t>Substantial risk</w:t>
             </w:r>
           </w:p>
         </w:tc>
@@ -8778,7 +10818,7 @@
                 <w:sz w:val="22"/>
                 <w:szCs w:val="22"/>
               </w:rPr>
-              <w:t>Operating the electromagnet</w:t>
+              <w:t>Actuating the electromagnet</w:t>
             </w:r>
           </w:p>
         </w:tc>
@@ -8801,7 +10841,7 @@
                 <w:sz w:val="22"/>
                 <w:szCs w:val="22"/>
               </w:rPr>
-              <w:t>Magnetic interference</w:t>
+              <w:t>Crushing fingers / Pinch point</w:t>
             </w:r>
           </w:p>
         </w:tc>
@@ -8824,7 +10864,7 @@
                 <w:sz w:val="22"/>
                 <w:szCs w:val="22"/>
               </w:rPr>
-              <w:t>P/E</w:t>
+              <w:t>P</w:t>
             </w:r>
           </w:p>
         </w:tc>
@@ -8847,7 +10887,7 @@
                 <w:sz w:val="22"/>
                 <w:szCs w:val="22"/>
               </w:rPr>
-              <w:t>Keep sensitive electronics away</w:t>
+              <w:t>Keep hands clear of moving parts</w:t>
             </w:r>
             <w:r>
               <w:rPr>
@@ -8856,6 +10896,38 @@
                 <w:szCs w:val="22"/>
               </w:rPr>
               <w:t>.</w:t>
+            </w:r>
+            <w:r>
+              <w:rPr>
+                <w:rFonts w:ascii="Arial" w:eastAsia="Arial" w:hAnsi="Arial"/>
+                <w:sz w:val="22"/>
+                <w:szCs w:val="22"/>
+              </w:rPr>
+              <w:t xml:space="preserve"> Keep one hand</w:t>
+            </w:r>
+            <w:r>
+              <w:rPr>
+                <w:rFonts w:ascii="Arial" w:eastAsia="Arial" w:hAnsi="Arial"/>
+                <w:sz w:val="22"/>
+                <w:szCs w:val="22"/>
+              </w:rPr>
+              <w:t xml:space="preserve"> hovering near the emergency stop button durin</w:t>
+            </w:r>
+            <w:r>
+              <w:rPr>
+                <w:rFonts w:ascii="Arial" w:eastAsia="Arial" w:hAnsi="Arial"/>
+                <w:sz w:val="22"/>
+                <w:szCs w:val="22"/>
+              </w:rPr>
+              <w:t>g</w:t>
+            </w:r>
+            <w:r>
+              <w:rPr>
+                <w:rFonts w:ascii="Arial" w:eastAsia="Arial" w:hAnsi="Arial"/>
+                <w:sz w:val="22"/>
+                <w:szCs w:val="22"/>
+              </w:rPr>
+              <w:t xml:space="preserve"> actuation.</w:t>
             </w:r>
           </w:p>
         </w:tc>
@@ -8878,15 +10950,7 @@
                 <w:sz w:val="22"/>
                 <w:szCs w:val="22"/>
               </w:rPr>
-              <w:t xml:space="preserve">Substantial </w:t>
-            </w:r>
-            <w:r>
-              <w:rPr>
-                <w:rFonts w:ascii="Arial" w:eastAsia="Arial" w:hAnsi="Arial"/>
-                <w:sz w:val="22"/>
-                <w:szCs w:val="22"/>
-              </w:rPr>
-              <w:t>risk</w:t>
+              <w:t>Possible risk</w:t>
             </w:r>
           </w:p>
         </w:tc>
@@ -8914,7 +10978,7 @@
                 <w:sz w:val="22"/>
                 <w:szCs w:val="22"/>
               </w:rPr>
-              <w:t>Applying excessive load</w:t>
+              <w:t>Operating the electromagnet</w:t>
             </w:r>
           </w:p>
         </w:tc>
@@ -8937,7 +11001,39 @@
                 <w:sz w:val="22"/>
                 <w:szCs w:val="22"/>
               </w:rPr>
-              <w:t>Damaging strain gauges</w:t>
+              <w:t xml:space="preserve">Strong </w:t>
+            </w:r>
+            <w:r>
+              <w:rPr>
+                <w:rFonts w:ascii="Arial" w:eastAsia="Arial" w:hAnsi="Arial"/>
+                <w:sz w:val="22"/>
+                <w:szCs w:val="22"/>
+              </w:rPr>
+              <w:t>m</w:t>
+            </w:r>
+            <w:r>
+              <w:rPr>
+                <w:rFonts w:ascii="Arial" w:eastAsia="Arial" w:hAnsi="Arial"/>
+                <w:sz w:val="22"/>
+                <w:szCs w:val="22"/>
+              </w:rPr>
+              <w:t xml:space="preserve">agnetic </w:t>
+            </w:r>
+            <w:r>
+              <w:rPr>
+                <w:rFonts w:ascii="Arial" w:eastAsia="Arial" w:hAnsi="Arial"/>
+                <w:sz w:val="22"/>
+                <w:szCs w:val="22"/>
+              </w:rPr>
+              <w:t xml:space="preserve">field hazard / </w:t>
+            </w:r>
+            <w:r>
+              <w:rPr>
+                <w:rFonts w:ascii="Arial" w:eastAsia="Arial" w:hAnsi="Arial"/>
+                <w:sz w:val="22"/>
+                <w:szCs w:val="22"/>
+              </w:rPr>
+              <w:t>Magnetic interference</w:t>
             </w:r>
           </w:p>
         </w:tc>
@@ -8954,6 +11050,14 @@
                 <w:szCs w:val="22"/>
               </w:rPr>
             </w:pPr>
+            <w:r>
+              <w:rPr>
+                <w:rFonts w:ascii="Arial" w:eastAsia="Arial" w:hAnsi="Arial"/>
+                <w:sz w:val="22"/>
+                <w:szCs w:val="22"/>
+              </w:rPr>
+              <w:t>P/E</w:t>
+            </w:r>
           </w:p>
         </w:tc>
         <w:tc>
@@ -8975,7 +11079,39 @@
                 <w:sz w:val="22"/>
                 <w:szCs w:val="22"/>
               </w:rPr>
-              <w:t>Verify all circuit limits before testing. Monitor data carefully.</w:t>
+              <w:t xml:space="preserve">Strictly enforce an exclusion zone for individuals with </w:t>
+            </w:r>
+            <w:r>
+              <w:rPr>
+                <w:rFonts w:ascii="Arial" w:eastAsia="Arial" w:hAnsi="Arial"/>
+                <w:sz w:val="22"/>
+                <w:szCs w:val="22"/>
+              </w:rPr>
+              <w:t>pacemakers or metallic implants. U</w:t>
+            </w:r>
+            <w:r>
+              <w:rPr>
+                <w:rFonts w:ascii="Arial" w:eastAsia="Arial" w:hAnsi="Arial"/>
+                <w:sz w:val="22"/>
+                <w:szCs w:val="22"/>
+              </w:rPr>
+              <w:t>se the emergence stop immediately if unauthorised personnel enter the testing</w:t>
+            </w:r>
+            <w:r>
+              <w:rPr>
+                <w:rFonts w:ascii="Arial" w:eastAsia="Arial" w:hAnsi="Arial"/>
+                <w:sz w:val="22"/>
+                <w:szCs w:val="22"/>
+              </w:rPr>
+              <w:t xml:space="preserve"> area.</w:t>
+            </w:r>
+            <w:r>
+              <w:rPr>
+                <w:rFonts w:ascii="Arial" w:eastAsia="Arial" w:hAnsi="Arial"/>
+                <w:sz w:val="22"/>
+                <w:szCs w:val="22"/>
+              </w:rPr>
+              <w:t xml:space="preserve">                 </w:t>
             </w:r>
           </w:p>
         </w:tc>
@@ -8998,6 +11134,134 @@
                 <w:sz w:val="22"/>
                 <w:szCs w:val="22"/>
               </w:rPr>
+              <w:t xml:space="preserve">Substantial </w:t>
+            </w:r>
+            <w:r>
+              <w:rPr>
+                <w:rFonts w:ascii="Arial" w:eastAsia="Arial" w:hAnsi="Arial"/>
+                <w:sz w:val="22"/>
+                <w:szCs w:val="22"/>
+              </w:rPr>
+              <w:t>risk</w:t>
+            </w:r>
+          </w:p>
+        </w:tc>
+      </w:tr>
+      <w:tr>
+        <w:trPr>
+          <w:jc w:val="center"/>
+        </w:trPr>
+        <w:tc>
+          <w:tcPr>
+            <w:tcW w:w="943" w:type="pct"/>
+          </w:tcPr>
+          <w:p>
+            <w:pPr>
+              <w:spacing w:line="0" w:lineRule="atLeast"/>
+              <w:rPr>
+                <w:rFonts w:ascii="Arial" w:eastAsia="Arial" w:hAnsi="Arial"/>
+                <w:sz w:val="22"/>
+                <w:szCs w:val="22"/>
+              </w:rPr>
+            </w:pPr>
+            <w:r>
+              <w:rPr>
+                <w:rFonts w:ascii="Arial" w:eastAsia="Arial" w:hAnsi="Arial"/>
+                <w:sz w:val="22"/>
+                <w:szCs w:val="22"/>
+              </w:rPr>
+              <w:t>Applying excessive load</w:t>
+            </w:r>
+          </w:p>
+        </w:tc>
+        <w:tc>
+          <w:tcPr>
+            <w:tcW w:w="785" w:type="pct"/>
+          </w:tcPr>
+          <w:p>
+            <w:pPr>
+              <w:spacing w:line="0" w:lineRule="atLeast"/>
+              <w:rPr>
+                <w:rFonts w:ascii="Arial" w:eastAsia="Arial" w:hAnsi="Arial"/>
+                <w:sz w:val="22"/>
+                <w:szCs w:val="22"/>
+              </w:rPr>
+            </w:pPr>
+            <w:r>
+              <w:rPr>
+                <w:rFonts w:ascii="Arial" w:eastAsia="Arial" w:hAnsi="Arial"/>
+                <w:sz w:val="22"/>
+                <w:szCs w:val="22"/>
+              </w:rPr>
+              <w:t>Damaging strain gauges</w:t>
+            </w:r>
+          </w:p>
+        </w:tc>
+        <w:tc>
+          <w:tcPr>
+            <w:tcW w:w="471" w:type="pct"/>
+          </w:tcPr>
+          <w:p>
+            <w:pPr>
+              <w:spacing w:line="0" w:lineRule="atLeast"/>
+              <w:rPr>
+                <w:rFonts w:ascii="Arial" w:eastAsia="Arial" w:hAnsi="Arial"/>
+                <w:sz w:val="22"/>
+                <w:szCs w:val="22"/>
+              </w:rPr>
+            </w:pPr>
+            <w:r>
+              <w:rPr>
+                <w:rFonts w:ascii="Arial" w:eastAsia="Arial" w:hAnsi="Arial"/>
+                <w:sz w:val="22"/>
+                <w:szCs w:val="22"/>
+              </w:rPr>
+              <w:t>E</w:t>
+            </w:r>
+          </w:p>
+        </w:tc>
+        <w:tc>
+          <w:tcPr>
+            <w:tcW w:w="1417" w:type="pct"/>
+          </w:tcPr>
+          <w:p>
+            <w:pPr>
+              <w:spacing w:line="0" w:lineRule="atLeast"/>
+              <w:rPr>
+                <w:rFonts w:ascii="Arial" w:eastAsia="Arial" w:hAnsi="Arial"/>
+                <w:sz w:val="22"/>
+                <w:szCs w:val="22"/>
+              </w:rPr>
+            </w:pPr>
+            <w:r>
+              <w:rPr>
+                <w:rFonts w:ascii="Arial" w:eastAsia="Arial" w:hAnsi="Arial"/>
+                <w:sz w:val="22"/>
+                <w:szCs w:val="22"/>
+              </w:rPr>
+              <w:t>Verify all circuit limits before testing. Monitor data carefully.</w:t>
+            </w:r>
+          </w:p>
+        </w:tc>
+        <w:tc>
+          <w:tcPr>
+            <w:tcW w:w="1384" w:type="pct"/>
+          </w:tcPr>
+          <w:p>
+            <w:pPr>
+              <w:spacing w:line="0" w:lineRule="atLeast"/>
+              <w:rPr>
+                <w:rFonts w:ascii="Arial" w:eastAsia="Arial" w:hAnsi="Arial"/>
+                <w:sz w:val="22"/>
+                <w:szCs w:val="22"/>
+              </w:rPr>
+            </w:pPr>
+            <w:r>
+              <w:rPr>
+                <w:rFonts w:ascii="Arial" w:eastAsia="Arial" w:hAnsi="Arial"/>
+                <w:sz w:val="22"/>
+                <w:szCs w:val="22"/>
+              </w:rPr>
               <w:t>Possible risk</w:t>
             </w:r>
           </w:p>
@@ -9140,126 +11404,6 @@
     <w:p>
       <w:pPr>
         <w:spacing w:line="0" w:lineRule="atLeast"/>
-      </w:pPr>
-    </w:p>
-    <w:p>
-      <w:pPr>
-        <w:spacing w:line="0" w:lineRule="atLeast"/>
-      </w:pPr>
-    </w:p>
-    <w:p>
-      <w:pPr>
-        <w:spacing w:line="0" w:lineRule="atLeast"/>
-      </w:pPr>
-    </w:p>
-    <w:p>
-      <w:pPr>
-        <w:spacing w:line="0" w:lineRule="atLeast"/>
-      </w:pPr>
-    </w:p>
-    <w:p>
-      <w:pPr>
-        <w:spacing w:line="0" w:lineRule="atLeast"/>
-      </w:pPr>
-    </w:p>
-    <w:p>
-      <w:pPr>
-        <w:spacing w:line="0" w:lineRule="atLeast"/>
-      </w:pPr>
-    </w:p>
-    <w:p>
-      <w:pPr>
-        <w:spacing w:line="0" w:lineRule="atLeast"/>
-      </w:pPr>
-    </w:p>
-    <w:p>
-      <w:pPr>
-        <w:spacing w:line="0" w:lineRule="atLeast"/>
-      </w:pPr>
-    </w:p>
-    <w:p>
-      <w:pPr>
-        <w:spacing w:line="0" w:lineRule="atLeast"/>
-        <w:rPr>
-          <w:rFonts w:ascii="Arial" w:eastAsia="Arial" w:hAnsi="Arial"/>
-          <w:sz w:val="24"/>
-          <w:szCs w:val="14"/>
-        </w:rPr>
-      </w:pPr>
-    </w:p>
-    <w:p>
-      <w:pPr>
-        <w:spacing w:line="0" w:lineRule="atLeast"/>
-        <w:rPr>
-          <w:rFonts w:ascii="Arial" w:eastAsia="Arial" w:hAnsi="Arial"/>
-          <w:sz w:val="24"/>
-          <w:szCs w:val="14"/>
-        </w:rPr>
-      </w:pPr>
-    </w:p>
-    <w:p>
-      <w:pPr>
-        <w:spacing w:line="0" w:lineRule="atLeast"/>
-        <w:rPr>
-          <w:rFonts w:ascii="Arial" w:eastAsia="Arial" w:hAnsi="Arial"/>
-          <w:sz w:val="24"/>
-          <w:szCs w:val="14"/>
-        </w:rPr>
-      </w:pPr>
-    </w:p>
-    <w:p>
-      <w:pPr>
-        <w:spacing w:line="0" w:lineRule="atLeast"/>
-        <w:rPr>
-          <w:rFonts w:ascii="Arial" w:eastAsia="Arial" w:hAnsi="Arial"/>
-          <w:sz w:val="24"/>
-          <w:szCs w:val="14"/>
-        </w:rPr>
-      </w:pPr>
-    </w:p>
-    <w:p>
-      <w:pPr>
-        <w:spacing w:line="0" w:lineRule="atLeast"/>
-        <w:rPr>
-          <w:rFonts w:ascii="Arial" w:eastAsia="Arial" w:hAnsi="Arial"/>
-          <w:sz w:val="24"/>
-          <w:szCs w:val="14"/>
-        </w:rPr>
-      </w:pPr>
-    </w:p>
-    <w:p>
-      <w:pPr>
-        <w:spacing w:line="0" w:lineRule="atLeast"/>
-        <w:rPr>
-          <w:rFonts w:ascii="Arial" w:eastAsia="Arial" w:hAnsi="Arial"/>
-          <w:sz w:val="24"/>
-          <w:szCs w:val="14"/>
-        </w:rPr>
-      </w:pPr>
-    </w:p>
-    <w:p>
-      <w:pPr>
-        <w:spacing w:line="0" w:lineRule="atLeast"/>
-        <w:rPr>
-          <w:rFonts w:ascii="Arial" w:eastAsia="Arial" w:hAnsi="Arial"/>
-          <w:sz w:val="24"/>
-          <w:szCs w:val="14"/>
-        </w:rPr>
-      </w:pPr>
-    </w:p>
-    <w:p>
-      <w:pPr>
-        <w:spacing w:line="0" w:lineRule="atLeast"/>
-        <w:rPr>
-          <w:rFonts w:ascii="Arial" w:eastAsia="Arial" w:hAnsi="Arial"/>
-          <w:sz w:val="24"/>
-          <w:szCs w:val="14"/>
-        </w:rPr>
-      </w:pPr>
-    </w:p>
-    <w:p>
-      <w:pPr>
-        <w:spacing w:line="0" w:lineRule="atLeast"/>
         <w:rPr>
           <w:rFonts w:ascii="Arial" w:eastAsia="Arial" w:hAnsi="Arial"/>
           <w:sz w:val="24"/>
@@ -9286,7 +11430,6 @@
           <w:sz w:val="28"/>
           <w:szCs w:val="16"/>
         </w:rPr>
-        <w:lastRenderedPageBreak/>
         <w:t xml:space="preserve">Appendix A: </w:t>
       </w:r>
       <w:r>
@@ -9337,7 +11480,7 @@
         <mc:AlternateContent>
           <mc:Choice Requires="wps">
             <w:drawing>
-              <wp:anchor distT="0" distB="0" distL="114300" distR="114300" simplePos="0" relativeHeight="251685888" behindDoc="0" locked="0" layoutInCell="1" allowOverlap="1" wp14:anchorId="6AC445A4" wp14:editId="675CC632">
+              <wp:anchor distT="0" distB="0" distL="114300" distR="114300" simplePos="0" relativeHeight="251658252" behindDoc="0" locked="0" layoutInCell="1" allowOverlap="1" wp14:anchorId="6AC445A4" wp14:editId="675CC632">
                 <wp:simplePos x="0" y="0"/>
                 <wp:positionH relativeFrom="column">
                   <wp:posOffset>2231720</wp:posOffset>
@@ -9403,7 +11546,7 @@
               </wp:anchor>
             </w:drawing>
           </mc:Choice>
-          <mc:Fallback>
+          <mc:Fallback xmlns:arto="http://schemas.microsoft.com/office/word/2006/arto">
             <w:pict>
               <v:oval w14:anchorId="3268FC6F" id="Oval 19" o:spid="_x0000_s1026" style="position:absolute;margin-left:175.75pt;margin-top:617.9pt;width:17.55pt;height:17.55pt;z-index:251685888;visibility:visible;mso-wrap-style:square;mso-width-percent:0;mso-height-percent:0;mso-wrap-distance-left:9pt;mso-wrap-distance-top:0;mso-wrap-distance-right:9pt;mso-wrap-distance-bottom:0;mso-position-horizontal:absolute;mso-position-horizontal-relative:text;mso-position-vertical:absolute;mso-position-vertical-relative:text;mso-width-percent:0;mso-height-percent:0;mso-width-relative:margin;mso-height-relative:margin;v-text-anchor:middle" o:gfxdata="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" filled="f" strokecolor="red" strokeweight="1pt">
                 <v:stroke joinstyle="miter"/>
@@ -9420,7 +11563,7 @@
         <mc:AlternateContent>
           <mc:Choice Requires="wps">
             <w:drawing>
-              <wp:anchor distT="0" distB="0" distL="114300" distR="114300" simplePos="0" relativeHeight="251681792" behindDoc="0" locked="0" layoutInCell="1" allowOverlap="1" wp14:anchorId="12336EE6" wp14:editId="236823AC">
+              <wp:anchor distT="0" distB="0" distL="114300" distR="114300" simplePos="0" relativeHeight="251658250" behindDoc="0" locked="0" layoutInCell="1" allowOverlap="1" wp14:anchorId="12336EE6" wp14:editId="236823AC">
                 <wp:simplePos x="0" y="0"/>
                 <wp:positionH relativeFrom="column">
                   <wp:posOffset>2397850</wp:posOffset>
@@ -9486,7 +11629,7 @@
               </wp:anchor>
             </w:drawing>
           </mc:Choice>
-          <mc:Fallback>
+          <mc:Fallback xmlns:arto="http://schemas.microsoft.com/office/word/2006/arto">
             <w:pict>
               <v:oval w14:anchorId="69D914DE" id="Oval 17" o:spid="_x0000_s1026" style="position:absolute;margin-left:188.8pt;margin-top:110.2pt;width:17.55pt;height:17.55pt;z-index:251681792;visibility:visible;mso-wrap-style:square;mso-width-percent:0;mso-height-percent:0;mso-wrap-distance-left:9pt;mso-wrap-distance-top:0;mso-wrap-distance-right:9pt;mso-wrap-distance-bottom:0;mso-position-horizontal:absolute;mso-position-horizontal-relative:text;mso-position-vertical:absolute;mso-position-vertical-relative:text;mso-width-percent:0;mso-height-percent:0;mso-width-relative:margin;mso-height-relative:margin;v-text-anchor:middle" o:gfxdata="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" filled="f" strokecolor="red" strokeweight="1pt">
                 <v:stroke joinstyle="miter"/>
@@ -9503,7 +11646,7 @@
         <mc:AlternateContent>
           <mc:Choice Requires="wps">
             <w:drawing>
-              <wp:anchor distT="0" distB="0" distL="114300" distR="114300" simplePos="0" relativeHeight="251683840" behindDoc="0" locked="0" layoutInCell="1" allowOverlap="1" wp14:anchorId="31FDB3C8" wp14:editId="0A66B2CD">
+              <wp:anchor distT="0" distB="0" distL="114300" distR="114300" simplePos="0" relativeHeight="251658251" behindDoc="0" locked="0" layoutInCell="1" allowOverlap="1" wp14:anchorId="31FDB3C8" wp14:editId="0A66B2CD">
                 <wp:simplePos x="0" y="0"/>
                 <wp:positionH relativeFrom="column">
                   <wp:posOffset>2390580</wp:posOffset>
@@ -9569,7 +11712,7 @@
               </wp:anchor>
             </w:drawing>
           </mc:Choice>
-          <mc:Fallback>
+          <mc:Fallback xmlns:arto="http://schemas.microsoft.com/office/word/2006/arto">
             <w:pict>
               <v:oval w14:anchorId="31277134" id="Oval 18" o:spid="_x0000_s1026" style="position:absolute;margin-left:188.25pt;margin-top:59.15pt;width:17.55pt;height:17.55pt;z-index:251683840;visibility:visible;mso-wrap-style:square;mso-width-percent:0;mso-height-percent:0;mso-wrap-distance-left:9pt;mso-wrap-distance-top:0;mso-wrap-distance-right:9pt;mso-wrap-distance-bottom:0;mso-position-horizontal:absolute;mso-position-horizontal-relative:text;mso-position-vertical:absolute;mso-position-vertical-relative:text;mso-width-percent:0;mso-height-percent:0;mso-width-relative:margin;mso-height-relative:margin;v-text-anchor:middle" o:gfxdata="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" filled="f" strokecolor="red" strokeweight="1pt">
                 <v:stroke joinstyle="miter"/>
@@ -9586,7 +11729,7 @@
         <mc:AlternateContent>
           <mc:Choice Requires="wps">
             <w:drawing>
-              <wp:anchor distT="0" distB="0" distL="114300" distR="114300" simplePos="0" relativeHeight="251677696" behindDoc="0" locked="0" layoutInCell="1" allowOverlap="1" wp14:anchorId="6F35B68F" wp14:editId="5E56C1FD">
+              <wp:anchor distT="0" distB="0" distL="114300" distR="114300" simplePos="0" relativeHeight="251658249" behindDoc="0" locked="0" layoutInCell="1" allowOverlap="1" wp14:anchorId="6F35B68F" wp14:editId="5E56C1FD">
                 <wp:simplePos x="0" y="0"/>
                 <wp:positionH relativeFrom="column">
                   <wp:posOffset>2173805</wp:posOffset>
@@ -9652,7 +11795,7 @@
               </wp:anchor>
             </w:drawing>
           </mc:Choice>
-          <mc:Fallback>
+          <mc:Fallback xmlns:arto="http://schemas.microsoft.com/office/word/2006/arto">
             <w:pict>
               <v:oval w14:anchorId="4C0AC569" id="Oval 15" o:spid="_x0000_s1026" style="position:absolute;margin-left:171.15pt;margin-top:358.8pt;width:17.55pt;height:17.55pt;z-index:251677696;visibility:visible;mso-wrap-style:square;mso-width-percent:0;mso-height-percent:0;mso-wrap-distance-left:9pt;mso-wrap-distance-top:0;mso-wrap-distance-right:9pt;mso-wrap-distance-bottom:0;mso-position-horizontal:absolute;mso-position-horizontal-relative:text;mso-position-vertical:absolute;mso-position-vertical-relative:text;mso-width-percent:0;mso-height-percent:0;mso-width-relative:margin;mso-height-relative:margin;v-text-anchor:middle" o:gfxdata="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" filled="f" strokecolor="red" strokeweight="1pt">
                 <v:stroke joinstyle="miter"/>
@@ -9669,7 +11812,7 @@
         <mc:AlternateContent>
           <mc:Choice Requires="wps">
             <w:drawing>
-              <wp:anchor distT="0" distB="0" distL="114300" distR="114300" simplePos="0" relativeHeight="251675648" behindDoc="0" locked="0" layoutInCell="1" allowOverlap="1" wp14:anchorId="10D65C35" wp14:editId="1F5391E5">
+              <wp:anchor distT="0" distB="0" distL="114300" distR="114300" simplePos="0" relativeHeight="251658248" behindDoc="0" locked="0" layoutInCell="1" allowOverlap="1" wp14:anchorId="10D65C35" wp14:editId="1F5391E5">
                 <wp:simplePos x="0" y="0"/>
                 <wp:positionH relativeFrom="column">
                   <wp:posOffset>2167200</wp:posOffset>
@@ -9735,7 +11878,7 @@
               </wp:anchor>
             </w:drawing>
           </mc:Choice>
-          <mc:Fallback>
+          <mc:Fallback xmlns:arto="http://schemas.microsoft.com/office/word/2006/arto">
             <w:pict>
               <v:oval w14:anchorId="5A246988" id="Oval 14" o:spid="_x0000_s1026" style="position:absolute;margin-left:170.65pt;margin-top:337.85pt;width:17.55pt;height:17.55pt;z-index:251675648;visibility:visible;mso-wrap-style:square;mso-width-percent:0;mso-height-percent:0;mso-wrap-distance-left:9pt;mso-wrap-distance-top:0;mso-wrap-distance-right:9pt;mso-wrap-distance-bottom:0;mso-position-horizontal:absolute;mso-position-horizontal-relative:text;mso-position-vertical:absolute;mso-position-vertical-relative:text;mso-width-percent:0;mso-height-percent:0;mso-width-relative:margin;mso-height-relative:margin;v-text-anchor:middle" o:gfxdata="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" filled="f" strokecolor="red" strokeweight="1pt">
                 <v:stroke joinstyle="miter"/>
@@ -9752,7 +11895,7 @@
         <mc:AlternateContent>
           <mc:Choice Requires="wps">
             <w:drawing>
-              <wp:anchor distT="0" distB="0" distL="114300" distR="114300" simplePos="0" relativeHeight="251671552" behindDoc="0" locked="0" layoutInCell="1" allowOverlap="1" wp14:anchorId="76218029" wp14:editId="2A255E6F">
+              <wp:anchor distT="0" distB="0" distL="114300" distR="114300" simplePos="0" relativeHeight="251658246" behindDoc="0" locked="0" layoutInCell="1" allowOverlap="1" wp14:anchorId="76218029" wp14:editId="2A255E6F">
                 <wp:simplePos x="0" y="0"/>
                 <wp:positionH relativeFrom="column">
                   <wp:posOffset>2188800</wp:posOffset>
@@ -9818,7 +11961,7 @@
               </wp:anchor>
             </w:drawing>
           </mc:Choice>
-          <mc:Fallback>
+          <mc:Fallback xmlns:arto="http://schemas.microsoft.com/office/word/2006/arto">
             <w:pict>
               <v:oval w14:anchorId="47800510" id="Oval 12" o:spid="_x0000_s1026" style="position:absolute;margin-left:172.35pt;margin-top:592pt;width:17.55pt;height:17.55pt;z-index:251671552;visibility:visible;mso-wrap-style:square;mso-width-percent:0;mso-height-percent:0;mso-wrap-distance-left:9pt;mso-wrap-distance-top:0;mso-wrap-distance-right:9pt;mso-wrap-distance-bottom:0;mso-position-horizontal:absolute;mso-position-horizontal-relative:text;mso-position-vertical:absolute;mso-position-vertical-relative:text;mso-width-percent:0;mso-height-percent:0;mso-width-relative:margin;mso-height-relative:margin;v-text-anchor:middle" o:gfxdata="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" filled="f" strokecolor="red" strokeweight="1pt">
                 <v:stroke joinstyle="miter"/>
@@ -9849,7 +11992,7 @@
         <mc:AlternateContent>
           <mc:Choice Requires="wps">
             <w:drawing>
-              <wp:anchor distT="0" distB="0" distL="114300" distR="114300" simplePos="0" relativeHeight="251673600" behindDoc="0" locked="0" layoutInCell="1" allowOverlap="1" wp14:anchorId="1567CABC" wp14:editId="49D953D4">
+              <wp:anchor distT="0" distB="0" distL="114300" distR="114300" simplePos="0" relativeHeight="251658247" behindDoc="0" locked="0" layoutInCell="1" allowOverlap="1" wp14:anchorId="1567CABC" wp14:editId="49D953D4">
                 <wp:simplePos x="0" y="0"/>
                 <wp:positionH relativeFrom="column">
                   <wp:posOffset>-1353707</wp:posOffset>
@@ -9915,7 +12058,7 @@
               </wp:anchor>
             </w:drawing>
           </mc:Choice>
-          <mc:Fallback>
+          <mc:Fallback xmlns:arto="http://schemas.microsoft.com/office/word/2006/arto">
             <w:pict>
               <v:oval w14:anchorId="6E18F231" id="Oval 13" o:spid="_x0000_s1026" style="position:absolute;margin-left:-106.6pt;margin-top:271.65pt;width:17.55pt;height:17.55pt;z-index:251673600;visibility:visible;mso-wrap-style:square;mso-width-percent:0;mso-height-percent:0;mso-wrap-distance-left:9pt;mso-wrap-distance-top:0;mso-wrap-distance-right:9pt;mso-wrap-distance-bottom:0;mso-position-horizontal:absolute;mso-position-horizontal-relative:text;mso-position-vertical:absolute;mso-position-vertical-relative:text;mso-width-percent:0;mso-height-percent:0;mso-width-relative:margin;mso-height-relative:margin;v-text-anchor:middle" o:gfxdata="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" filled="f" strokecolor="red" strokeweight="1pt">
                 <v:stroke joinstyle="miter"/>
@@ -9930,9 +12073,9 @@
           <w:vertAlign w:val="subscript"/>
         </w:rPr>
         <w:drawing>
-          <wp:inline distT="0" distB="0" distL="0" distR="0" wp14:anchorId="34051F94" wp14:editId="08FD1D24">
-            <wp:extent cx="8429852" cy="1548492"/>
-            <wp:effectExtent l="0" t="7302" r="2222" b="2223"/>
+          <wp:inline distT="0" distB="0" distL="0" distR="0" wp14:anchorId="34051F94" wp14:editId="3AAB32C0">
+            <wp:extent cx="8358582" cy="1535401"/>
+            <wp:effectExtent l="1905" t="0" r="6350" b="6350"/>
             <wp:docPr id="11" name="Picture 11"/>
             <wp:cNvGraphicFramePr>
               <a:graphicFrameLocks xmlns:a="http://schemas.openxmlformats.org/drawingml/2006/main" noChangeAspect="1"/>
@@ -9953,7 +12096,7 @@
                   <pic:spPr>
                     <a:xfrm rot="16200000">
                       <a:off x="0" y="0"/>
-                      <a:ext cx="8537792" cy="1568320"/>
+                      <a:ext cx="8369436" cy="1537395"/>
                     </a:xfrm>
                     <a:prstGeom prst="rect">
                       <a:avLst/>
@@ -9984,7 +12127,7 @@
 </file>
 
 <file path=word/endnotes.xml><?xml version="1.0" encoding="utf-8"?>
-<w:endnotes xmlns:wpc="http://schemas.microsoft.com/office/word/2010/wordprocessingCanvas" xmlns:cx="http://schemas.microsoft.com/office/drawing/2014/chartex" xmlns:cx1="http://schemas.microsoft.com/office/drawing/2015/9/8/chartex" xmlns:cx2="http://schemas.microsoft.com/office/drawing/2015/10/21/chartex" xmlns:cx3="http://schemas.microsoft.com/office/drawing/2016/5/9/chartex" xmlns:cx4="http://schemas.microsoft.com/office/drawing/2016/5/10/chartex" xmlns:cx5="http://schemas.microsoft.com/office/drawing/2016/5/11/chartex" xmlns:cx6="http://schemas.microsoft.com/office/drawing/2016/5/12/chartex" xmlns:cx7="http://schemas.microsoft.com/office/drawing/2016/5/13/chartex" xmlns:cx8="http://schemas.microsoft.com/office/drawing/2016/5/14/chartex" xmlns:mc="http://schemas.openxmlformats.org/markup-compatibility/2006" xmlns:aink="http://schemas.microsoft.com/office/drawing/2016/ink" xmlns:am3d="http://schemas.microsoft.com/office/drawing/2017/model3d" xmlns:o="urn:schemas-microsoft-com:office:office" xmlns:oel="http://schemas.microsoft.com/office/2019/extlst" xmlns:r="http://schemas.openxmlformats.org/officeDocument/2006/relationships" xmlns:m="http://schemas.openxmlformats.org/officeDocument/2006/math" xmlns:v="urn:schemas-microsoft-com:vml" xmlns:wp14="http://schemas.microsoft.com/office/word/2010/wordprocessingDrawing" xmlns:wp="http://schemas.openxmlformats.org/drawingml/2006/wordprocessingDrawing" xmlns:w10="urn:schemas-microsoft-com:office:word" xmlns:w="http://schemas.openxmlformats.org/wordprocessingml/2006/main" xmlns:w14="http://schemas.microsoft.com/office/word/2010/wordml" xmlns:w15="http://schemas.microsoft.com/office/word/2012/wordml" xmlns:w16cex="http://schemas.microsoft.com/office/word/2018/wordml/cex" xmlns:w16cid="http://schemas.microsoft.com/office/word/2016/wordml/cid" xmlns:w16="http://schemas.microsoft.com/office/word/2018/wordml" xmlns:w16sdtdh="http://schemas.microsoft.com/office/word/2020/wordml/sdtdatahash" xmlns:w16se="http://schemas.microsoft.com/office/word/2015/wordml/symex" xmlns:wpg="http://schemas.microsoft.com/office/word/2010/wordprocessingGroup" xmlns:wpi="http://schemas.microsoft.com/office/word/2010/wordprocessingInk" xmlns:wne="http://schemas.microsoft.com/office/word/2006/wordml" xmlns:wps="http://schemas.microsoft.com/office/word/2010/wordprocessingShape" mc:Ignorable="w14 w15 w16se w16cid w16 w16cex w16sdtdh wp14">
+<w:endnotes xmlns:wpc="http://schemas.microsoft.com/office/word/2010/wordprocessingCanvas" xmlns:cx="http://schemas.microsoft.com/office/drawing/2014/chartex" xmlns:cx1="http://schemas.microsoft.com/office/drawing/2015/9/8/chartex" xmlns:cx2="http://schemas.microsoft.com/office/drawing/2015/10/21/chartex" xmlns:cx3="http://schemas.microsoft.com/office/drawing/2016/5/9/chartex" xmlns:cx4="http://schemas.microsoft.com/office/drawing/2016/5/10/chartex" xmlns:cx5="http://schemas.microsoft.com/office/drawing/2016/5/11/chartex" xmlns:cx6="http://schemas.microsoft.com/office/drawing/2016/5/12/chartex" xmlns:cx7="http://schemas.microsoft.com/office/drawing/2016/5/13/chartex" xmlns:cx8="http://schemas.microsoft.com/office/drawing/2016/5/14/chartex" xmlns:mc="http://schemas.openxmlformats.org/markup-compatibility/2006" xmlns:aink="http://schemas.microsoft.com/office/drawing/2016/ink" xmlns:am3d="http://schemas.microsoft.com/office/drawing/2017/model3d" xmlns:o="urn:schemas-microsoft-com:office:office" xmlns:oel="http://schemas.microsoft.com/office/2019/extlst" xmlns:r="http://schemas.openxmlformats.org/officeDocument/2006/relationships" xmlns:m="http://schemas.openxmlformats.org/officeDocument/2006/math" xmlns:v="urn:schemas-microsoft-com:vml" xmlns:wp14="http://schemas.microsoft.com/office/word/2010/wordprocessingDrawing" xmlns:wp="http://schemas.openxmlformats.org/drawingml/2006/wordprocessingDrawing" xmlns:w10="urn:schemas-microsoft-com:office:word" xmlns:w="http://schemas.openxmlformats.org/wordprocessingml/2006/main" xmlns:w14="http://schemas.microsoft.com/office/word/2010/wordml" xmlns:w15="http://schemas.microsoft.com/office/word/2012/wordml" xmlns:w16cex="http://schemas.microsoft.com/office/word/2018/wordml/cex" xmlns:w16cid="http://schemas.microsoft.com/office/word/2016/wordml/cid" xmlns:w16="http://schemas.microsoft.com/office/word/2018/wordml" xmlns:w16du="http://schemas.microsoft.com/office/word/2023/wordml/word16du" xmlns:w16sdtdh="http://schemas.microsoft.com/office/word/2020/wordml/sdtdatahash" xmlns:w16sdtfl="http://schemas.microsoft.com/office/word/2024/wordml/sdtformatlock" xmlns:w16se="http://schemas.microsoft.com/office/word/2015/wordml/symex" xmlns:wpg="http://schemas.microsoft.com/office/word/2010/wordprocessingGroup" xmlns:wpi="http://schemas.microsoft.com/office/word/2010/wordprocessingInk" xmlns:wne="http://schemas.microsoft.com/office/word/2006/wordml" xmlns:wps="http://schemas.microsoft.com/office/word/2010/wordprocessingShape" mc:Ignorable="w14 w15 w16se w16cid w16 w16cex w16sdtdh w16sdtfl w16du wp14">
   <w:endnote w:type="separator" w:id="-1">
     <w:p>
       <w:r>
@@ -10003,7 +12146,7 @@
 </file>
 
 <file path=word/footer1.xml><?xml version="1.0" encoding="utf-8"?>
-<w:ftr xmlns:wpc="http://schemas.microsoft.com/office/word/2010/wordprocessingCanvas" xmlns:cx="http://schemas.microsoft.com/office/drawing/2014/chartex" xmlns:cx1="http://schemas.microsoft.com/office/drawing/2015/9/8/chartex" xmlns:cx2="http://schemas.microsoft.com/office/drawing/2015/10/21/chartex" xmlns:cx3="http://schemas.microsoft.com/office/drawing/2016/5/9/chartex" xmlns:cx4="http://schemas.microsoft.com/office/drawing/2016/5/10/chartex" xmlns:cx5="http://schemas.microsoft.com/office/drawing/2016/5/11/chartex" xmlns:cx6="http://schemas.microsoft.com/office/drawing/2016/5/12/chartex" xmlns:cx7="http://schemas.microsoft.com/office/drawing/2016/5/13/chartex" xmlns:cx8="http://schemas.microsoft.com/office/drawing/2016/5/14/chartex" xmlns:mc="http://schemas.openxmlformats.org/markup-compatibility/2006" xmlns:aink="http://schemas.microsoft.com/office/drawing/2016/ink" xmlns:am3d="http://schemas.microsoft.com/office/drawing/2017/model3d" xmlns:o="urn:schemas-microsoft-com:office:office" xmlns:oel="http://schemas.microsoft.com/office/2019/extlst" xmlns:r="http://schemas.openxmlformats.org/officeDocument/2006/relationships" xmlns:m="http://schemas.openxmlformats.org/officeDocument/2006/math" xmlns:v="urn:schemas-microsoft-com:vml" xmlns:wp14="http://schemas.microsoft.com/office/word/2010/wordprocessingDrawing" xmlns:wp="http://schemas.openxmlformats.org/drawingml/2006/wordprocessingDrawing" xmlns:w10="urn:schemas-microsoft-com:office:word" xmlns:w="http://schemas.openxmlformats.org/wordprocessingml/2006/main" xmlns:w14="http://schemas.microsoft.com/office/word/2010/wordml" xmlns:w15="http://schemas.microsoft.com/office/word/2012/wordml" xmlns:w16cex="http://schemas.microsoft.com/office/word/2018/wordml/cex" xmlns:w16cid="http://schemas.microsoft.com/office/word/2016/wordml/cid" xmlns:w16="http://schemas.microsoft.com/office/word/2018/wordml" xmlns:w16sdtdh="http://schemas.microsoft.com/office/word/2020/wordml/sdtdatahash" xmlns:w16se="http://schemas.microsoft.com/office/word/2015/wordml/symex" xmlns:wpg="http://schemas.microsoft.com/office/word/2010/wordprocessingGroup" xmlns:wpi="http://schemas.microsoft.com/office/word/2010/wordprocessingInk" xmlns:wne="http://schemas.microsoft.com/office/word/2006/wordml" xmlns:wps="http://schemas.microsoft.com/office/word/2010/wordprocessingShape" mc:Ignorable="w14 w15 w16se w16cid w16 w16cex w16sdtdh wp14">
+<w:ftr xmlns:wpc="http://schemas.microsoft.com/office/word/2010/wordprocessingCanvas" xmlns:cx="http://schemas.microsoft.com/office/drawing/2014/chartex" xmlns:cx1="http://schemas.microsoft.com/office/drawing/2015/9/8/chartex" xmlns:cx2="http://schemas.microsoft.com/office/drawing/2015/10/21/chartex" xmlns:cx3="http://schemas.microsoft.com/office/drawing/2016/5/9/chartex" xmlns:cx4="http://schemas.microsoft.com/office/drawing/2016/5/10/chartex" xmlns:cx5="http://schemas.microsoft.com/office/drawing/2016/5/11/chartex" xmlns:cx6="http://schemas.microsoft.com/office/drawing/2016/5/12/chartex" xmlns:cx7="http://schemas.microsoft.com/office/drawing/2016/5/13/chartex" xmlns:cx8="http://schemas.microsoft.com/office/drawing/2016/5/14/chartex" xmlns:mc="http://schemas.openxmlformats.org/markup-compatibility/2006" xmlns:aink="http://schemas.microsoft.com/office/drawing/2016/ink" xmlns:am3d="http://schemas.microsoft.com/office/drawing/2017/model3d" xmlns:o="urn:schemas-microsoft-com:office:office" xmlns:oel="http://schemas.microsoft.com/office/2019/extlst" xmlns:r="http://schemas.openxmlformats.org/officeDocument/2006/relationships" xmlns:m="http://schemas.openxmlformats.org/officeDocument/2006/math" xmlns:v="urn:schemas-microsoft-com:vml" xmlns:wp14="http://schemas.microsoft.com/office/word/2010/wordprocessingDrawing" xmlns:wp="http://schemas.openxmlformats.org/drawingml/2006/wordprocessingDrawing" xmlns:w10="urn:schemas-microsoft-com:office:word" xmlns:w="http://schemas.openxmlformats.org/wordprocessingml/2006/main" xmlns:w14="http://schemas.microsoft.com/office/word/2010/wordml" xmlns:w15="http://schemas.microsoft.com/office/word/2012/wordml" xmlns:w16cex="http://schemas.microsoft.com/office/word/2018/wordml/cex" xmlns:w16cid="http://schemas.microsoft.com/office/word/2016/wordml/cid" xmlns:w16="http://schemas.microsoft.com/office/word/2018/wordml" xmlns:w16du="http://schemas.microsoft.com/office/word/2023/wordml/word16du" xmlns:w16sdtdh="http://schemas.microsoft.com/office/word/2020/wordml/sdtdatahash" xmlns:w16sdtfl="http://schemas.microsoft.com/office/word/2024/wordml/sdtformatlock" xmlns:w16se="http://schemas.microsoft.com/office/word/2015/wordml/symex" xmlns:wpg="http://schemas.microsoft.com/office/word/2010/wordprocessingGroup" xmlns:wpi="http://schemas.microsoft.com/office/word/2010/wordprocessingInk" xmlns:wne="http://schemas.microsoft.com/office/word/2006/wordml" xmlns:wps="http://schemas.microsoft.com/office/word/2010/wordprocessingShape" mc:Ignorable="w14 w15 w16se w16cid w16 w16cex w16sdtdh w16sdtfl w16du wp14">
   <w:sdt>
     <w:sdtPr>
       <w:id w:val="955829706"/>
@@ -10056,7 +12199,7 @@
 </file>
 
 <file path=word/footnotes.xml><?xml version="1.0" encoding="utf-8"?>
-<w:footnotes xmlns:wpc="http://schemas.microsoft.com/office/word/2010/wordprocessingCanvas" xmlns:cx="http://schemas.microsoft.com/office/drawing/2014/chartex" xmlns:cx1="http://schemas.microsoft.com/office/drawing/2015/9/8/chartex" xmlns:cx2="http://schemas.microsoft.com/office/drawing/2015/10/21/chartex" xmlns:cx3="http://schemas.microsoft.com/office/drawing/2016/5/9/chartex" xmlns:cx4="http://schemas.microsoft.com/office/drawing/2016/5/10/chartex" xmlns:cx5="http://schemas.microsoft.com/office/drawing/2016/5/11/chartex" xmlns:cx6="http://schemas.microsoft.com/office/drawing/2016/5/12/chartex" xmlns:cx7="http://schemas.microsoft.com/office/drawing/2016/5/13/chartex" xmlns:cx8="http://schemas.microsoft.com/office/drawing/2016/5/14/chartex" xmlns:mc="http://schemas.openxmlformats.org/markup-compatibility/2006" xmlns:aink="http://schemas.microsoft.com/office/drawing/2016/ink" xmlns:am3d="http://schemas.microsoft.com/office/drawing/2017/model3d" xmlns:o="urn:schemas-microsoft-com:office:office" xmlns:oel="http://schemas.microsoft.com/office/2019/extlst" xmlns:r="http://schemas.openxmlformats.org/officeDocument/2006/relationships" xmlns:m="http://schemas.openxmlformats.org/officeDocument/2006/math" xmlns:v="urn:schemas-microsoft-com:vml" xmlns:wp14="http://schemas.microsoft.com/office/word/2010/wordprocessingDrawing" xmlns:wp="http://schemas.openxmlformats.org/drawingml/2006/wordprocessingDrawing" xmlns:w10="urn:schemas-microsoft-com:office:word" xmlns:w="http://schemas.openxmlformats.org/wordprocessingml/2006/main" xmlns:w14="http://schemas.microsoft.com/office/word/2010/wordml" xmlns:w15="http://schemas.microsoft.com/office/word/2012/wordml" xmlns:w16cex="http://schemas.microsoft.com/office/word/2018/wordml/cex" xmlns:w16cid="http://schemas.microsoft.com/office/word/2016/wordml/cid" xmlns:w16="http://schemas.microsoft.com/office/word/2018/wordml" xmlns:w16sdtdh="http://schemas.microsoft.com/office/word/2020/wordml/sdtdatahash" xmlns:w16se="http://schemas.microsoft.com/office/word/2015/wordml/symex" xmlns:wpg="http://schemas.microsoft.com/office/word/2010/wordprocessingGroup" xmlns:wpi="http://schemas.microsoft.com/office/word/2010/wordprocessingInk" xmlns:wne="http://schemas.microsoft.com/office/word/2006/wordml" xmlns:wps="http://schemas.microsoft.com/office/word/2010/wordprocessingShape" mc:Ignorable="w14 w15 w16se w16cid w16 w16cex w16sdtdh wp14">
+<w:footnotes xmlns:wpc="http://schemas.microsoft.com/office/word/2010/wordprocessingCanvas" xmlns:cx="http://schemas.microsoft.com/office/drawing/2014/chartex" xmlns:cx1="http://schemas.microsoft.com/office/drawing/2015/9/8/chartex" xmlns:cx2="http://schemas.microsoft.com/office/drawing/2015/10/21/chartex" xmlns:cx3="http://schemas.microsoft.com/office/drawing/2016/5/9/chartex" xmlns:cx4="http://schemas.microsoft.com/office/drawing/2016/5/10/chartex" xmlns:cx5="http://schemas.microsoft.com/office/drawing/2016/5/11/chartex" xmlns:cx6="http://schemas.microsoft.com/office/drawing/2016/5/12/chartex" xmlns:cx7="http://schemas.microsoft.com/office/drawing/2016/5/13/chartex" xmlns:cx8="http://schemas.microsoft.com/office/drawing/2016/5/14/chartex" xmlns:mc="http://schemas.openxmlformats.org/markup-compatibility/2006" xmlns:aink="http://schemas.microsoft.com/office/drawing/2016/ink" xmlns:am3d="http://schemas.microsoft.com/office/drawing/2017/model3d" xmlns:o="urn:schemas-microsoft-com:office:office" xmlns:oel="http://schemas.microsoft.com/office/2019/extlst" xmlns:r="http://schemas.openxmlformats.org/officeDocument/2006/relationships" xmlns:m="http://schemas.openxmlformats.org/officeDocument/2006/math" xmlns:v="urn:schemas-microsoft-com:vml" xmlns:wp14="http://schemas.microsoft.com/office/word/2010/wordprocessingDrawing" xmlns:wp="http://schemas.openxmlformats.org/drawingml/2006/wordprocessingDrawing" xmlns:w10="urn:schemas-microsoft-com:office:word" xmlns:w="http://schemas.openxmlformats.org/wordprocessingml/2006/main" xmlns:w14="http://schemas.microsoft.com/office/word/2010/wordml" xmlns:w15="http://schemas.microsoft.com/office/word/2012/wordml" xmlns:w16cex="http://schemas.microsoft.com/office/word/2018/wordml/cex" xmlns:w16cid="http://schemas.microsoft.com/office/word/2016/wordml/cid" xmlns:w16="http://schemas.microsoft.com/office/word/2018/wordml" xmlns:w16du="http://schemas.microsoft.com/office/word/2023/wordml/word16du" xmlns:w16sdtdh="http://schemas.microsoft.com/office/word/2020/wordml/sdtdatahash" xmlns:w16sdtfl="http://schemas.microsoft.com/office/word/2024/wordml/sdtformatlock" xmlns:w16se="http://schemas.microsoft.com/office/word/2015/wordml/symex" xmlns:wpg="http://schemas.microsoft.com/office/word/2010/wordprocessingGroup" xmlns:wpi="http://schemas.microsoft.com/office/word/2010/wordprocessingInk" xmlns:wne="http://schemas.microsoft.com/office/word/2006/wordml" xmlns:wps="http://schemas.microsoft.com/office/word/2010/wordprocessingShape" mc:Ignorable="w14 w15 w16se w16cid w16 w16cex w16sdtdh w16sdtfl w16du wp14">
   <w:footnote w:type="separator" w:id="-1">
     <w:p>
       <w:r>
@@ -10106,7 +12249,7 @@
 </file>
 
 <file path=word/header1.xml><?xml version="1.0" encoding="utf-8"?>
-<w:hdr xmlns:wpc="http://schemas.microsoft.com/office/word/2010/wordprocessingCanvas" xmlns:cx="http://schemas.microsoft.com/office/drawing/2014/chartex" xmlns:cx1="http://schemas.microsoft.com/office/drawing/2015/9/8/chartex" xmlns:cx2="http://schemas.microsoft.com/office/drawing/2015/10/21/chartex" xmlns:cx3="http://schemas.microsoft.com/office/drawing/2016/5/9/chartex" xmlns:cx4="http://schemas.microsoft.com/office/drawing/2016/5/10/chartex" xmlns:cx5="http://schemas.microsoft.com/office/drawing/2016/5/11/chartex" xmlns:cx6="http://schemas.microsoft.com/office/drawing/2016/5/12/chartex" xmlns:cx7="http://schemas.microsoft.com/office/drawing/2016/5/13/chartex" xmlns:cx8="http://schemas.microsoft.com/office/drawing/2016/5/14/chartex" xmlns:mc="http://schemas.openxmlformats.org/markup-compatibility/2006" xmlns:aink="http://schemas.microsoft.com/office/drawing/2016/ink" xmlns:am3d="http://schemas.microsoft.com/office/drawing/2017/model3d" xmlns:o="urn:schemas-microsoft-com:office:office" xmlns:oel="http://schemas.microsoft.com/office/2019/extlst" xmlns:r="http://schemas.openxmlformats.org/officeDocument/2006/relationships" xmlns:m="http://schemas.openxmlformats.org/officeDocument/2006/math" xmlns:v="urn:schemas-microsoft-com:vml" xmlns:wp14="http://schemas.microsoft.com/office/word/2010/wordprocessingDrawing" xmlns:wp="http://schemas.openxmlformats.org/drawingml/2006/wordprocessingDrawing" xmlns:w10="urn:schemas-microsoft-com:office:word" xmlns:w="http://schemas.openxmlformats.org/wordprocessingml/2006/main" xmlns:w14="http://schemas.microsoft.com/office/word/2010/wordml" xmlns:w15="http://schemas.microsoft.com/office/word/2012/wordml" xmlns:w16cex="http://schemas.microsoft.com/office/word/2018/wordml/cex" xmlns:w16cid="http://schemas.microsoft.com/office/word/2016/wordml/cid" xmlns:w16="http://schemas.microsoft.com/office/word/2018/wordml" xmlns:w16sdtdh="http://schemas.microsoft.com/office/word/2020/wordml/sdtdatahash" xmlns:w16se="http://schemas.microsoft.com/office/word/2015/wordml/symex" xmlns:wpg="http://schemas.microsoft.com/office/word/2010/wordprocessingGroup" xmlns:wpi="http://schemas.microsoft.com/office/word/2010/wordprocessingInk" xmlns:wne="http://schemas.microsoft.com/office/word/2006/wordml" xmlns:wps="http://schemas.microsoft.com/office/word/2010/wordprocessingShape" mc:Ignorable="w14 w15 w16se w16cid w16 w16cex w16sdtdh wp14">
+<w:hdr xmlns:wpc="http://schemas.microsoft.com/office/word/2010/wordprocessingCanvas" xmlns:cx="http://schemas.microsoft.com/office/drawing/2014/chartex" xmlns:cx1="http://schemas.microsoft.com/office/drawing/2015/9/8/chartex" xmlns:cx2="http://schemas.microsoft.com/office/drawing/2015/10/21/chartex" xmlns:cx3="http://schemas.microsoft.com/office/drawing/2016/5/9/chartex" xmlns:cx4="http://schemas.microsoft.com/office/drawing/2016/5/10/chartex" xmlns:cx5="http://schemas.microsoft.com/office/drawing/2016/5/11/chartex" xmlns:cx6="http://schemas.microsoft.com/office/drawing/2016/5/12/chartex" xmlns:cx7="http://schemas.microsoft.com/office/drawing/2016/5/13/chartex" xmlns:cx8="http://schemas.microsoft.com/office/drawing/2016/5/14/chartex" xmlns:mc="http://schemas.openxmlformats.org/markup-compatibility/2006" xmlns:aink="http://schemas.microsoft.com/office/drawing/2016/ink" xmlns:am3d="http://schemas.microsoft.com/office/drawing/2017/model3d" xmlns:o="urn:schemas-microsoft-com:office:office" xmlns:oel="http://schemas.microsoft.com/office/2019/extlst" xmlns:r="http://schemas.openxmlformats.org/officeDocument/2006/relationships" xmlns:m="http://schemas.openxmlformats.org/officeDocument/2006/math" xmlns:v="urn:schemas-microsoft-com:vml" xmlns:wp14="http://schemas.microsoft.com/office/word/2010/wordprocessingDrawing" xmlns:wp="http://schemas.openxmlformats.org/drawingml/2006/wordprocessingDrawing" xmlns:w10="urn:schemas-microsoft-com:office:word" xmlns:w="http://schemas.openxmlformats.org/wordprocessingml/2006/main" xmlns:w14="http://schemas.microsoft.com/office/word/2010/wordml" xmlns:w15="http://schemas.microsoft.com/office/word/2012/wordml" xmlns:w16cex="http://schemas.microsoft.com/office/word/2018/wordml/cex" xmlns:w16cid="http://schemas.microsoft.com/office/word/2016/wordml/cid" xmlns:w16="http://schemas.microsoft.com/office/word/2018/wordml" xmlns:w16du="http://schemas.microsoft.com/office/word/2023/wordml/word16du" xmlns:w16sdtdh="http://schemas.microsoft.com/office/word/2020/wordml/sdtdatahash" xmlns:w16sdtfl="http://schemas.microsoft.com/office/word/2024/wordml/sdtformatlock" xmlns:w16se="http://schemas.microsoft.com/office/word/2015/wordml/symex" xmlns:wpg="http://schemas.microsoft.com/office/word/2010/wordprocessingGroup" xmlns:wpi="http://schemas.microsoft.com/office/word/2010/wordprocessingInk" xmlns:wne="http://schemas.microsoft.com/office/word/2006/wordml" xmlns:wps="http://schemas.microsoft.com/office/word/2010/wordprocessingShape" mc:Ignorable="w14 w15 w16se w16cid w16 w16cex w16sdtdh w16sdtfl w16du wp14">
   <w:p>
     <w:pPr>
       <w:pStyle w:val="Header"/>
@@ -10117,7 +12260,7 @@
 </file>
 
 <file path=word/header2.xml><?xml version="1.0" encoding="utf-8"?>
-<w:hdr xmlns:wpc="http://schemas.microsoft.com/office/word/2010/wordprocessingCanvas" xmlns:cx="http://schemas.microsoft.com/office/drawing/2014/chartex" xmlns:cx1="http://schemas.microsoft.com/office/drawing/2015/9/8/chartex" xmlns:cx2="http://schemas.microsoft.com/office/drawing/2015/10/21/chartex" xmlns:cx3="http://schemas.microsoft.com/office/drawing/2016/5/9/chartex" xmlns:cx4="http://schemas.microsoft.com/office/drawing/2016/5/10/chartex" xmlns:cx5="http://schemas.microsoft.com/office/drawing/2016/5/11/chartex" xmlns:cx6="http://schemas.microsoft.com/office/drawing/2016/5/12/chartex" xmlns:cx7="http://schemas.microsoft.com/office/drawing/2016/5/13/chartex" xmlns:cx8="http://schemas.microsoft.com/office/drawing/2016/5/14/chartex" xmlns:mc="http://schemas.openxmlformats.org/markup-compatibility/2006" xmlns:aink="http://schemas.microsoft.com/office/drawing/2016/ink" xmlns:am3d="http://schemas.microsoft.com/office/drawing/2017/model3d" xmlns:o="urn:schemas-microsoft-com:office:office" xmlns:oel="http://schemas.microsoft.com/office/2019/extlst" xmlns:r="http://schemas.openxmlformats.org/officeDocument/2006/relationships" xmlns:m="http://schemas.openxmlformats.org/officeDocument/2006/math" xmlns:v="urn:schemas-microsoft-com:vml" xmlns:wp14="http://schemas.microsoft.com/office/word/2010/wordprocessingDrawing" xmlns:wp="http://schemas.openxmlformats.org/drawingml/2006/wordprocessingDrawing" xmlns:w10="urn:schemas-microsoft-com:office:word" xmlns:w="http://schemas.openxmlformats.org/wordprocessingml/2006/main" xmlns:w14="http://schemas.microsoft.com/office/word/2010/wordml" xmlns:w15="http://schemas.microsoft.com/office/word/2012/wordml" xmlns:w16cex="http://schemas.microsoft.com/office/word/2018/wordml/cex" xmlns:w16cid="http://schemas.microsoft.com/office/word/2016/wordml/cid" xmlns:w16="http://schemas.microsoft.com/office/word/2018/wordml" xmlns:w16sdtdh="http://schemas.microsoft.com/office/word/2020/wordml/sdtdatahash" xmlns:w16se="http://schemas.microsoft.com/office/word/2015/wordml/symex" xmlns:wpg="http://schemas.microsoft.com/office/word/2010/wordprocessingGroup" xmlns:wpi="http://schemas.microsoft.com/office/word/2010/wordprocessingInk" xmlns:wne="http://schemas.microsoft.com/office/word/2006/wordml" xmlns:wps="http://schemas.microsoft.com/office/word/2010/wordprocessingShape" mc:Ignorable="w14 w15 w16se w16cid w16 w16cex w16sdtdh wp14">
+<w:hdr xmlns:wpc="http://schemas.microsoft.com/office/word/2010/wordprocessingCanvas" xmlns:cx="http://schemas.microsoft.com/office/drawing/2014/chartex" xmlns:cx1="http://schemas.microsoft.com/office/drawing/2015/9/8/chartex" xmlns:cx2="http://schemas.microsoft.com/office/drawing/2015/10/21/chartex" xmlns:cx3="http://schemas.microsoft.com/office/drawing/2016/5/9/chartex" xmlns:cx4="http://schemas.microsoft.com/office/drawing/2016/5/10/chartex" xmlns:cx5="http://schemas.microsoft.com/office/drawing/2016/5/11/chartex" xmlns:cx6="http://schemas.microsoft.com/office/drawing/2016/5/12/chartex" xmlns:cx7="http://schemas.microsoft.com/office/drawing/2016/5/13/chartex" xmlns:cx8="http://schemas.microsoft.com/office/drawing/2016/5/14/chartex" xmlns:mc="http://schemas.openxmlformats.org/markup-compatibility/2006" xmlns:aink="http://schemas.microsoft.com/office/drawing/2016/ink" xmlns:am3d="http://schemas.microsoft.com/office/drawing/2017/model3d" xmlns:o="urn:schemas-microsoft-com:office:office" xmlns:oel="http://schemas.microsoft.com/office/2019/extlst" xmlns:r="http://schemas.openxmlformats.org/officeDocument/2006/relationships" xmlns:m="http://schemas.openxmlformats.org/officeDocument/2006/math" xmlns:v="urn:schemas-microsoft-com:vml" xmlns:wp14="http://schemas.microsoft.com/office/word/2010/wordprocessingDrawing" xmlns:wp="http://schemas.openxmlformats.org/drawingml/2006/wordprocessingDrawing" xmlns:w10="urn:schemas-microsoft-com:office:word" xmlns:w="http://schemas.openxmlformats.org/wordprocessingml/2006/main" xmlns:w14="http://schemas.microsoft.com/office/word/2010/wordml" xmlns:w15="http://schemas.microsoft.com/office/word/2012/wordml" xmlns:w16cex="http://schemas.microsoft.com/office/word/2018/wordml/cex" xmlns:w16cid="http://schemas.microsoft.com/office/word/2016/wordml/cid" xmlns:w16="http://schemas.microsoft.com/office/word/2018/wordml" xmlns:w16du="http://schemas.microsoft.com/office/word/2023/wordml/word16du" xmlns:w16sdtdh="http://schemas.microsoft.com/office/word/2020/wordml/sdtdatahash" xmlns:w16sdtfl="http://schemas.microsoft.com/office/word/2024/wordml/sdtformatlock" xmlns:w16se="http://schemas.microsoft.com/office/word/2015/wordml/symex" xmlns:wpg="http://schemas.microsoft.com/office/word/2010/wordprocessingGroup" xmlns:wpi="http://schemas.microsoft.com/office/word/2010/wordprocessingInk" xmlns:wne="http://schemas.microsoft.com/office/word/2006/wordml" xmlns:wps="http://schemas.microsoft.com/office/word/2010/wordprocessingShape" mc:Ignorable="w14 w15 w16se w16cid w16 w16cex w16sdtdh w16sdtfl w16du wp14">
   <w:p>
     <w:pPr>
       <w:pStyle w:val="Header"/>
@@ -10187,8 +12330,97 @@
 </file>
 
 <file path=word/numbering.xml><?xml version="1.0" encoding="utf-8"?>
-<w:numbering xmlns:wpc="http://schemas.microsoft.com/office/word/2010/wordprocessingCanvas" xmlns:cx="http://schemas.microsoft.com/office/drawing/2014/chartex" xmlns:cx1="http://schemas.microsoft.com/office/drawing/2015/9/8/chartex" xmlns:cx2="http://schemas.microsoft.com/office/drawing/2015/10/21/chartex" xmlns:cx3="http://schemas.microsoft.com/office/drawing/2016/5/9/chartex" xmlns:cx4="http://schemas.microsoft.com/office/drawing/2016/5/10/chartex" xmlns:cx5="http://schemas.microsoft.com/office/drawing/2016/5/11/chartex" xmlns:cx6="http://schemas.microsoft.com/office/drawing/2016/5/12/chartex" xmlns:cx7="http://schemas.microsoft.com/office/drawing/2016/5/13/chartex" xmlns:cx8="http://schemas.microsoft.com/office/drawing/2016/5/14/chartex" xmlns:mc="http://schemas.openxmlformats.org/markup-compatibility/2006" xmlns:aink="http://schemas.microsoft.com/office/drawing/2016/ink" xmlns:am3d="http://schemas.microsoft.com/office/drawing/2017/model3d" xmlns:o="urn:schemas-microsoft-com:office:office" xmlns:oel="http://schemas.microsoft.com/office/2019/extlst" xmlns:r="http://schemas.openxmlformats.org/officeDocument/2006/relationships" xmlns:m="http://schemas.openxmlformats.org/officeDocument/2006/math" xmlns:v="urn:schemas-microsoft-com:vml" xmlns:wp14="http://schemas.microsoft.com/office/word/2010/wordprocessingDrawing" xmlns:wp="http://schemas.openxmlformats.org/drawingml/2006/wordprocessingDrawing" xmlns:w10="urn:schemas-microsoft-com:office:word" xmlns:w="http://schemas.openxmlformats.org/wordprocessingml/2006/main" xmlns:w14="http://schemas.microsoft.com/office/word/2010/wordml" xmlns:w15="http://schemas.microsoft.com/office/word/2012/wordml" xmlns:w16cex="http://schemas.microsoft.com/office/word/2018/wordml/cex" xmlns:w16cid="http://schemas.microsoft.com/office/word/2016/wordml/cid" xmlns:w16="http://schemas.microsoft.com/office/word/2018/wordml" xmlns:w16sdtdh="http://schemas.microsoft.com/office/word/2020/wordml/sdtdatahash" xmlns:w16se="http://schemas.microsoft.com/office/word/2015/wordml/symex" xmlns:wpg="http://schemas.microsoft.com/office/word/2010/wordprocessingGroup" xmlns:wpi="http://schemas.microsoft.com/office/word/2010/wordprocessingInk" xmlns:wne="http://schemas.microsoft.com/office/word/2006/wordml" xmlns:wps="http://schemas.microsoft.com/office/word/2010/wordprocessingShape" mc:Ignorable="w14 w15 w16se w16cid w16 w16cex w16sdtdh wp14">
+<w:numbering xmlns:wpc="http://schemas.microsoft.com/office/word/2010/wordprocessingCanvas" xmlns:cx="http://schemas.microsoft.com/office/drawing/2014/chartex" xmlns:cx1="http://schemas.microsoft.com/office/drawing/2015/9/8/chartex" xmlns:cx2="http://schemas.microsoft.com/office/drawing/2015/10/21/chartex" xmlns:cx3="http://schemas.microsoft.com/office/drawing/2016/5/9/chartex" xmlns:cx4="http://schemas.microsoft.com/office/drawing/2016/5/10/chartex" xmlns:cx5="http://schemas.microsoft.com/office/drawing/2016/5/11/chartex" xmlns:cx6="http://schemas.microsoft.com/office/drawing/2016/5/12/chartex" xmlns:cx7="http://schemas.microsoft.com/office/drawing/2016/5/13/chartex" xmlns:cx8="http://schemas.microsoft.com/office/drawing/2016/5/14/chartex" xmlns:mc="http://schemas.openxmlformats.org/markup-compatibility/2006" xmlns:aink="http://schemas.microsoft.com/office/drawing/2016/ink" xmlns:am3d="http://schemas.microsoft.com/office/drawing/2017/model3d" xmlns:o="urn:schemas-microsoft-com:office:office" xmlns:oel="http://schemas.microsoft.com/office/2019/extlst" xmlns:r="http://schemas.openxmlformats.org/officeDocument/2006/relationships" xmlns:m="http://schemas.openxmlformats.org/officeDocument/2006/math" xmlns:v="urn:schemas-microsoft-com:vml" xmlns:wp14="http://schemas.microsoft.com/office/word/2010/wordprocessingDrawing" xmlns:wp="http://schemas.openxmlformats.org/drawingml/2006/wordprocessingDrawing" xmlns:w10="urn:schemas-microsoft-com:office:word" xmlns:w="http://schemas.openxmlformats.org/wordprocessingml/2006/main" xmlns:w14="http://schemas.microsoft.com/office/word/2010/wordml" xmlns:w15="http://schemas.microsoft.com/office/word/2012/wordml" xmlns:w16cex="http://schemas.microsoft.com/office/word/2018/wordml/cex" xmlns:w16cid="http://schemas.microsoft.com/office/word/2016/wordml/cid" xmlns:w16="http://schemas.microsoft.com/office/word/2018/wordml" xmlns:w16du="http://schemas.microsoft.com/office/word/2023/wordml/word16du" xmlns:w16sdtdh="http://schemas.microsoft.com/office/word/2020/wordml/sdtdatahash" xmlns:w16sdtfl="http://schemas.microsoft.com/office/word/2024/wordml/sdtformatlock" xmlns:w16se="http://schemas.microsoft.com/office/word/2015/wordml/symex" xmlns:wpg="http://schemas.microsoft.com/office/word/2010/wordprocessingGroup" xmlns:wpi="http://schemas.microsoft.com/office/word/2010/wordprocessingInk" xmlns:wne="http://schemas.microsoft.com/office/word/2006/wordml" xmlns:wps="http://schemas.microsoft.com/office/word/2010/wordprocessingShape" mc:Ignorable="w14 w15 w16se w16cid w16 w16cex w16sdtdh w16sdtfl w16du wp14">
   <w:abstractNum w:abstractNumId="0" w15:restartNumberingAfterBreak="0">
+    <w:nsid w:val="054E43CE"/>
+    <w:multiLevelType w:val="hybridMultilevel"/>
+    <w:tmpl w:val="CF7A0F60"/>
+    <w:lvl w:ilvl="0" w:tplc="10DE6E26">
+      <w:start w:val="1"/>
+      <w:numFmt w:val="decimal"/>
+      <w:lvlText w:val="%1."/>
+      <w:lvlJc w:val="left"/>
+      <w:pPr>
+        <w:ind w:left="720" w:hanging="360"/>
+      </w:pPr>
+      <w:rPr>
+        <w:rFonts w:hint="default"/>
+      </w:rPr>
+    </w:lvl>
+    <w:lvl w:ilvl="1" w:tplc="1C090019" w:tentative="1">
+      <w:start w:val="1"/>
+      <w:numFmt w:val="lowerLetter"/>
+      <w:lvlText w:val="%2."/>
+      <w:lvlJc w:val="left"/>
+      <w:pPr>
+        <w:ind w:left="1440" w:hanging="360"/>
+      </w:pPr>
+    </w:lvl>
+    <w:lvl w:ilvl="2" w:tplc="1C09001B" w:tentative="1">
+      <w:start w:val="1"/>
+      <w:numFmt w:val="lowerRoman"/>
+      <w:lvlText w:val="%3."/>
+      <w:lvlJc w:val="right"/>
+      <w:pPr>
+        <w:ind w:left="2160" w:hanging="180"/>
+      </w:pPr>
+    </w:lvl>
+    <w:lvl w:ilvl="3" w:tplc="1C09000F" w:tentative="1">
+      <w:start w:val="1"/>
+      <w:numFmt w:val="decimal"/>
+      <w:lvlText w:val="%4."/>
+      <w:lvlJc w:val="left"/>
+      <w:pPr>
+        <w:ind w:left="2880" w:hanging="360"/>
+      </w:pPr>
+    </w:lvl>
+    <w:lvl w:ilvl="4" w:tplc="1C090019" w:tentative="1">
+      <w:start w:val="1"/>
+      <w:numFmt w:val="lowerLetter"/>
+      <w:lvlText w:val="%5."/>
+      <w:lvlJc w:val="left"/>
+      <w:pPr>
+        <w:ind w:left="3600" w:hanging="360"/>
+      </w:pPr>
+    </w:lvl>
+    <w:lvl w:ilvl="5" w:tplc="1C09001B" w:tentative="1">
+      <w:start w:val="1"/>
+      <w:numFmt w:val="lowerRoman"/>
+      <w:lvlText w:val="%6."/>
+      <w:lvlJc w:val="right"/>
+      <w:pPr>
+        <w:ind w:left="4320" w:hanging="180"/>
+      </w:pPr>
+    </w:lvl>
+    <w:lvl w:ilvl="6" w:tplc="1C09000F" w:tentative="1">
+      <w:start w:val="1"/>
+      <w:numFmt w:val="decimal"/>
+      <w:lvlText w:val="%7."/>
+      <w:lvlJc w:val="left"/>
+      <w:pPr>
+        <w:ind w:left="5040" w:hanging="360"/>
+      </w:pPr>
+    </w:lvl>
+    <w:lvl w:ilvl="7" w:tplc="1C090019" w:tentative="1">
+      <w:start w:val="1"/>
+      <w:numFmt w:val="lowerLetter"/>
+      <w:lvlText w:val="%8."/>
+      <w:lvlJc w:val="left"/>
+      <w:pPr>
+        <w:ind w:left="5760" w:hanging="360"/>
+      </w:pPr>
+    </w:lvl>
+    <w:lvl w:ilvl="8" w:tplc="1C09001B" w:tentative="1">
+      <w:start w:val="1"/>
+      <w:numFmt w:val="lowerRoman"/>
+      <w:lvlText w:val="%9."/>
+      <w:lvlJc w:val="right"/>
+      <w:pPr>
+        <w:ind w:left="6480" w:hanging="180"/>
+      </w:pPr>
+    </w:lvl>
+  </w:abstractNum>
+  <w:abstractNum w:abstractNumId="1" w15:restartNumberingAfterBreak="0">
     <w:nsid w:val="221C4F6E"/>
     <w:multiLevelType w:val="hybridMultilevel"/>
     <w:tmpl w:val="2E34D5A2"/>
@@ -10274,7 +12506,7 @@
       </w:pPr>
     </w:lvl>
   </w:abstractNum>
-  <w:abstractNum w:abstractNumId="1" w15:restartNumberingAfterBreak="0">
+  <w:abstractNum w:abstractNumId="2" w15:restartNumberingAfterBreak="0">
     <w:nsid w:val="25625F86"/>
     <w:multiLevelType w:val="hybridMultilevel"/>
     <w:tmpl w:val="C344BF44"/>
@@ -10387,7 +12619,209 @@
       </w:rPr>
     </w:lvl>
   </w:abstractNum>
-  <w:abstractNum w:abstractNumId="2" w15:restartNumberingAfterBreak="0">
+  <w:abstractNum w:abstractNumId="3" w15:restartNumberingAfterBreak="0">
+    <w:nsid w:val="2B1F7983"/>
+    <w:multiLevelType w:val="hybridMultilevel"/>
+    <w:tmpl w:val="5B5A1A98"/>
+    <w:lvl w:ilvl="0" w:tplc="10DE6E26">
+      <w:start w:val="1"/>
+      <w:numFmt w:val="decimal"/>
+      <w:lvlText w:val="%1."/>
+      <w:lvlJc w:val="left"/>
+      <w:pPr>
+        <w:ind w:left="720" w:hanging="360"/>
+      </w:pPr>
+      <w:rPr>
+        <w:rFonts w:hint="default"/>
+      </w:rPr>
+    </w:lvl>
+    <w:lvl w:ilvl="1" w:tplc="1C090019" w:tentative="1">
+      <w:start w:val="1"/>
+      <w:numFmt w:val="lowerLetter"/>
+      <w:lvlText w:val="%2."/>
+      <w:lvlJc w:val="left"/>
+      <w:pPr>
+        <w:ind w:left="1440" w:hanging="360"/>
+      </w:pPr>
+    </w:lvl>
+    <w:lvl w:ilvl="2" w:tplc="1C09001B" w:tentative="1">
+      <w:start w:val="1"/>
+      <w:numFmt w:val="lowerRoman"/>
+      <w:lvlText w:val="%3."/>
+      <w:lvlJc w:val="right"/>
+      <w:pPr>
+        <w:ind w:left="2160" w:hanging="180"/>
+      </w:pPr>
+    </w:lvl>
+    <w:lvl w:ilvl="3" w:tplc="1C09000F" w:tentative="1">
+      <w:start w:val="1"/>
+      <w:numFmt w:val="decimal"/>
+      <w:lvlText w:val="%4."/>
+      <w:lvlJc w:val="left"/>
+      <w:pPr>
+        <w:ind w:left="2880" w:hanging="360"/>
+      </w:pPr>
+    </w:lvl>
+    <w:lvl w:ilvl="4" w:tplc="1C090019" w:tentative="1">
+      <w:start w:val="1"/>
+      <w:numFmt w:val="lowerLetter"/>
+      <w:lvlText w:val="%5."/>
+      <w:lvlJc w:val="left"/>
+      <w:pPr>
+        <w:ind w:left="3600" w:hanging="360"/>
+      </w:pPr>
+    </w:lvl>
+    <w:lvl w:ilvl="5" w:tplc="1C09001B" w:tentative="1">
+      <w:start w:val="1"/>
+      <w:numFmt w:val="lowerRoman"/>
+      <w:lvlText w:val="%6."/>
+      <w:lvlJc w:val="right"/>
+      <w:pPr>
+        <w:ind w:left="4320" w:hanging="180"/>
+      </w:pPr>
+    </w:lvl>
+    <w:lvl w:ilvl="6" w:tplc="1C09000F" w:tentative="1">
+      <w:start w:val="1"/>
+      <w:numFmt w:val="decimal"/>
+      <w:lvlText w:val="%7."/>
+      <w:lvlJc w:val="left"/>
+      <w:pPr>
+        <w:ind w:left="5040" w:hanging="360"/>
+      </w:pPr>
+    </w:lvl>
+    <w:lvl w:ilvl="7" w:tplc="1C090019" w:tentative="1">
+      <w:start w:val="1"/>
+      <w:numFmt w:val="lowerLetter"/>
+      <w:lvlText w:val="%8."/>
+      <w:lvlJc w:val="left"/>
+      <w:pPr>
+        <w:ind w:left="5760" w:hanging="360"/>
+      </w:pPr>
+    </w:lvl>
+    <w:lvl w:ilvl="8" w:tplc="1C09001B" w:tentative="1">
+      <w:start w:val="1"/>
+      <w:numFmt w:val="lowerRoman"/>
+      <w:lvlText w:val="%9."/>
+      <w:lvlJc w:val="right"/>
+      <w:pPr>
+        <w:ind w:left="6480" w:hanging="180"/>
+      </w:pPr>
+    </w:lvl>
+  </w:abstractNum>
+  <w:abstractNum w:abstractNumId="4" w15:restartNumberingAfterBreak="0">
+    <w:nsid w:val="372830FB"/>
+    <w:multiLevelType w:val="hybridMultilevel"/>
+    <w:tmpl w:val="938ABDC6"/>
+    <w:lvl w:ilvl="0" w:tplc="1C090001">
+      <w:start w:val="1"/>
+      <w:numFmt w:val="bullet"/>
+      <w:lvlText w:val=""/>
+      <w:lvlJc w:val="left"/>
+      <w:pPr>
+        <w:ind w:left="720" w:hanging="360"/>
+      </w:pPr>
+      <w:rPr>
+        <w:rFonts w:ascii="Symbol" w:hAnsi="Symbol" w:hint="default"/>
+      </w:rPr>
+    </w:lvl>
+    <w:lvl w:ilvl="1" w:tplc="1C090003" w:tentative="1">
+      <w:start w:val="1"/>
+      <w:numFmt w:val="bullet"/>
+      <w:lvlText w:val="o"/>
+      <w:lvlJc w:val="left"/>
+      <w:pPr>
+        <w:ind w:left="1440" w:hanging="360"/>
+      </w:pPr>
+      <w:rPr>
+        <w:rFonts w:ascii="Courier New" w:hAnsi="Courier New" w:cs="Courier New" w:hint="default"/>
+      </w:rPr>
+    </w:lvl>
+    <w:lvl w:ilvl="2" w:tplc="1C090005" w:tentative="1">
+      <w:start w:val="1"/>
+      <w:numFmt w:val="bullet"/>
+      <w:lvlText w:val=""/>
+      <w:lvlJc w:val="left"/>
+      <w:pPr>
+        <w:ind w:left="2160" w:hanging="360"/>
+      </w:pPr>
+      <w:rPr>
+        <w:rFonts w:ascii="Wingdings" w:hAnsi="Wingdings" w:hint="default"/>
+      </w:rPr>
+    </w:lvl>
+    <w:lvl w:ilvl="3" w:tplc="1C090001" w:tentative="1">
+      <w:start w:val="1"/>
+      <w:numFmt w:val="bullet"/>
+      <w:lvlText w:val=""/>
+      <w:lvlJc w:val="left"/>
+      <w:pPr>
+        <w:ind w:left="2880" w:hanging="360"/>
+      </w:pPr>
+      <w:rPr>
+        <w:rFonts w:ascii="Symbol" w:hAnsi="Symbol" w:hint="default"/>
+      </w:rPr>
+    </w:lvl>
+    <w:lvl w:ilvl="4" w:tplc="1C090003" w:tentative="1">
+      <w:start w:val="1"/>
+      <w:numFmt w:val="bullet"/>
+      <w:lvlText w:val="o"/>
+      <w:lvlJc w:val="left"/>
+      <w:pPr>
+        <w:ind w:left="3600" w:hanging="360"/>
+      </w:pPr>
+      <w:rPr>
+        <w:rFonts w:ascii="Courier New" w:hAnsi="Courier New" w:cs="Courier New" w:hint="default"/>
+      </w:rPr>
+    </w:lvl>
+    <w:lvl w:ilvl="5" w:tplc="1C090005" w:tentative="1">
+      <w:start w:val="1"/>
+      <w:numFmt w:val="bullet"/>
+      <w:lvlText w:val=""/>
+      <w:lvlJc w:val="left"/>
+      <w:pPr>
+        <w:ind w:left="4320" w:hanging="360"/>
+      </w:pPr>
+      <w:rPr>
+        <w:rFonts w:ascii="Wingdings" w:hAnsi="Wingdings" w:hint="default"/>
+      </w:rPr>
+    </w:lvl>
+    <w:lvl w:ilvl="6" w:tplc="1C090001" w:tentative="1">
+      <w:start w:val="1"/>
+      <w:numFmt w:val="bullet"/>
+      <w:lvlText w:val=""/>
+      <w:lvlJc w:val="left"/>
+      <w:pPr>
+        <w:ind w:left="5040" w:hanging="360"/>
+      </w:pPr>
+      <w:rPr>
+        <w:rFonts w:ascii="Symbol" w:hAnsi="Symbol" w:hint="default"/>
+      </w:rPr>
+    </w:lvl>
+    <w:lvl w:ilvl="7" w:tplc="1C090003" w:tentative="1">
+      <w:start w:val="1"/>
+      <w:numFmt w:val="bullet"/>
+      <w:lvlText w:val="o"/>
+      <w:lvlJc w:val="left"/>
+      <w:pPr>
+        <w:ind w:left="5760" w:hanging="360"/>
+      </w:pPr>
+      <w:rPr>
+        <w:rFonts w:ascii="Courier New" w:hAnsi="Courier New" w:cs="Courier New" w:hint="default"/>
+      </w:rPr>
+    </w:lvl>
+    <w:lvl w:ilvl="8" w:tplc="1C090005" w:tentative="1">
+      <w:start w:val="1"/>
+      <w:numFmt w:val="bullet"/>
+      <w:lvlText w:val=""/>
+      <w:lvlJc w:val="left"/>
+      <w:pPr>
+        <w:ind w:left="6480" w:hanging="360"/>
+      </w:pPr>
+      <w:rPr>
+        <w:rFonts w:ascii="Wingdings" w:hAnsi="Wingdings" w:hint="default"/>
+      </w:rPr>
+    </w:lvl>
+  </w:abstractNum>
+  <w:abstractNum w:abstractNumId="5" w15:restartNumberingAfterBreak="0">
     <w:nsid w:val="45840BFE"/>
     <w:multiLevelType w:val="hybridMultilevel"/>
     <w:tmpl w:val="6CA0A4B4"/>
@@ -10473,7 +12907,7 @@
       </w:pPr>
     </w:lvl>
   </w:abstractNum>
-  <w:abstractNum w:abstractNumId="3" w15:restartNumberingAfterBreak="0">
+  <w:abstractNum w:abstractNumId="6" w15:restartNumberingAfterBreak="0">
     <w:nsid w:val="459D4D5E"/>
     <w:multiLevelType w:val="hybridMultilevel"/>
     <w:tmpl w:val="CAAE1AFA"/>
@@ -10559,7 +12993,7 @@
       </w:pPr>
     </w:lvl>
   </w:abstractNum>
-  <w:abstractNum w:abstractNumId="4" w15:restartNumberingAfterBreak="0">
+  <w:abstractNum w:abstractNumId="7" w15:restartNumberingAfterBreak="0">
     <w:nsid w:val="4DF035E8"/>
     <w:multiLevelType w:val="hybridMultilevel"/>
     <w:tmpl w:val="88BE7C5A"/>
@@ -10650,7 +13084,7 @@
       </w:pPr>
     </w:lvl>
   </w:abstractNum>
-  <w:abstractNum w:abstractNumId="5" w15:restartNumberingAfterBreak="0">
+  <w:abstractNum w:abstractNumId="8" w15:restartNumberingAfterBreak="0">
     <w:nsid w:val="56083678"/>
     <w:multiLevelType w:val="hybridMultilevel"/>
     <w:tmpl w:val="D4F0A8E6"/>
@@ -10736,7 +13170,7 @@
       </w:pPr>
     </w:lvl>
   </w:abstractNum>
-  <w:abstractNum w:abstractNumId="6" w15:restartNumberingAfterBreak="0">
+  <w:abstractNum w:abstractNumId="9" w15:restartNumberingAfterBreak="0">
     <w:nsid w:val="5D234AFE"/>
     <w:multiLevelType w:val="hybridMultilevel"/>
     <w:tmpl w:val="95E037AA"/>
@@ -10825,7 +13259,7 @@
       </w:pPr>
     </w:lvl>
   </w:abstractNum>
-  <w:abstractNum w:abstractNumId="7" w15:restartNumberingAfterBreak="0">
+  <w:abstractNum w:abstractNumId="10" w15:restartNumberingAfterBreak="0">
     <w:nsid w:val="5DC47F47"/>
     <w:multiLevelType w:val="hybridMultilevel"/>
     <w:tmpl w:val="2E864AEC"/>
@@ -10915,7 +13349,96 @@
       </w:pPr>
     </w:lvl>
   </w:abstractNum>
-  <w:abstractNum w:abstractNumId="8" w15:restartNumberingAfterBreak="0">
+  <w:abstractNum w:abstractNumId="11" w15:restartNumberingAfterBreak="0">
+    <w:nsid w:val="5DEC0319"/>
+    <w:multiLevelType w:val="hybridMultilevel"/>
+    <w:tmpl w:val="C41E29EA"/>
+    <w:lvl w:ilvl="0" w:tplc="10DE6E26">
+      <w:start w:val="1"/>
+      <w:numFmt w:val="decimal"/>
+      <w:lvlText w:val="%1."/>
+      <w:lvlJc w:val="left"/>
+      <w:pPr>
+        <w:ind w:left="720" w:hanging="360"/>
+      </w:pPr>
+      <w:rPr>
+        <w:rFonts w:hint="default"/>
+      </w:rPr>
+    </w:lvl>
+    <w:lvl w:ilvl="1" w:tplc="1C090019" w:tentative="1">
+      <w:start w:val="1"/>
+      <w:numFmt w:val="lowerLetter"/>
+      <w:lvlText w:val="%2."/>
+      <w:lvlJc w:val="left"/>
+      <w:pPr>
+        <w:ind w:left="1440" w:hanging="360"/>
+      </w:pPr>
+    </w:lvl>
+    <w:lvl w:ilvl="2" w:tplc="1C09001B" w:tentative="1">
+      <w:start w:val="1"/>
+      <w:numFmt w:val="lowerRoman"/>
+      <w:lvlText w:val="%3."/>
+      <w:lvlJc w:val="right"/>
+      <w:pPr>
+        <w:ind w:left="2160" w:hanging="180"/>
+      </w:pPr>
+    </w:lvl>
+    <w:lvl w:ilvl="3" w:tplc="1C09000F" w:tentative="1">
+      <w:start w:val="1"/>
+      <w:numFmt w:val="decimal"/>
+      <w:lvlText w:val="%4."/>
+      <w:lvlJc w:val="left"/>
+      <w:pPr>
+        <w:ind w:left="2880" w:hanging="360"/>
+      </w:pPr>
+    </w:lvl>
+    <w:lvl w:ilvl="4" w:tplc="1C090019" w:tentative="1">
+      <w:start w:val="1"/>
+      <w:numFmt w:val="lowerLetter"/>
+      <w:lvlText w:val="%5."/>
+      <w:lvlJc w:val="left"/>
+      <w:pPr>
+        <w:ind w:left="3600" w:hanging="360"/>
+      </w:pPr>
+    </w:lvl>
+    <w:lvl w:ilvl="5" w:tplc="1C09001B" w:tentative="1">
+      <w:start w:val="1"/>
+      <w:numFmt w:val="lowerRoman"/>
+      <w:lvlText w:val="%6."/>
+      <w:lvlJc w:val="right"/>
+      <w:pPr>
+        <w:ind w:left="4320" w:hanging="180"/>
+      </w:pPr>
+    </w:lvl>
+    <w:lvl w:ilvl="6" w:tplc="1C09000F" w:tentative="1">
+      <w:start w:val="1"/>
+      <w:numFmt w:val="decimal"/>
+      <w:lvlText w:val="%7."/>
+      <w:lvlJc w:val="left"/>
+      <w:pPr>
+        <w:ind w:left="5040" w:hanging="360"/>
+      </w:pPr>
+    </w:lvl>
+    <w:lvl w:ilvl="7" w:tplc="1C090019" w:tentative="1">
+      <w:start w:val="1"/>
+      <w:numFmt w:val="lowerLetter"/>
+      <w:lvlText w:val="%8."/>
+      <w:lvlJc w:val="left"/>
+      <w:pPr>
+        <w:ind w:left="5760" w:hanging="360"/>
+      </w:pPr>
+    </w:lvl>
+    <w:lvl w:ilvl="8" w:tplc="1C09001B" w:tentative="1">
+      <w:start w:val="1"/>
+      <w:numFmt w:val="lowerRoman"/>
+      <w:lvlText w:val="%9."/>
+      <w:lvlJc w:val="right"/>
+      <w:pPr>
+        <w:ind w:left="6480" w:hanging="180"/>
+      </w:pPr>
+    </w:lvl>
+  </w:abstractNum>
+  <w:abstractNum w:abstractNumId="12" w15:restartNumberingAfterBreak="0">
     <w:nsid w:val="62300E95"/>
     <w:multiLevelType w:val="hybridMultilevel"/>
     <w:tmpl w:val="307A3C3E"/>
@@ -11028,7 +13551,7 @@
       </w:rPr>
     </w:lvl>
   </w:abstractNum>
-  <w:abstractNum w:abstractNumId="9" w15:restartNumberingAfterBreak="0">
+  <w:abstractNum w:abstractNumId="13" w15:restartNumberingAfterBreak="0">
     <w:nsid w:val="73607137"/>
     <w:multiLevelType w:val="hybridMultilevel"/>
     <w:tmpl w:val="49A24B18"/>
@@ -11142,40 +13665,52 @@
     </w:lvl>
   </w:abstractNum>
   <w:num w:numId="1" w16cid:durableId="762185233">
+    <w:abstractNumId w:val="2"/>
+  </w:num>
+  <w:num w:numId="2" w16cid:durableId="594167089">
     <w:abstractNumId w:val="1"/>
   </w:num>
-  <w:num w:numId="2" w16cid:durableId="594167089">
+  <w:num w:numId="3" w16cid:durableId="298800243">
+    <w:abstractNumId w:val="12"/>
+  </w:num>
+  <w:num w:numId="4" w16cid:durableId="611594820">
+    <w:abstractNumId w:val="10"/>
+  </w:num>
+  <w:num w:numId="5" w16cid:durableId="1049187053">
+    <w:abstractNumId w:val="7"/>
+  </w:num>
+  <w:num w:numId="6" w16cid:durableId="1314800746">
+    <w:abstractNumId w:val="13"/>
+  </w:num>
+  <w:num w:numId="7" w16cid:durableId="1117019206">
+    <w:abstractNumId w:val="5"/>
+  </w:num>
+  <w:num w:numId="8" w16cid:durableId="1110468299">
+    <w:abstractNumId w:val="6"/>
+  </w:num>
+  <w:num w:numId="9" w16cid:durableId="346904853">
+    <w:abstractNumId w:val="8"/>
+  </w:num>
+  <w:num w:numId="10" w16cid:durableId="303849309">
+    <w:abstractNumId w:val="9"/>
+  </w:num>
+  <w:num w:numId="11" w16cid:durableId="1275746818">
+    <w:abstractNumId w:val="4"/>
+  </w:num>
+  <w:num w:numId="12" w16cid:durableId="593976114">
     <w:abstractNumId w:val="0"/>
   </w:num>
-  <w:num w:numId="3" w16cid:durableId="298800243">
-    <w:abstractNumId w:val="8"/>
+  <w:num w:numId="13" w16cid:durableId="1805929515">
+    <w:abstractNumId w:val="11"/>
   </w:num>
-  <w:num w:numId="4" w16cid:durableId="611594820">
-    <w:abstractNumId w:val="7"/>
-  </w:num>
-  <w:num w:numId="5" w16cid:durableId="1049187053">
-    <w:abstractNumId w:val="4"/>
-  </w:num>
-  <w:num w:numId="6" w16cid:durableId="1314800746">
-    <w:abstractNumId w:val="9"/>
-  </w:num>
-  <w:num w:numId="7" w16cid:durableId="1117019206">
-    <w:abstractNumId w:val="2"/>
-  </w:num>
-  <w:num w:numId="8" w16cid:durableId="1110468299">
+  <w:num w:numId="14" w16cid:durableId="1446386783">
     <w:abstractNumId w:val="3"/>
-  </w:num>
-  <w:num w:numId="9" w16cid:durableId="346904853">
-    <w:abstractNumId w:val="5"/>
-  </w:num>
-  <w:num w:numId="10" w16cid:durableId="303849309">
-    <w:abstractNumId w:val="6"/>
   </w:num>
 </w:numbering>
 </file>
 
 <file path=word/styles.xml><?xml version="1.0" encoding="utf-8"?>
-<w:styles xmlns:mc="http://schemas.openxmlformats.org/markup-compatibility/2006" xmlns:r="http://schemas.openxmlformats.org/officeDocument/2006/relationships" xmlns:w="http://schemas.openxmlformats.org/wordprocessingml/2006/main" xmlns:w14="http://schemas.microsoft.com/office/word/2010/wordml" xmlns:w15="http://schemas.microsoft.com/office/word/2012/wordml" xmlns:w16cex="http://schemas.microsoft.com/office/word/2018/wordml/cex" xmlns:w16cid="http://schemas.microsoft.com/office/word/2016/wordml/cid" xmlns:w16="http://schemas.microsoft.com/office/word/2018/wordml" xmlns:w16sdtdh="http://schemas.microsoft.com/office/word/2020/wordml/sdtdatahash" xmlns:w16se="http://schemas.microsoft.com/office/word/2015/wordml/symex" mc:Ignorable="w14 w15 w16se w16cid w16 w16cex w16sdtdh">
+<w:styles xmlns:mc="http://schemas.openxmlformats.org/markup-compatibility/2006" xmlns:r="http://schemas.openxmlformats.org/officeDocument/2006/relationships" xmlns:w="http://schemas.openxmlformats.org/wordprocessingml/2006/main" xmlns:w14="http://schemas.microsoft.com/office/word/2010/wordml" xmlns:w15="http://schemas.microsoft.com/office/word/2012/wordml" xmlns:w16cex="http://schemas.microsoft.com/office/word/2018/wordml/cex" xmlns:w16cid="http://schemas.microsoft.com/office/word/2016/wordml/cid" xmlns:w16="http://schemas.microsoft.com/office/word/2018/wordml" xmlns:w16du="http://schemas.microsoft.com/office/word/2023/wordml/word16du" xmlns:w16sdtdh="http://schemas.microsoft.com/office/word/2020/wordml/sdtdatahash" xmlns:w16sdtfl="http://schemas.microsoft.com/office/word/2024/wordml/sdtformatlock" xmlns:w16se="http://schemas.microsoft.com/office/word/2015/wordml/symex" mc:Ignorable="w14 w15 w16se w16cid w16 w16cex w16sdtdh w16sdtfl w16du">
   <w:docDefaults>
     <w:rPrDefault>
       <w:rPr>
@@ -11605,6 +14140,28 @@
       <w:szCs w:val="32"/>
     </w:rPr>
   </w:style>
+  <w:style w:type="paragraph" w:styleId="Heading2">
+    <w:name w:val="heading 2"/>
+    <w:basedOn w:val="Normal"/>
+    <w:next w:val="Normal"/>
+    <w:link w:val="Heading2Char"/>
+    <w:uiPriority w:val="9"/>
+    <w:unhideWhenUsed/>
+    <w:qFormat/>
+    <w:rsid w:val="004A6E39"/>
+    <w:pPr>
+      <w:keepNext/>
+      <w:keepLines/>
+      <w:spacing w:before="40"/>
+      <w:outlineLvl w:val="1"/>
+    </w:pPr>
+    <w:rPr>
+      <w:rFonts w:asciiTheme="majorHAnsi" w:eastAsiaTheme="majorEastAsia" w:hAnsiTheme="majorHAnsi" w:cstheme="majorBidi"/>
+      <w:color w:val="2F5496" w:themeColor="accent1" w:themeShade="BF"/>
+      <w:sz w:val="26"/>
+      <w:szCs w:val="26"/>
+    </w:rPr>
+  </w:style>
   <w:style w:type="character" w:default="1" w:styleId="DefaultParagraphFont">
     <w:name w:val="Default Paragraph Font"/>
     <w:uiPriority w:val="1"/>
@@ -11944,6 +14501,20 @@
       <w:color w:val="666666"/>
     </w:rPr>
   </w:style>
+  <w:style w:type="character" w:customStyle="1" w:styleId="Heading2Char">
+    <w:name w:val="Heading 2 Char"/>
+    <w:basedOn w:val="DefaultParagraphFont"/>
+    <w:link w:val="Heading2"/>
+    <w:uiPriority w:val="9"/>
+    <w:rsid w:val="004A6E39"/>
+    <w:rPr>
+      <w:rFonts w:asciiTheme="majorHAnsi" w:eastAsiaTheme="majorEastAsia" w:hAnsiTheme="majorHAnsi" w:cstheme="majorBidi"/>
+      <w:color w:val="2F5496" w:themeColor="accent1" w:themeShade="BF"/>
+      <w:sz w:val="26"/>
+      <w:szCs w:val="26"/>
+      <w:lang w:eastAsia="en-ZA"/>
+    </w:rPr>
+  </w:style>
 </w:styles>
 </file>
 
@@ -12243,6 +14814,15 @@
 </file>
 
 <file path=customXml/item1.xml><?xml version="1.0" encoding="utf-8"?>
+<?mso-contentType ?>
+<FormTemplates xmlns="http://schemas.microsoft.com/sharepoint/v3/contenttype/forms">
+  <Display>DocumentLibraryForm</Display>
+  <Edit>DocumentLibraryForm</Edit>
+  <New>DocumentLibraryForm</New>
+</FormTemplates>
+</file>
+
+<file path=customXml/item2.xml><?xml version="1.0" encoding="utf-8"?>
 <ct:contentTypeSchema xmlns:ct="http://schemas.microsoft.com/office/2006/metadata/contentType" xmlns:ma="http://schemas.microsoft.com/office/2006/metadata/properties/metaAttributes" ct:_="" ma:_="" ma:contentTypeName="Document" ma:contentTypeID="0x010100663712DCE29D0945B25F4C5A40C282BF" ma:contentTypeVersion="12" ma:contentTypeDescription="Create a new document." ma:contentTypeScope="" ma:versionID="fcfa37499a7459845d01f12cf1c09b9b">
   <xsd:schema xmlns:xsd="http://www.w3.org/2001/XMLSchema" xmlns:xs="http://www.w3.org/2001/XMLSchema" xmlns:p="http://schemas.microsoft.com/office/2006/metadata/properties" xmlns:ns2="49b67118-50a5-4d3e-89b7-9848e8a6257b" xmlns:ns3="876e04ec-c44d-45fb-a45b-87644b3a9fdd" targetNamespace="http://schemas.microsoft.com/office/2006/metadata/properties" ma:root="true" ma:fieldsID="4a0dc762b5d20e9128f6e5959d8fc2f5" ns2:_="" ns3:_="">
     <xsd:import namespace="49b67118-50a5-4d3e-89b7-9848e8a6257b"/>
@@ -12437,11 +15017,11 @@
 </ct:contentTypeSchema>
 </file>
 
-<file path=customXml/item2.xml><?xml version="1.0" encoding="utf-8"?>
+<file path=customXml/item3.xml><?xml version="1.0" encoding="utf-8"?>
 <b:Sources xmlns:b="http://schemas.openxmlformats.org/officeDocument/2006/bibliography" xmlns="http://schemas.openxmlformats.org/officeDocument/2006/bibliography" SelectedStyle="\APASixthEditionOfficeOnline.xsl" StyleName="APA" Version="6"/>
 </file>
 
-<file path=customXml/item3.xml><?xml version="1.0" encoding="utf-8"?>
+<file path=customXml/item4.xml><?xml version="1.0" encoding="utf-8"?>
 <p:properties xmlns:p="http://schemas.microsoft.com/office/2006/metadata/properties" xmlns:xsi="http://www.w3.org/2001/XMLSchema-instance" xmlns:pc="http://schemas.microsoft.com/office/infopath/2007/PartnerControls">
   <documentManagement>
     <lcf76f155ced4ddcb4097134ff3c332f xmlns="49b67118-50a5-4d3e-89b7-9848e8a6257b">
@@ -12452,16 +15032,15 @@
 </p:properties>
 </file>
 
-<file path=customXml/item4.xml><?xml version="1.0" encoding="utf-8"?>
-<?mso-contentType ?>
-<FormTemplates xmlns="http://schemas.microsoft.com/sharepoint/v3/contenttype/forms">
-  <Display>DocumentLibraryForm</Display>
-  <Edit>DocumentLibraryForm</Edit>
-  <New>DocumentLibraryForm</New>
-</FormTemplates>
+<file path=customXml/itemProps1.xml><?xml version="1.0" encoding="utf-8"?>
+<ds:datastoreItem xmlns:ds="http://schemas.openxmlformats.org/officeDocument/2006/customXml" ds:itemID="{A0C1A221-436E-42DA-97DA-47502C48A139}">
+  <ds:schemaRefs>
+    <ds:schemaRef ds:uri="http://schemas.microsoft.com/sharepoint/v3/contenttype/forms"/>
+  </ds:schemaRefs>
+</ds:datastoreItem>
 </file>
 
-<file path=customXml/itemProps1.xml><?xml version="1.0" encoding="utf-8"?>
+<file path=customXml/itemProps2.xml><?xml version="1.0" encoding="utf-8"?>
 <ds:datastoreItem xmlns:ds="http://schemas.openxmlformats.org/officeDocument/2006/customXml" ds:itemID="{EE464A99-880F-4ABD-8281-73BDBD33F722}">
   <ds:schemaRefs>
     <ds:schemaRef ds:uri="http://schemas.microsoft.com/office/2006/metadata/contentType"/>
@@ -12480,7 +15059,7 @@
 </ds:datastoreItem>
 </file>
 
-<file path=customXml/itemProps2.xml><?xml version="1.0" encoding="utf-8"?>
+<file path=customXml/itemProps3.xml><?xml version="1.0" encoding="utf-8"?>
 <ds:datastoreItem xmlns:ds="http://schemas.openxmlformats.org/officeDocument/2006/customXml" ds:itemID="{35695F99-B626-4191-B469-724B0EB6D6EA}">
   <ds:schemaRefs>
     <ds:schemaRef ds:uri="http://schemas.openxmlformats.org/officeDocument/2006/bibliography"/>
@@ -12488,27 +15067,13 @@
 </ds:datastoreItem>
 </file>
 
-<file path=customXml/itemProps3.xml><?xml version="1.0" encoding="utf-8"?>
+<file path=customXml/itemProps4.xml><?xml version="1.0" encoding="utf-8"?>
 <ds:datastoreItem xmlns:ds="http://schemas.openxmlformats.org/officeDocument/2006/customXml" ds:itemID="{F0FA16F4-B3B5-4912-B9B6-0EFF6DB2AB2E}">
   <ds:schemaRefs>
-    <ds:schemaRef ds:uri="http://schemas.microsoft.com/office/2006/documentManagement/types"/>
-    <ds:schemaRef ds:uri="http://purl.org/dc/dcmitype/"/>
-    <ds:schemaRef ds:uri="http://purl.org/dc/terms/"/>
-    <ds:schemaRef ds:uri="http://schemas.openxmlformats.org/package/2006/metadata/core-properties"/>
+    <ds:schemaRef ds:uri="http://schemas.microsoft.com/office/2006/metadata/properties"/>
+    <ds:schemaRef ds:uri="http://schemas.microsoft.com/office/infopath/2007/PartnerControls"/>
     <ds:schemaRef ds:uri="49b67118-50a5-4d3e-89b7-9848e8a6257b"/>
-    <ds:schemaRef ds:uri="http://schemas.microsoft.com/office/2006/metadata/properties"/>
-    <ds:schemaRef ds:uri="http://purl.org/dc/elements/1.1/"/>
-    <ds:schemaRef ds:uri="http://www.w3.org/XML/1998/namespace"/>
     <ds:schemaRef ds:uri="876e04ec-c44d-45fb-a45b-87644b3a9fdd"/>
-    <ds:schemaRef ds:uri="http://schemas.microsoft.com/office/infopath/2007/PartnerControls"/>
-  </ds:schemaRefs>
-</ds:datastoreItem>
-</file>
-
-<file path=customXml/itemProps4.xml><?xml version="1.0" encoding="utf-8"?>
-<ds:datastoreItem xmlns:ds="http://schemas.openxmlformats.org/officeDocument/2006/customXml" ds:itemID="{A0C1A221-436E-42DA-97DA-47502C48A139}">
-  <ds:schemaRefs>
-    <ds:schemaRef ds:uri="http://schemas.microsoft.com/sharepoint/v3/contenttype/forms"/>
   </ds:schemaRefs>
 </ds:datastoreItem>
 </file>